--- a/docs/Capítulo 2 - Antecedentes.docx
+++ b/docs/Capítulo 2 - Antecedentes.docx
@@ -2552,116 +2552,1335 @@
           <w:sz w:val="28"/>
           <w:szCs w:val="28"/>
         </w:rPr>
-        <w:t>- PawTrack</w:t>
-      </w:r>
-    </w:p>
-    <w:p>
-      <w:pPr>
-        <w:pBdr>
-          <w:top w:val="nil"/>
-          <w:left w:val="nil"/>
-          <w:bottom w:val="nil"/>
-          <w:right w:val="nil"/>
-          <w:between w:val="nil"/>
-        </w:pBdr>
-        <w:jc w:val="both"/>
-        <w:rPr>
-          <w:rFonts w:ascii="Times New Roman" w:eastAsia="Times New Roman" w:hAnsi="Times New Roman" w:cs="Times New Roman"/>
-          <w:sz w:val="24"/>
-          <w:szCs w:val="24"/>
-        </w:rPr>
-      </w:pPr>
-    </w:p>
-    <w:p>
-      <w:pPr>
-        <w:pBdr>
-          <w:top w:val="nil"/>
-          <w:left w:val="nil"/>
-          <w:bottom w:val="nil"/>
-          <w:right w:val="nil"/>
-          <w:between w:val="nil"/>
-        </w:pBdr>
-        <w:jc w:val="both"/>
-        <w:rPr>
-          <w:rFonts w:ascii="Times New Roman" w:eastAsia="Times New Roman" w:hAnsi="Times New Roman" w:cs="Times New Roman"/>
-          <w:sz w:val="24"/>
-          <w:szCs w:val="24"/>
-        </w:rPr>
-      </w:pPr>
-      <w:r>
-        <w:rPr>
-          <w:rFonts w:ascii="Times New Roman" w:eastAsia="Times New Roman" w:hAnsi="Times New Roman" w:cs="Times New Roman"/>
-          <w:sz w:val="24"/>
-          <w:szCs w:val="24"/>
-        </w:rPr>
-        <w:t>Descripción de la herramienta ‘n’ estudiada . . .</w:t>
-      </w:r>
-    </w:p>
-    <w:p>
-      <w:pPr>
-        <w:pBdr>
-          <w:top w:val="nil"/>
-          <w:left w:val="nil"/>
-          <w:bottom w:val="nil"/>
-          <w:right w:val="nil"/>
-          <w:between w:val="nil"/>
-        </w:pBdr>
-        <w:jc w:val="both"/>
-        <w:rPr>
-          <w:rFonts w:ascii="Times New Roman" w:eastAsia="Times New Roman" w:hAnsi="Times New Roman" w:cs="Times New Roman"/>
-          <w:sz w:val="24"/>
-          <w:szCs w:val="24"/>
-        </w:rPr>
-      </w:pPr>
-    </w:p>
-    <w:p>
-      <w:pPr>
-        <w:pBdr>
-          <w:top w:val="nil"/>
-          <w:left w:val="nil"/>
-          <w:bottom w:val="nil"/>
-          <w:right w:val="nil"/>
-          <w:between w:val="nil"/>
-        </w:pBdr>
-        <w:jc w:val="both"/>
-        <w:rPr>
-          <w:rFonts w:ascii="Times New Roman" w:eastAsia="Times New Roman" w:hAnsi="Times New Roman" w:cs="Times New Roman"/>
-          <w:sz w:val="24"/>
-          <w:szCs w:val="24"/>
-        </w:rPr>
-      </w:pPr>
-    </w:p>
-    <w:p>
-      <w:pPr>
-        <w:pBdr>
-          <w:top w:val="nil"/>
-          <w:left w:val="nil"/>
-          <w:bottom w:val="nil"/>
-          <w:right w:val="nil"/>
-          <w:between w:val="nil"/>
-        </w:pBdr>
-        <w:jc w:val="both"/>
+        <w:t xml:space="preserve">- </w:t>
+      </w:r>
+      <w:r>
         <w:rPr>
           <w:b/>
           <w:sz w:val="28"/>
           <w:szCs w:val="28"/>
         </w:rPr>
-      </w:pPr>
-      <w:r>
+        <w:t>Dogo</w:t>
+      </w:r>
+    </w:p>
+    <w:p>
+      <w:pPr>
+        <w:pBdr>
+          <w:top w:val="nil"/>
+          <w:left w:val="nil"/>
+          <w:bottom w:val="nil"/>
+          <w:right w:val="nil"/>
+          <w:between w:val="nil"/>
+        </w:pBdr>
+        <w:jc w:val="both"/>
+        <w:rPr>
+          <w:rFonts w:ascii="Times New Roman" w:eastAsia="Times New Roman" w:hAnsi="Times New Roman" w:cs="Times New Roman"/>
+          <w:sz w:val="24"/>
+          <w:szCs w:val="24"/>
+        </w:rPr>
+      </w:pPr>
+    </w:p>
+    <w:p>
+      <w:pPr>
+        <w:pBdr>
+          <w:top w:val="nil"/>
+          <w:left w:val="nil"/>
+          <w:bottom w:val="nil"/>
+          <w:right w:val="nil"/>
+          <w:between w:val="nil"/>
+        </w:pBdr>
+        <w:jc w:val="both"/>
+        <w:rPr>
+          <w:rFonts w:ascii="Times New Roman" w:eastAsia="Times New Roman" w:hAnsi="Times New Roman" w:cs="Times New Roman"/>
+          <w:sz w:val="24"/>
+          <w:szCs w:val="24"/>
+        </w:rPr>
+      </w:pPr>
+      <w:r>
+        <w:rPr>
+          <w:rFonts w:ascii="Times New Roman" w:eastAsia="Times New Roman" w:hAnsi="Times New Roman" w:cs="Times New Roman"/>
+          <w:sz w:val="24"/>
+          <w:szCs w:val="24"/>
+        </w:rPr>
+        <w:t xml:space="preserve">Dogo es una plataforma de adiestramiento </w:t>
+      </w:r>
+      <w:r>
+        <w:rPr>
+          <w:rFonts w:ascii="Times New Roman" w:eastAsia="Times New Roman" w:hAnsi="Times New Roman" w:cs="Times New Roman"/>
+          <w:sz w:val="24"/>
+          <w:szCs w:val="24"/>
+        </w:rPr>
+        <w:t>canino</w:t>
+      </w:r>
+      <w:r>
+        <w:rPr>
+          <w:rFonts w:ascii="Times New Roman" w:eastAsia="Times New Roman" w:hAnsi="Times New Roman" w:cs="Times New Roman"/>
+          <w:sz w:val="24"/>
+          <w:szCs w:val="24"/>
+        </w:rPr>
+        <w:t xml:space="preserve"> orientada al propietario</w:t>
+      </w:r>
+      <w:r>
+        <w:rPr>
+          <w:rFonts w:ascii="Times New Roman" w:eastAsia="Times New Roman" w:hAnsi="Times New Roman" w:cs="Times New Roman"/>
+          <w:sz w:val="24"/>
+          <w:szCs w:val="24"/>
+        </w:rPr>
+        <w:t xml:space="preserve">, </w:t>
+      </w:r>
+      <w:r>
+        <w:rPr>
+          <w:rFonts w:ascii="Times New Roman" w:eastAsia="Times New Roman" w:hAnsi="Times New Roman" w:cs="Times New Roman"/>
+          <w:sz w:val="24"/>
+          <w:szCs w:val="24"/>
+        </w:rPr>
+        <w:t>disponible para iOS y Android</w:t>
+      </w:r>
+      <w:r>
+        <w:rPr>
+          <w:rFonts w:ascii="Times New Roman" w:eastAsia="Times New Roman" w:hAnsi="Times New Roman" w:cs="Times New Roman"/>
+          <w:sz w:val="24"/>
+          <w:szCs w:val="24"/>
+        </w:rPr>
+        <w:t>. C</w:t>
+      </w:r>
+      <w:r>
+        <w:rPr>
+          <w:rFonts w:ascii="Times New Roman" w:eastAsia="Times New Roman" w:hAnsi="Times New Roman" w:cs="Times New Roman"/>
+          <w:sz w:val="24"/>
+          <w:szCs w:val="24"/>
+        </w:rPr>
+        <w:t xml:space="preserve">uenta además con una página web donde el usuario puede </w:t>
+      </w:r>
+      <w:r>
+        <w:rPr>
+          <w:rFonts w:ascii="Times New Roman" w:eastAsia="Times New Roman" w:hAnsi="Times New Roman" w:cs="Times New Roman"/>
+          <w:sz w:val="24"/>
+          <w:szCs w:val="24"/>
+        </w:rPr>
+        <w:t>consultar</w:t>
+      </w:r>
+      <w:r>
+        <w:rPr>
+          <w:rFonts w:ascii="Times New Roman" w:eastAsia="Times New Roman" w:hAnsi="Times New Roman" w:cs="Times New Roman"/>
+          <w:sz w:val="24"/>
+          <w:szCs w:val="24"/>
+        </w:rPr>
+        <w:t xml:space="preserve"> información</w:t>
+      </w:r>
+      <w:r>
+        <w:rPr>
+          <w:rFonts w:ascii="Times New Roman" w:eastAsia="Times New Roman" w:hAnsi="Times New Roman" w:cs="Times New Roman"/>
+          <w:sz w:val="24"/>
+          <w:szCs w:val="24"/>
+        </w:rPr>
+        <w:t xml:space="preserve"> general</w:t>
+      </w:r>
+      <w:r>
+        <w:rPr>
+          <w:rFonts w:ascii="Times New Roman" w:eastAsia="Times New Roman" w:hAnsi="Times New Roman" w:cs="Times New Roman"/>
+          <w:sz w:val="24"/>
+          <w:szCs w:val="24"/>
+        </w:rPr>
+        <w:t xml:space="preserve">, </w:t>
+      </w:r>
+      <w:r>
+        <w:rPr>
+          <w:rFonts w:ascii="Times New Roman" w:eastAsia="Times New Roman" w:hAnsi="Times New Roman" w:cs="Times New Roman"/>
+          <w:sz w:val="24"/>
+          <w:szCs w:val="24"/>
+        </w:rPr>
+        <w:t xml:space="preserve">acceder a un </w:t>
+      </w:r>
+      <w:r>
+        <w:rPr>
+          <w:rFonts w:ascii="Times New Roman" w:eastAsia="Times New Roman" w:hAnsi="Times New Roman" w:cs="Times New Roman"/>
+          <w:sz w:val="24"/>
+          <w:szCs w:val="24"/>
+        </w:rPr>
+        <w:t xml:space="preserve">blog y </w:t>
+      </w:r>
+      <w:r>
+        <w:rPr>
+          <w:rFonts w:ascii="Times New Roman" w:eastAsia="Times New Roman" w:hAnsi="Times New Roman" w:cs="Times New Roman"/>
+          <w:sz w:val="24"/>
+          <w:szCs w:val="24"/>
+        </w:rPr>
+        <w:t>completar el proceso de registro inicial mediante cuestionarios personalizados</w:t>
+      </w:r>
+      <w:r>
+        <w:rPr>
+          <w:rFonts w:ascii="Times New Roman" w:eastAsia="Times New Roman" w:hAnsi="Times New Roman" w:cs="Times New Roman"/>
+          <w:sz w:val="24"/>
+          <w:szCs w:val="24"/>
+        </w:rPr>
+        <w:t xml:space="preserve">. </w:t>
+      </w:r>
+      <w:r>
+        <w:rPr>
+          <w:rFonts w:ascii="Times New Roman" w:eastAsia="Times New Roman" w:hAnsi="Times New Roman" w:cs="Times New Roman"/>
+          <w:sz w:val="24"/>
+          <w:szCs w:val="24"/>
+        </w:rPr>
+        <w:t>La</w:t>
+      </w:r>
+      <w:r>
+        <w:rPr>
+          <w:rFonts w:ascii="Times New Roman" w:eastAsia="Times New Roman" w:hAnsi="Times New Roman" w:cs="Times New Roman"/>
+          <w:sz w:val="24"/>
+          <w:szCs w:val="24"/>
+        </w:rPr>
+        <w:t xml:space="preserve"> aplicación </w:t>
+      </w:r>
+      <w:r>
+        <w:rPr>
+          <w:rFonts w:ascii="Times New Roman" w:eastAsia="Times New Roman" w:hAnsi="Times New Roman" w:cs="Times New Roman"/>
+          <w:sz w:val="24"/>
+          <w:szCs w:val="24"/>
+        </w:rPr>
+        <w:t xml:space="preserve">está </w:t>
+      </w:r>
+      <w:r>
+        <w:rPr>
+          <w:rFonts w:ascii="Times New Roman" w:eastAsia="Times New Roman" w:hAnsi="Times New Roman" w:cs="Times New Roman"/>
+          <w:sz w:val="24"/>
+          <w:szCs w:val="24"/>
+        </w:rPr>
+        <w:t xml:space="preserve">diseñada exclusivamente para </w:t>
+      </w:r>
+      <w:r>
+        <w:rPr>
+          <w:rFonts w:ascii="Times New Roman" w:eastAsia="Times New Roman" w:hAnsi="Times New Roman" w:cs="Times New Roman"/>
+          <w:sz w:val="24"/>
+          <w:szCs w:val="24"/>
+        </w:rPr>
+        <w:t>perros</w:t>
+      </w:r>
+      <w:r>
+        <w:rPr>
+          <w:rFonts w:ascii="Times New Roman" w:eastAsia="Times New Roman" w:hAnsi="Times New Roman" w:cs="Times New Roman"/>
+          <w:sz w:val="24"/>
+          <w:szCs w:val="24"/>
+        </w:rPr>
+        <w:t xml:space="preserve">, ya que todos sus programas, ejercicios y </w:t>
+      </w:r>
+      <w:r>
+        <w:rPr>
+          <w:rFonts w:ascii="Times New Roman" w:eastAsia="Times New Roman" w:hAnsi="Times New Roman" w:cs="Times New Roman"/>
+          <w:sz w:val="24"/>
+          <w:szCs w:val="24"/>
+        </w:rPr>
+        <w:t>contenidos</w:t>
+      </w:r>
+      <w:r>
+        <w:rPr>
+          <w:rFonts w:ascii="Times New Roman" w:eastAsia="Times New Roman" w:hAnsi="Times New Roman" w:cs="Times New Roman"/>
+          <w:sz w:val="24"/>
+          <w:szCs w:val="24"/>
+        </w:rPr>
+        <w:t xml:space="preserve"> están adaptados a la etología canina. Su modelo de negocio es freemium</w:t>
+      </w:r>
+      <w:r>
+        <w:rPr>
+          <w:rFonts w:ascii="Times New Roman" w:eastAsia="Times New Roman" w:hAnsi="Times New Roman" w:cs="Times New Roman"/>
+          <w:sz w:val="24"/>
+          <w:szCs w:val="24"/>
+        </w:rPr>
+        <w:t>:</w:t>
+      </w:r>
+      <w:r>
+        <w:rPr>
+          <w:rFonts w:ascii="Times New Roman" w:eastAsia="Times New Roman" w:hAnsi="Times New Roman" w:cs="Times New Roman"/>
+          <w:sz w:val="24"/>
+          <w:szCs w:val="24"/>
+        </w:rPr>
+        <w:t xml:space="preserve"> la versión gratuita </w:t>
+      </w:r>
+      <w:r>
+        <w:rPr>
+          <w:rFonts w:ascii="Times New Roman" w:eastAsia="Times New Roman" w:hAnsi="Times New Roman" w:cs="Times New Roman"/>
+          <w:sz w:val="24"/>
+          <w:szCs w:val="24"/>
+        </w:rPr>
+        <w:t>incluye</w:t>
+      </w:r>
+      <w:r>
+        <w:rPr>
+          <w:rFonts w:ascii="Times New Roman" w:eastAsia="Times New Roman" w:hAnsi="Times New Roman" w:cs="Times New Roman"/>
+          <w:sz w:val="24"/>
+          <w:szCs w:val="24"/>
+        </w:rPr>
+        <w:t xml:space="preserve"> acceso a ejercicios básicos</w:t>
+      </w:r>
+      <w:r>
+        <w:rPr>
+          <w:rFonts w:ascii="Times New Roman" w:eastAsia="Times New Roman" w:hAnsi="Times New Roman" w:cs="Times New Roman"/>
+          <w:sz w:val="24"/>
+          <w:szCs w:val="24"/>
+        </w:rPr>
+        <w:t>, seguimiento de salud y peso, y</w:t>
+      </w:r>
+      <w:r>
+        <w:rPr>
+          <w:rFonts w:ascii="Times New Roman" w:eastAsia="Times New Roman" w:hAnsi="Times New Roman" w:cs="Times New Roman"/>
+          <w:sz w:val="24"/>
+          <w:szCs w:val="24"/>
+        </w:rPr>
+        <w:t xml:space="preserve"> el uso del clicker integrado, </w:t>
+      </w:r>
+      <w:r>
+        <w:rPr>
+          <w:rFonts w:ascii="Times New Roman" w:eastAsia="Times New Roman" w:hAnsi="Times New Roman" w:cs="Times New Roman"/>
+          <w:sz w:val="24"/>
+          <w:szCs w:val="24"/>
+        </w:rPr>
+        <w:t>mientras que las funcionalidades avanzadas</w:t>
+      </w:r>
+      <w:r>
+        <w:rPr>
+          <w:rFonts w:ascii="Times New Roman" w:eastAsia="Times New Roman" w:hAnsi="Times New Roman" w:cs="Times New Roman"/>
+          <w:sz w:val="24"/>
+          <w:szCs w:val="24"/>
+        </w:rPr>
+        <w:t xml:space="preserve">, </w:t>
+      </w:r>
+      <w:r>
+        <w:rPr>
+          <w:rFonts w:ascii="Times New Roman" w:eastAsia="Times New Roman" w:hAnsi="Times New Roman" w:cs="Times New Roman"/>
+          <w:sz w:val="24"/>
+          <w:szCs w:val="24"/>
+        </w:rPr>
+        <w:t xml:space="preserve">como </w:t>
+      </w:r>
+      <w:r>
+        <w:rPr>
+          <w:rFonts w:ascii="Times New Roman" w:eastAsia="Times New Roman" w:hAnsi="Times New Roman" w:cs="Times New Roman"/>
+          <w:sz w:val="24"/>
+          <w:szCs w:val="24"/>
+        </w:rPr>
+        <w:t xml:space="preserve">los programas personalizados </w:t>
+      </w:r>
+      <w:r>
+        <w:rPr>
+          <w:rFonts w:ascii="Times New Roman" w:eastAsia="Times New Roman" w:hAnsi="Times New Roman" w:cs="Times New Roman"/>
+          <w:sz w:val="24"/>
+          <w:szCs w:val="24"/>
+        </w:rPr>
+        <w:t xml:space="preserve">completos, la cuenta familiar </w:t>
+      </w:r>
+      <w:r>
+        <w:rPr>
+          <w:rFonts w:ascii="Times New Roman" w:eastAsia="Times New Roman" w:hAnsi="Times New Roman" w:cs="Times New Roman"/>
+          <w:sz w:val="24"/>
+          <w:szCs w:val="24"/>
+        </w:rPr>
+        <w:t xml:space="preserve">y el </w:t>
+      </w:r>
+      <w:r>
+        <w:rPr>
+          <w:rFonts w:ascii="Times New Roman" w:eastAsia="Times New Roman" w:hAnsi="Times New Roman" w:cs="Times New Roman"/>
+          <w:sz w:val="24"/>
+          <w:szCs w:val="24"/>
+        </w:rPr>
+        <w:t>acceso a varios perfiles de perros, requieren una suscripción de pago con un coste de 5,99€/mes o 39,99€/año.</w:t>
+      </w:r>
+    </w:p>
+    <w:p>
+      <w:pPr>
+        <w:pBdr>
+          <w:top w:val="nil"/>
+          <w:left w:val="nil"/>
+          <w:bottom w:val="nil"/>
+          <w:right w:val="nil"/>
+          <w:between w:val="nil"/>
+        </w:pBdr>
+        <w:jc w:val="both"/>
+        <w:rPr>
+          <w:rFonts w:ascii="Times New Roman" w:eastAsia="Times New Roman" w:hAnsi="Times New Roman" w:cs="Times New Roman"/>
+          <w:sz w:val="24"/>
+          <w:szCs w:val="24"/>
+        </w:rPr>
+      </w:pPr>
+    </w:p>
+    <w:p>
+      <w:pPr>
+        <w:pBdr>
+          <w:top w:val="nil"/>
+          <w:left w:val="nil"/>
+          <w:bottom w:val="nil"/>
+          <w:right w:val="nil"/>
+          <w:between w:val="nil"/>
+        </w:pBdr>
+        <w:jc w:val="both"/>
+        <w:rPr>
+          <w:rFonts w:ascii="Times New Roman" w:eastAsia="Times New Roman" w:hAnsi="Times New Roman" w:cs="Times New Roman"/>
+          <w:sz w:val="24"/>
+          <w:szCs w:val="24"/>
+        </w:rPr>
+      </w:pPr>
+      <w:r>
+        <w:rPr>
+          <w:rFonts w:ascii="Times New Roman" w:eastAsia="Times New Roman" w:hAnsi="Times New Roman" w:cs="Times New Roman"/>
+          <w:sz w:val="24"/>
+          <w:szCs w:val="24"/>
+        </w:rPr>
+        <w:t>Entre las funcionalidades más destacadas se encuentran las siguientes</w:t>
+      </w:r>
+      <w:r>
+        <w:rPr>
+          <w:rFonts w:ascii="Times New Roman" w:eastAsia="Times New Roman" w:hAnsi="Times New Roman" w:cs="Times New Roman"/>
+          <w:sz w:val="24"/>
+          <w:szCs w:val="24"/>
+        </w:rPr>
+        <w:t>:</w:t>
+      </w:r>
+    </w:p>
+    <w:p>
+      <w:pPr>
+        <w:pStyle w:val="Prrafodelista"/>
+        <w:numPr>
+          <w:ilvl w:val="0"/>
+          <w:numId w:val="1"/>
+        </w:numPr>
+        <w:pBdr>
+          <w:top w:val="nil"/>
+          <w:left w:val="nil"/>
+          <w:bottom w:val="nil"/>
+          <w:right w:val="nil"/>
+          <w:between w:val="nil"/>
+        </w:pBdr>
+        <w:jc w:val="both"/>
+        <w:rPr>
+          <w:rFonts w:ascii="Times New Roman" w:eastAsia="Times New Roman" w:hAnsi="Times New Roman" w:cs="Times New Roman"/>
+          <w:sz w:val="24"/>
+          <w:szCs w:val="24"/>
+        </w:rPr>
+      </w:pPr>
+      <w:r>
+        <w:rPr>
+          <w:rFonts w:ascii="Times New Roman" w:eastAsia="Times New Roman" w:hAnsi="Times New Roman" w:cs="Times New Roman"/>
+          <w:sz w:val="24"/>
+          <w:szCs w:val="24"/>
+        </w:rPr>
+        <w:t xml:space="preserve">Programas </w:t>
+      </w:r>
+      <w:r>
+        <w:rPr>
+          <w:rFonts w:ascii="Times New Roman" w:eastAsia="Times New Roman" w:hAnsi="Times New Roman" w:cs="Times New Roman"/>
+          <w:sz w:val="24"/>
+          <w:szCs w:val="24"/>
+        </w:rPr>
+        <w:t>de adiestramiento guiados</w:t>
+      </w:r>
+      <w:r>
+        <w:rPr>
+          <w:rFonts w:ascii="Times New Roman" w:eastAsia="Times New Roman" w:hAnsi="Times New Roman" w:cs="Times New Roman"/>
+          <w:sz w:val="24"/>
+          <w:szCs w:val="24"/>
+        </w:rPr>
+        <w:t xml:space="preserve">: </w:t>
+      </w:r>
+      <w:r>
+        <w:rPr>
+          <w:rFonts w:ascii="Times New Roman" w:eastAsia="Times New Roman" w:hAnsi="Times New Roman" w:cs="Times New Roman"/>
+          <w:sz w:val="24"/>
+          <w:szCs w:val="24"/>
+        </w:rPr>
+        <w:t>planes estructurados con objetivos específicos para distintas etapas y necesidades, como obediencia básica, control de correa o corrección de conductas.</w:t>
+      </w:r>
+    </w:p>
+    <w:p>
+      <w:pPr>
+        <w:pBdr>
+          <w:top w:val="nil"/>
+          <w:left w:val="nil"/>
+          <w:bottom w:val="nil"/>
+          <w:right w:val="nil"/>
+          <w:between w:val="nil"/>
+        </w:pBdr>
+        <w:jc w:val="both"/>
+        <w:rPr>
+          <w:rFonts w:ascii="Times New Roman" w:eastAsia="Times New Roman" w:hAnsi="Times New Roman" w:cs="Times New Roman"/>
+          <w:sz w:val="24"/>
+          <w:szCs w:val="24"/>
+        </w:rPr>
+      </w:pPr>
+    </w:p>
+    <w:p>
+      <w:pPr>
+        <w:pStyle w:val="Prrafodelista"/>
+        <w:numPr>
+          <w:ilvl w:val="0"/>
+          <w:numId w:val="1"/>
+        </w:numPr>
+        <w:pBdr>
+          <w:top w:val="nil"/>
+          <w:left w:val="nil"/>
+          <w:bottom w:val="nil"/>
+          <w:right w:val="nil"/>
+          <w:between w:val="nil"/>
+        </w:pBdr>
+        <w:jc w:val="both"/>
+        <w:rPr>
+          <w:rFonts w:ascii="Times New Roman" w:eastAsia="Times New Roman" w:hAnsi="Times New Roman" w:cs="Times New Roman"/>
+          <w:sz w:val="24"/>
+          <w:szCs w:val="24"/>
+        </w:rPr>
+      </w:pPr>
+      <w:r>
+        <w:rPr>
+          <w:rFonts w:ascii="Times New Roman" w:eastAsia="Times New Roman" w:hAnsi="Times New Roman" w:cs="Times New Roman"/>
+          <w:sz w:val="24"/>
+          <w:szCs w:val="24"/>
+        </w:rPr>
+        <w:t xml:space="preserve">Biblioteca de </w:t>
+      </w:r>
+      <w:r>
+        <w:rPr>
+          <w:rFonts w:ascii="Times New Roman" w:eastAsia="Times New Roman" w:hAnsi="Times New Roman" w:cs="Times New Roman"/>
+          <w:sz w:val="24"/>
+          <w:szCs w:val="24"/>
+        </w:rPr>
+        <w:t>contenidos</w:t>
+      </w:r>
+      <w:r>
+        <w:rPr>
+          <w:rFonts w:ascii="Times New Roman" w:eastAsia="Times New Roman" w:hAnsi="Times New Roman" w:cs="Times New Roman"/>
+          <w:sz w:val="24"/>
+          <w:szCs w:val="24"/>
+        </w:rPr>
+        <w:t xml:space="preserve">: </w:t>
+      </w:r>
+      <w:r>
+        <w:rPr>
+          <w:rFonts w:ascii="Times New Roman" w:eastAsia="Times New Roman" w:hAnsi="Times New Roman" w:cs="Times New Roman"/>
+          <w:sz w:val="24"/>
+          <w:szCs w:val="24"/>
+        </w:rPr>
+        <w:t>m</w:t>
+      </w:r>
+      <w:r>
+        <w:rPr>
+          <w:rFonts w:ascii="Times New Roman" w:eastAsia="Times New Roman" w:hAnsi="Times New Roman" w:cs="Times New Roman"/>
+          <w:sz w:val="24"/>
+          <w:szCs w:val="24"/>
+        </w:rPr>
+        <w:t xml:space="preserve">ás de 100 lecciones </w:t>
+      </w:r>
+      <w:r>
+        <w:rPr>
+          <w:rFonts w:ascii="Times New Roman" w:eastAsia="Times New Roman" w:hAnsi="Times New Roman" w:cs="Times New Roman"/>
+          <w:sz w:val="24"/>
+          <w:szCs w:val="24"/>
+        </w:rPr>
+        <w:t>con instrucciones detalladas e ilustraciones para el aprendizaje de órdenes y trucos.</w:t>
+      </w:r>
+    </w:p>
+    <w:p>
+      <w:pPr>
+        <w:pBdr>
+          <w:top w:val="nil"/>
+          <w:left w:val="nil"/>
+          <w:bottom w:val="nil"/>
+          <w:right w:val="nil"/>
+          <w:between w:val="nil"/>
+        </w:pBdr>
+        <w:jc w:val="both"/>
+        <w:rPr>
+          <w:rFonts w:ascii="Times New Roman" w:eastAsia="Times New Roman" w:hAnsi="Times New Roman" w:cs="Times New Roman"/>
+          <w:sz w:val="24"/>
+          <w:szCs w:val="24"/>
+        </w:rPr>
+      </w:pPr>
+    </w:p>
+    <w:p>
+      <w:pPr>
+        <w:pStyle w:val="Prrafodelista"/>
+        <w:numPr>
+          <w:ilvl w:val="0"/>
+          <w:numId w:val="1"/>
+        </w:numPr>
+        <w:pBdr>
+          <w:top w:val="nil"/>
+          <w:left w:val="nil"/>
+          <w:bottom w:val="nil"/>
+          <w:right w:val="nil"/>
+          <w:between w:val="nil"/>
+        </w:pBdr>
+        <w:jc w:val="both"/>
+        <w:rPr>
+          <w:rFonts w:ascii="Times New Roman" w:eastAsia="Times New Roman" w:hAnsi="Times New Roman" w:cs="Times New Roman"/>
+          <w:sz w:val="24"/>
+          <w:szCs w:val="24"/>
+        </w:rPr>
+      </w:pPr>
+      <w:r>
+        <w:rPr>
+          <w:rFonts w:ascii="Times New Roman" w:eastAsia="Times New Roman" w:hAnsi="Times New Roman" w:cs="Times New Roman"/>
+          <w:sz w:val="24"/>
+          <w:szCs w:val="24"/>
+        </w:rPr>
+        <w:t xml:space="preserve">Clicker </w:t>
+      </w:r>
+      <w:r>
+        <w:rPr>
+          <w:rFonts w:ascii="Times New Roman" w:eastAsia="Times New Roman" w:hAnsi="Times New Roman" w:cs="Times New Roman"/>
+          <w:sz w:val="24"/>
+          <w:szCs w:val="24"/>
+        </w:rPr>
+        <w:t>i</w:t>
+      </w:r>
+      <w:r>
+        <w:rPr>
+          <w:rFonts w:ascii="Times New Roman" w:eastAsia="Times New Roman" w:hAnsi="Times New Roman" w:cs="Times New Roman"/>
+          <w:sz w:val="24"/>
+          <w:szCs w:val="24"/>
+        </w:rPr>
+        <w:t xml:space="preserve">ntegrado: </w:t>
+      </w:r>
+      <w:r>
+        <w:rPr>
+          <w:rFonts w:ascii="Times New Roman" w:eastAsia="Times New Roman" w:hAnsi="Times New Roman" w:cs="Times New Roman"/>
+          <w:sz w:val="24"/>
+          <w:szCs w:val="24"/>
+        </w:rPr>
+        <w:t xml:space="preserve">herramienta de </w:t>
+      </w:r>
+      <w:r>
+        <w:rPr>
+          <w:rFonts w:ascii="Times New Roman" w:eastAsia="Times New Roman" w:hAnsi="Times New Roman" w:cs="Times New Roman"/>
+          <w:sz w:val="24"/>
+          <w:szCs w:val="24"/>
+        </w:rPr>
+        <w:t>refuerzo positivo</w:t>
+      </w:r>
+      <w:r>
+        <w:rPr>
+          <w:rFonts w:ascii="Times New Roman" w:eastAsia="Times New Roman" w:hAnsi="Times New Roman" w:cs="Times New Roman"/>
+          <w:sz w:val="24"/>
+          <w:szCs w:val="24"/>
+        </w:rPr>
+        <w:t xml:space="preserve"> que emite un sonido de marcaje</w:t>
+      </w:r>
+      <w:r>
+        <w:rPr>
+          <w:rFonts w:ascii="Times New Roman" w:eastAsia="Times New Roman" w:hAnsi="Times New Roman" w:cs="Times New Roman"/>
+          <w:sz w:val="24"/>
+          <w:szCs w:val="24"/>
+        </w:rPr>
+        <w:t xml:space="preserve"> para </w:t>
+      </w:r>
+      <w:r>
+        <w:rPr>
+          <w:rFonts w:ascii="Times New Roman" w:eastAsia="Times New Roman" w:hAnsi="Times New Roman" w:cs="Times New Roman"/>
+          <w:sz w:val="24"/>
+          <w:szCs w:val="24"/>
+        </w:rPr>
+        <w:t>indicar</w:t>
+      </w:r>
+      <w:r>
+        <w:rPr>
+          <w:rFonts w:ascii="Times New Roman" w:eastAsia="Times New Roman" w:hAnsi="Times New Roman" w:cs="Times New Roman"/>
+          <w:sz w:val="24"/>
+          <w:szCs w:val="24"/>
+        </w:rPr>
+        <w:t xml:space="preserve"> </w:t>
+      </w:r>
+      <w:r>
+        <w:rPr>
+          <w:rFonts w:ascii="Times New Roman" w:eastAsia="Times New Roman" w:hAnsi="Times New Roman" w:cs="Times New Roman"/>
+          <w:sz w:val="24"/>
+          <w:szCs w:val="24"/>
+        </w:rPr>
+        <w:t>al animal el comportamiento correcto en el momento exacto</w:t>
+      </w:r>
+      <w:r>
+        <w:rPr>
+          <w:rFonts w:ascii="Times New Roman" w:eastAsia="Times New Roman" w:hAnsi="Times New Roman" w:cs="Times New Roman"/>
+          <w:sz w:val="24"/>
+          <w:szCs w:val="24"/>
+        </w:rPr>
+        <w:t>.</w:t>
+      </w:r>
+    </w:p>
+    <w:p>
+      <w:pPr>
+        <w:pBdr>
+          <w:top w:val="nil"/>
+          <w:left w:val="nil"/>
+          <w:bottom w:val="nil"/>
+          <w:right w:val="nil"/>
+          <w:between w:val="nil"/>
+        </w:pBdr>
+        <w:jc w:val="both"/>
+        <w:rPr>
+          <w:rFonts w:ascii="Times New Roman" w:eastAsia="Times New Roman" w:hAnsi="Times New Roman" w:cs="Times New Roman"/>
+          <w:sz w:val="24"/>
+          <w:szCs w:val="24"/>
+        </w:rPr>
+      </w:pPr>
+    </w:p>
+    <w:p>
+      <w:pPr>
+        <w:pStyle w:val="Prrafodelista"/>
+        <w:numPr>
+          <w:ilvl w:val="0"/>
+          <w:numId w:val="1"/>
+        </w:numPr>
+        <w:pBdr>
+          <w:top w:val="nil"/>
+          <w:left w:val="nil"/>
+          <w:bottom w:val="nil"/>
+          <w:right w:val="nil"/>
+          <w:between w:val="nil"/>
+        </w:pBdr>
+        <w:jc w:val="both"/>
+        <w:rPr>
+          <w:rFonts w:ascii="Times New Roman" w:eastAsia="Times New Roman" w:hAnsi="Times New Roman" w:cs="Times New Roman"/>
+          <w:sz w:val="24"/>
+          <w:szCs w:val="24"/>
+        </w:rPr>
+      </w:pPr>
+      <w:r>
+        <w:rPr>
+          <w:rFonts w:ascii="Times New Roman" w:eastAsia="Times New Roman" w:hAnsi="Times New Roman" w:cs="Times New Roman"/>
+          <w:sz w:val="24"/>
+          <w:szCs w:val="24"/>
+        </w:rPr>
+        <w:t>Evaluación por vídeo</w:t>
+      </w:r>
+      <w:r>
+        <w:rPr>
+          <w:rFonts w:ascii="Times New Roman" w:eastAsia="Times New Roman" w:hAnsi="Times New Roman" w:cs="Times New Roman"/>
+          <w:sz w:val="24"/>
+          <w:szCs w:val="24"/>
+        </w:rPr>
+        <w:t xml:space="preserve">: </w:t>
+      </w:r>
+      <w:r>
+        <w:rPr>
+          <w:rFonts w:ascii="Times New Roman" w:eastAsia="Times New Roman" w:hAnsi="Times New Roman" w:cs="Times New Roman"/>
+          <w:sz w:val="24"/>
+          <w:szCs w:val="24"/>
+        </w:rPr>
+        <w:t>posibilidad de enviar grabaciones del perro realizando ejercicios para recibir valoración personalizada de un entrenador certificado en menos de 24 horas</w:t>
+      </w:r>
+      <w:r>
+        <w:rPr>
+          <w:rFonts w:ascii="Times New Roman" w:eastAsia="Times New Roman" w:hAnsi="Times New Roman" w:cs="Times New Roman"/>
+          <w:sz w:val="24"/>
+          <w:szCs w:val="24"/>
+        </w:rPr>
+        <w:t>.</w:t>
+      </w:r>
+    </w:p>
+    <w:p>
+      <w:pPr>
+        <w:pStyle w:val="Prrafodelista"/>
+        <w:rPr>
+          <w:rFonts w:ascii="Times New Roman" w:eastAsia="Times New Roman" w:hAnsi="Times New Roman" w:cs="Times New Roman"/>
+          <w:sz w:val="24"/>
+          <w:szCs w:val="24"/>
+        </w:rPr>
+      </w:pPr>
+    </w:p>
+    <w:p>
+      <w:pPr>
+        <w:pStyle w:val="Prrafodelista"/>
+        <w:numPr>
+          <w:ilvl w:val="0"/>
+          <w:numId w:val="1"/>
+        </w:numPr>
+        <w:pBdr>
+          <w:top w:val="nil"/>
+          <w:left w:val="nil"/>
+          <w:bottom w:val="nil"/>
+          <w:right w:val="nil"/>
+          <w:between w:val="nil"/>
+        </w:pBdr>
+        <w:jc w:val="both"/>
+        <w:rPr>
+          <w:rFonts w:ascii="Times New Roman" w:eastAsia="Times New Roman" w:hAnsi="Times New Roman" w:cs="Times New Roman"/>
+          <w:sz w:val="24"/>
+          <w:szCs w:val="24"/>
+        </w:rPr>
+      </w:pPr>
+      <w:r>
+        <w:rPr>
+          <w:rFonts w:ascii="Times New Roman" w:eastAsia="Times New Roman" w:hAnsi="Times New Roman" w:cs="Times New Roman"/>
+          <w:sz w:val="24"/>
+          <w:szCs w:val="24"/>
+        </w:rPr>
+        <w:t xml:space="preserve">Calendario de </w:t>
+      </w:r>
+      <w:proofErr w:type="spellStart"/>
+      <w:r>
+        <w:rPr>
+          <w:rFonts w:ascii="Times New Roman" w:eastAsia="Times New Roman" w:hAnsi="Times New Roman" w:cs="Times New Roman"/>
+          <w:sz w:val="24"/>
+          <w:szCs w:val="24"/>
+        </w:rPr>
+        <w:t>Potty</w:t>
+      </w:r>
+      <w:proofErr w:type="spellEnd"/>
+      <w:r>
+        <w:rPr>
+          <w:rFonts w:ascii="Times New Roman" w:eastAsia="Times New Roman" w:hAnsi="Times New Roman" w:cs="Times New Roman"/>
+          <w:sz w:val="24"/>
+          <w:szCs w:val="24"/>
+        </w:rPr>
+        <w:t xml:space="preserve"> Training (Control de esfínteres): Un registro visual donde marcas si el perro hizo sus necesidades fuera, dentro o si hubo un "accidente", ideal para cachorros.</w:t>
+      </w:r>
+    </w:p>
+    <w:p>
+      <w:pPr>
+        <w:pBdr>
+          <w:top w:val="nil"/>
+          <w:left w:val="nil"/>
+          <w:bottom w:val="nil"/>
+          <w:right w:val="nil"/>
+          <w:between w:val="nil"/>
+        </w:pBdr>
+        <w:jc w:val="both"/>
+        <w:rPr>
+          <w:rFonts w:ascii="Times New Roman" w:eastAsia="Times New Roman" w:hAnsi="Times New Roman" w:cs="Times New Roman"/>
+          <w:sz w:val="24"/>
+          <w:szCs w:val="24"/>
+        </w:rPr>
+      </w:pPr>
+    </w:p>
+    <w:p>
+      <w:pPr>
+        <w:pStyle w:val="Prrafodelista"/>
+        <w:numPr>
+          <w:ilvl w:val="0"/>
+          <w:numId w:val="1"/>
+        </w:numPr>
+        <w:pBdr>
+          <w:top w:val="nil"/>
+          <w:left w:val="nil"/>
+          <w:bottom w:val="nil"/>
+          <w:right w:val="nil"/>
+          <w:between w:val="nil"/>
+        </w:pBdr>
+        <w:jc w:val="both"/>
+        <w:rPr>
+          <w:rFonts w:ascii="Times New Roman" w:eastAsia="Times New Roman" w:hAnsi="Times New Roman" w:cs="Times New Roman"/>
+          <w:sz w:val="24"/>
+          <w:szCs w:val="24"/>
+        </w:rPr>
+      </w:pPr>
+      <w:r>
+        <w:rPr>
+          <w:rFonts w:ascii="Times New Roman" w:eastAsia="Times New Roman" w:hAnsi="Times New Roman" w:cs="Times New Roman"/>
+          <w:sz w:val="24"/>
+          <w:szCs w:val="24"/>
+        </w:rPr>
+        <w:t xml:space="preserve">Registro de </w:t>
+      </w:r>
+      <w:r>
+        <w:rPr>
+          <w:rFonts w:ascii="Times New Roman" w:eastAsia="Times New Roman" w:hAnsi="Times New Roman" w:cs="Times New Roman"/>
+          <w:sz w:val="24"/>
+          <w:szCs w:val="24"/>
+        </w:rPr>
+        <w:t>salud y medicación</w:t>
+      </w:r>
+      <w:r>
+        <w:rPr>
+          <w:rFonts w:ascii="Times New Roman" w:eastAsia="Times New Roman" w:hAnsi="Times New Roman" w:cs="Times New Roman"/>
+          <w:sz w:val="24"/>
+          <w:szCs w:val="24"/>
+        </w:rPr>
+        <w:t xml:space="preserve">: </w:t>
+      </w:r>
+      <w:r>
+        <w:rPr>
+          <w:rFonts w:ascii="Times New Roman" w:eastAsia="Times New Roman" w:hAnsi="Times New Roman" w:cs="Times New Roman"/>
+          <w:sz w:val="24"/>
+          <w:szCs w:val="24"/>
+        </w:rPr>
+        <w:t>anotación de dosis y horarios de medicamentos con alertas, seguimiento del peso mediante gráficas y recordatorios de higiene programables</w:t>
+      </w:r>
+      <w:r>
+        <w:rPr>
+          <w:rFonts w:ascii="Times New Roman" w:eastAsia="Times New Roman" w:hAnsi="Times New Roman" w:cs="Times New Roman"/>
+          <w:sz w:val="24"/>
+          <w:szCs w:val="24"/>
+        </w:rPr>
+        <w:t>.</w:t>
+      </w:r>
+    </w:p>
+    <w:p>
+      <w:pPr>
+        <w:pStyle w:val="Prrafodelista"/>
+        <w:rPr>
+          <w:rFonts w:ascii="Times New Roman" w:eastAsia="Times New Roman" w:hAnsi="Times New Roman" w:cs="Times New Roman"/>
+          <w:sz w:val="24"/>
+          <w:szCs w:val="24"/>
+        </w:rPr>
+      </w:pPr>
+    </w:p>
+    <w:p>
+      <w:pPr>
+        <w:pStyle w:val="Prrafodelista"/>
+        <w:numPr>
+          <w:ilvl w:val="0"/>
+          <w:numId w:val="1"/>
+        </w:numPr>
+        <w:pBdr>
+          <w:top w:val="nil"/>
+          <w:left w:val="nil"/>
+          <w:bottom w:val="nil"/>
+          <w:right w:val="nil"/>
+          <w:between w:val="nil"/>
+        </w:pBdr>
+        <w:jc w:val="both"/>
+        <w:rPr>
+          <w:rFonts w:ascii="Times New Roman" w:eastAsia="Times New Roman" w:hAnsi="Times New Roman" w:cs="Times New Roman"/>
+          <w:sz w:val="24"/>
+          <w:szCs w:val="24"/>
+        </w:rPr>
+      </w:pPr>
+      <w:r>
+        <w:rPr>
+          <w:rFonts w:ascii="Times New Roman" w:eastAsia="Times New Roman" w:hAnsi="Times New Roman" w:cs="Times New Roman"/>
+          <w:sz w:val="24"/>
+          <w:szCs w:val="24"/>
+        </w:rPr>
+        <w:t>Seguimiento de paseos: registro de caminatas con duración y distancia recorrida.</w:t>
+      </w:r>
+    </w:p>
+    <w:p>
+      <w:pPr>
+        <w:pStyle w:val="Prrafodelista"/>
+        <w:rPr>
+          <w:rFonts w:ascii="Times New Roman" w:eastAsia="Times New Roman" w:hAnsi="Times New Roman" w:cs="Times New Roman"/>
+          <w:sz w:val="24"/>
+          <w:szCs w:val="24"/>
+        </w:rPr>
+      </w:pPr>
+    </w:p>
+    <w:p>
+      <w:pPr>
+        <w:pStyle w:val="Prrafodelista"/>
+        <w:numPr>
+          <w:ilvl w:val="0"/>
+          <w:numId w:val="1"/>
+        </w:numPr>
+        <w:pBdr>
+          <w:top w:val="nil"/>
+          <w:left w:val="nil"/>
+          <w:bottom w:val="nil"/>
+          <w:right w:val="nil"/>
+          <w:between w:val="nil"/>
+        </w:pBdr>
+        <w:jc w:val="both"/>
+        <w:rPr>
+          <w:rFonts w:ascii="Times New Roman" w:eastAsia="Times New Roman" w:hAnsi="Times New Roman" w:cs="Times New Roman"/>
+          <w:sz w:val="24"/>
+          <w:szCs w:val="24"/>
+        </w:rPr>
+      </w:pPr>
+      <w:r>
+        <w:rPr>
+          <w:rFonts w:ascii="Times New Roman" w:eastAsia="Times New Roman" w:hAnsi="Times New Roman" w:cs="Times New Roman"/>
+          <w:sz w:val="24"/>
+          <w:szCs w:val="24"/>
+        </w:rPr>
+        <w:t>Cuenta familiar: permite invitar a otros miembros del hogar para que accedan al perfil del animal, consulten el progreso del adiestramiento y reciban recordatorios compartidos.</w:t>
+      </w:r>
+    </w:p>
+    <w:p>
+      <w:pPr>
+        <w:rPr>
+          <w:rFonts w:ascii="Times New Roman" w:eastAsia="Times New Roman" w:hAnsi="Times New Roman" w:cs="Times New Roman"/>
+          <w:sz w:val="24"/>
+          <w:szCs w:val="24"/>
+        </w:rPr>
+      </w:pPr>
+    </w:p>
+    <w:p>
+      <w:pPr>
+        <w:rPr>
+          <w:rFonts w:ascii="Times New Roman" w:eastAsia="Times New Roman" w:hAnsi="Times New Roman" w:cs="Times New Roman"/>
+          <w:sz w:val="24"/>
+          <w:szCs w:val="24"/>
+        </w:rPr>
+      </w:pPr>
+      <w:r>
+        <w:rPr>
+          <w:rFonts w:ascii="Times New Roman" w:eastAsia="Times New Roman" w:hAnsi="Times New Roman" w:cs="Times New Roman"/>
+          <w:sz w:val="24"/>
+          <w:szCs w:val="24"/>
+        </w:rPr>
+        <w:lastRenderedPageBreak/>
+        <w:t>En cuanto al sistema multiusuario, la cuenta familiar permite sincronizar datos entre dispositivos, compartir notas y ver el horario del animal, con el objetivo principal de que todos los cuidadores sigan las mismas pautas de entrenamiento. No obstante, esta funcionalidad está restringida al plan de pago.</w:t>
+      </w:r>
+    </w:p>
+    <w:p>
+      <w:pPr>
+        <w:rPr>
+          <w:rFonts w:ascii="Times New Roman" w:eastAsia="Times New Roman" w:hAnsi="Times New Roman" w:cs="Times New Roman"/>
+          <w:sz w:val="24"/>
+          <w:szCs w:val="24"/>
+        </w:rPr>
+      </w:pPr>
+    </w:p>
+    <w:p>
+      <w:pPr>
+        <w:pBdr>
+          <w:top w:val="nil"/>
+          <w:left w:val="nil"/>
+          <w:bottom w:val="nil"/>
+          <w:right w:val="nil"/>
+          <w:between w:val="nil"/>
+        </w:pBdr>
+        <w:jc w:val="both"/>
+        <w:rPr>
+          <w:rFonts w:ascii="Times New Roman" w:eastAsia="Times New Roman" w:hAnsi="Times New Roman" w:cs="Times New Roman"/>
+          <w:sz w:val="24"/>
+          <w:szCs w:val="24"/>
+        </w:rPr>
+      </w:pPr>
+      <w:r>
+        <w:rPr>
+          <w:rFonts w:ascii="Times New Roman" w:eastAsia="Times New Roman" w:hAnsi="Times New Roman" w:cs="Times New Roman"/>
+          <w:sz w:val="24"/>
+          <w:szCs w:val="24"/>
+        </w:rPr>
+        <w:t>Finalmente, respecto a sus limitaciones, Dogo está diseñada exclusivamente para perros, lo que la hace inaccesible para propietarios de otras especies</w:t>
+      </w:r>
+      <w:r>
+        <w:rPr>
+          <w:rFonts w:ascii="Times New Roman" w:eastAsia="Times New Roman" w:hAnsi="Times New Roman" w:cs="Times New Roman"/>
+          <w:sz w:val="24"/>
+          <w:szCs w:val="24"/>
+        </w:rPr>
+        <w:t>.</w:t>
+      </w:r>
+      <w:r>
+        <w:rPr>
+          <w:rFonts w:ascii="Times New Roman" w:eastAsia="Times New Roman" w:hAnsi="Times New Roman" w:cs="Times New Roman"/>
+          <w:sz w:val="24"/>
+          <w:szCs w:val="24"/>
+        </w:rPr>
+        <w:t xml:space="preserve"> Aunque incluye módulos secundarios de medicación y seguimiento de salud, su enfoque central es el adiestramiento, y no dispone de un sistema de confirmación de acciones que notifique al resto de cuidadores cuando uno de ellos registra una toma de medicación o un paseo. Tampoco cuenta con mecanismos de control de concurrencia para evitar registros duplicados. Por esa razón, resulta insuficiente como herramienta de coordinación del cuidado diario en hogares con varios cuidadores.</w:t>
+      </w:r>
+    </w:p>
+    <w:p>
+      <w:pPr>
+        <w:pBdr>
+          <w:top w:val="nil"/>
+          <w:left w:val="nil"/>
+          <w:bottom w:val="nil"/>
+          <w:right w:val="nil"/>
+          <w:between w:val="nil"/>
+        </w:pBdr>
+        <w:jc w:val="both"/>
+        <w:rPr>
+          <w:rFonts w:ascii="Times New Roman" w:eastAsia="Times New Roman" w:hAnsi="Times New Roman" w:cs="Times New Roman"/>
+          <w:sz w:val="24"/>
+          <w:szCs w:val="24"/>
+        </w:rPr>
+      </w:pPr>
+    </w:p>
+    <w:p>
+      <w:pPr>
+        <w:keepNext/>
+        <w:pBdr>
+          <w:top w:val="nil"/>
+          <w:left w:val="nil"/>
+          <w:bottom w:val="nil"/>
+          <w:right w:val="nil"/>
+          <w:between w:val="nil"/>
+        </w:pBdr>
+        <w:jc w:val="center"/>
+      </w:pPr>
+      <w:r>
+        <w:rPr>
+          <w:rFonts w:ascii="Times New Roman" w:eastAsia="Times New Roman" w:hAnsi="Times New Roman" w:cs="Times New Roman"/>
+          <w:noProof/>
+          <w:sz w:val="24"/>
+          <w:szCs w:val="24"/>
+        </w:rPr>
+        <w:drawing>
+          <wp:inline distT="0" distB="0" distL="0" distR="0" wp14:anchorId="048B514B" wp14:editId="69163863">
+            <wp:extent cx="1176020" cy="2481604"/>
+            <wp:effectExtent l="0" t="0" r="5080" b="0"/>
+            <wp:docPr id="525275615" name="Imagen 4"/>
+            <wp:cNvGraphicFramePr>
+              <a:graphicFrameLocks xmlns:a="http://schemas.openxmlformats.org/drawingml/2006/main" noChangeAspect="1"/>
+            </wp:cNvGraphicFramePr>
+            <a:graphic xmlns:a="http://schemas.openxmlformats.org/drawingml/2006/main">
+              <a:graphicData uri="http://schemas.openxmlformats.org/drawingml/2006/picture">
+                <pic:pic xmlns:pic="http://schemas.openxmlformats.org/drawingml/2006/picture">
+                  <pic:nvPicPr>
+                    <pic:cNvPr id="525275615" name="Imagen 525275615"/>
+                    <pic:cNvPicPr/>
+                  </pic:nvPicPr>
+                  <pic:blipFill rotWithShape="1">
+                    <a:blip r:embed="rId8" cstate="print">
+                      <a:extLst>
+                        <a:ext uri="{28A0092B-C50C-407E-A947-70E740481C1C}">
+                          <a14:useLocalDpi xmlns:a14="http://schemas.microsoft.com/office/drawing/2010/main" val="0"/>
+                        </a:ext>
+                      </a:extLst>
+                    </a:blip>
+                    <a:srcRect t="5100"/>
+                    <a:stretch>
+                      <a:fillRect/>
+                    </a:stretch>
+                  </pic:blipFill>
+                  <pic:spPr bwMode="auto">
+                    <a:xfrm>
+                      <a:off x="0" y="0"/>
+                      <a:ext cx="1185804" cy="2502250"/>
+                    </a:xfrm>
+                    <a:prstGeom prst="rect">
+                      <a:avLst/>
+                    </a:prstGeom>
+                    <a:ln>
+                      <a:noFill/>
+                    </a:ln>
+                    <a:extLst>
+                      <a:ext uri="{53640926-AAD7-44D8-BBD7-CCE9431645EC}">
+                        <a14:shadowObscured xmlns:a14="http://schemas.microsoft.com/office/drawing/2010/main"/>
+                      </a:ext>
+                    </a:extLst>
+                  </pic:spPr>
+                </pic:pic>
+              </a:graphicData>
+            </a:graphic>
+          </wp:inline>
+        </w:drawing>
+      </w:r>
+      <w:r>
+        <w:t xml:space="preserve">                                </w:t>
+      </w:r>
+      <w:r>
+        <w:rPr>
+          <w:noProof/>
+        </w:rPr>
+        <w:drawing>
+          <wp:inline distT="0" distB="0" distL="0" distR="0" wp14:anchorId="2128580C" wp14:editId="7AAD655A">
+            <wp:extent cx="1162050" cy="2482292"/>
+            <wp:effectExtent l="0" t="0" r="0" b="0"/>
+            <wp:docPr id="1313358584" name="Imagen 5"/>
+            <wp:cNvGraphicFramePr>
+              <a:graphicFrameLocks xmlns:a="http://schemas.openxmlformats.org/drawingml/2006/main" noChangeAspect="1"/>
+            </wp:cNvGraphicFramePr>
+            <a:graphic xmlns:a="http://schemas.openxmlformats.org/drawingml/2006/main">
+              <a:graphicData uri="http://schemas.openxmlformats.org/drawingml/2006/picture">
+                <pic:pic xmlns:pic="http://schemas.openxmlformats.org/drawingml/2006/picture">
+                  <pic:nvPicPr>
+                    <pic:cNvPr id="1313358584" name="Imagen 1313358584"/>
+                    <pic:cNvPicPr/>
+                  </pic:nvPicPr>
+                  <pic:blipFill rotWithShape="1">
+                    <a:blip r:embed="rId9" cstate="print">
+                      <a:extLst>
+                        <a:ext uri="{28A0092B-C50C-407E-A947-70E740481C1C}">
+                          <a14:useLocalDpi xmlns:a14="http://schemas.microsoft.com/office/drawing/2010/main" val="0"/>
+                        </a:ext>
+                      </a:extLst>
+                    </a:blip>
+                    <a:srcRect t="3932"/>
+                    <a:stretch>
+                      <a:fillRect/>
+                    </a:stretch>
+                  </pic:blipFill>
+                  <pic:spPr bwMode="auto">
+                    <a:xfrm flipH="1">
+                      <a:off x="0" y="0"/>
+                      <a:ext cx="1181627" cy="2524111"/>
+                    </a:xfrm>
+                    <a:prstGeom prst="rect">
+                      <a:avLst/>
+                    </a:prstGeom>
+                    <a:ln>
+                      <a:noFill/>
+                    </a:ln>
+                    <a:extLst>
+                      <a:ext uri="{53640926-AAD7-44D8-BBD7-CCE9431645EC}">
+                        <a14:shadowObscured xmlns:a14="http://schemas.microsoft.com/office/drawing/2010/main"/>
+                      </a:ext>
+                    </a:extLst>
+                  </pic:spPr>
+                </pic:pic>
+              </a:graphicData>
+            </a:graphic>
+          </wp:inline>
+        </w:drawing>
+      </w:r>
+    </w:p>
+    <w:p>
+      <w:pPr>
+        <w:pStyle w:val="Descripcin"/>
+        <w:jc w:val="both"/>
+        <w:rPr>
+          <w:rFonts w:ascii="Times New Roman" w:hAnsi="Times New Roman" w:cs="Times New Roman"/>
+        </w:rPr>
+      </w:pPr>
+      <w:r>
+        <w:t xml:space="preserve">                        </w:t>
+      </w:r>
+      <w:r>
+        <w:rPr>
+          <w:rFonts w:ascii="Times New Roman" w:hAnsi="Times New Roman" w:cs="Times New Roman"/>
+        </w:rPr>
+        <w:t xml:space="preserve">Figura </w:t>
+      </w:r>
+      <w:r>
+        <w:rPr>
+          <w:rFonts w:ascii="Times New Roman" w:hAnsi="Times New Roman" w:cs="Times New Roman"/>
+        </w:rPr>
+        <w:fldChar w:fldCharType="begin"/>
+      </w:r>
+      <w:r>
+        <w:rPr>
+          <w:rFonts w:ascii="Times New Roman" w:hAnsi="Times New Roman" w:cs="Times New Roman"/>
+        </w:rPr>
+        <w:instrText xml:space="preserve"> SEQ Ilustración \* ARABIC </w:instrText>
+      </w:r>
+      <w:r>
+        <w:rPr>
+          <w:rFonts w:ascii="Times New Roman" w:hAnsi="Times New Roman" w:cs="Times New Roman"/>
+        </w:rPr>
+        <w:fldChar w:fldCharType="separate"/>
+      </w:r>
+      <w:r>
+        <w:rPr>
+          <w:rFonts w:ascii="Times New Roman" w:hAnsi="Times New Roman" w:cs="Times New Roman"/>
+          <w:noProof/>
+        </w:rPr>
+        <w:t>4</w:t>
+      </w:r>
+      <w:r>
+        <w:rPr>
+          <w:rFonts w:ascii="Times New Roman" w:hAnsi="Times New Roman" w:cs="Times New Roman"/>
+        </w:rPr>
+        <w:fldChar w:fldCharType="end"/>
+      </w:r>
+      <w:r>
+        <w:rPr>
+          <w:rFonts w:ascii="Times New Roman" w:hAnsi="Times New Roman" w:cs="Times New Roman"/>
+        </w:rPr>
+        <w:t xml:space="preserve">. Pantalla principal de cursos                 </w:t>
+      </w:r>
+      <w:r>
+        <w:rPr>
+          <w:rFonts w:ascii="Times New Roman" w:hAnsi="Times New Roman" w:cs="Times New Roman"/>
+        </w:rPr>
+        <w:t xml:space="preserve">  </w:t>
+      </w:r>
+      <w:r>
+        <w:rPr>
+          <w:rFonts w:ascii="Times New Roman" w:hAnsi="Times New Roman" w:cs="Times New Roman"/>
+        </w:rPr>
+        <w:t>Figura</w:t>
+      </w:r>
+      <w:r>
+        <w:rPr>
+          <w:rFonts w:ascii="Times New Roman" w:hAnsi="Times New Roman" w:cs="Times New Roman"/>
+        </w:rPr>
+        <w:t xml:space="preserve"> </w:t>
+      </w:r>
+      <w:r>
+        <w:rPr>
+          <w:rFonts w:ascii="Times New Roman" w:hAnsi="Times New Roman" w:cs="Times New Roman"/>
+        </w:rPr>
+        <w:fldChar w:fldCharType="begin"/>
+      </w:r>
+      <w:r>
+        <w:rPr>
+          <w:rFonts w:ascii="Times New Roman" w:hAnsi="Times New Roman" w:cs="Times New Roman"/>
+        </w:rPr>
+        <w:instrText xml:space="preserve"> SEQ Ilustración \* ARABIC </w:instrText>
+      </w:r>
+      <w:r>
+        <w:rPr>
+          <w:rFonts w:ascii="Times New Roman" w:hAnsi="Times New Roman" w:cs="Times New Roman"/>
+        </w:rPr>
+        <w:fldChar w:fldCharType="separate"/>
+      </w:r>
+      <w:r>
+        <w:rPr>
+          <w:rFonts w:ascii="Times New Roman" w:hAnsi="Times New Roman" w:cs="Times New Roman"/>
+          <w:noProof/>
+        </w:rPr>
+        <w:t>5</w:t>
+      </w:r>
+      <w:r>
+        <w:rPr>
+          <w:rFonts w:ascii="Times New Roman" w:hAnsi="Times New Roman" w:cs="Times New Roman"/>
+        </w:rPr>
+        <w:fldChar w:fldCharType="end"/>
+      </w:r>
+      <w:r>
+        <w:rPr>
+          <w:rFonts w:ascii="Times New Roman" w:hAnsi="Times New Roman" w:cs="Times New Roman"/>
+        </w:rPr>
+        <w:t>. Módulo de registro de eventos</w:t>
+      </w:r>
+    </w:p>
+    <w:p>
+      <w:pPr>
+        <w:pBdr>
+          <w:top w:val="nil"/>
+          <w:left w:val="nil"/>
+          <w:bottom w:val="nil"/>
+          <w:right w:val="nil"/>
+          <w:between w:val="nil"/>
+        </w:pBdr>
+        <w:jc w:val="both"/>
+        <w:rPr>
+          <w:rFonts w:ascii="Times New Roman" w:eastAsia="Times New Roman" w:hAnsi="Times New Roman" w:cs="Times New Roman"/>
+          <w:sz w:val="24"/>
+          <w:szCs w:val="24"/>
+        </w:rPr>
+      </w:pPr>
+    </w:p>
+    <w:p>
+      <w:pPr>
+        <w:pBdr>
+          <w:top w:val="nil"/>
+          <w:left w:val="nil"/>
+          <w:bottom w:val="nil"/>
+          <w:right w:val="nil"/>
+          <w:between w:val="nil"/>
+        </w:pBdr>
+        <w:jc w:val="both"/>
+        <w:rPr>
+          <w:rFonts w:ascii="Times New Roman" w:eastAsia="Times New Roman" w:hAnsi="Times New Roman" w:cs="Times New Roman"/>
+          <w:sz w:val="24"/>
+          <w:szCs w:val="24"/>
+        </w:rPr>
+      </w:pPr>
+    </w:p>
+    <w:p>
+      <w:pPr>
+        <w:pBdr>
+          <w:top w:val="nil"/>
+          <w:left w:val="nil"/>
+          <w:bottom w:val="nil"/>
+          <w:right w:val="nil"/>
+          <w:between w:val="nil"/>
+        </w:pBdr>
+        <w:jc w:val="both"/>
         <w:rPr>
           <w:b/>
           <w:sz w:val="28"/>
           <w:szCs w:val="28"/>
         </w:rPr>
-        <w:t>2.2.</w:t>
-      </w:r>
+      </w:pPr>
       <w:r>
         <w:rPr>
           <w:b/>
           <w:sz w:val="28"/>
           <w:szCs w:val="28"/>
         </w:rPr>
-        <w:t>4</w:t>
+        <w:t>2.2.</w:t>
       </w:r>
       <w:r>
         <w:rPr>
@@ -2669,7 +3888,7 @@
           <w:sz w:val="28"/>
           <w:szCs w:val="28"/>
         </w:rPr>
-        <w:t xml:space="preserve">.- </w:t>
+        <w:t>4</w:t>
       </w:r>
       <w:r>
         <w:rPr>
@@ -2677,116 +3896,118 @@
           <w:sz w:val="28"/>
           <w:szCs w:val="28"/>
         </w:rPr>
-        <w:t>Dogo</w:t>
-      </w:r>
-    </w:p>
-    <w:p>
-      <w:pPr>
-        <w:pBdr>
-          <w:top w:val="nil"/>
-          <w:left w:val="nil"/>
-          <w:bottom w:val="nil"/>
-          <w:right w:val="nil"/>
-          <w:between w:val="nil"/>
-        </w:pBdr>
-        <w:jc w:val="both"/>
-        <w:rPr>
-          <w:rFonts w:ascii="Times New Roman" w:eastAsia="Times New Roman" w:hAnsi="Times New Roman" w:cs="Times New Roman"/>
-          <w:sz w:val="24"/>
-          <w:szCs w:val="24"/>
-        </w:rPr>
-      </w:pPr>
-    </w:p>
-    <w:p>
-      <w:pPr>
-        <w:pBdr>
-          <w:top w:val="nil"/>
-          <w:left w:val="nil"/>
-          <w:bottom w:val="nil"/>
-          <w:right w:val="nil"/>
-          <w:between w:val="nil"/>
-        </w:pBdr>
-        <w:jc w:val="both"/>
-        <w:rPr>
-          <w:rFonts w:ascii="Times New Roman" w:eastAsia="Times New Roman" w:hAnsi="Times New Roman" w:cs="Times New Roman"/>
-          <w:sz w:val="24"/>
-          <w:szCs w:val="24"/>
-        </w:rPr>
-      </w:pPr>
-      <w:r>
-        <w:rPr>
-          <w:rFonts w:ascii="Times New Roman" w:eastAsia="Times New Roman" w:hAnsi="Times New Roman" w:cs="Times New Roman"/>
-          <w:sz w:val="24"/>
-          <w:szCs w:val="24"/>
-        </w:rPr>
-        <w:t>Descripción de la herramienta ‘n’ estudiada . . .</w:t>
-      </w:r>
-    </w:p>
-    <w:p>
-      <w:pPr>
-        <w:pBdr>
-          <w:top w:val="nil"/>
-          <w:left w:val="nil"/>
-          <w:bottom w:val="nil"/>
-          <w:right w:val="nil"/>
-          <w:between w:val="nil"/>
-        </w:pBdr>
-        <w:jc w:val="both"/>
-        <w:rPr>
-          <w:rFonts w:ascii="Times New Roman" w:eastAsia="Times New Roman" w:hAnsi="Times New Roman" w:cs="Times New Roman"/>
-          <w:sz w:val="24"/>
-          <w:szCs w:val="24"/>
-        </w:rPr>
-      </w:pPr>
-    </w:p>
-    <w:p>
-      <w:pPr>
-        <w:pBdr>
-          <w:top w:val="nil"/>
-          <w:left w:val="nil"/>
-          <w:bottom w:val="nil"/>
-          <w:right w:val="nil"/>
-          <w:between w:val="nil"/>
-        </w:pBdr>
-        <w:jc w:val="both"/>
-        <w:rPr>
-          <w:rFonts w:ascii="Times New Roman" w:eastAsia="Times New Roman" w:hAnsi="Times New Roman" w:cs="Times New Roman"/>
-          <w:sz w:val="24"/>
-          <w:szCs w:val="24"/>
-        </w:rPr>
-      </w:pPr>
-    </w:p>
-    <w:p>
-      <w:pPr>
-        <w:pBdr>
-          <w:top w:val="nil"/>
-          <w:left w:val="nil"/>
-          <w:bottom w:val="nil"/>
-          <w:right w:val="nil"/>
-          <w:between w:val="nil"/>
-        </w:pBdr>
-        <w:jc w:val="both"/>
+        <w:t xml:space="preserve">.- </w:t>
+      </w:r>
+      <w:proofErr w:type="spellStart"/>
+      <w:r>
         <w:rPr>
           <w:b/>
           <w:sz w:val="28"/>
           <w:szCs w:val="28"/>
         </w:rPr>
-      </w:pPr>
-      <w:r>
+        <w:t>PetNote</w:t>
+      </w:r>
+      <w:proofErr w:type="spellEnd"/>
+    </w:p>
+    <w:p>
+      <w:pPr>
+        <w:pBdr>
+          <w:top w:val="nil"/>
+          <w:left w:val="nil"/>
+          <w:bottom w:val="nil"/>
+          <w:right w:val="nil"/>
+          <w:between w:val="nil"/>
+        </w:pBdr>
+        <w:jc w:val="both"/>
+        <w:rPr>
+          <w:rFonts w:ascii="Times New Roman" w:eastAsia="Times New Roman" w:hAnsi="Times New Roman" w:cs="Times New Roman"/>
+          <w:sz w:val="24"/>
+          <w:szCs w:val="24"/>
+        </w:rPr>
+      </w:pPr>
+    </w:p>
+    <w:p>
+      <w:pPr>
+        <w:pBdr>
+          <w:top w:val="nil"/>
+          <w:left w:val="nil"/>
+          <w:bottom w:val="nil"/>
+          <w:right w:val="nil"/>
+          <w:between w:val="nil"/>
+        </w:pBdr>
+        <w:jc w:val="both"/>
+        <w:rPr>
+          <w:rFonts w:ascii="Times New Roman" w:eastAsia="Times New Roman" w:hAnsi="Times New Roman" w:cs="Times New Roman"/>
+          <w:sz w:val="24"/>
+          <w:szCs w:val="24"/>
+        </w:rPr>
+      </w:pPr>
+      <w:r>
+        <w:rPr>
+          <w:rFonts w:ascii="Times New Roman" w:eastAsia="Times New Roman" w:hAnsi="Times New Roman" w:cs="Times New Roman"/>
+          <w:sz w:val="24"/>
+          <w:szCs w:val="24"/>
+        </w:rPr>
+        <w:t>Descripción de la herramienta ‘n’ estudiada . . .</w:t>
+      </w:r>
+    </w:p>
+    <w:p>
+      <w:pPr>
+        <w:pBdr>
+          <w:top w:val="nil"/>
+          <w:left w:val="nil"/>
+          <w:bottom w:val="nil"/>
+          <w:right w:val="nil"/>
+          <w:between w:val="nil"/>
+        </w:pBdr>
+        <w:jc w:val="both"/>
+        <w:rPr>
+          <w:rFonts w:ascii="Times New Roman" w:eastAsia="Times New Roman" w:hAnsi="Times New Roman" w:cs="Times New Roman"/>
+          <w:sz w:val="24"/>
+          <w:szCs w:val="24"/>
+        </w:rPr>
+      </w:pPr>
+    </w:p>
+    <w:p>
+      <w:pPr>
+        <w:pBdr>
+          <w:top w:val="nil"/>
+          <w:left w:val="nil"/>
+          <w:bottom w:val="nil"/>
+          <w:right w:val="nil"/>
+          <w:between w:val="nil"/>
+        </w:pBdr>
+        <w:jc w:val="both"/>
+        <w:rPr>
+          <w:rFonts w:ascii="Times New Roman" w:eastAsia="Times New Roman" w:hAnsi="Times New Roman" w:cs="Times New Roman"/>
+          <w:sz w:val="24"/>
+          <w:szCs w:val="24"/>
+        </w:rPr>
+      </w:pPr>
+    </w:p>
+    <w:p>
+      <w:pPr>
+        <w:pBdr>
+          <w:top w:val="nil"/>
+          <w:left w:val="nil"/>
+          <w:bottom w:val="nil"/>
+          <w:right w:val="nil"/>
+          <w:between w:val="nil"/>
+        </w:pBdr>
+        <w:jc w:val="both"/>
         <w:rPr>
           <w:b/>
           <w:sz w:val="28"/>
           <w:szCs w:val="28"/>
         </w:rPr>
-        <w:t>2.2.</w:t>
-      </w:r>
+      </w:pPr>
       <w:r>
         <w:rPr>
           <w:b/>
           <w:sz w:val="28"/>
           <w:szCs w:val="28"/>
         </w:rPr>
-        <w:t>5</w:t>
+        <w:t>2.2.</w:t>
       </w:r>
       <w:r>
         <w:rPr>
@@ -2794,7 +4015,7 @@
           <w:sz w:val="28"/>
           <w:szCs w:val="28"/>
         </w:rPr>
-        <w:t xml:space="preserve">.- </w:t>
+        <w:t>5</w:t>
       </w:r>
       <w:r>
         <w:rPr>
@@ -2802,107 +4023,117 @@
           <w:sz w:val="28"/>
           <w:szCs w:val="28"/>
         </w:rPr>
-        <w:t>Pet First Aid</w:t>
-      </w:r>
-    </w:p>
-    <w:p>
-      <w:pPr>
-        <w:pBdr>
-          <w:top w:val="nil"/>
-          <w:left w:val="nil"/>
-          <w:bottom w:val="nil"/>
-          <w:right w:val="nil"/>
-          <w:between w:val="nil"/>
-        </w:pBdr>
-        <w:jc w:val="both"/>
-        <w:rPr>
-          <w:rFonts w:ascii="Times New Roman" w:eastAsia="Times New Roman" w:hAnsi="Times New Roman" w:cs="Times New Roman"/>
-          <w:sz w:val="24"/>
-          <w:szCs w:val="24"/>
-        </w:rPr>
-      </w:pPr>
-    </w:p>
-    <w:p>
-      <w:pPr>
-        <w:pBdr>
-          <w:top w:val="nil"/>
-          <w:left w:val="nil"/>
-          <w:bottom w:val="nil"/>
-          <w:right w:val="nil"/>
-          <w:between w:val="nil"/>
-        </w:pBdr>
-        <w:jc w:val="both"/>
-        <w:rPr>
-          <w:rFonts w:ascii="Times New Roman" w:eastAsia="Times New Roman" w:hAnsi="Times New Roman" w:cs="Times New Roman"/>
-          <w:sz w:val="24"/>
-          <w:szCs w:val="24"/>
-        </w:rPr>
-      </w:pPr>
-      <w:r>
-        <w:rPr>
-          <w:rFonts w:ascii="Times New Roman" w:eastAsia="Times New Roman" w:hAnsi="Times New Roman" w:cs="Times New Roman"/>
-          <w:sz w:val="24"/>
-          <w:szCs w:val="24"/>
-        </w:rPr>
-        <w:t>Descripción de la herramienta ‘n’ estudiada . . .</w:t>
-      </w:r>
-    </w:p>
-    <w:p>
-      <w:pPr>
-        <w:pBdr>
-          <w:top w:val="nil"/>
-          <w:left w:val="nil"/>
-          <w:bottom w:val="nil"/>
-          <w:right w:val="nil"/>
-          <w:between w:val="nil"/>
-        </w:pBdr>
-        <w:jc w:val="both"/>
-        <w:rPr>
-          <w:rFonts w:ascii="Times New Roman" w:eastAsia="Times New Roman" w:hAnsi="Times New Roman" w:cs="Times New Roman"/>
-          <w:sz w:val="24"/>
-          <w:szCs w:val="24"/>
-        </w:rPr>
-      </w:pPr>
-    </w:p>
-    <w:p>
-      <w:pPr>
-        <w:pBdr>
-          <w:top w:val="nil"/>
-          <w:left w:val="nil"/>
-          <w:bottom w:val="nil"/>
-          <w:right w:val="nil"/>
-          <w:between w:val="nil"/>
-        </w:pBdr>
-        <w:jc w:val="both"/>
-        <w:rPr>
-          <w:rFonts w:ascii="Times New Roman" w:eastAsia="Times New Roman" w:hAnsi="Times New Roman" w:cs="Times New Roman"/>
-          <w:sz w:val="24"/>
-          <w:szCs w:val="24"/>
-        </w:rPr>
-      </w:pPr>
-    </w:p>
-    <w:p>
-      <w:pPr>
-        <w:pBdr>
-          <w:top w:val="nil"/>
-          <w:left w:val="nil"/>
-          <w:bottom w:val="nil"/>
-          <w:right w:val="nil"/>
-          <w:between w:val="nil"/>
-        </w:pBdr>
-        <w:jc w:val="both"/>
+        <w:t xml:space="preserve">.- </w:t>
+      </w:r>
+      <w:proofErr w:type="spellStart"/>
+      <w:r>
         <w:rPr>
           <w:b/>
           <w:sz w:val="28"/>
           <w:szCs w:val="28"/>
         </w:rPr>
-      </w:pPr>
-      <w:r>
+        <w:t>VitusVet</w:t>
+      </w:r>
+      <w:proofErr w:type="spellEnd"/>
+    </w:p>
+    <w:p>
+      <w:pPr>
+        <w:pBdr>
+          <w:top w:val="nil"/>
+          <w:left w:val="nil"/>
+          <w:bottom w:val="nil"/>
+          <w:right w:val="nil"/>
+          <w:between w:val="nil"/>
+        </w:pBdr>
+        <w:jc w:val="both"/>
+        <w:rPr>
+          <w:rFonts w:ascii="Times New Roman" w:eastAsia="Times New Roman" w:hAnsi="Times New Roman" w:cs="Times New Roman"/>
+          <w:sz w:val="24"/>
+          <w:szCs w:val="24"/>
+        </w:rPr>
+      </w:pPr>
+    </w:p>
+    <w:p>
+      <w:pPr>
+        <w:pBdr>
+          <w:top w:val="nil"/>
+          <w:left w:val="nil"/>
+          <w:bottom w:val="nil"/>
+          <w:right w:val="nil"/>
+          <w:between w:val="nil"/>
+        </w:pBdr>
+        <w:jc w:val="both"/>
+        <w:rPr>
+          <w:rFonts w:ascii="Times New Roman" w:eastAsia="Times New Roman" w:hAnsi="Times New Roman" w:cs="Times New Roman"/>
+          <w:sz w:val="24"/>
+          <w:szCs w:val="24"/>
+        </w:rPr>
+      </w:pPr>
+      <w:r>
+        <w:rPr>
+          <w:rFonts w:ascii="Times New Roman" w:eastAsia="Times New Roman" w:hAnsi="Times New Roman" w:cs="Times New Roman"/>
+          <w:sz w:val="24"/>
+          <w:szCs w:val="24"/>
+        </w:rPr>
+        <w:t>Descripción de la herramienta ‘n’ estudiada . . .</w:t>
+      </w:r>
+    </w:p>
+    <w:p>
+      <w:pPr>
+        <w:pBdr>
+          <w:top w:val="nil"/>
+          <w:left w:val="nil"/>
+          <w:bottom w:val="nil"/>
+          <w:right w:val="nil"/>
+          <w:between w:val="nil"/>
+        </w:pBdr>
+        <w:jc w:val="both"/>
+        <w:rPr>
+          <w:rFonts w:ascii="Times New Roman" w:eastAsia="Times New Roman" w:hAnsi="Times New Roman" w:cs="Times New Roman"/>
+          <w:sz w:val="24"/>
+          <w:szCs w:val="24"/>
+        </w:rPr>
+      </w:pPr>
+    </w:p>
+    <w:p>
+      <w:pPr>
+        <w:pBdr>
+          <w:top w:val="nil"/>
+          <w:left w:val="nil"/>
+          <w:bottom w:val="nil"/>
+          <w:right w:val="nil"/>
+          <w:between w:val="nil"/>
+        </w:pBdr>
+        <w:jc w:val="both"/>
+        <w:rPr>
+          <w:rFonts w:ascii="Times New Roman" w:eastAsia="Times New Roman" w:hAnsi="Times New Roman" w:cs="Times New Roman"/>
+          <w:sz w:val="24"/>
+          <w:szCs w:val="24"/>
+        </w:rPr>
+      </w:pPr>
+    </w:p>
+    <w:p>
+      <w:pPr>
+        <w:pBdr>
+          <w:top w:val="nil"/>
+          <w:left w:val="nil"/>
+          <w:bottom w:val="nil"/>
+          <w:right w:val="nil"/>
+          <w:between w:val="nil"/>
+        </w:pBdr>
+        <w:jc w:val="both"/>
         <w:rPr>
           <w:b/>
           <w:sz w:val="28"/>
           <w:szCs w:val="28"/>
         </w:rPr>
+      </w:pPr>
+      <w:r>
+        <w:rPr>
+          <w:b/>
+          <w:sz w:val="28"/>
+          <w:szCs w:val="28"/>
+        </w:rPr>
         <w:t>2.2.4.- Resumen</w:t>
       </w:r>
     </w:p>
@@ -2945,7 +4176,16 @@
           <w:sz w:val="24"/>
           <w:szCs w:val="24"/>
         </w:rPr>
-        <w:t>Adicionalmente, al final de este apartado de estudio de diversas herramientas, se pueda incorporar una breve reseña, a modo de resumen, que deje constancia de las características de cada una de las herramientas vistas para, de un vistazo, poder ver las ventajas e inconvenientes de cada una de ellas, qué necesidades cubren y cuáles no. Estaría muy bien incluir aquí un cuadro/tabla resumen que permita hacer una revisión comparativa rápida de las herramientas estudiadas.</w:t>
+        <w:t xml:space="preserve">Adicionalmente, al final de este apartado de estudio de diversas herramientas, se pueda incorporar una breve reseña, a modo de resumen, que deje constancia de las características </w:t>
+      </w:r>
+      <w:r>
+        <w:rPr>
+          <w:rFonts w:ascii="Times New Roman" w:eastAsia="Times New Roman" w:hAnsi="Times New Roman" w:cs="Times New Roman"/>
+          <w:sz w:val="24"/>
+          <w:szCs w:val="24"/>
+        </w:rPr>
+        <w:lastRenderedPageBreak/>
+        <w:t>de cada una de las herramientas vistas para, de un vistazo, poder ver las ventajas e inconvenientes de cada una de ellas, qué necesidades cubren y cuáles no. Estaría muy bien incluir aquí un cuadro/tabla resumen que permita hacer una revisión comparativa rápida de las herramientas estudiadas.</w:t>
       </w:r>
     </w:p>
     <w:p>
@@ -3045,7 +4285,25 @@
           <w:sz w:val="24"/>
           <w:szCs w:val="24"/>
         </w:rPr>
-        <w:t>También se puede incluir al final del capítulo 2 un apartado de valoración, en el que el alumno juzgue los pros y contras de la información expuesta en los apartados anteriores con la intención de dejar constancia de la necesidad de abordar este trabajo, es decir, de hacer algo nuevo que cubra un hueco o carencia que el resto de herramientas estudiadas no cubría satisfactoriamente.</w:t>
+        <w:t xml:space="preserve">También se puede incluir al final del capítulo 2 un apartado de valoración, en el que el alumno juzgue los pros y contras de la información expuesta en los apartados anteriores con la intención de dejar constancia de la necesidad de abordar este trabajo, es decir, de hacer algo nuevo que cubra un hueco o carencia que el resto de </w:t>
+      </w:r>
+      <w:proofErr w:type="gramStart"/>
+      <w:r>
+        <w:rPr>
+          <w:rFonts w:ascii="Times New Roman" w:eastAsia="Times New Roman" w:hAnsi="Times New Roman" w:cs="Times New Roman"/>
+          <w:sz w:val="24"/>
+          <w:szCs w:val="24"/>
+        </w:rPr>
+        <w:t>herramientas</w:t>
+      </w:r>
+      <w:proofErr w:type="gramEnd"/>
+      <w:r>
+        <w:rPr>
+          <w:rFonts w:ascii="Times New Roman" w:eastAsia="Times New Roman" w:hAnsi="Times New Roman" w:cs="Times New Roman"/>
+          <w:sz w:val="24"/>
+          <w:szCs w:val="24"/>
+        </w:rPr>
+        <w:t xml:space="preserve"> estudiadas no cubría satisfactoriamente.</w:t>
       </w:r>
     </w:p>
     <w:p>

--- a/docs/Capítulo 2 - Antecedentes.docx
+++ b/docs/Capítulo 2 - Antecedentes.docx
@@ -463,23 +463,7 @@
           <w:sz w:val="24"/>
           <w:szCs w:val="24"/>
         </w:rPr>
-        <w:t xml:space="preserve">Con el fin de contextualizar el desarrollo propuesto, se ha realizado un análisis de las principales aplicaciones disponibles actualmente en el mercado orientadas a la gestión del cuidado de mascotas. A </w:t>
-      </w:r>
-      <w:r>
-        <w:rPr>
-          <w:rFonts w:ascii="Times New Roman" w:eastAsia="Times New Roman" w:hAnsi="Times New Roman" w:cs="Times New Roman"/>
-          <w:sz w:val="24"/>
-          <w:szCs w:val="24"/>
-        </w:rPr>
-        <w:t>continuación,</w:t>
-      </w:r>
-      <w:r>
-        <w:rPr>
-          <w:rFonts w:ascii="Times New Roman" w:eastAsia="Times New Roman" w:hAnsi="Times New Roman" w:cs="Times New Roman"/>
-          <w:sz w:val="24"/>
-          <w:szCs w:val="24"/>
-        </w:rPr>
-        <w:t xml:space="preserve"> se describen las herramientas estudiadas, indicando sus funcionalidades principales, sus limitaciones y su disponibilidad.</w:t>
+        <w:t>Con el fin de contextualizar el desarrollo propuesto, se ha realizado un análisis de las principales aplicaciones disponibles actualmente en el mercado orientadas a la gestión del cuidado de mascotas. A continuación, se describen las herramientas estudiadas, indicando sus funcionalidades principales, sus limitaciones y su disponibilidad.</w:t>
       </w:r>
     </w:p>
     <w:p>
@@ -3880,15 +3864,16 @@
           <w:sz w:val="28"/>
           <w:szCs w:val="28"/>
         </w:rPr>
-        <w:t>2.2.</w:t>
-      </w:r>
+        <w:t xml:space="preserve">2.2.4.- </w:t>
+      </w:r>
+      <w:proofErr w:type="spellStart"/>
       <w:r>
         <w:rPr>
           <w:b/>
           <w:sz w:val="28"/>
           <w:szCs w:val="28"/>
         </w:rPr>
-        <w:t>4</w:t>
+        <w:t>Pet</w:t>
       </w:r>
       <w:r>
         <w:rPr>
@@ -3896,244 +3881,1278 @@
           <w:sz w:val="28"/>
           <w:szCs w:val="28"/>
         </w:rPr>
-        <w:t xml:space="preserve">.- </w:t>
-      </w:r>
-      <w:proofErr w:type="spellStart"/>
+        <w:t>n</w:t>
+      </w:r>
       <w:r>
         <w:rPr>
           <w:b/>
           <w:sz w:val="28"/>
           <w:szCs w:val="28"/>
         </w:rPr>
-        <w:t>PetNote</w:t>
-      </w:r>
-      <w:proofErr w:type="spellEnd"/>
-    </w:p>
-    <w:p>
-      <w:pPr>
-        <w:pBdr>
-          <w:top w:val="nil"/>
-          <w:left w:val="nil"/>
-          <w:bottom w:val="nil"/>
-          <w:right w:val="nil"/>
-          <w:between w:val="nil"/>
-        </w:pBdr>
-        <w:jc w:val="both"/>
-        <w:rPr>
-          <w:rFonts w:ascii="Times New Roman" w:eastAsia="Times New Roman" w:hAnsi="Times New Roman" w:cs="Times New Roman"/>
-          <w:sz w:val="24"/>
-          <w:szCs w:val="24"/>
-        </w:rPr>
-      </w:pPr>
-    </w:p>
-    <w:p>
-      <w:pPr>
-        <w:pBdr>
-          <w:top w:val="nil"/>
-          <w:left w:val="nil"/>
-          <w:bottom w:val="nil"/>
-          <w:right w:val="nil"/>
-          <w:between w:val="nil"/>
-        </w:pBdr>
-        <w:jc w:val="both"/>
-        <w:rPr>
-          <w:rFonts w:ascii="Times New Roman" w:eastAsia="Times New Roman" w:hAnsi="Times New Roman" w:cs="Times New Roman"/>
-          <w:sz w:val="24"/>
-          <w:szCs w:val="24"/>
-        </w:rPr>
-      </w:pPr>
-      <w:r>
-        <w:rPr>
-          <w:rFonts w:ascii="Times New Roman" w:eastAsia="Times New Roman" w:hAnsi="Times New Roman" w:cs="Times New Roman"/>
-          <w:sz w:val="24"/>
-          <w:szCs w:val="24"/>
-        </w:rPr>
-        <w:t>Descripción de la herramienta ‘n’ estudiada . . .</w:t>
-      </w:r>
-    </w:p>
-    <w:p>
-      <w:pPr>
-        <w:pBdr>
-          <w:top w:val="nil"/>
-          <w:left w:val="nil"/>
-          <w:bottom w:val="nil"/>
-          <w:right w:val="nil"/>
-          <w:between w:val="nil"/>
-        </w:pBdr>
-        <w:jc w:val="both"/>
-        <w:rPr>
-          <w:rFonts w:ascii="Times New Roman" w:eastAsia="Times New Roman" w:hAnsi="Times New Roman" w:cs="Times New Roman"/>
-          <w:sz w:val="24"/>
-          <w:szCs w:val="24"/>
-        </w:rPr>
-      </w:pPr>
-    </w:p>
-    <w:p>
-      <w:pPr>
-        <w:pBdr>
-          <w:top w:val="nil"/>
-          <w:left w:val="nil"/>
-          <w:bottom w:val="nil"/>
-          <w:right w:val="nil"/>
-          <w:between w:val="nil"/>
-        </w:pBdr>
-        <w:jc w:val="both"/>
-        <w:rPr>
-          <w:rFonts w:ascii="Times New Roman" w:eastAsia="Times New Roman" w:hAnsi="Times New Roman" w:cs="Times New Roman"/>
-          <w:sz w:val="24"/>
-          <w:szCs w:val="24"/>
-        </w:rPr>
-      </w:pPr>
-    </w:p>
-    <w:p>
-      <w:pPr>
-        <w:pBdr>
-          <w:top w:val="nil"/>
-          <w:left w:val="nil"/>
-          <w:bottom w:val="nil"/>
-          <w:right w:val="nil"/>
-          <w:between w:val="nil"/>
-        </w:pBdr>
-        <w:jc w:val="both"/>
+        <w:t>ote</w:t>
+      </w:r>
+      <w:r>
         <w:rPr>
           <w:b/>
           <w:sz w:val="28"/>
           <w:szCs w:val="28"/>
         </w:rPr>
-      </w:pPr>
-      <w:r>
+        <w:t>Plus</w:t>
+      </w:r>
+      <w:proofErr w:type="spellEnd"/>
+    </w:p>
+    <w:p>
+      <w:pPr>
+        <w:pBdr>
+          <w:top w:val="nil"/>
+          <w:left w:val="nil"/>
+          <w:bottom w:val="nil"/>
+          <w:right w:val="nil"/>
+          <w:between w:val="nil"/>
+        </w:pBdr>
+        <w:jc w:val="both"/>
+        <w:rPr>
+          <w:rFonts w:ascii="Times New Roman" w:eastAsia="Times New Roman" w:hAnsi="Times New Roman" w:cs="Times New Roman"/>
+          <w:sz w:val="24"/>
+          <w:szCs w:val="24"/>
+        </w:rPr>
+      </w:pPr>
+    </w:p>
+    <w:p>
+      <w:pPr>
+        <w:pBdr>
+          <w:top w:val="nil"/>
+          <w:left w:val="nil"/>
+          <w:bottom w:val="nil"/>
+          <w:right w:val="nil"/>
+          <w:between w:val="nil"/>
+        </w:pBdr>
+        <w:jc w:val="both"/>
+        <w:rPr>
+          <w:rFonts w:ascii="Times New Roman" w:eastAsia="Times New Roman" w:hAnsi="Times New Roman" w:cs="Times New Roman"/>
+          <w:sz w:val="24"/>
+          <w:szCs w:val="24"/>
+        </w:rPr>
+      </w:pPr>
+      <w:proofErr w:type="spellStart"/>
+      <w:r>
+        <w:rPr>
+          <w:rFonts w:ascii="Times New Roman" w:eastAsia="Times New Roman" w:hAnsi="Times New Roman" w:cs="Times New Roman"/>
+          <w:sz w:val="24"/>
+          <w:szCs w:val="24"/>
+        </w:rPr>
+        <w:t>PetnotePlus</w:t>
+      </w:r>
+      <w:proofErr w:type="spellEnd"/>
+      <w:r>
+        <w:rPr>
+          <w:rFonts w:ascii="Times New Roman" w:eastAsia="Times New Roman" w:hAnsi="Times New Roman" w:cs="Times New Roman"/>
+          <w:sz w:val="24"/>
+          <w:szCs w:val="24"/>
+        </w:rPr>
+        <w:t xml:space="preserve"> es una </w:t>
+      </w:r>
+      <w:r>
+        <w:rPr>
+          <w:rFonts w:ascii="Times New Roman" w:eastAsia="Times New Roman" w:hAnsi="Times New Roman" w:cs="Times New Roman"/>
+          <w:sz w:val="24"/>
+          <w:szCs w:val="24"/>
+        </w:rPr>
+        <w:t>aplicación</w:t>
+      </w:r>
+      <w:r>
+        <w:rPr>
+          <w:rFonts w:ascii="Times New Roman" w:eastAsia="Times New Roman" w:hAnsi="Times New Roman" w:cs="Times New Roman"/>
+          <w:sz w:val="24"/>
+          <w:szCs w:val="24"/>
+        </w:rPr>
+        <w:t xml:space="preserve"> de registro y </w:t>
+      </w:r>
+      <w:r>
+        <w:rPr>
+          <w:rFonts w:ascii="Times New Roman" w:eastAsia="Times New Roman" w:hAnsi="Times New Roman" w:cs="Times New Roman"/>
+          <w:sz w:val="24"/>
+          <w:szCs w:val="24"/>
+        </w:rPr>
+        <w:t>seguimiento</w:t>
+      </w:r>
+      <w:r>
+        <w:rPr>
+          <w:rFonts w:ascii="Times New Roman" w:eastAsia="Times New Roman" w:hAnsi="Times New Roman" w:cs="Times New Roman"/>
+          <w:sz w:val="24"/>
+          <w:szCs w:val="24"/>
+        </w:rPr>
+        <w:t xml:space="preserve"> compartido </w:t>
+      </w:r>
+      <w:r>
+        <w:rPr>
+          <w:rFonts w:ascii="Times New Roman" w:eastAsia="Times New Roman" w:hAnsi="Times New Roman" w:cs="Times New Roman"/>
+          <w:sz w:val="24"/>
+          <w:szCs w:val="24"/>
+        </w:rPr>
+        <w:t>orientada a</w:t>
+      </w:r>
+      <w:r>
+        <w:rPr>
+          <w:rFonts w:ascii="Times New Roman" w:eastAsia="Times New Roman" w:hAnsi="Times New Roman" w:cs="Times New Roman"/>
+          <w:sz w:val="24"/>
+          <w:szCs w:val="24"/>
+        </w:rPr>
+        <w:t xml:space="preserve"> la gestión diaria de</w:t>
+      </w:r>
+      <w:r>
+        <w:rPr>
+          <w:rFonts w:ascii="Times New Roman" w:eastAsia="Times New Roman" w:hAnsi="Times New Roman" w:cs="Times New Roman"/>
+          <w:sz w:val="24"/>
+          <w:szCs w:val="24"/>
+        </w:rPr>
+        <w:t>l cuidado de</w:t>
+      </w:r>
+      <w:r>
+        <w:rPr>
+          <w:rFonts w:ascii="Times New Roman" w:eastAsia="Times New Roman" w:hAnsi="Times New Roman" w:cs="Times New Roman"/>
+          <w:sz w:val="24"/>
+          <w:szCs w:val="24"/>
+        </w:rPr>
+        <w:t xml:space="preserve"> mascotas. Su propósito </w:t>
+      </w:r>
+      <w:r>
+        <w:rPr>
+          <w:rFonts w:ascii="Times New Roman" w:eastAsia="Times New Roman" w:hAnsi="Times New Roman" w:cs="Times New Roman"/>
+          <w:sz w:val="24"/>
+          <w:szCs w:val="24"/>
+        </w:rPr>
+        <w:t xml:space="preserve">principal </w:t>
+      </w:r>
+      <w:r>
+        <w:rPr>
+          <w:rFonts w:ascii="Times New Roman" w:eastAsia="Times New Roman" w:hAnsi="Times New Roman" w:cs="Times New Roman"/>
+          <w:sz w:val="24"/>
+          <w:szCs w:val="24"/>
+        </w:rPr>
+        <w:t xml:space="preserve">es </w:t>
+      </w:r>
+      <w:r>
+        <w:rPr>
+          <w:rFonts w:ascii="Times New Roman" w:eastAsia="Times New Roman" w:hAnsi="Times New Roman" w:cs="Times New Roman"/>
+          <w:sz w:val="24"/>
+          <w:szCs w:val="24"/>
+        </w:rPr>
+        <w:t xml:space="preserve">proporcionar un espacio común donde todos los cuidadores </w:t>
+      </w:r>
+      <w:r>
+        <w:rPr>
+          <w:rFonts w:ascii="Times New Roman" w:eastAsia="Times New Roman" w:hAnsi="Times New Roman" w:cs="Times New Roman"/>
+          <w:sz w:val="24"/>
+          <w:szCs w:val="24"/>
+        </w:rPr>
+        <w:t xml:space="preserve">de un animal </w:t>
+      </w:r>
+      <w:r>
+        <w:rPr>
+          <w:rFonts w:ascii="Times New Roman" w:eastAsia="Times New Roman" w:hAnsi="Times New Roman" w:cs="Times New Roman"/>
+          <w:sz w:val="24"/>
+          <w:szCs w:val="24"/>
+        </w:rPr>
+        <w:t xml:space="preserve">puedan anotar las acciones realizadas y consultar las pendientes, contribuyendo así a evitar olvidos y duplicidades. A diferencia de las herramientas analizadas anteriormente, </w:t>
+      </w:r>
+      <w:proofErr w:type="spellStart"/>
+      <w:r>
+        <w:rPr>
+          <w:rFonts w:ascii="Times New Roman" w:eastAsia="Times New Roman" w:hAnsi="Times New Roman" w:cs="Times New Roman"/>
+          <w:sz w:val="24"/>
+          <w:szCs w:val="24"/>
+        </w:rPr>
+        <w:t>PetnotePlus</w:t>
+      </w:r>
+      <w:proofErr w:type="spellEnd"/>
+      <w:r>
+        <w:rPr>
+          <w:rFonts w:ascii="Times New Roman" w:eastAsia="Times New Roman" w:hAnsi="Times New Roman" w:cs="Times New Roman"/>
+          <w:sz w:val="24"/>
+          <w:szCs w:val="24"/>
+        </w:rPr>
+        <w:t xml:space="preserve"> es </w:t>
+      </w:r>
+      <w:proofErr w:type="spellStart"/>
+      <w:r>
+        <w:rPr>
+          <w:rFonts w:ascii="Times New Roman" w:eastAsia="Times New Roman" w:hAnsi="Times New Roman" w:cs="Times New Roman"/>
+          <w:sz w:val="24"/>
+          <w:szCs w:val="24"/>
+        </w:rPr>
+        <w:t>multiespecie</w:t>
+      </w:r>
+      <w:proofErr w:type="spellEnd"/>
+      <w:r>
+        <w:rPr>
+          <w:rFonts w:ascii="Times New Roman" w:eastAsia="Times New Roman" w:hAnsi="Times New Roman" w:cs="Times New Roman"/>
+          <w:sz w:val="24"/>
+          <w:szCs w:val="24"/>
+        </w:rPr>
+        <w:t xml:space="preserve"> y admite el registro de mamíferos, aves y reptiles. </w:t>
+      </w:r>
+      <w:r>
+        <w:rPr>
+          <w:rFonts w:ascii="Times New Roman" w:eastAsia="Times New Roman" w:hAnsi="Times New Roman" w:cs="Times New Roman"/>
+          <w:sz w:val="24"/>
+          <w:szCs w:val="24"/>
+        </w:rPr>
+        <w:t xml:space="preserve">Está disponible para iOS y Android </w:t>
+      </w:r>
+      <w:r>
+        <w:rPr>
+          <w:rFonts w:ascii="Times New Roman" w:eastAsia="Times New Roman" w:hAnsi="Times New Roman" w:cs="Times New Roman"/>
+          <w:sz w:val="24"/>
+          <w:szCs w:val="24"/>
+        </w:rPr>
+        <w:t>con</w:t>
+      </w:r>
+      <w:r>
+        <w:rPr>
+          <w:rFonts w:ascii="Times New Roman" w:eastAsia="Times New Roman" w:hAnsi="Times New Roman" w:cs="Times New Roman"/>
+          <w:sz w:val="24"/>
+          <w:szCs w:val="24"/>
+        </w:rPr>
+        <w:t xml:space="preserve"> un modelo de negocio freemium: la versión gratuita incluye anuncios</w:t>
+      </w:r>
+      <w:r>
+        <w:rPr>
+          <w:rFonts w:ascii="Times New Roman" w:eastAsia="Times New Roman" w:hAnsi="Times New Roman" w:cs="Times New Roman"/>
+          <w:sz w:val="24"/>
+          <w:szCs w:val="24"/>
+        </w:rPr>
+        <w:t xml:space="preserve"> y limita algunas funcionalidades avanzadas, mientras que</w:t>
+      </w:r>
+      <w:r>
+        <w:rPr>
+          <w:rFonts w:ascii="Times New Roman" w:eastAsia="Times New Roman" w:hAnsi="Times New Roman" w:cs="Times New Roman"/>
+          <w:sz w:val="24"/>
+          <w:szCs w:val="24"/>
+        </w:rPr>
+        <w:t xml:space="preserve"> la versión premium elimina </w:t>
+      </w:r>
+      <w:r>
+        <w:rPr>
+          <w:rFonts w:ascii="Times New Roman" w:eastAsia="Times New Roman" w:hAnsi="Times New Roman" w:cs="Times New Roman"/>
+          <w:sz w:val="24"/>
+          <w:szCs w:val="24"/>
+        </w:rPr>
+        <w:t xml:space="preserve">la </w:t>
+      </w:r>
+      <w:r>
+        <w:rPr>
+          <w:rFonts w:ascii="Times New Roman" w:eastAsia="Times New Roman" w:hAnsi="Times New Roman" w:cs="Times New Roman"/>
+          <w:sz w:val="24"/>
+          <w:szCs w:val="24"/>
+        </w:rPr>
+        <w:t>publicidad</w:t>
+      </w:r>
+      <w:r>
+        <w:rPr>
+          <w:rFonts w:ascii="Times New Roman" w:eastAsia="Times New Roman" w:hAnsi="Times New Roman" w:cs="Times New Roman"/>
+          <w:sz w:val="24"/>
+          <w:szCs w:val="24"/>
+        </w:rPr>
+        <w:t xml:space="preserve">, amplía </w:t>
+      </w:r>
+      <w:r>
+        <w:rPr>
+          <w:rFonts w:ascii="Times New Roman" w:eastAsia="Times New Roman" w:hAnsi="Times New Roman" w:cs="Times New Roman"/>
+          <w:sz w:val="24"/>
+          <w:szCs w:val="24"/>
+        </w:rPr>
+        <w:t>el</w:t>
+      </w:r>
+      <w:r>
+        <w:rPr>
+          <w:rFonts w:ascii="Times New Roman" w:eastAsia="Times New Roman" w:hAnsi="Times New Roman" w:cs="Times New Roman"/>
+          <w:sz w:val="24"/>
+          <w:szCs w:val="24"/>
+        </w:rPr>
+        <w:t xml:space="preserve"> número de</w:t>
+      </w:r>
+      <w:r>
+        <w:rPr>
+          <w:rFonts w:ascii="Times New Roman" w:eastAsia="Times New Roman" w:hAnsi="Times New Roman" w:cs="Times New Roman"/>
+          <w:sz w:val="24"/>
+          <w:szCs w:val="24"/>
+        </w:rPr>
+        <w:t xml:space="preserve"> </w:t>
+      </w:r>
+      <w:r>
+        <w:rPr>
+          <w:rFonts w:ascii="Times New Roman" w:eastAsia="Times New Roman" w:hAnsi="Times New Roman" w:cs="Times New Roman"/>
+          <w:sz w:val="24"/>
+          <w:szCs w:val="24"/>
+        </w:rPr>
+        <w:t>elementos de seguimiento por mascota y desbloquea funciones adicionales como la exportación de datos en formato CSV</w:t>
+      </w:r>
+      <w:r>
+        <w:rPr>
+          <w:rFonts w:ascii="Times New Roman" w:eastAsia="Times New Roman" w:hAnsi="Times New Roman" w:cs="Times New Roman"/>
+          <w:sz w:val="24"/>
+          <w:szCs w:val="24"/>
+        </w:rPr>
+        <w:t>.</w:t>
+      </w:r>
+    </w:p>
+    <w:p>
+      <w:pPr>
+        <w:pBdr>
+          <w:top w:val="nil"/>
+          <w:left w:val="nil"/>
+          <w:bottom w:val="nil"/>
+          <w:right w:val="nil"/>
+          <w:between w:val="nil"/>
+        </w:pBdr>
+        <w:jc w:val="both"/>
+        <w:rPr>
+          <w:rFonts w:ascii="Times New Roman" w:eastAsia="Times New Roman" w:hAnsi="Times New Roman" w:cs="Times New Roman"/>
+          <w:sz w:val="24"/>
+          <w:szCs w:val="24"/>
+        </w:rPr>
+      </w:pPr>
+    </w:p>
+    <w:p>
+      <w:pPr>
+        <w:pBdr>
+          <w:top w:val="nil"/>
+          <w:left w:val="nil"/>
+          <w:bottom w:val="nil"/>
+          <w:right w:val="nil"/>
+          <w:between w:val="nil"/>
+        </w:pBdr>
+        <w:jc w:val="both"/>
+        <w:rPr>
+          <w:rFonts w:ascii="Times New Roman" w:eastAsia="Times New Roman" w:hAnsi="Times New Roman" w:cs="Times New Roman"/>
+          <w:sz w:val="24"/>
+          <w:szCs w:val="24"/>
+        </w:rPr>
+      </w:pPr>
+      <w:r>
+        <w:rPr>
+          <w:rFonts w:ascii="Times New Roman" w:eastAsia="Times New Roman" w:hAnsi="Times New Roman" w:cs="Times New Roman"/>
+          <w:sz w:val="24"/>
+          <w:szCs w:val="24"/>
+        </w:rPr>
+        <w:t>Entre los</w:t>
+      </w:r>
+      <w:r>
+        <w:rPr>
+          <w:rFonts w:ascii="Times New Roman" w:eastAsia="Times New Roman" w:hAnsi="Times New Roman" w:cs="Times New Roman"/>
+          <w:sz w:val="24"/>
+          <w:szCs w:val="24"/>
+        </w:rPr>
+        <w:t xml:space="preserve"> </w:t>
+      </w:r>
+      <w:proofErr w:type="spellStart"/>
+      <w:r>
+        <w:rPr>
+          <w:rFonts w:ascii="Times New Roman" w:eastAsia="Times New Roman" w:hAnsi="Times New Roman" w:cs="Times New Roman"/>
+          <w:sz w:val="24"/>
+          <w:szCs w:val="24"/>
+        </w:rPr>
+        <w:t>modulos</w:t>
+      </w:r>
+      <w:proofErr w:type="spellEnd"/>
+      <w:r>
+        <w:rPr>
+          <w:rFonts w:ascii="Times New Roman" w:eastAsia="Times New Roman" w:hAnsi="Times New Roman" w:cs="Times New Roman"/>
+          <w:sz w:val="24"/>
+          <w:szCs w:val="24"/>
+        </w:rPr>
+        <w:t xml:space="preserve"> que </w:t>
+      </w:r>
+      <w:r>
+        <w:rPr>
+          <w:rFonts w:ascii="Times New Roman" w:eastAsia="Times New Roman" w:hAnsi="Times New Roman" w:cs="Times New Roman"/>
+          <w:sz w:val="24"/>
+          <w:szCs w:val="24"/>
+        </w:rPr>
+        <w:t>ofrece</w:t>
+      </w:r>
+      <w:r>
+        <w:rPr>
+          <w:rFonts w:ascii="Times New Roman" w:eastAsia="Times New Roman" w:hAnsi="Times New Roman" w:cs="Times New Roman"/>
+          <w:sz w:val="24"/>
+          <w:szCs w:val="24"/>
+        </w:rPr>
+        <w:t xml:space="preserve"> la aplicación </w:t>
+      </w:r>
+      <w:r>
+        <w:rPr>
+          <w:rFonts w:ascii="Times New Roman" w:eastAsia="Times New Roman" w:hAnsi="Times New Roman" w:cs="Times New Roman"/>
+          <w:sz w:val="24"/>
+          <w:szCs w:val="24"/>
+        </w:rPr>
+        <w:t>destacan los siguientes</w:t>
+      </w:r>
+      <w:r>
+        <w:rPr>
+          <w:rFonts w:ascii="Times New Roman" w:eastAsia="Times New Roman" w:hAnsi="Times New Roman" w:cs="Times New Roman"/>
+          <w:sz w:val="24"/>
+          <w:szCs w:val="24"/>
+        </w:rPr>
+        <w:t>:</w:t>
+      </w:r>
+    </w:p>
+    <w:p>
+      <w:pPr>
+        <w:pStyle w:val="Prrafodelista"/>
+        <w:numPr>
+          <w:ilvl w:val="0"/>
+          <w:numId w:val="1"/>
+        </w:numPr>
+        <w:pBdr>
+          <w:top w:val="nil"/>
+          <w:left w:val="nil"/>
+          <w:bottom w:val="nil"/>
+          <w:right w:val="nil"/>
+          <w:between w:val="nil"/>
+        </w:pBdr>
+        <w:jc w:val="both"/>
+        <w:rPr>
+          <w:rFonts w:ascii="Times New Roman" w:eastAsia="Times New Roman" w:hAnsi="Times New Roman" w:cs="Times New Roman"/>
+          <w:sz w:val="24"/>
+          <w:szCs w:val="24"/>
+        </w:rPr>
+      </w:pPr>
+      <w:r>
+        <w:rPr>
+          <w:rFonts w:ascii="Times New Roman" w:eastAsia="Times New Roman" w:hAnsi="Times New Roman" w:cs="Times New Roman"/>
+          <w:sz w:val="24"/>
+          <w:szCs w:val="24"/>
+        </w:rPr>
+        <w:lastRenderedPageBreak/>
+        <w:t>Registro de seguimiento personalizable: el usuario puede añadir elementos de seguimiento a partir de plantillas predefinidas por especie, incluyendo peso, temperatura, tiempo de paseo, medicina, vacuna, entre otros. En la versión gratuita el número de elementos está limitado a 8 por mascota.</w:t>
+      </w:r>
+    </w:p>
+    <w:p>
+      <w:pPr>
+        <w:pBdr>
+          <w:top w:val="nil"/>
+          <w:left w:val="nil"/>
+          <w:bottom w:val="nil"/>
+          <w:right w:val="nil"/>
+          <w:between w:val="nil"/>
+        </w:pBdr>
+        <w:ind w:left="360"/>
+        <w:jc w:val="both"/>
+        <w:rPr>
+          <w:rFonts w:ascii="Times New Roman" w:eastAsia="Times New Roman" w:hAnsi="Times New Roman" w:cs="Times New Roman"/>
+          <w:sz w:val="24"/>
+          <w:szCs w:val="24"/>
+        </w:rPr>
+      </w:pPr>
+    </w:p>
+    <w:p>
+      <w:pPr>
+        <w:pStyle w:val="Prrafodelista"/>
+        <w:numPr>
+          <w:ilvl w:val="0"/>
+          <w:numId w:val="1"/>
+        </w:numPr>
+        <w:pBdr>
+          <w:top w:val="nil"/>
+          <w:left w:val="nil"/>
+          <w:bottom w:val="nil"/>
+          <w:right w:val="nil"/>
+          <w:between w:val="nil"/>
+        </w:pBdr>
+        <w:jc w:val="both"/>
+        <w:rPr>
+          <w:rFonts w:ascii="Times New Roman" w:eastAsia="Times New Roman" w:hAnsi="Times New Roman" w:cs="Times New Roman"/>
+          <w:sz w:val="24"/>
+          <w:szCs w:val="24"/>
+        </w:rPr>
+      </w:pPr>
+      <w:r>
+        <w:rPr>
+          <w:rFonts w:ascii="Times New Roman" w:eastAsia="Times New Roman" w:hAnsi="Times New Roman" w:cs="Times New Roman"/>
+          <w:sz w:val="24"/>
+          <w:szCs w:val="24"/>
+        </w:rPr>
+        <w:t xml:space="preserve">Registro de medicación: permite configurar </w:t>
+      </w:r>
+      <w:r>
+        <w:rPr>
+          <w:rFonts w:ascii="Times New Roman" w:eastAsia="Times New Roman" w:hAnsi="Times New Roman" w:cs="Times New Roman"/>
+          <w:sz w:val="24"/>
+          <w:szCs w:val="24"/>
+        </w:rPr>
+        <w:t>la frecuencia de administración (diaria, semanal, mensual o anual)</w:t>
+      </w:r>
+      <w:r>
+        <w:rPr>
+          <w:rFonts w:ascii="Times New Roman" w:eastAsia="Times New Roman" w:hAnsi="Times New Roman" w:cs="Times New Roman"/>
+          <w:sz w:val="24"/>
+          <w:szCs w:val="24"/>
+        </w:rPr>
+        <w:t>,</w:t>
+      </w:r>
+      <w:r>
+        <w:rPr>
+          <w:rFonts w:ascii="Times New Roman" w:eastAsia="Times New Roman" w:hAnsi="Times New Roman" w:cs="Times New Roman"/>
+          <w:sz w:val="24"/>
+          <w:szCs w:val="24"/>
+        </w:rPr>
+        <w:t xml:space="preserve"> el intervalo, la fecha de inicio y la fecha de finalización, con posibilidad de activar notificaciones en el momento de cada toma</w:t>
+      </w:r>
+      <w:r>
+        <w:rPr>
+          <w:rFonts w:ascii="Times New Roman" w:eastAsia="Times New Roman" w:hAnsi="Times New Roman" w:cs="Times New Roman"/>
+          <w:sz w:val="24"/>
+          <w:szCs w:val="24"/>
+        </w:rPr>
+        <w:t>.</w:t>
+      </w:r>
+    </w:p>
+    <w:p>
+      <w:pPr>
+        <w:pBdr>
+          <w:top w:val="nil"/>
+          <w:left w:val="nil"/>
+          <w:bottom w:val="nil"/>
+          <w:right w:val="nil"/>
+          <w:between w:val="nil"/>
+        </w:pBdr>
+        <w:jc w:val="both"/>
+        <w:rPr>
+          <w:rFonts w:ascii="Times New Roman" w:eastAsia="Times New Roman" w:hAnsi="Times New Roman" w:cs="Times New Roman"/>
+          <w:sz w:val="24"/>
+          <w:szCs w:val="24"/>
+        </w:rPr>
+      </w:pPr>
+    </w:p>
+    <w:p>
+      <w:pPr>
+        <w:pStyle w:val="Prrafodelista"/>
+        <w:numPr>
+          <w:ilvl w:val="0"/>
+          <w:numId w:val="1"/>
+        </w:numPr>
+        <w:pBdr>
+          <w:top w:val="nil"/>
+          <w:left w:val="nil"/>
+          <w:bottom w:val="nil"/>
+          <w:right w:val="nil"/>
+          <w:between w:val="nil"/>
+        </w:pBdr>
+        <w:jc w:val="both"/>
+        <w:rPr>
+          <w:rFonts w:ascii="Times New Roman" w:eastAsia="Times New Roman" w:hAnsi="Times New Roman" w:cs="Times New Roman"/>
+          <w:sz w:val="24"/>
+          <w:szCs w:val="24"/>
+        </w:rPr>
+      </w:pPr>
+      <w:r>
+        <w:rPr>
+          <w:rFonts w:ascii="Times New Roman" w:eastAsia="Times New Roman" w:hAnsi="Times New Roman" w:cs="Times New Roman"/>
+          <w:sz w:val="24"/>
+          <w:szCs w:val="24"/>
+        </w:rPr>
+        <w:t xml:space="preserve">Recordatorios: </w:t>
+      </w:r>
+      <w:r>
+        <w:rPr>
+          <w:rFonts w:ascii="Times New Roman" w:eastAsia="Times New Roman" w:hAnsi="Times New Roman" w:cs="Times New Roman"/>
+          <w:sz w:val="24"/>
+          <w:szCs w:val="24"/>
+        </w:rPr>
+        <w:t>cuenta con sistema de</w:t>
+      </w:r>
+      <w:r>
+        <w:rPr>
+          <w:rFonts w:ascii="Times New Roman" w:eastAsia="Times New Roman" w:hAnsi="Times New Roman" w:cs="Times New Roman"/>
+          <w:sz w:val="24"/>
+          <w:szCs w:val="24"/>
+        </w:rPr>
+        <w:t xml:space="preserve"> notificaciones push configura</w:t>
+      </w:r>
+      <w:r>
+        <w:rPr>
+          <w:rFonts w:ascii="Times New Roman" w:eastAsia="Times New Roman" w:hAnsi="Times New Roman" w:cs="Times New Roman"/>
+          <w:sz w:val="24"/>
+          <w:szCs w:val="24"/>
+        </w:rPr>
+        <w:t>bles</w:t>
+      </w:r>
+      <w:r>
+        <w:rPr>
+          <w:rFonts w:ascii="Times New Roman" w:eastAsia="Times New Roman" w:hAnsi="Times New Roman" w:cs="Times New Roman"/>
+          <w:sz w:val="24"/>
+          <w:szCs w:val="24"/>
+        </w:rPr>
+        <w:t xml:space="preserve"> para </w:t>
+      </w:r>
+      <w:r>
+        <w:rPr>
+          <w:rFonts w:ascii="Times New Roman" w:eastAsia="Times New Roman" w:hAnsi="Times New Roman" w:cs="Times New Roman"/>
+          <w:sz w:val="24"/>
+          <w:szCs w:val="24"/>
+        </w:rPr>
+        <w:t>cualquier elemento de seguimiento con rutina establecida</w:t>
+      </w:r>
+      <w:r>
+        <w:rPr>
+          <w:rFonts w:ascii="Times New Roman" w:eastAsia="Times New Roman" w:hAnsi="Times New Roman" w:cs="Times New Roman"/>
+          <w:sz w:val="24"/>
+          <w:szCs w:val="24"/>
+        </w:rPr>
+        <w:t>.</w:t>
+      </w:r>
+    </w:p>
+    <w:p>
+      <w:pPr>
+        <w:pBdr>
+          <w:top w:val="nil"/>
+          <w:left w:val="nil"/>
+          <w:bottom w:val="nil"/>
+          <w:right w:val="nil"/>
+          <w:between w:val="nil"/>
+        </w:pBdr>
+        <w:jc w:val="both"/>
+        <w:rPr>
+          <w:rFonts w:ascii="Times New Roman" w:eastAsia="Times New Roman" w:hAnsi="Times New Roman" w:cs="Times New Roman"/>
+          <w:sz w:val="24"/>
+          <w:szCs w:val="24"/>
+        </w:rPr>
+      </w:pPr>
+    </w:p>
+    <w:p>
+      <w:pPr>
+        <w:pStyle w:val="Prrafodelista"/>
+        <w:numPr>
+          <w:ilvl w:val="0"/>
+          <w:numId w:val="1"/>
+        </w:numPr>
+        <w:pBdr>
+          <w:top w:val="nil"/>
+          <w:left w:val="nil"/>
+          <w:bottom w:val="nil"/>
+          <w:right w:val="nil"/>
+          <w:between w:val="nil"/>
+        </w:pBdr>
+        <w:jc w:val="both"/>
+        <w:rPr>
+          <w:rFonts w:ascii="Times New Roman" w:eastAsia="Times New Roman" w:hAnsi="Times New Roman" w:cs="Times New Roman"/>
+          <w:sz w:val="24"/>
+          <w:szCs w:val="24"/>
+        </w:rPr>
+      </w:pPr>
+      <w:r>
+        <w:rPr>
+          <w:rFonts w:ascii="Times New Roman" w:eastAsia="Times New Roman" w:hAnsi="Times New Roman" w:cs="Times New Roman"/>
+          <w:sz w:val="24"/>
+          <w:szCs w:val="24"/>
+        </w:rPr>
+        <w:t xml:space="preserve">Historial de actividades: tiene una vista </w:t>
+      </w:r>
+      <w:r>
+        <w:rPr>
+          <w:rFonts w:ascii="Times New Roman" w:eastAsia="Times New Roman" w:hAnsi="Times New Roman" w:cs="Times New Roman"/>
+          <w:sz w:val="24"/>
+          <w:szCs w:val="24"/>
+        </w:rPr>
+        <w:t>cronológica</w:t>
+      </w:r>
+      <w:r>
+        <w:rPr>
+          <w:rFonts w:ascii="Times New Roman" w:eastAsia="Times New Roman" w:hAnsi="Times New Roman" w:cs="Times New Roman"/>
+          <w:sz w:val="24"/>
+          <w:szCs w:val="24"/>
+        </w:rPr>
+        <w:t xml:space="preserve"> de todas las acciones </w:t>
+      </w:r>
+      <w:r>
+        <w:rPr>
+          <w:rFonts w:ascii="Times New Roman" w:eastAsia="Times New Roman" w:hAnsi="Times New Roman" w:cs="Times New Roman"/>
+          <w:sz w:val="24"/>
+          <w:szCs w:val="24"/>
+        </w:rPr>
+        <w:t>registradas, con marca temporal y posibilidad de adjuntar notas y fotografías a cada entrada</w:t>
+      </w:r>
+      <w:r>
+        <w:rPr>
+          <w:rFonts w:ascii="Times New Roman" w:eastAsia="Times New Roman" w:hAnsi="Times New Roman" w:cs="Times New Roman"/>
+          <w:sz w:val="24"/>
+          <w:szCs w:val="24"/>
+        </w:rPr>
+        <w:t>.</w:t>
+      </w:r>
+    </w:p>
+    <w:p>
+      <w:pPr>
+        <w:pBdr>
+          <w:top w:val="nil"/>
+          <w:left w:val="nil"/>
+          <w:bottom w:val="nil"/>
+          <w:right w:val="nil"/>
+          <w:between w:val="nil"/>
+        </w:pBdr>
+        <w:jc w:val="both"/>
+        <w:rPr>
+          <w:rFonts w:ascii="Times New Roman" w:eastAsia="Times New Roman" w:hAnsi="Times New Roman" w:cs="Times New Roman"/>
+          <w:sz w:val="24"/>
+          <w:szCs w:val="24"/>
+        </w:rPr>
+      </w:pPr>
+    </w:p>
+    <w:p>
+      <w:pPr>
+        <w:pStyle w:val="Prrafodelista"/>
+        <w:numPr>
+          <w:ilvl w:val="0"/>
+          <w:numId w:val="1"/>
+        </w:numPr>
+        <w:pBdr>
+          <w:top w:val="nil"/>
+          <w:left w:val="nil"/>
+          <w:bottom w:val="nil"/>
+          <w:right w:val="nil"/>
+          <w:between w:val="nil"/>
+        </w:pBdr>
+        <w:jc w:val="both"/>
+        <w:rPr>
+          <w:rFonts w:ascii="Times New Roman" w:eastAsia="Times New Roman" w:hAnsi="Times New Roman" w:cs="Times New Roman"/>
+          <w:sz w:val="24"/>
+          <w:szCs w:val="24"/>
+        </w:rPr>
+      </w:pPr>
+      <w:r>
+        <w:rPr>
+          <w:rFonts w:ascii="Times New Roman" w:eastAsia="Times New Roman" w:hAnsi="Times New Roman" w:cs="Times New Roman"/>
+          <w:sz w:val="24"/>
+          <w:szCs w:val="24"/>
+        </w:rPr>
+        <w:t xml:space="preserve">Seguimiento de gastos: </w:t>
+      </w:r>
+      <w:r>
+        <w:rPr>
+          <w:rFonts w:ascii="Times New Roman" w:eastAsia="Times New Roman" w:hAnsi="Times New Roman" w:cs="Times New Roman"/>
+          <w:sz w:val="24"/>
+          <w:szCs w:val="24"/>
+        </w:rPr>
+        <w:t xml:space="preserve">módulo que </w:t>
+      </w:r>
+      <w:r>
+        <w:rPr>
+          <w:rFonts w:ascii="Times New Roman" w:eastAsia="Times New Roman" w:hAnsi="Times New Roman" w:cs="Times New Roman"/>
+          <w:sz w:val="24"/>
+          <w:szCs w:val="24"/>
+        </w:rPr>
+        <w:t xml:space="preserve">permite </w:t>
+      </w:r>
+      <w:r>
+        <w:rPr>
+          <w:rFonts w:ascii="Times New Roman" w:eastAsia="Times New Roman" w:hAnsi="Times New Roman" w:cs="Times New Roman"/>
+          <w:sz w:val="24"/>
+          <w:szCs w:val="24"/>
+        </w:rPr>
+        <w:t>registrar los gastos asociados al cuidado de la mascota por categoría, con visualización mensual.</w:t>
+      </w:r>
+    </w:p>
+    <w:p>
+      <w:pPr>
+        <w:pBdr>
+          <w:top w:val="nil"/>
+          <w:left w:val="nil"/>
+          <w:bottom w:val="nil"/>
+          <w:right w:val="nil"/>
+          <w:between w:val="nil"/>
+        </w:pBdr>
+        <w:jc w:val="both"/>
+        <w:rPr>
+          <w:rFonts w:ascii="Times New Roman" w:eastAsia="Times New Roman" w:hAnsi="Times New Roman" w:cs="Times New Roman"/>
+          <w:sz w:val="24"/>
+          <w:szCs w:val="24"/>
+        </w:rPr>
+      </w:pPr>
+    </w:p>
+    <w:p>
+      <w:pPr>
+        <w:pStyle w:val="Prrafodelista"/>
+        <w:numPr>
+          <w:ilvl w:val="0"/>
+          <w:numId w:val="1"/>
+        </w:numPr>
+        <w:pBdr>
+          <w:top w:val="nil"/>
+          <w:left w:val="nil"/>
+          <w:bottom w:val="nil"/>
+          <w:right w:val="nil"/>
+          <w:between w:val="nil"/>
+        </w:pBdr>
+        <w:jc w:val="both"/>
+        <w:rPr>
+          <w:rFonts w:ascii="Times New Roman" w:eastAsia="Times New Roman" w:hAnsi="Times New Roman" w:cs="Times New Roman"/>
+          <w:sz w:val="24"/>
+          <w:szCs w:val="24"/>
+        </w:rPr>
+      </w:pPr>
+      <w:r>
+        <w:rPr>
+          <w:rFonts w:ascii="Times New Roman" w:eastAsia="Times New Roman" w:hAnsi="Times New Roman" w:cs="Times New Roman"/>
+          <w:sz w:val="24"/>
+          <w:szCs w:val="24"/>
+        </w:rPr>
+        <w:t>Gestión de varias</w:t>
+      </w:r>
+      <w:r>
+        <w:rPr>
+          <w:rFonts w:ascii="Times New Roman" w:eastAsia="Times New Roman" w:hAnsi="Times New Roman" w:cs="Times New Roman"/>
+          <w:sz w:val="24"/>
+          <w:szCs w:val="24"/>
+        </w:rPr>
+        <w:t xml:space="preserve"> mascotas: permite gestionar múltiples perfiles de mascotas </w:t>
+      </w:r>
+      <w:r>
+        <w:rPr>
+          <w:rFonts w:ascii="Times New Roman" w:eastAsia="Times New Roman" w:hAnsi="Times New Roman" w:cs="Times New Roman"/>
+          <w:sz w:val="24"/>
+          <w:szCs w:val="24"/>
+        </w:rPr>
+        <w:t>bajo una misma cuenta</w:t>
+      </w:r>
+      <w:r>
+        <w:rPr>
+          <w:rFonts w:ascii="Times New Roman" w:eastAsia="Times New Roman" w:hAnsi="Times New Roman" w:cs="Times New Roman"/>
+          <w:sz w:val="24"/>
+          <w:szCs w:val="24"/>
+        </w:rPr>
+        <w:t>.</w:t>
+      </w:r>
+    </w:p>
+    <w:p>
+      <w:pPr>
+        <w:pStyle w:val="Prrafodelista"/>
+        <w:rPr>
+          <w:rFonts w:ascii="Times New Roman" w:eastAsia="Times New Roman" w:hAnsi="Times New Roman" w:cs="Times New Roman"/>
+          <w:sz w:val="24"/>
+          <w:szCs w:val="24"/>
+        </w:rPr>
+      </w:pPr>
+    </w:p>
+    <w:p>
+      <w:pPr>
+        <w:pStyle w:val="Prrafodelista"/>
+        <w:numPr>
+          <w:ilvl w:val="0"/>
+          <w:numId w:val="1"/>
+        </w:numPr>
+        <w:pBdr>
+          <w:top w:val="nil"/>
+          <w:left w:val="nil"/>
+          <w:bottom w:val="nil"/>
+          <w:right w:val="nil"/>
+          <w:between w:val="nil"/>
+        </w:pBdr>
+        <w:jc w:val="both"/>
+        <w:rPr>
+          <w:rFonts w:ascii="Times New Roman" w:eastAsia="Times New Roman" w:hAnsi="Times New Roman" w:cs="Times New Roman"/>
+          <w:sz w:val="24"/>
+          <w:szCs w:val="24"/>
+        </w:rPr>
+      </w:pPr>
+      <w:r>
+        <w:rPr>
+          <w:rFonts w:ascii="Times New Roman" w:eastAsia="Times New Roman" w:hAnsi="Times New Roman" w:cs="Times New Roman"/>
+          <w:sz w:val="24"/>
+          <w:szCs w:val="24"/>
+        </w:rPr>
+        <w:t>Diario y calendario: secciones dedicadas al registro libre de anotaciones y a la visualización de eventos programados.</w:t>
+      </w:r>
+    </w:p>
+    <w:p>
+      <w:pPr>
+        <w:pBdr>
+          <w:top w:val="nil"/>
+          <w:left w:val="nil"/>
+          <w:bottom w:val="nil"/>
+          <w:right w:val="nil"/>
+          <w:between w:val="nil"/>
+        </w:pBdr>
+        <w:jc w:val="both"/>
+        <w:rPr>
+          <w:rFonts w:ascii="Times New Roman" w:eastAsia="Times New Roman" w:hAnsi="Times New Roman" w:cs="Times New Roman"/>
+          <w:sz w:val="24"/>
+          <w:szCs w:val="24"/>
+        </w:rPr>
+      </w:pPr>
+    </w:p>
+    <w:p>
+      <w:pPr>
+        <w:pBdr>
+          <w:top w:val="nil"/>
+          <w:left w:val="nil"/>
+          <w:bottom w:val="nil"/>
+          <w:right w:val="nil"/>
+          <w:between w:val="nil"/>
+        </w:pBdr>
+        <w:jc w:val="both"/>
+        <w:rPr>
+          <w:rFonts w:ascii="Times New Roman" w:eastAsia="Times New Roman" w:hAnsi="Times New Roman" w:cs="Times New Roman"/>
+          <w:sz w:val="24"/>
+          <w:szCs w:val="24"/>
+        </w:rPr>
+      </w:pPr>
+      <w:r>
+        <w:rPr>
+          <w:rFonts w:ascii="Times New Roman" w:eastAsia="Times New Roman" w:hAnsi="Times New Roman" w:cs="Times New Roman"/>
+          <w:sz w:val="24"/>
+          <w:szCs w:val="24"/>
+        </w:rPr>
+        <w:t xml:space="preserve">Por otra parte, </w:t>
+      </w:r>
+      <w:proofErr w:type="spellStart"/>
+      <w:r>
+        <w:rPr>
+          <w:rFonts w:ascii="Times New Roman" w:eastAsia="Times New Roman" w:hAnsi="Times New Roman" w:cs="Times New Roman"/>
+          <w:sz w:val="24"/>
+          <w:szCs w:val="24"/>
+        </w:rPr>
+        <w:t>PetnotePlus</w:t>
+      </w:r>
+      <w:proofErr w:type="spellEnd"/>
+      <w:r>
+        <w:rPr>
+          <w:rFonts w:ascii="Times New Roman" w:eastAsia="Times New Roman" w:hAnsi="Times New Roman" w:cs="Times New Roman"/>
+          <w:sz w:val="24"/>
+          <w:szCs w:val="24"/>
+        </w:rPr>
+        <w:t xml:space="preserve"> implementa un modelo basado en grupos: el propietario crea el perfil de la mascota y genera un código de invitación que los demás cuidadores pueden introducir desde sus propias cuentas para unirse al hogar. Una vez integrados, todos los miembros pueden consultar y registrar información sobre las mascotas compartidas. El sistema diferencia entre el rol de propietario, con permisos de gestión del grupo, y el rol de miembro, con permisos de lectura y escritura. Cuando un usuario registra una acción, la aplicación puede enviar una notificación push al resto de miembros del grupo, siendo esta opción configurable por cada usuario.</w:t>
+      </w:r>
+    </w:p>
+    <w:p>
+      <w:pPr>
+        <w:pBdr>
+          <w:top w:val="nil"/>
+          <w:left w:val="nil"/>
+          <w:bottom w:val="nil"/>
+          <w:right w:val="nil"/>
+          <w:between w:val="nil"/>
+        </w:pBdr>
+        <w:jc w:val="both"/>
+        <w:rPr>
+          <w:rFonts w:ascii="Times New Roman" w:eastAsia="Times New Roman" w:hAnsi="Times New Roman" w:cs="Times New Roman"/>
+          <w:sz w:val="24"/>
+          <w:szCs w:val="24"/>
+        </w:rPr>
+      </w:pPr>
+    </w:p>
+    <w:p>
+      <w:pPr>
+        <w:pBdr>
+          <w:top w:val="nil"/>
+          <w:left w:val="nil"/>
+          <w:bottom w:val="nil"/>
+          <w:right w:val="nil"/>
+          <w:between w:val="nil"/>
+        </w:pBdr>
+        <w:jc w:val="both"/>
+        <w:rPr>
+          <w:rFonts w:ascii="Times New Roman" w:eastAsia="Times New Roman" w:hAnsi="Times New Roman" w:cs="Times New Roman"/>
+          <w:sz w:val="24"/>
+          <w:szCs w:val="24"/>
+        </w:rPr>
+      </w:pPr>
+      <w:r>
+        <w:rPr>
+          <w:rFonts w:ascii="Times New Roman" w:eastAsia="Times New Roman" w:hAnsi="Times New Roman" w:cs="Times New Roman"/>
+          <w:sz w:val="24"/>
+          <w:szCs w:val="24"/>
+        </w:rPr>
+        <w:t xml:space="preserve">En cuanto a sus limitaciones, aunque </w:t>
+      </w:r>
+      <w:proofErr w:type="spellStart"/>
+      <w:r>
+        <w:rPr>
+          <w:rFonts w:ascii="Times New Roman" w:eastAsia="Times New Roman" w:hAnsi="Times New Roman" w:cs="Times New Roman"/>
+          <w:sz w:val="24"/>
+          <w:szCs w:val="24"/>
+        </w:rPr>
+        <w:t>PetnotePlus</w:t>
+      </w:r>
+      <w:proofErr w:type="spellEnd"/>
+      <w:r>
+        <w:rPr>
+          <w:rFonts w:ascii="Times New Roman" w:eastAsia="Times New Roman" w:hAnsi="Times New Roman" w:cs="Times New Roman"/>
+          <w:sz w:val="24"/>
+          <w:szCs w:val="24"/>
+        </w:rPr>
+        <w:t xml:space="preserve"> es la herramienta analizada que más se aproxima al enfoque de coordinación multiusuario que plantea el presente proyecto, presenta carencias relevantes en este ámbito. El sistema de confirmación de mediación se basa en una simple marca de verificación sin mecanismos de bloqueo que impidan que dos cuidadores registren simultáneamente la misma acción. Si bien la sincronización en tiempo real permite que los registros sean visibles de forma inmediata para todos los miembros, la ausencia de un control de concurrencia explícito podría dar lugar a entradas duplicadas en situaciones de acceso simultáneo. </w:t>
+      </w:r>
+    </w:p>
+    <w:p>
+      <w:pPr>
+        <w:pBdr>
+          <w:top w:val="nil"/>
+          <w:left w:val="nil"/>
+          <w:bottom w:val="nil"/>
+          <w:right w:val="nil"/>
+          <w:between w:val="nil"/>
+        </w:pBdr>
+        <w:jc w:val="both"/>
+        <w:rPr>
+          <w:rFonts w:ascii="Times New Roman" w:eastAsia="Times New Roman" w:hAnsi="Times New Roman" w:cs="Times New Roman"/>
+          <w:sz w:val="24"/>
+          <w:szCs w:val="24"/>
+        </w:rPr>
+      </w:pPr>
+    </w:p>
+    <w:p>
+      <w:pPr>
+        <w:pBdr>
+          <w:top w:val="nil"/>
+          <w:left w:val="nil"/>
+          <w:bottom w:val="nil"/>
+          <w:right w:val="nil"/>
+          <w:between w:val="nil"/>
+        </w:pBdr>
+        <w:jc w:val="both"/>
+        <w:rPr>
+          <w:rFonts w:ascii="Times New Roman" w:eastAsia="Times New Roman" w:hAnsi="Times New Roman" w:cs="Times New Roman"/>
+          <w:sz w:val="24"/>
+          <w:szCs w:val="24"/>
+        </w:rPr>
+      </w:pPr>
+      <w:r>
+        <w:rPr>
+          <w:rFonts w:ascii="Times New Roman" w:eastAsia="Times New Roman" w:hAnsi="Times New Roman" w:cs="Times New Roman"/>
+          <w:sz w:val="24"/>
+          <w:szCs w:val="24"/>
+        </w:rPr>
+        <w:lastRenderedPageBreak/>
+        <w:t>Asimismo, la versión gratuita presenta limitaciones funcionales significativas, como la presencia de anuncios y la restricción a 8 elementos de seguimientos por mascota, que pueden resultar insuficientes para un uso doméstico completo sin incurrir en costes adicionales.</w:t>
+      </w:r>
+    </w:p>
+    <w:p>
+      <w:pPr>
+        <w:pBdr>
+          <w:top w:val="nil"/>
+          <w:left w:val="nil"/>
+          <w:bottom w:val="nil"/>
+          <w:right w:val="nil"/>
+          <w:between w:val="nil"/>
+        </w:pBdr>
+        <w:jc w:val="both"/>
+        <w:rPr>
+          <w:rFonts w:ascii="Times New Roman" w:eastAsia="Times New Roman" w:hAnsi="Times New Roman" w:cs="Times New Roman"/>
+          <w:sz w:val="24"/>
+          <w:szCs w:val="24"/>
+        </w:rPr>
+      </w:pPr>
+    </w:p>
+    <w:p>
+      <w:pPr>
+        <w:pBdr>
+          <w:top w:val="nil"/>
+          <w:left w:val="nil"/>
+          <w:bottom w:val="nil"/>
+          <w:right w:val="nil"/>
+          <w:between w:val="nil"/>
+        </w:pBdr>
+        <w:jc w:val="both"/>
+        <w:rPr>
+          <w:rFonts w:ascii="Times New Roman" w:eastAsia="Times New Roman" w:hAnsi="Times New Roman" w:cs="Times New Roman"/>
+          <w:sz w:val="24"/>
+          <w:szCs w:val="24"/>
+        </w:rPr>
+      </w:pPr>
+    </w:p>
+    <w:p>
+      <w:pPr>
+        <w:pBdr>
+          <w:top w:val="nil"/>
+          <w:left w:val="nil"/>
+          <w:bottom w:val="nil"/>
+          <w:right w:val="nil"/>
+          <w:between w:val="nil"/>
+        </w:pBdr>
+        <w:jc w:val="both"/>
+        <w:rPr>
+          <w:rFonts w:ascii="Times New Roman" w:eastAsia="Times New Roman" w:hAnsi="Times New Roman" w:cs="Times New Roman"/>
+          <w:sz w:val="24"/>
+          <w:szCs w:val="24"/>
+        </w:rPr>
+      </w:pPr>
+      <w:r>
+        <w:rPr>
+          <w:rFonts w:ascii="Times New Roman" w:eastAsia="Times New Roman" w:hAnsi="Times New Roman" w:cs="Times New Roman"/>
+          <w:sz w:val="24"/>
+          <w:szCs w:val="24"/>
+        </w:rPr>
+        <w:t>Captura_petnoteplus_20 / captura_petnoteplus_11</w:t>
+      </w:r>
+    </w:p>
+    <w:p>
+      <w:pPr>
+        <w:pBdr>
+          <w:top w:val="nil"/>
+          <w:left w:val="nil"/>
+          <w:bottom w:val="nil"/>
+          <w:right w:val="nil"/>
+          <w:between w:val="nil"/>
+        </w:pBdr>
+        <w:jc w:val="both"/>
+        <w:rPr>
+          <w:rFonts w:ascii="Times New Roman" w:eastAsia="Times New Roman" w:hAnsi="Times New Roman" w:cs="Times New Roman"/>
+          <w:sz w:val="24"/>
+          <w:szCs w:val="24"/>
+        </w:rPr>
+      </w:pPr>
+    </w:p>
+    <w:p>
+      <w:pPr>
+        <w:pBdr>
+          <w:top w:val="nil"/>
+          <w:left w:val="nil"/>
+          <w:bottom w:val="nil"/>
+          <w:right w:val="nil"/>
+          <w:between w:val="nil"/>
+        </w:pBdr>
+        <w:jc w:val="both"/>
+        <w:rPr>
+          <w:rFonts w:ascii="Times New Roman" w:eastAsia="Times New Roman" w:hAnsi="Times New Roman" w:cs="Times New Roman"/>
+          <w:sz w:val="24"/>
+          <w:szCs w:val="24"/>
+        </w:rPr>
+      </w:pPr>
+    </w:p>
+    <w:p>
+      <w:pPr>
+        <w:pBdr>
+          <w:top w:val="nil"/>
+          <w:left w:val="nil"/>
+          <w:bottom w:val="nil"/>
+          <w:right w:val="nil"/>
+          <w:between w:val="nil"/>
+        </w:pBdr>
+        <w:jc w:val="both"/>
         <w:rPr>
           <w:b/>
           <w:sz w:val="28"/>
           <w:szCs w:val="28"/>
         </w:rPr>
-        <w:t>2.2.</w:t>
-      </w:r>
+      </w:pPr>
       <w:r>
         <w:rPr>
           <w:b/>
           <w:sz w:val="28"/>
           <w:szCs w:val="28"/>
         </w:rPr>
-        <w:t>5</w:t>
-      </w:r>
+        <w:t xml:space="preserve">2.2.5.- </w:t>
+      </w:r>
+      <w:proofErr w:type="spellStart"/>
       <w:r>
         <w:rPr>
           <w:b/>
           <w:sz w:val="28"/>
           <w:szCs w:val="28"/>
         </w:rPr>
-        <w:t xml:space="preserve">.- </w:t>
-      </w:r>
-      <w:proofErr w:type="spellStart"/>
-      <w:r>
+        <w:t>VitusVet</w:t>
+      </w:r>
+      <w:proofErr w:type="spellEnd"/>
+    </w:p>
+    <w:p>
+      <w:pPr>
+        <w:pBdr>
+          <w:top w:val="nil"/>
+          <w:left w:val="nil"/>
+          <w:bottom w:val="nil"/>
+          <w:right w:val="nil"/>
+          <w:between w:val="nil"/>
+        </w:pBdr>
+        <w:jc w:val="both"/>
+        <w:rPr>
+          <w:rFonts w:ascii="Times New Roman" w:eastAsia="Times New Roman" w:hAnsi="Times New Roman" w:cs="Times New Roman"/>
+          <w:sz w:val="24"/>
+          <w:szCs w:val="24"/>
+        </w:rPr>
+      </w:pPr>
+    </w:p>
+    <w:p>
+      <w:pPr>
+        <w:pBdr>
+          <w:top w:val="nil"/>
+          <w:left w:val="nil"/>
+          <w:bottom w:val="nil"/>
+          <w:right w:val="nil"/>
+          <w:between w:val="nil"/>
+        </w:pBdr>
+        <w:jc w:val="both"/>
+        <w:rPr>
+          <w:rFonts w:ascii="Times New Roman" w:eastAsia="Times New Roman" w:hAnsi="Times New Roman" w:cs="Times New Roman"/>
+          <w:sz w:val="24"/>
+          <w:szCs w:val="24"/>
+        </w:rPr>
+      </w:pPr>
+      <w:r>
+        <w:rPr>
+          <w:rFonts w:ascii="Times New Roman" w:eastAsia="Times New Roman" w:hAnsi="Times New Roman" w:cs="Times New Roman"/>
+          <w:sz w:val="24"/>
+          <w:szCs w:val="24"/>
+        </w:rPr>
+        <w:t>Descripción de la herramienta ‘n’ estudiada . . .</w:t>
+      </w:r>
+    </w:p>
+    <w:p>
+      <w:pPr>
+        <w:pBdr>
+          <w:top w:val="nil"/>
+          <w:left w:val="nil"/>
+          <w:bottom w:val="nil"/>
+          <w:right w:val="nil"/>
+          <w:between w:val="nil"/>
+        </w:pBdr>
+        <w:jc w:val="both"/>
+        <w:rPr>
+          <w:rFonts w:ascii="Times New Roman" w:eastAsia="Times New Roman" w:hAnsi="Times New Roman" w:cs="Times New Roman"/>
+          <w:sz w:val="24"/>
+          <w:szCs w:val="24"/>
+        </w:rPr>
+      </w:pPr>
+    </w:p>
+    <w:p>
+      <w:pPr>
+        <w:pBdr>
+          <w:top w:val="nil"/>
+          <w:left w:val="nil"/>
+          <w:bottom w:val="nil"/>
+          <w:right w:val="nil"/>
+          <w:between w:val="nil"/>
+        </w:pBdr>
+        <w:jc w:val="both"/>
+        <w:rPr>
+          <w:rFonts w:ascii="Times New Roman" w:eastAsia="Times New Roman" w:hAnsi="Times New Roman" w:cs="Times New Roman"/>
+          <w:sz w:val="24"/>
+          <w:szCs w:val="24"/>
+        </w:rPr>
+      </w:pPr>
+    </w:p>
+    <w:p>
+      <w:pPr>
+        <w:pBdr>
+          <w:top w:val="nil"/>
+          <w:left w:val="nil"/>
+          <w:bottom w:val="nil"/>
+          <w:right w:val="nil"/>
+          <w:between w:val="nil"/>
+        </w:pBdr>
+        <w:jc w:val="both"/>
         <w:rPr>
           <w:b/>
           <w:sz w:val="28"/>
           <w:szCs w:val="28"/>
         </w:rPr>
-        <w:t>VitusVet</w:t>
-      </w:r>
-      <w:proofErr w:type="spellEnd"/>
-    </w:p>
-    <w:p>
-      <w:pPr>
-        <w:pBdr>
-          <w:top w:val="nil"/>
-          <w:left w:val="nil"/>
-          <w:bottom w:val="nil"/>
-          <w:right w:val="nil"/>
-          <w:between w:val="nil"/>
-        </w:pBdr>
-        <w:jc w:val="both"/>
-        <w:rPr>
-          <w:rFonts w:ascii="Times New Roman" w:eastAsia="Times New Roman" w:hAnsi="Times New Roman" w:cs="Times New Roman"/>
-          <w:sz w:val="24"/>
-          <w:szCs w:val="24"/>
-        </w:rPr>
-      </w:pPr>
-    </w:p>
-    <w:p>
-      <w:pPr>
-        <w:pBdr>
-          <w:top w:val="nil"/>
-          <w:left w:val="nil"/>
-          <w:bottom w:val="nil"/>
-          <w:right w:val="nil"/>
-          <w:between w:val="nil"/>
-        </w:pBdr>
-        <w:jc w:val="both"/>
-        <w:rPr>
-          <w:rFonts w:ascii="Times New Roman" w:eastAsia="Times New Roman" w:hAnsi="Times New Roman" w:cs="Times New Roman"/>
-          <w:sz w:val="24"/>
-          <w:szCs w:val="24"/>
-        </w:rPr>
-      </w:pPr>
-      <w:r>
-        <w:rPr>
-          <w:rFonts w:ascii="Times New Roman" w:eastAsia="Times New Roman" w:hAnsi="Times New Roman" w:cs="Times New Roman"/>
-          <w:sz w:val="24"/>
-          <w:szCs w:val="24"/>
-        </w:rPr>
-        <w:t>Descripción de la herramienta ‘n’ estudiada . . .</w:t>
-      </w:r>
-    </w:p>
-    <w:p>
-      <w:pPr>
-        <w:pBdr>
-          <w:top w:val="nil"/>
-          <w:left w:val="nil"/>
-          <w:bottom w:val="nil"/>
-          <w:right w:val="nil"/>
-          <w:between w:val="nil"/>
-        </w:pBdr>
-        <w:jc w:val="both"/>
-        <w:rPr>
-          <w:rFonts w:ascii="Times New Roman" w:eastAsia="Times New Roman" w:hAnsi="Times New Roman" w:cs="Times New Roman"/>
-          <w:sz w:val="24"/>
-          <w:szCs w:val="24"/>
-        </w:rPr>
-      </w:pPr>
-    </w:p>
-    <w:p>
-      <w:pPr>
-        <w:pBdr>
-          <w:top w:val="nil"/>
-          <w:left w:val="nil"/>
-          <w:bottom w:val="nil"/>
-          <w:right w:val="nil"/>
-          <w:between w:val="nil"/>
-        </w:pBdr>
-        <w:jc w:val="both"/>
-        <w:rPr>
-          <w:rFonts w:ascii="Times New Roman" w:eastAsia="Times New Roman" w:hAnsi="Times New Roman" w:cs="Times New Roman"/>
-          <w:sz w:val="24"/>
-          <w:szCs w:val="24"/>
-        </w:rPr>
-      </w:pPr>
-    </w:p>
-    <w:p>
-      <w:pPr>
-        <w:pBdr>
-          <w:top w:val="nil"/>
-          <w:left w:val="nil"/>
-          <w:bottom w:val="nil"/>
-          <w:right w:val="nil"/>
-          <w:between w:val="nil"/>
-        </w:pBdr>
-        <w:jc w:val="both"/>
+      </w:pPr>
+      <w:r>
         <w:rPr>
           <w:b/>
           <w:sz w:val="28"/>
           <w:szCs w:val="28"/>
         </w:rPr>
-      </w:pPr>
-      <w:r>
-        <w:rPr>
-          <w:b/>
-          <w:sz w:val="28"/>
-          <w:szCs w:val="28"/>
-        </w:rPr>
         <w:t>2.2.4.- Resumen</w:t>
       </w:r>
     </w:p>
@@ -4176,16 +5195,7 @@
           <w:sz w:val="24"/>
           <w:szCs w:val="24"/>
         </w:rPr>
-        <w:t xml:space="preserve">Adicionalmente, al final de este apartado de estudio de diversas herramientas, se pueda incorporar una breve reseña, a modo de resumen, que deje constancia de las características </w:t>
-      </w:r>
-      <w:r>
-        <w:rPr>
-          <w:rFonts w:ascii="Times New Roman" w:eastAsia="Times New Roman" w:hAnsi="Times New Roman" w:cs="Times New Roman"/>
-          <w:sz w:val="24"/>
-          <w:szCs w:val="24"/>
-        </w:rPr>
-        <w:lastRenderedPageBreak/>
-        <w:t>de cada una de las herramientas vistas para, de un vistazo, poder ver las ventajas e inconvenientes de cada una de ellas, qué necesidades cubren y cuáles no. Estaría muy bien incluir aquí un cuadro/tabla resumen que permita hacer una revisión comparativa rápida de las herramientas estudiadas.</w:t>
+        <w:t>Adicionalmente, al final de este apartado de estudio de diversas herramientas, se pueda incorporar una breve reseña, a modo de resumen, que deje constancia de las características de cada una de las herramientas vistas para, de un vistazo, poder ver las ventajas e inconvenientes de cada una de ellas, qué necesidades cubren y cuáles no. Estaría muy bien incluir aquí un cuadro/tabla resumen que permita hacer una revisión comparativa rápida de las herramientas estudiadas.</w:t>
       </w:r>
     </w:p>
     <w:p>

--- a/docs/Capítulo 2 - Antecedentes.docx
+++ b/docs/Capítulo 2 - Antecedentes.docx
@@ -3295,25 +3295,7 @@
           <w:sz w:val="24"/>
           <w:szCs w:val="24"/>
         </w:rPr>
-        <w:t xml:space="preserve">Calendario de </w:t>
-      </w:r>
-      <w:proofErr w:type="spellStart"/>
-      <w:r>
-        <w:rPr>
-          <w:rFonts w:ascii="Times New Roman" w:eastAsia="Times New Roman" w:hAnsi="Times New Roman" w:cs="Times New Roman"/>
-          <w:sz w:val="24"/>
-          <w:szCs w:val="24"/>
-        </w:rPr>
-        <w:t>Potty</w:t>
-      </w:r>
-      <w:proofErr w:type="spellEnd"/>
-      <w:r>
-        <w:rPr>
-          <w:rFonts w:ascii="Times New Roman" w:eastAsia="Times New Roman" w:hAnsi="Times New Roman" w:cs="Times New Roman"/>
-          <w:sz w:val="24"/>
-          <w:szCs w:val="24"/>
-        </w:rPr>
-        <w:t xml:space="preserve"> Training (Control de esfínteres): Un registro visual donde marcas si el perro hizo sus necesidades fuera, dentro o si hubo un "accidente", ideal para cachorros.</w:t>
+        <w:t>Calendario de Potty Training (Control de esfínteres): Un registro visual donde marcas si el perro hizo sus necesidades fuera, dentro o si hubo un "accidente", ideal para cachorros.</w:t>
       </w:r>
     </w:p>
     <w:p>
@@ -3866,7 +3848,6 @@
         </w:rPr>
         <w:t xml:space="preserve">2.2.4.- </w:t>
       </w:r>
-      <w:proofErr w:type="spellStart"/>
       <w:r>
         <w:rPr>
           <w:b/>
@@ -3899,58 +3880,47 @@
         </w:rPr>
         <w:t>Plus</w:t>
       </w:r>
-      <w:proofErr w:type="spellEnd"/>
-    </w:p>
-    <w:p>
-      <w:pPr>
-        <w:pBdr>
-          <w:top w:val="nil"/>
-          <w:left w:val="nil"/>
-          <w:bottom w:val="nil"/>
-          <w:right w:val="nil"/>
-          <w:between w:val="nil"/>
-        </w:pBdr>
-        <w:jc w:val="both"/>
-        <w:rPr>
-          <w:rFonts w:ascii="Times New Roman" w:eastAsia="Times New Roman" w:hAnsi="Times New Roman" w:cs="Times New Roman"/>
-          <w:sz w:val="24"/>
-          <w:szCs w:val="24"/>
-        </w:rPr>
-      </w:pPr>
-    </w:p>
-    <w:p>
-      <w:pPr>
-        <w:pBdr>
-          <w:top w:val="nil"/>
-          <w:left w:val="nil"/>
-          <w:bottom w:val="nil"/>
-          <w:right w:val="nil"/>
-          <w:between w:val="nil"/>
-        </w:pBdr>
-        <w:jc w:val="both"/>
-        <w:rPr>
-          <w:rFonts w:ascii="Times New Roman" w:eastAsia="Times New Roman" w:hAnsi="Times New Roman" w:cs="Times New Roman"/>
-          <w:sz w:val="24"/>
-          <w:szCs w:val="24"/>
-        </w:rPr>
-      </w:pPr>
-      <w:proofErr w:type="spellStart"/>
-      <w:r>
-        <w:rPr>
-          <w:rFonts w:ascii="Times New Roman" w:eastAsia="Times New Roman" w:hAnsi="Times New Roman" w:cs="Times New Roman"/>
-          <w:sz w:val="24"/>
-          <w:szCs w:val="24"/>
-        </w:rPr>
-        <w:t>PetnotePlus</w:t>
-      </w:r>
-      <w:proofErr w:type="spellEnd"/>
-      <w:r>
-        <w:rPr>
-          <w:rFonts w:ascii="Times New Roman" w:eastAsia="Times New Roman" w:hAnsi="Times New Roman" w:cs="Times New Roman"/>
-          <w:sz w:val="24"/>
-          <w:szCs w:val="24"/>
-        </w:rPr>
-        <w:t xml:space="preserve"> es una </w:t>
+    </w:p>
+    <w:p>
+      <w:pPr>
+        <w:pBdr>
+          <w:top w:val="nil"/>
+          <w:left w:val="nil"/>
+          <w:bottom w:val="nil"/>
+          <w:right w:val="nil"/>
+          <w:between w:val="nil"/>
+        </w:pBdr>
+        <w:jc w:val="both"/>
+        <w:rPr>
+          <w:rFonts w:ascii="Times New Roman" w:eastAsia="Times New Roman" w:hAnsi="Times New Roman" w:cs="Times New Roman"/>
+          <w:sz w:val="24"/>
+          <w:szCs w:val="24"/>
+        </w:rPr>
+      </w:pPr>
+    </w:p>
+    <w:p>
+      <w:pPr>
+        <w:pBdr>
+          <w:top w:val="nil"/>
+          <w:left w:val="nil"/>
+          <w:bottom w:val="nil"/>
+          <w:right w:val="nil"/>
+          <w:between w:val="nil"/>
+        </w:pBdr>
+        <w:jc w:val="both"/>
+        <w:rPr>
+          <w:rFonts w:ascii="Times New Roman" w:eastAsia="Times New Roman" w:hAnsi="Times New Roman" w:cs="Times New Roman"/>
+          <w:sz w:val="24"/>
+          <w:szCs w:val="24"/>
+        </w:rPr>
+      </w:pPr>
+      <w:r>
+        <w:rPr>
+          <w:rFonts w:ascii="Times New Roman" w:eastAsia="Times New Roman" w:hAnsi="Times New Roman" w:cs="Times New Roman"/>
+          <w:sz w:val="24"/>
+          <w:szCs w:val="24"/>
+        </w:rPr>
+        <w:t xml:space="preserve">PetnotePlus es una </w:t>
       </w:r>
       <w:r>
         <w:rPr>
@@ -4054,43 +4024,7 @@
           <w:sz w:val="24"/>
           <w:szCs w:val="24"/>
         </w:rPr>
-        <w:t xml:space="preserve">puedan anotar las acciones realizadas y consultar las pendientes, contribuyendo así a evitar olvidos y duplicidades. A diferencia de las herramientas analizadas anteriormente, </w:t>
-      </w:r>
-      <w:proofErr w:type="spellStart"/>
-      <w:r>
-        <w:rPr>
-          <w:rFonts w:ascii="Times New Roman" w:eastAsia="Times New Roman" w:hAnsi="Times New Roman" w:cs="Times New Roman"/>
-          <w:sz w:val="24"/>
-          <w:szCs w:val="24"/>
-        </w:rPr>
-        <w:t>PetnotePlus</w:t>
-      </w:r>
-      <w:proofErr w:type="spellEnd"/>
-      <w:r>
-        <w:rPr>
-          <w:rFonts w:ascii="Times New Roman" w:eastAsia="Times New Roman" w:hAnsi="Times New Roman" w:cs="Times New Roman"/>
-          <w:sz w:val="24"/>
-          <w:szCs w:val="24"/>
-        </w:rPr>
-        <w:t xml:space="preserve"> es </w:t>
-      </w:r>
-      <w:proofErr w:type="spellStart"/>
-      <w:r>
-        <w:rPr>
-          <w:rFonts w:ascii="Times New Roman" w:eastAsia="Times New Roman" w:hAnsi="Times New Roman" w:cs="Times New Roman"/>
-          <w:sz w:val="24"/>
-          <w:szCs w:val="24"/>
-        </w:rPr>
-        <w:t>multiespecie</w:t>
-      </w:r>
-      <w:proofErr w:type="spellEnd"/>
-      <w:r>
-        <w:rPr>
-          <w:rFonts w:ascii="Times New Roman" w:eastAsia="Times New Roman" w:hAnsi="Times New Roman" w:cs="Times New Roman"/>
-          <w:sz w:val="24"/>
-          <w:szCs w:val="24"/>
-        </w:rPr>
-        <w:t xml:space="preserve"> y admite el registro de mamíferos, aves y reptiles. </w:t>
+        <w:t xml:space="preserve">puedan anotar las acciones realizadas y consultar las pendientes, contribuyendo así a evitar olvidos y duplicidades. A diferencia de las herramientas analizadas anteriormente, PetnotePlus es multiespecie y admite el registro de mamíferos, aves y reptiles. </w:t>
       </w:r>
       <w:r>
         <w:rPr>
@@ -4244,25 +4178,7 @@
           <w:sz w:val="24"/>
           <w:szCs w:val="24"/>
         </w:rPr>
-        <w:t xml:space="preserve"> </w:t>
-      </w:r>
-      <w:proofErr w:type="spellStart"/>
-      <w:r>
-        <w:rPr>
-          <w:rFonts w:ascii="Times New Roman" w:eastAsia="Times New Roman" w:hAnsi="Times New Roman" w:cs="Times New Roman"/>
-          <w:sz w:val="24"/>
-          <w:szCs w:val="24"/>
-        </w:rPr>
-        <w:t>modulos</w:t>
-      </w:r>
-      <w:proofErr w:type="spellEnd"/>
-      <w:r>
-        <w:rPr>
-          <w:rFonts w:ascii="Times New Roman" w:eastAsia="Times New Roman" w:hAnsi="Times New Roman" w:cs="Times New Roman"/>
-          <w:sz w:val="24"/>
-          <w:szCs w:val="24"/>
-        </w:rPr>
-        <w:t xml:space="preserve"> que </w:t>
+        <w:t xml:space="preserve"> modulos que </w:t>
       </w:r>
       <w:r>
         <w:rPr>
@@ -4805,83 +4721,55 @@
         </w:rPr>
         <w:t xml:space="preserve">Por otra parte, </w:t>
       </w:r>
-      <w:proofErr w:type="spellStart"/>
-      <w:r>
-        <w:rPr>
-          <w:rFonts w:ascii="Times New Roman" w:eastAsia="Times New Roman" w:hAnsi="Times New Roman" w:cs="Times New Roman"/>
-          <w:sz w:val="24"/>
-          <w:szCs w:val="24"/>
-        </w:rPr>
-        <w:t>PetnotePlus</w:t>
-      </w:r>
-      <w:proofErr w:type="spellEnd"/>
-      <w:r>
-        <w:rPr>
-          <w:rFonts w:ascii="Times New Roman" w:eastAsia="Times New Roman" w:hAnsi="Times New Roman" w:cs="Times New Roman"/>
-          <w:sz w:val="24"/>
-          <w:szCs w:val="24"/>
-        </w:rPr>
-        <w:t xml:space="preserve"> implementa un modelo basado en grupos: el propietario crea el perfil de la mascota y genera un código de invitación que los demás cuidadores pueden introducir desde sus propias cuentas para unirse al hogar. Una vez integrados, todos los miembros pueden consultar y registrar información sobre las mascotas compartidas. El sistema diferencia entre el rol de propietario, con permisos de gestión del grupo, y el rol de miembro, con permisos de lectura y escritura. Cuando un usuario registra una acción, la aplicación puede enviar una notificación push al resto de miembros del grupo, siendo esta opción configurable por cada usuario.</w:t>
-      </w:r>
-    </w:p>
-    <w:p>
-      <w:pPr>
-        <w:pBdr>
-          <w:top w:val="nil"/>
-          <w:left w:val="nil"/>
-          <w:bottom w:val="nil"/>
-          <w:right w:val="nil"/>
-          <w:between w:val="nil"/>
-        </w:pBdr>
-        <w:jc w:val="both"/>
-        <w:rPr>
-          <w:rFonts w:ascii="Times New Roman" w:eastAsia="Times New Roman" w:hAnsi="Times New Roman" w:cs="Times New Roman"/>
-          <w:sz w:val="24"/>
-          <w:szCs w:val="24"/>
-        </w:rPr>
-      </w:pPr>
-    </w:p>
-    <w:p>
-      <w:pPr>
-        <w:pBdr>
-          <w:top w:val="nil"/>
-          <w:left w:val="nil"/>
-          <w:bottom w:val="nil"/>
-          <w:right w:val="nil"/>
-          <w:between w:val="nil"/>
-        </w:pBdr>
-        <w:jc w:val="both"/>
-        <w:rPr>
-          <w:rFonts w:ascii="Times New Roman" w:eastAsia="Times New Roman" w:hAnsi="Times New Roman" w:cs="Times New Roman"/>
-          <w:sz w:val="24"/>
-          <w:szCs w:val="24"/>
-        </w:rPr>
-      </w:pPr>
-      <w:r>
-        <w:rPr>
-          <w:rFonts w:ascii="Times New Roman" w:eastAsia="Times New Roman" w:hAnsi="Times New Roman" w:cs="Times New Roman"/>
-          <w:sz w:val="24"/>
-          <w:szCs w:val="24"/>
-        </w:rPr>
-        <w:t xml:space="preserve">En cuanto a sus limitaciones, aunque </w:t>
-      </w:r>
-      <w:proofErr w:type="spellStart"/>
-      <w:r>
-        <w:rPr>
-          <w:rFonts w:ascii="Times New Roman" w:eastAsia="Times New Roman" w:hAnsi="Times New Roman" w:cs="Times New Roman"/>
-          <w:sz w:val="24"/>
-          <w:szCs w:val="24"/>
-        </w:rPr>
-        <w:t>PetnotePlus</w:t>
-      </w:r>
-      <w:proofErr w:type="spellEnd"/>
-      <w:r>
-        <w:rPr>
-          <w:rFonts w:ascii="Times New Roman" w:eastAsia="Times New Roman" w:hAnsi="Times New Roman" w:cs="Times New Roman"/>
-          <w:sz w:val="24"/>
-          <w:szCs w:val="24"/>
-        </w:rPr>
-        <w:t xml:space="preserve"> es la herramienta analizada que más se aproxima al enfoque de coordinación multiusuario que plantea el presente proyecto, presenta carencias relevantes en este ámbito. El sistema de confirmación de mediación se basa en una simple marca de verificación sin mecanismos de bloqueo que impidan que dos cuidadores registren simultáneamente la misma acción. Si bien la sincronización en tiempo real permite que los registros sean visibles de forma inmediata para todos los miembros, la ausencia de un control de concurrencia explícito podría dar lugar a entradas duplicadas en situaciones de acceso simultáneo. </w:t>
+      <w:r>
+        <w:rPr>
+          <w:rFonts w:ascii="Times New Roman" w:eastAsia="Times New Roman" w:hAnsi="Times New Roman" w:cs="Times New Roman"/>
+          <w:sz w:val="24"/>
+          <w:szCs w:val="24"/>
+        </w:rPr>
+        <w:t>PetnotePlus implementa un modelo basado en grupos: el propietario crea el perfil de la mascota y genera un código de invitación que los demás cuidadores pueden introducir desde sus propias cuentas para unirse al hogar. Una vez integrados, todos los miembros pueden consultar y registrar información sobre las mascotas compartidas. El sistema diferencia entre el rol de propietario, con permisos de gestión del grupo, y el rol de miembro, con permisos de lectura y escritura. Cuando un usuario registra una acción, la aplicación puede enviar una notificación push al resto de miembros del grupo, siendo esta opción configurable por cada usuario.</w:t>
+      </w:r>
+    </w:p>
+    <w:p>
+      <w:pPr>
+        <w:pBdr>
+          <w:top w:val="nil"/>
+          <w:left w:val="nil"/>
+          <w:bottom w:val="nil"/>
+          <w:right w:val="nil"/>
+          <w:between w:val="nil"/>
+        </w:pBdr>
+        <w:jc w:val="both"/>
+        <w:rPr>
+          <w:rFonts w:ascii="Times New Roman" w:eastAsia="Times New Roman" w:hAnsi="Times New Roman" w:cs="Times New Roman"/>
+          <w:sz w:val="24"/>
+          <w:szCs w:val="24"/>
+        </w:rPr>
+      </w:pPr>
+    </w:p>
+    <w:p>
+      <w:pPr>
+        <w:pBdr>
+          <w:top w:val="nil"/>
+          <w:left w:val="nil"/>
+          <w:bottom w:val="nil"/>
+          <w:right w:val="nil"/>
+          <w:between w:val="nil"/>
+        </w:pBdr>
+        <w:jc w:val="both"/>
+        <w:rPr>
+          <w:rFonts w:ascii="Times New Roman" w:eastAsia="Times New Roman" w:hAnsi="Times New Roman" w:cs="Times New Roman"/>
+          <w:sz w:val="24"/>
+          <w:szCs w:val="24"/>
+        </w:rPr>
+      </w:pPr>
+      <w:r>
+        <w:rPr>
+          <w:rFonts w:ascii="Times New Roman" w:eastAsia="Times New Roman" w:hAnsi="Times New Roman" w:cs="Times New Roman"/>
+          <w:sz w:val="24"/>
+          <w:szCs w:val="24"/>
+        </w:rPr>
+        <w:t xml:space="preserve">En cuanto a sus limitaciones, aunque PetnotePlus es la herramienta analizada que más se aproxima al enfoque de coordinación multiusuario que plantea el presente proyecto, presenta carencias relevantes en este ámbito. El sistema de confirmación de mediación se basa en una simple marca de verificación sin mecanismos de bloqueo que impidan que dos cuidadores registren simultáneamente la misma acción. Si bien la sincronización en tiempo real permite que los registros sean visibles de forma inmediata para todos los miembros, la ausencia de un control de concurrencia explícito podría dar lugar a entradas duplicadas en situaciones de acceso simultáneo. </w:t>
       </w:r>
     </w:p>
     <w:p>
@@ -4960,30 +4848,272 @@
           <w:szCs w:val="24"/>
         </w:rPr>
       </w:pPr>
-    </w:p>
-    <w:p>
-      <w:pPr>
-        <w:pBdr>
-          <w:top w:val="nil"/>
-          <w:left w:val="nil"/>
-          <w:bottom w:val="nil"/>
-          <w:right w:val="nil"/>
-          <w:between w:val="nil"/>
-        </w:pBdr>
-        <w:jc w:val="both"/>
-        <w:rPr>
-          <w:rFonts w:ascii="Times New Roman" w:eastAsia="Times New Roman" w:hAnsi="Times New Roman" w:cs="Times New Roman"/>
-          <w:sz w:val="24"/>
-          <w:szCs w:val="24"/>
-        </w:rPr>
-      </w:pPr>
-      <w:r>
-        <w:rPr>
-          <w:rFonts w:ascii="Times New Roman" w:eastAsia="Times New Roman" w:hAnsi="Times New Roman" w:cs="Times New Roman"/>
-          <w:sz w:val="24"/>
-          <w:szCs w:val="24"/>
-        </w:rPr>
-        <w:t>Captura_petnoteplus_20 / captura_petnoteplus_11</w:t>
+      <w:r>
+        <w:rPr>
+          <w:rFonts w:ascii="Times New Roman" w:eastAsia="Times New Roman" w:hAnsi="Times New Roman" w:cs="Times New Roman"/>
+          <w:sz w:val="24"/>
+          <w:szCs w:val="24"/>
+        </w:rPr>
+        <w:t>Por último, al tratarse de una aplicación nativa, requiere su descarga e instalación desde la tienda de aplicaciones correspondiente, lo que implica consumo de almacenamiento en el dispositivo y dependencia de las políticas de distribución de cada plataforma. En contraste, una aplicación web progresiva (PWA) permitiría acceder a la herramienta desde cualquier dispositivo con navegador, pudiendo añadir un acceso directo a la pantalla de inicio sin necesidad de instalación ni ocupación de memoria interna.</w:t>
+      </w:r>
+    </w:p>
+    <w:p>
+      <w:pPr>
+        <w:pBdr>
+          <w:top w:val="nil"/>
+          <w:left w:val="nil"/>
+          <w:bottom w:val="nil"/>
+          <w:right w:val="nil"/>
+          <w:between w:val="nil"/>
+        </w:pBdr>
+        <w:jc w:val="both"/>
+        <w:rPr>
+          <w:rFonts w:ascii="Times New Roman" w:eastAsia="Times New Roman" w:hAnsi="Times New Roman" w:cs="Times New Roman"/>
+          <w:sz w:val="24"/>
+          <w:szCs w:val="24"/>
+        </w:rPr>
+      </w:pPr>
+    </w:p>
+    <w:p>
+      <w:pPr>
+        <w:keepNext/>
+        <w:pBdr>
+          <w:top w:val="nil"/>
+          <w:left w:val="nil"/>
+          <w:bottom w:val="nil"/>
+          <w:right w:val="nil"/>
+          <w:between w:val="nil"/>
+        </w:pBdr>
+        <w:jc w:val="center"/>
+      </w:pPr>
+      <w:r>
+        <w:rPr>
+          <w:rFonts w:ascii="Times New Roman" w:eastAsia="Times New Roman" w:hAnsi="Times New Roman" w:cs="Times New Roman"/>
+          <w:noProof/>
+          <w:sz w:val="24"/>
+          <w:szCs w:val="24"/>
+        </w:rPr>
+        <w:drawing>
+          <wp:inline distT="0" distB="0" distL="0" distR="0" wp14:anchorId="7C86BDEE" wp14:editId="2CC4F075">
+            <wp:extent cx="1036962" cy="2186876"/>
+            <wp:effectExtent l="0" t="0" r="0" b="4445"/>
+            <wp:docPr id="1028921700" name="Imagen 1"/>
+            <wp:cNvGraphicFramePr>
+              <a:graphicFrameLocks xmlns:a="http://schemas.openxmlformats.org/drawingml/2006/main" noChangeAspect="1"/>
+            </wp:cNvGraphicFramePr>
+            <a:graphic xmlns:a="http://schemas.openxmlformats.org/drawingml/2006/main">
+              <a:graphicData uri="http://schemas.openxmlformats.org/drawingml/2006/picture">
+                <pic:pic xmlns:pic="http://schemas.openxmlformats.org/drawingml/2006/picture">
+                  <pic:nvPicPr>
+                    <pic:cNvPr id="1028921700" name="Imagen 1028921700"/>
+                    <pic:cNvPicPr/>
+                  </pic:nvPicPr>
+                  <pic:blipFill rotWithShape="1">
+                    <a:blip r:embed="rId10" cstate="print">
+                      <a:extLst>
+                        <a:ext uri="{28A0092B-C50C-407E-A947-70E740481C1C}">
+                          <a14:useLocalDpi xmlns:a14="http://schemas.microsoft.com/office/drawing/2010/main" val="0"/>
+                        </a:ext>
+                      </a:extLst>
+                    </a:blip>
+                    <a:srcRect t="5156"/>
+                    <a:stretch>
+                      <a:fillRect/>
+                    </a:stretch>
+                  </pic:blipFill>
+                  <pic:spPr bwMode="auto">
+                    <a:xfrm>
+                      <a:off x="0" y="0"/>
+                      <a:ext cx="1051367" cy="2217255"/>
+                    </a:xfrm>
+                    <a:prstGeom prst="rect">
+                      <a:avLst/>
+                    </a:prstGeom>
+                    <a:ln>
+                      <a:noFill/>
+                    </a:ln>
+                    <a:extLst>
+                      <a:ext uri="{53640926-AAD7-44D8-BBD7-CCE9431645EC}">
+                        <a14:shadowObscured xmlns:a14="http://schemas.microsoft.com/office/drawing/2010/main"/>
+                      </a:ext>
+                    </a:extLst>
+                  </pic:spPr>
+                </pic:pic>
+              </a:graphicData>
+            </a:graphic>
+          </wp:inline>
+        </w:drawing>
+      </w:r>
+      <w:r>
+        <w:t xml:space="preserve">                                </w:t>
+      </w:r>
+      <w:r>
+        <w:rPr>
+          <w:noProof/>
+        </w:rPr>
+        <w:drawing>
+          <wp:inline distT="0" distB="0" distL="0" distR="0" wp14:anchorId="1174D76E" wp14:editId="4654581B">
+            <wp:extent cx="1036511" cy="2184458"/>
+            <wp:effectExtent l="0" t="0" r="0" b="6350"/>
+            <wp:docPr id="334263132" name="Imagen 2"/>
+            <wp:cNvGraphicFramePr>
+              <a:graphicFrameLocks xmlns:a="http://schemas.openxmlformats.org/drawingml/2006/main" noChangeAspect="1"/>
+            </wp:cNvGraphicFramePr>
+            <a:graphic xmlns:a="http://schemas.openxmlformats.org/drawingml/2006/main">
+              <a:graphicData uri="http://schemas.openxmlformats.org/drawingml/2006/picture">
+                <pic:pic xmlns:pic="http://schemas.openxmlformats.org/drawingml/2006/picture">
+                  <pic:nvPicPr>
+                    <pic:cNvPr id="334263132" name="Imagen 334263132"/>
+                    <pic:cNvPicPr/>
+                  </pic:nvPicPr>
+                  <pic:blipFill rotWithShape="1">
+                    <a:blip r:embed="rId11" cstate="print">
+                      <a:extLst>
+                        <a:ext uri="{28A0092B-C50C-407E-A947-70E740481C1C}">
+                          <a14:useLocalDpi xmlns:a14="http://schemas.microsoft.com/office/drawing/2010/main" val="0"/>
+                        </a:ext>
+                      </a:extLst>
+                    </a:blip>
+                    <a:srcRect t="5219"/>
+                    <a:stretch>
+                      <a:fillRect/>
+                    </a:stretch>
+                  </pic:blipFill>
+                  <pic:spPr bwMode="auto">
+                    <a:xfrm>
+                      <a:off x="0" y="0"/>
+                      <a:ext cx="1047963" cy="2208593"/>
+                    </a:xfrm>
+                    <a:prstGeom prst="rect">
+                      <a:avLst/>
+                    </a:prstGeom>
+                    <a:ln>
+                      <a:noFill/>
+                    </a:ln>
+                    <a:extLst>
+                      <a:ext uri="{53640926-AAD7-44D8-BBD7-CCE9431645EC}">
+                        <a14:shadowObscured xmlns:a14="http://schemas.microsoft.com/office/drawing/2010/main"/>
+                      </a:ext>
+                    </a:extLst>
+                  </pic:spPr>
+                </pic:pic>
+              </a:graphicData>
+            </a:graphic>
+          </wp:inline>
+        </w:drawing>
+      </w:r>
+    </w:p>
+    <w:p>
+      <w:pPr>
+        <w:pStyle w:val="Descripcin"/>
+        <w:jc w:val="both"/>
+        <w:rPr>
+          <w:rFonts w:ascii="Times New Roman" w:hAnsi="Times New Roman" w:cs="Times New Roman"/>
+        </w:rPr>
+      </w:pPr>
+      <w:r>
+        <w:rPr>
+          <w:rFonts w:ascii="Times New Roman" w:hAnsi="Times New Roman" w:cs="Times New Roman"/>
+        </w:rPr>
+        <w:t xml:space="preserve">                       Figura</w:t>
+      </w:r>
+      <w:r>
+        <w:rPr>
+          <w:rFonts w:ascii="Times New Roman" w:hAnsi="Times New Roman" w:cs="Times New Roman"/>
+        </w:rPr>
+        <w:t xml:space="preserve"> </w:t>
+      </w:r>
+      <w:r>
+        <w:rPr>
+          <w:rFonts w:ascii="Times New Roman" w:hAnsi="Times New Roman" w:cs="Times New Roman"/>
+        </w:rPr>
+        <w:fldChar w:fldCharType="begin"/>
+      </w:r>
+      <w:r>
+        <w:rPr>
+          <w:rFonts w:ascii="Times New Roman" w:hAnsi="Times New Roman" w:cs="Times New Roman"/>
+        </w:rPr>
+        <w:instrText xml:space="preserve"> SEQ Ilustración \* ARABIC </w:instrText>
+      </w:r>
+      <w:r>
+        <w:rPr>
+          <w:rFonts w:ascii="Times New Roman" w:hAnsi="Times New Roman" w:cs="Times New Roman"/>
+        </w:rPr>
+        <w:fldChar w:fldCharType="separate"/>
+      </w:r>
+      <w:r>
+        <w:rPr>
+          <w:rFonts w:ascii="Times New Roman" w:hAnsi="Times New Roman" w:cs="Times New Roman"/>
+          <w:noProof/>
+        </w:rPr>
+        <w:t>6</w:t>
+      </w:r>
+      <w:r>
+        <w:rPr>
+          <w:rFonts w:ascii="Times New Roman" w:hAnsi="Times New Roman" w:cs="Times New Roman"/>
+        </w:rPr>
+        <w:fldChar w:fldCharType="end"/>
+      </w:r>
+      <w:r>
+        <w:rPr>
+          <w:rFonts w:ascii="Times New Roman" w:hAnsi="Times New Roman" w:cs="Times New Roman"/>
+        </w:rPr>
+        <w:t>. Pantalla principal de seguimiento.</w:t>
+      </w:r>
+      <w:r>
+        <w:rPr>
+          <w:rFonts w:ascii="Times New Roman" w:hAnsi="Times New Roman" w:cs="Times New Roman"/>
+        </w:rPr>
+        <w:t xml:space="preserve">  </w:t>
+      </w:r>
+      <w:r>
+        <w:rPr>
+          <w:rFonts w:ascii="Times New Roman" w:hAnsi="Times New Roman" w:cs="Times New Roman"/>
+        </w:rPr>
+        <w:t xml:space="preserve">        Figura</w:t>
+      </w:r>
+      <w:r>
+        <w:rPr>
+          <w:rFonts w:ascii="Times New Roman" w:hAnsi="Times New Roman" w:cs="Times New Roman"/>
+        </w:rPr>
+        <w:t xml:space="preserve"> </w:t>
+      </w:r>
+      <w:r>
+        <w:rPr>
+          <w:rFonts w:ascii="Times New Roman" w:hAnsi="Times New Roman" w:cs="Times New Roman"/>
+        </w:rPr>
+        <w:fldChar w:fldCharType="begin"/>
+      </w:r>
+      <w:r>
+        <w:rPr>
+          <w:rFonts w:ascii="Times New Roman" w:hAnsi="Times New Roman" w:cs="Times New Roman"/>
+        </w:rPr>
+        <w:instrText xml:space="preserve"> SEQ Ilustración \* ARABIC </w:instrText>
+      </w:r>
+      <w:r>
+        <w:rPr>
+          <w:rFonts w:ascii="Times New Roman" w:hAnsi="Times New Roman" w:cs="Times New Roman"/>
+        </w:rPr>
+        <w:fldChar w:fldCharType="separate"/>
+      </w:r>
+      <w:r>
+        <w:rPr>
+          <w:rFonts w:ascii="Times New Roman" w:hAnsi="Times New Roman" w:cs="Times New Roman"/>
+          <w:noProof/>
+        </w:rPr>
+        <w:t>7</w:t>
+      </w:r>
+      <w:r>
+        <w:rPr>
+          <w:rFonts w:ascii="Times New Roman" w:hAnsi="Times New Roman" w:cs="Times New Roman"/>
+        </w:rPr>
+        <w:fldChar w:fldCharType="end"/>
+      </w:r>
+      <w:r>
+        <w:rPr>
+          <w:rFonts w:ascii="Times New Roman" w:hAnsi="Times New Roman" w:cs="Times New Roman"/>
+        </w:rPr>
+        <w:t>. Selector de plantillas multiespecie</w:t>
       </w:r>
     </w:p>
     <w:p>
@@ -5044,7 +5174,6 @@
         </w:rPr>
         <w:t xml:space="preserve">2.2.5.- </w:t>
       </w:r>
-      <w:proofErr w:type="spellStart"/>
       <w:r>
         <w:rPr>
           <w:b/>
@@ -5053,48 +5182,378 @@
         </w:rPr>
         <w:t>VitusVet</w:t>
       </w:r>
-      <w:proofErr w:type="spellEnd"/>
-    </w:p>
-    <w:p>
-      <w:pPr>
-        <w:pBdr>
-          <w:top w:val="nil"/>
-          <w:left w:val="nil"/>
-          <w:bottom w:val="nil"/>
-          <w:right w:val="nil"/>
-          <w:between w:val="nil"/>
-        </w:pBdr>
-        <w:jc w:val="both"/>
-        <w:rPr>
-          <w:rFonts w:ascii="Times New Roman" w:eastAsia="Times New Roman" w:hAnsi="Times New Roman" w:cs="Times New Roman"/>
-          <w:sz w:val="24"/>
-          <w:szCs w:val="24"/>
-        </w:rPr>
-      </w:pPr>
-    </w:p>
-    <w:p>
-      <w:pPr>
-        <w:pBdr>
-          <w:top w:val="nil"/>
-          <w:left w:val="nil"/>
-          <w:bottom w:val="nil"/>
-          <w:right w:val="nil"/>
-          <w:between w:val="nil"/>
-        </w:pBdr>
-        <w:jc w:val="both"/>
-        <w:rPr>
-          <w:rFonts w:ascii="Times New Roman" w:eastAsia="Times New Roman" w:hAnsi="Times New Roman" w:cs="Times New Roman"/>
-          <w:sz w:val="24"/>
-          <w:szCs w:val="24"/>
-        </w:rPr>
-      </w:pPr>
-      <w:r>
-        <w:rPr>
-          <w:rFonts w:ascii="Times New Roman" w:eastAsia="Times New Roman" w:hAnsi="Times New Roman" w:cs="Times New Roman"/>
-          <w:sz w:val="24"/>
-          <w:szCs w:val="24"/>
-        </w:rPr>
-        <w:t>Descripción de la herramienta ‘n’ estudiada . . .</w:t>
+    </w:p>
+    <w:p>
+      <w:pPr>
+        <w:pBdr>
+          <w:top w:val="nil"/>
+          <w:left w:val="nil"/>
+          <w:bottom w:val="nil"/>
+          <w:right w:val="nil"/>
+          <w:between w:val="nil"/>
+        </w:pBdr>
+        <w:jc w:val="both"/>
+        <w:rPr>
+          <w:rFonts w:ascii="Times New Roman" w:eastAsia="Times New Roman" w:hAnsi="Times New Roman" w:cs="Times New Roman"/>
+          <w:sz w:val="24"/>
+          <w:szCs w:val="24"/>
+        </w:rPr>
+      </w:pPr>
+    </w:p>
+    <w:p>
+      <w:pPr>
+        <w:pBdr>
+          <w:top w:val="nil"/>
+          <w:left w:val="nil"/>
+          <w:bottom w:val="nil"/>
+          <w:right w:val="nil"/>
+          <w:between w:val="nil"/>
+        </w:pBdr>
+        <w:jc w:val="both"/>
+        <w:rPr>
+          <w:rFonts w:ascii="Times New Roman" w:eastAsia="Times New Roman" w:hAnsi="Times New Roman" w:cs="Times New Roman"/>
+          <w:sz w:val="24"/>
+          <w:szCs w:val="24"/>
+        </w:rPr>
+      </w:pPr>
+      <w:r>
+        <w:rPr>
+          <w:rFonts w:ascii="Times New Roman" w:eastAsia="Times New Roman" w:hAnsi="Times New Roman" w:cs="Times New Roman"/>
+          <w:sz w:val="24"/>
+          <w:szCs w:val="24"/>
+        </w:rPr>
+        <w:t>VitusVet es una aplicación de gestión de registros de salud y comunicación. Su función principal es permitir que los dueños de mascotas tengan acceso en cualquier momento al historial clínico digital de sus animales y facilitar la coordinación entre los diferentes cuidadores y profesionales. Se trata de una aplicación multiespecie donde se admiten perros, gatos, conejos, aves, reptiles y caballos. Está disponible en iOS y Android, además tiene un portal web para usuarios y clínicas.</w:t>
+      </w:r>
+    </w:p>
+    <w:p>
+      <w:pPr>
+        <w:pBdr>
+          <w:top w:val="nil"/>
+          <w:left w:val="nil"/>
+          <w:bottom w:val="nil"/>
+          <w:right w:val="nil"/>
+          <w:between w:val="nil"/>
+        </w:pBdr>
+        <w:jc w:val="both"/>
+        <w:rPr>
+          <w:rFonts w:ascii="Times New Roman" w:eastAsia="Times New Roman" w:hAnsi="Times New Roman" w:cs="Times New Roman"/>
+          <w:sz w:val="24"/>
+          <w:szCs w:val="24"/>
+        </w:rPr>
+      </w:pPr>
+    </w:p>
+    <w:p>
+      <w:pPr>
+        <w:pBdr>
+          <w:top w:val="nil"/>
+          <w:left w:val="nil"/>
+          <w:bottom w:val="nil"/>
+          <w:right w:val="nil"/>
+          <w:between w:val="nil"/>
+        </w:pBdr>
+        <w:jc w:val="both"/>
+        <w:rPr>
+          <w:rFonts w:ascii="Times New Roman" w:eastAsia="Times New Roman" w:hAnsi="Times New Roman" w:cs="Times New Roman"/>
+          <w:sz w:val="24"/>
+          <w:szCs w:val="24"/>
+        </w:rPr>
+      </w:pPr>
+      <w:r>
+        <w:rPr>
+          <w:rFonts w:ascii="Times New Roman" w:eastAsia="Times New Roman" w:hAnsi="Times New Roman" w:cs="Times New Roman"/>
+          <w:sz w:val="24"/>
+          <w:szCs w:val="24"/>
+        </w:rPr>
+        <w:t xml:space="preserve">El modelo de negocio que emplea es freemium: la descarga y el uso básico para el dueño son gratuitos, mientras que las clínicas pagan por el software de gestión e integración de registros. Al igual que PetDesk, la infraestructura de sincronización automática está diseñada para el mercado de </w:t>
+      </w:r>
+      <w:r>
+        <w:rPr>
+          <w:rFonts w:ascii="Times New Roman" w:eastAsia="Times New Roman" w:hAnsi="Times New Roman" w:cs="Times New Roman"/>
+          <w:sz w:val="24"/>
+          <w:szCs w:val="24"/>
+        </w:rPr>
+        <w:t>EE. UU</w:t>
+      </w:r>
+      <w:r>
+        <w:rPr>
+          <w:rFonts w:ascii="Times New Roman" w:eastAsia="Times New Roman" w:hAnsi="Times New Roman" w:cs="Times New Roman"/>
+          <w:sz w:val="24"/>
+          <w:szCs w:val="24"/>
+        </w:rPr>
+        <w:t xml:space="preserve"> y Canadá. Aunque es posible descargar la aplicación en España, no es posible conectar con clínicas españolas para recibir registros automáticamente.</w:t>
+      </w:r>
+    </w:p>
+    <w:p>
+      <w:pPr>
+        <w:pBdr>
+          <w:top w:val="nil"/>
+          <w:left w:val="nil"/>
+          <w:bottom w:val="nil"/>
+          <w:right w:val="nil"/>
+          <w:between w:val="nil"/>
+        </w:pBdr>
+        <w:jc w:val="both"/>
+        <w:rPr>
+          <w:rFonts w:ascii="Times New Roman" w:eastAsia="Times New Roman" w:hAnsi="Times New Roman" w:cs="Times New Roman"/>
+          <w:sz w:val="24"/>
+          <w:szCs w:val="24"/>
+        </w:rPr>
+      </w:pPr>
+    </w:p>
+    <w:p>
+      <w:pPr>
+        <w:pBdr>
+          <w:top w:val="nil"/>
+          <w:left w:val="nil"/>
+          <w:bottom w:val="nil"/>
+          <w:right w:val="nil"/>
+          <w:between w:val="nil"/>
+        </w:pBdr>
+        <w:jc w:val="both"/>
+        <w:rPr>
+          <w:rFonts w:ascii="Times New Roman" w:eastAsia="Times New Roman" w:hAnsi="Times New Roman" w:cs="Times New Roman"/>
+          <w:sz w:val="24"/>
+          <w:szCs w:val="24"/>
+        </w:rPr>
+      </w:pPr>
+      <w:r>
+        <w:rPr>
+          <w:rFonts w:ascii="Times New Roman" w:eastAsia="Times New Roman" w:hAnsi="Times New Roman" w:cs="Times New Roman"/>
+          <w:sz w:val="24"/>
+          <w:szCs w:val="24"/>
+        </w:rPr>
+        <w:t>Entre los módulos con los que cuenta la aplicación se distinguen los siguientes:</w:t>
+      </w:r>
+    </w:p>
+    <w:p>
+      <w:pPr>
+        <w:pStyle w:val="Prrafodelista"/>
+        <w:numPr>
+          <w:ilvl w:val="0"/>
+          <w:numId w:val="1"/>
+        </w:numPr>
+        <w:pBdr>
+          <w:top w:val="nil"/>
+          <w:left w:val="nil"/>
+          <w:bottom w:val="nil"/>
+          <w:right w:val="nil"/>
+          <w:between w:val="nil"/>
+        </w:pBdr>
+        <w:jc w:val="both"/>
+        <w:rPr>
+          <w:rFonts w:ascii="Times New Roman" w:eastAsia="Times New Roman" w:hAnsi="Times New Roman" w:cs="Times New Roman"/>
+          <w:sz w:val="24"/>
+          <w:szCs w:val="24"/>
+        </w:rPr>
+      </w:pPr>
+      <w:r>
+        <w:rPr>
+          <w:rFonts w:ascii="Times New Roman" w:eastAsia="Times New Roman" w:hAnsi="Times New Roman" w:cs="Times New Roman"/>
+          <w:sz w:val="24"/>
+          <w:szCs w:val="24"/>
+        </w:rPr>
+        <w:lastRenderedPageBreak/>
+        <w:t>Historial médico: es el punto más fuerte de la herramienta. Si la clínica es socia, el historial se vuelca solo. Si no, permite que el usuario suba fotos de los documentos para digitalizarlos.</w:t>
+      </w:r>
+    </w:p>
+    <w:p>
+      <w:pPr>
+        <w:pStyle w:val="Prrafodelista"/>
+        <w:numPr>
+          <w:ilvl w:val="0"/>
+          <w:numId w:val="1"/>
+        </w:numPr>
+        <w:pBdr>
+          <w:top w:val="nil"/>
+          <w:left w:val="nil"/>
+          <w:bottom w:val="nil"/>
+          <w:right w:val="nil"/>
+          <w:between w:val="nil"/>
+        </w:pBdr>
+        <w:jc w:val="both"/>
+        <w:rPr>
+          <w:rFonts w:ascii="Times New Roman" w:eastAsia="Times New Roman" w:hAnsi="Times New Roman" w:cs="Times New Roman"/>
+          <w:sz w:val="24"/>
+          <w:szCs w:val="24"/>
+        </w:rPr>
+      </w:pPr>
+      <w:r>
+        <w:rPr>
+          <w:rFonts w:ascii="Times New Roman" w:eastAsia="Times New Roman" w:hAnsi="Times New Roman" w:cs="Times New Roman"/>
+          <w:sz w:val="24"/>
+          <w:szCs w:val="24"/>
+        </w:rPr>
+        <w:t>Vacunas</w:t>
+      </w:r>
+    </w:p>
+    <w:p>
+      <w:pPr>
+        <w:pStyle w:val="Prrafodelista"/>
+        <w:numPr>
+          <w:ilvl w:val="0"/>
+          <w:numId w:val="1"/>
+        </w:numPr>
+        <w:pBdr>
+          <w:top w:val="nil"/>
+          <w:left w:val="nil"/>
+          <w:bottom w:val="nil"/>
+          <w:right w:val="nil"/>
+          <w:between w:val="nil"/>
+        </w:pBdr>
+        <w:jc w:val="both"/>
+        <w:rPr>
+          <w:rFonts w:ascii="Times New Roman" w:eastAsia="Times New Roman" w:hAnsi="Times New Roman" w:cs="Times New Roman"/>
+          <w:sz w:val="24"/>
+          <w:szCs w:val="24"/>
+        </w:rPr>
+      </w:pPr>
+      <w:r>
+        <w:rPr>
+          <w:rFonts w:ascii="Times New Roman" w:eastAsia="Times New Roman" w:hAnsi="Times New Roman" w:cs="Times New Roman"/>
+          <w:sz w:val="24"/>
+          <w:szCs w:val="24"/>
+        </w:rPr>
+        <w:t>Registro de medicación: permite configurar recordatorios con nombre del fármaco, dosis y horario.</w:t>
+      </w:r>
+    </w:p>
+    <w:p>
+      <w:pPr>
+        <w:pStyle w:val="Prrafodelista"/>
+        <w:numPr>
+          <w:ilvl w:val="0"/>
+          <w:numId w:val="1"/>
+        </w:numPr>
+        <w:pBdr>
+          <w:top w:val="nil"/>
+          <w:left w:val="nil"/>
+          <w:bottom w:val="nil"/>
+          <w:right w:val="nil"/>
+          <w:between w:val="nil"/>
+        </w:pBdr>
+        <w:jc w:val="both"/>
+        <w:rPr>
+          <w:rFonts w:ascii="Times New Roman" w:eastAsia="Times New Roman" w:hAnsi="Times New Roman" w:cs="Times New Roman"/>
+          <w:sz w:val="24"/>
+          <w:szCs w:val="24"/>
+        </w:rPr>
+      </w:pPr>
+      <w:r>
+        <w:rPr>
+          <w:rFonts w:ascii="Times New Roman" w:eastAsia="Times New Roman" w:hAnsi="Times New Roman" w:cs="Times New Roman"/>
+          <w:sz w:val="24"/>
+          <w:szCs w:val="24"/>
+        </w:rPr>
+        <w:t>Seguros de mascotas</w:t>
+      </w:r>
+    </w:p>
+    <w:p>
+      <w:pPr>
+        <w:pStyle w:val="Prrafodelista"/>
+        <w:numPr>
+          <w:ilvl w:val="0"/>
+          <w:numId w:val="1"/>
+        </w:numPr>
+        <w:pBdr>
+          <w:top w:val="nil"/>
+          <w:left w:val="nil"/>
+          <w:bottom w:val="nil"/>
+          <w:right w:val="nil"/>
+          <w:between w:val="nil"/>
+        </w:pBdr>
+        <w:jc w:val="both"/>
+        <w:rPr>
+          <w:rFonts w:ascii="Times New Roman" w:eastAsia="Times New Roman" w:hAnsi="Times New Roman" w:cs="Times New Roman"/>
+          <w:sz w:val="24"/>
+          <w:szCs w:val="24"/>
+        </w:rPr>
+      </w:pPr>
+      <w:r>
+        <w:rPr>
+          <w:rFonts w:ascii="Times New Roman" w:eastAsia="Times New Roman" w:hAnsi="Times New Roman" w:cs="Times New Roman"/>
+          <w:sz w:val="24"/>
+          <w:szCs w:val="24"/>
+        </w:rPr>
+        <w:t>Microchip</w:t>
+      </w:r>
+    </w:p>
+    <w:p>
+      <w:pPr>
+        <w:pStyle w:val="Prrafodelista"/>
+        <w:numPr>
+          <w:ilvl w:val="0"/>
+          <w:numId w:val="1"/>
+        </w:numPr>
+        <w:pBdr>
+          <w:top w:val="nil"/>
+          <w:left w:val="nil"/>
+          <w:bottom w:val="nil"/>
+          <w:right w:val="nil"/>
+          <w:between w:val="nil"/>
+        </w:pBdr>
+        <w:jc w:val="both"/>
+        <w:rPr>
+          <w:rFonts w:ascii="Times New Roman" w:eastAsia="Times New Roman" w:hAnsi="Times New Roman" w:cs="Times New Roman"/>
+          <w:sz w:val="24"/>
+          <w:szCs w:val="24"/>
+        </w:rPr>
+      </w:pPr>
+      <w:r>
+        <w:rPr>
+          <w:rFonts w:ascii="Times New Roman" w:eastAsia="Times New Roman" w:hAnsi="Times New Roman" w:cs="Times New Roman"/>
+          <w:sz w:val="24"/>
+          <w:szCs w:val="24"/>
+        </w:rPr>
+        <w:t>Peso</w:t>
+      </w:r>
+    </w:p>
+    <w:p>
+      <w:pPr>
+        <w:pBdr>
+          <w:top w:val="nil"/>
+          <w:left w:val="nil"/>
+          <w:bottom w:val="nil"/>
+          <w:right w:val="nil"/>
+          <w:between w:val="nil"/>
+        </w:pBdr>
+        <w:jc w:val="both"/>
+        <w:rPr>
+          <w:rFonts w:ascii="Times New Roman" w:eastAsia="Times New Roman" w:hAnsi="Times New Roman" w:cs="Times New Roman"/>
+          <w:sz w:val="24"/>
+          <w:szCs w:val="24"/>
+        </w:rPr>
+      </w:pPr>
+    </w:p>
+    <w:p>
+      <w:pPr>
+        <w:pBdr>
+          <w:top w:val="nil"/>
+          <w:left w:val="nil"/>
+          <w:bottom w:val="nil"/>
+          <w:right w:val="nil"/>
+          <w:between w:val="nil"/>
+        </w:pBdr>
+        <w:jc w:val="both"/>
+        <w:rPr>
+          <w:rFonts w:ascii="Times New Roman" w:eastAsia="Times New Roman" w:hAnsi="Times New Roman" w:cs="Times New Roman"/>
+          <w:sz w:val="24"/>
+          <w:szCs w:val="24"/>
+        </w:rPr>
+      </w:pPr>
+      <w:r>
+        <w:rPr>
+          <w:rFonts w:ascii="Times New Roman" w:eastAsia="Times New Roman" w:hAnsi="Times New Roman" w:cs="Times New Roman"/>
+          <w:sz w:val="24"/>
+          <w:szCs w:val="24"/>
+        </w:rPr>
+        <w:t>Por otra parte, VitusVet está diseñado específicamente para “conectar a la familia”. Es posible invitar a otros usuarios (familiares, paseadores o cuidadores) para que tengan acceso al perfil de la mascota.</w:t>
+      </w:r>
+      <w:r>
+        <w:rPr>
+          <w:rFonts w:ascii="Times New Roman" w:eastAsia="Times New Roman" w:hAnsi="Times New Roman" w:cs="Times New Roman"/>
+          <w:sz w:val="24"/>
+          <w:szCs w:val="24"/>
+        </w:rPr>
+        <w:t xml:space="preserve"> El sistema permite compartir la información con diferentes niveles al igual que es posible compartir los registros con un cuidador temporal (acceso limitado o por tiempo) o con un co-propietario. Asimismo, cuenta con un sistema de confirmación de acciones compartidas en la que, al establecer un recordatorio de medicación, la aplicación permite establecerlo como “Realizado”. Esto es visible para todos los que comparten el perfil del animal. Uno de los mayores valores de la herramienta es la notificación en tiempo real. Si un miembro de la familia confirma que ya ha dado la medicación o ha asistido a una cita, el resto de cuidadores recibe una notificación para evitar que se duplique la dosis o acción.</w:t>
       </w:r>
     </w:p>
     <w:p>
@@ -5295,25 +5754,7 @@
           <w:sz w:val="24"/>
           <w:szCs w:val="24"/>
         </w:rPr>
-        <w:t xml:space="preserve">También se puede incluir al final del capítulo 2 un apartado de valoración, en el que el alumno juzgue los pros y contras de la información expuesta en los apartados anteriores con la intención de dejar constancia de la necesidad de abordar este trabajo, es decir, de hacer algo nuevo que cubra un hueco o carencia que el resto de </w:t>
-      </w:r>
-      <w:proofErr w:type="gramStart"/>
-      <w:r>
-        <w:rPr>
-          <w:rFonts w:ascii="Times New Roman" w:eastAsia="Times New Roman" w:hAnsi="Times New Roman" w:cs="Times New Roman"/>
-          <w:sz w:val="24"/>
-          <w:szCs w:val="24"/>
-        </w:rPr>
-        <w:t>herramientas</w:t>
-      </w:r>
-      <w:proofErr w:type="gramEnd"/>
-      <w:r>
-        <w:rPr>
-          <w:rFonts w:ascii="Times New Roman" w:eastAsia="Times New Roman" w:hAnsi="Times New Roman" w:cs="Times New Roman"/>
-          <w:sz w:val="24"/>
-          <w:szCs w:val="24"/>
-        </w:rPr>
-        <w:t xml:space="preserve"> estudiadas no cubría satisfactoriamente.</w:t>
+        <w:t>También se puede incluir al final del capítulo 2 un apartado de valoración, en el que el alumno juzgue los pros y contras de la información expuesta en los apartados anteriores con la intención de dejar constancia de la necesidad de abordar este trabajo, es decir, de hacer algo nuevo que cubra un hueco o carencia que el resto de herramientas estudiadas no cubría satisfactoriamente.</w:t>
       </w:r>
     </w:p>
     <w:p>

--- a/docs/Capítulo 2 - Antecedentes.docx
+++ b/docs/Capítulo 2 - Antecedentes.docx
@@ -3295,7 +3295,25 @@
           <w:sz w:val="24"/>
           <w:szCs w:val="24"/>
         </w:rPr>
-        <w:t>Calendario de Potty Training (Control de esfínteres): Un registro visual donde marcas si el perro hizo sus necesidades fuera, dentro o si hubo un "accidente", ideal para cachorros.</w:t>
+        <w:t xml:space="preserve">Calendario de </w:t>
+      </w:r>
+      <w:proofErr w:type="spellStart"/>
+      <w:r>
+        <w:rPr>
+          <w:rFonts w:ascii="Times New Roman" w:eastAsia="Times New Roman" w:hAnsi="Times New Roman" w:cs="Times New Roman"/>
+          <w:sz w:val="24"/>
+          <w:szCs w:val="24"/>
+        </w:rPr>
+        <w:t>Potty</w:t>
+      </w:r>
+      <w:proofErr w:type="spellEnd"/>
+      <w:r>
+        <w:rPr>
+          <w:rFonts w:ascii="Times New Roman" w:eastAsia="Times New Roman" w:hAnsi="Times New Roman" w:cs="Times New Roman"/>
+          <w:sz w:val="24"/>
+          <w:szCs w:val="24"/>
+        </w:rPr>
+        <w:t xml:space="preserve"> Training (Control de esfínteres): Un registro visual donde marcas si el perro hizo sus necesidades fuera, dentro o si hubo un "accidente", ideal para cachorros.</w:t>
       </w:r>
     </w:p>
     <w:p>
@@ -3848,6 +3866,7 @@
         </w:rPr>
         <w:t xml:space="preserve">2.2.4.- </w:t>
       </w:r>
+      <w:proofErr w:type="spellStart"/>
       <w:r>
         <w:rPr>
           <w:b/>
@@ -3880,47 +3899,58 @@
         </w:rPr>
         <w:t>Plus</w:t>
       </w:r>
-    </w:p>
-    <w:p>
-      <w:pPr>
-        <w:pBdr>
-          <w:top w:val="nil"/>
-          <w:left w:val="nil"/>
-          <w:bottom w:val="nil"/>
-          <w:right w:val="nil"/>
-          <w:between w:val="nil"/>
-        </w:pBdr>
-        <w:jc w:val="both"/>
-        <w:rPr>
-          <w:rFonts w:ascii="Times New Roman" w:eastAsia="Times New Roman" w:hAnsi="Times New Roman" w:cs="Times New Roman"/>
-          <w:sz w:val="24"/>
-          <w:szCs w:val="24"/>
-        </w:rPr>
-      </w:pPr>
-    </w:p>
-    <w:p>
-      <w:pPr>
-        <w:pBdr>
-          <w:top w:val="nil"/>
-          <w:left w:val="nil"/>
-          <w:bottom w:val="nil"/>
-          <w:right w:val="nil"/>
-          <w:between w:val="nil"/>
-        </w:pBdr>
-        <w:jc w:val="both"/>
-        <w:rPr>
-          <w:rFonts w:ascii="Times New Roman" w:eastAsia="Times New Roman" w:hAnsi="Times New Roman" w:cs="Times New Roman"/>
-          <w:sz w:val="24"/>
-          <w:szCs w:val="24"/>
-        </w:rPr>
-      </w:pPr>
-      <w:r>
-        <w:rPr>
-          <w:rFonts w:ascii="Times New Roman" w:eastAsia="Times New Roman" w:hAnsi="Times New Roman" w:cs="Times New Roman"/>
-          <w:sz w:val="24"/>
-          <w:szCs w:val="24"/>
-        </w:rPr>
-        <w:t xml:space="preserve">PetnotePlus es una </w:t>
+      <w:proofErr w:type="spellEnd"/>
+    </w:p>
+    <w:p>
+      <w:pPr>
+        <w:pBdr>
+          <w:top w:val="nil"/>
+          <w:left w:val="nil"/>
+          <w:bottom w:val="nil"/>
+          <w:right w:val="nil"/>
+          <w:between w:val="nil"/>
+        </w:pBdr>
+        <w:jc w:val="both"/>
+        <w:rPr>
+          <w:rFonts w:ascii="Times New Roman" w:eastAsia="Times New Roman" w:hAnsi="Times New Roman" w:cs="Times New Roman"/>
+          <w:sz w:val="24"/>
+          <w:szCs w:val="24"/>
+        </w:rPr>
+      </w:pPr>
+    </w:p>
+    <w:p>
+      <w:pPr>
+        <w:pBdr>
+          <w:top w:val="nil"/>
+          <w:left w:val="nil"/>
+          <w:bottom w:val="nil"/>
+          <w:right w:val="nil"/>
+          <w:between w:val="nil"/>
+        </w:pBdr>
+        <w:jc w:val="both"/>
+        <w:rPr>
+          <w:rFonts w:ascii="Times New Roman" w:eastAsia="Times New Roman" w:hAnsi="Times New Roman" w:cs="Times New Roman"/>
+          <w:sz w:val="24"/>
+          <w:szCs w:val="24"/>
+        </w:rPr>
+      </w:pPr>
+      <w:proofErr w:type="spellStart"/>
+      <w:r>
+        <w:rPr>
+          <w:rFonts w:ascii="Times New Roman" w:eastAsia="Times New Roman" w:hAnsi="Times New Roman" w:cs="Times New Roman"/>
+          <w:sz w:val="24"/>
+          <w:szCs w:val="24"/>
+        </w:rPr>
+        <w:t>PetnotePlus</w:t>
+      </w:r>
+      <w:proofErr w:type="spellEnd"/>
+      <w:r>
+        <w:rPr>
+          <w:rFonts w:ascii="Times New Roman" w:eastAsia="Times New Roman" w:hAnsi="Times New Roman" w:cs="Times New Roman"/>
+          <w:sz w:val="24"/>
+          <w:szCs w:val="24"/>
+        </w:rPr>
+        <w:t xml:space="preserve"> es una </w:t>
       </w:r>
       <w:r>
         <w:rPr>
@@ -4024,7 +4054,25 @@
           <w:sz w:val="24"/>
           <w:szCs w:val="24"/>
         </w:rPr>
-        <w:t xml:space="preserve">puedan anotar las acciones realizadas y consultar las pendientes, contribuyendo así a evitar olvidos y duplicidades. A diferencia de las herramientas analizadas anteriormente, PetnotePlus es multiespecie y admite el registro de mamíferos, aves y reptiles. </w:t>
+        <w:t xml:space="preserve">puedan anotar las acciones realizadas y consultar las pendientes, contribuyendo así a evitar olvidos y duplicidades. A diferencia de las herramientas analizadas anteriormente, </w:t>
+      </w:r>
+      <w:proofErr w:type="spellStart"/>
+      <w:r>
+        <w:rPr>
+          <w:rFonts w:ascii="Times New Roman" w:eastAsia="Times New Roman" w:hAnsi="Times New Roman" w:cs="Times New Roman"/>
+          <w:sz w:val="24"/>
+          <w:szCs w:val="24"/>
+        </w:rPr>
+        <w:t>PetnotePlus</w:t>
+      </w:r>
+      <w:proofErr w:type="spellEnd"/>
+      <w:r>
+        <w:rPr>
+          <w:rFonts w:ascii="Times New Roman" w:eastAsia="Times New Roman" w:hAnsi="Times New Roman" w:cs="Times New Roman"/>
+          <w:sz w:val="24"/>
+          <w:szCs w:val="24"/>
+        </w:rPr>
+        <w:t xml:space="preserve"> es multiespecie y admite el registro de mamíferos, aves y reptiles. </w:t>
       </w:r>
       <w:r>
         <w:rPr>
@@ -4178,7 +4226,25 @@
           <w:sz w:val="24"/>
           <w:szCs w:val="24"/>
         </w:rPr>
-        <w:t xml:space="preserve"> modulos que </w:t>
+        <w:t xml:space="preserve"> </w:t>
+      </w:r>
+      <w:proofErr w:type="spellStart"/>
+      <w:r>
+        <w:rPr>
+          <w:rFonts w:ascii="Times New Roman" w:eastAsia="Times New Roman" w:hAnsi="Times New Roman" w:cs="Times New Roman"/>
+          <w:sz w:val="24"/>
+          <w:szCs w:val="24"/>
+        </w:rPr>
+        <w:t>modulos</w:t>
+      </w:r>
+      <w:proofErr w:type="spellEnd"/>
+      <w:r>
+        <w:rPr>
+          <w:rFonts w:ascii="Times New Roman" w:eastAsia="Times New Roman" w:hAnsi="Times New Roman" w:cs="Times New Roman"/>
+          <w:sz w:val="24"/>
+          <w:szCs w:val="24"/>
+        </w:rPr>
+        <w:t xml:space="preserve"> que </w:t>
       </w:r>
       <w:r>
         <w:rPr>
@@ -4721,55 +4787,83 @@
         </w:rPr>
         <w:t xml:space="preserve">Por otra parte, </w:t>
       </w:r>
-      <w:r>
-        <w:rPr>
-          <w:rFonts w:ascii="Times New Roman" w:eastAsia="Times New Roman" w:hAnsi="Times New Roman" w:cs="Times New Roman"/>
-          <w:sz w:val="24"/>
-          <w:szCs w:val="24"/>
-        </w:rPr>
-        <w:t>PetnotePlus implementa un modelo basado en grupos: el propietario crea el perfil de la mascota y genera un código de invitación que los demás cuidadores pueden introducir desde sus propias cuentas para unirse al hogar. Una vez integrados, todos los miembros pueden consultar y registrar información sobre las mascotas compartidas. El sistema diferencia entre el rol de propietario, con permisos de gestión del grupo, y el rol de miembro, con permisos de lectura y escritura. Cuando un usuario registra una acción, la aplicación puede enviar una notificación push al resto de miembros del grupo, siendo esta opción configurable por cada usuario.</w:t>
-      </w:r>
-    </w:p>
-    <w:p>
-      <w:pPr>
-        <w:pBdr>
-          <w:top w:val="nil"/>
-          <w:left w:val="nil"/>
-          <w:bottom w:val="nil"/>
-          <w:right w:val="nil"/>
-          <w:between w:val="nil"/>
-        </w:pBdr>
-        <w:jc w:val="both"/>
-        <w:rPr>
-          <w:rFonts w:ascii="Times New Roman" w:eastAsia="Times New Roman" w:hAnsi="Times New Roman" w:cs="Times New Roman"/>
-          <w:sz w:val="24"/>
-          <w:szCs w:val="24"/>
-        </w:rPr>
-      </w:pPr>
-    </w:p>
-    <w:p>
-      <w:pPr>
-        <w:pBdr>
-          <w:top w:val="nil"/>
-          <w:left w:val="nil"/>
-          <w:bottom w:val="nil"/>
-          <w:right w:val="nil"/>
-          <w:between w:val="nil"/>
-        </w:pBdr>
-        <w:jc w:val="both"/>
-        <w:rPr>
-          <w:rFonts w:ascii="Times New Roman" w:eastAsia="Times New Roman" w:hAnsi="Times New Roman" w:cs="Times New Roman"/>
-          <w:sz w:val="24"/>
-          <w:szCs w:val="24"/>
-        </w:rPr>
-      </w:pPr>
-      <w:r>
-        <w:rPr>
-          <w:rFonts w:ascii="Times New Roman" w:eastAsia="Times New Roman" w:hAnsi="Times New Roman" w:cs="Times New Roman"/>
-          <w:sz w:val="24"/>
-          <w:szCs w:val="24"/>
-        </w:rPr>
-        <w:t xml:space="preserve">En cuanto a sus limitaciones, aunque PetnotePlus es la herramienta analizada que más se aproxima al enfoque de coordinación multiusuario que plantea el presente proyecto, presenta carencias relevantes en este ámbito. El sistema de confirmación de mediación se basa en una simple marca de verificación sin mecanismos de bloqueo que impidan que dos cuidadores registren simultáneamente la misma acción. Si bien la sincronización en tiempo real permite que los registros sean visibles de forma inmediata para todos los miembros, la ausencia de un control de concurrencia explícito podría dar lugar a entradas duplicadas en situaciones de acceso simultáneo. </w:t>
+      <w:proofErr w:type="spellStart"/>
+      <w:r>
+        <w:rPr>
+          <w:rFonts w:ascii="Times New Roman" w:eastAsia="Times New Roman" w:hAnsi="Times New Roman" w:cs="Times New Roman"/>
+          <w:sz w:val="24"/>
+          <w:szCs w:val="24"/>
+        </w:rPr>
+        <w:t>PetnotePlus</w:t>
+      </w:r>
+      <w:proofErr w:type="spellEnd"/>
+      <w:r>
+        <w:rPr>
+          <w:rFonts w:ascii="Times New Roman" w:eastAsia="Times New Roman" w:hAnsi="Times New Roman" w:cs="Times New Roman"/>
+          <w:sz w:val="24"/>
+          <w:szCs w:val="24"/>
+        </w:rPr>
+        <w:t xml:space="preserve"> implementa un modelo basado en grupos: el propietario crea el perfil de la mascota y genera un código de invitación que los demás cuidadores pueden introducir desde sus propias cuentas para unirse al hogar. Una vez integrados, todos los miembros pueden consultar y registrar información sobre las mascotas compartidas. El sistema diferencia entre el rol de propietario, con permisos de gestión del grupo, y el rol de miembro, con permisos de lectura y escritura. Cuando un usuario registra una acción, la aplicación puede enviar una notificación push al resto de miembros del grupo, siendo esta opción configurable por cada usuario.</w:t>
+      </w:r>
+    </w:p>
+    <w:p>
+      <w:pPr>
+        <w:pBdr>
+          <w:top w:val="nil"/>
+          <w:left w:val="nil"/>
+          <w:bottom w:val="nil"/>
+          <w:right w:val="nil"/>
+          <w:between w:val="nil"/>
+        </w:pBdr>
+        <w:jc w:val="both"/>
+        <w:rPr>
+          <w:rFonts w:ascii="Times New Roman" w:eastAsia="Times New Roman" w:hAnsi="Times New Roman" w:cs="Times New Roman"/>
+          <w:sz w:val="24"/>
+          <w:szCs w:val="24"/>
+        </w:rPr>
+      </w:pPr>
+    </w:p>
+    <w:p>
+      <w:pPr>
+        <w:pBdr>
+          <w:top w:val="nil"/>
+          <w:left w:val="nil"/>
+          <w:bottom w:val="nil"/>
+          <w:right w:val="nil"/>
+          <w:between w:val="nil"/>
+        </w:pBdr>
+        <w:jc w:val="both"/>
+        <w:rPr>
+          <w:rFonts w:ascii="Times New Roman" w:eastAsia="Times New Roman" w:hAnsi="Times New Roman" w:cs="Times New Roman"/>
+          <w:sz w:val="24"/>
+          <w:szCs w:val="24"/>
+        </w:rPr>
+      </w:pPr>
+      <w:r>
+        <w:rPr>
+          <w:rFonts w:ascii="Times New Roman" w:eastAsia="Times New Roman" w:hAnsi="Times New Roman" w:cs="Times New Roman"/>
+          <w:sz w:val="24"/>
+          <w:szCs w:val="24"/>
+        </w:rPr>
+        <w:t xml:space="preserve">En cuanto a sus limitaciones, aunque </w:t>
+      </w:r>
+      <w:proofErr w:type="spellStart"/>
+      <w:r>
+        <w:rPr>
+          <w:rFonts w:ascii="Times New Roman" w:eastAsia="Times New Roman" w:hAnsi="Times New Roman" w:cs="Times New Roman"/>
+          <w:sz w:val="24"/>
+          <w:szCs w:val="24"/>
+        </w:rPr>
+        <w:t>PetnotePlus</w:t>
+      </w:r>
+      <w:proofErr w:type="spellEnd"/>
+      <w:r>
+        <w:rPr>
+          <w:rFonts w:ascii="Times New Roman" w:eastAsia="Times New Roman" w:hAnsi="Times New Roman" w:cs="Times New Roman"/>
+          <w:sz w:val="24"/>
+          <w:szCs w:val="24"/>
+        </w:rPr>
+        <w:t xml:space="preserve"> es la herramienta analizada que más se aproxima al enfoque de coordinación multiusuario que plantea el presente proyecto, presenta carencias relevantes en este ámbito. El sistema de confirmación de mediación se basa en una simple marca de verificación sin mecanismos de bloqueo que impidan que dos cuidadores registren simultáneamente la misma acción. Si bien la sincronización en tiempo real permite que los registros sean visibles de forma inmediata para todos los miembros, la ausencia de un control de concurrencia explícito podría dar lugar a entradas duplicadas en situaciones de acceso simultáneo. </w:t>
       </w:r>
     </w:p>
     <w:p>
@@ -5222,107 +5316,251 @@
           <w:sz w:val="24"/>
           <w:szCs w:val="24"/>
         </w:rPr>
-        <w:t>VitusVet es una aplicación de gestión de registros de salud y comunicación. Su función principal es permitir que los dueños de mascotas tengan acceso en cualquier momento al historial clínico digital de sus animales y facilitar la coordinación entre los diferentes cuidadores y profesionales. Se trata de una aplicación multiespecie donde se admiten perros, gatos, conejos, aves, reptiles y caballos. Está disponible en iOS y Android, además tiene un portal web para usuarios y clínicas.</w:t>
-      </w:r>
-    </w:p>
-    <w:p>
-      <w:pPr>
-        <w:pBdr>
-          <w:top w:val="nil"/>
-          <w:left w:val="nil"/>
-          <w:bottom w:val="nil"/>
-          <w:right w:val="nil"/>
-          <w:between w:val="nil"/>
-        </w:pBdr>
-        <w:jc w:val="both"/>
-        <w:rPr>
-          <w:rFonts w:ascii="Times New Roman" w:eastAsia="Times New Roman" w:hAnsi="Times New Roman" w:cs="Times New Roman"/>
-          <w:sz w:val="24"/>
-          <w:szCs w:val="24"/>
-        </w:rPr>
-      </w:pPr>
-    </w:p>
-    <w:p>
-      <w:pPr>
-        <w:pBdr>
-          <w:top w:val="nil"/>
-          <w:left w:val="nil"/>
-          <w:bottom w:val="nil"/>
-          <w:right w:val="nil"/>
-          <w:between w:val="nil"/>
-        </w:pBdr>
-        <w:jc w:val="both"/>
-        <w:rPr>
-          <w:rFonts w:ascii="Times New Roman" w:eastAsia="Times New Roman" w:hAnsi="Times New Roman" w:cs="Times New Roman"/>
-          <w:sz w:val="24"/>
-          <w:szCs w:val="24"/>
-        </w:rPr>
-      </w:pPr>
-      <w:r>
-        <w:rPr>
-          <w:rFonts w:ascii="Times New Roman" w:eastAsia="Times New Roman" w:hAnsi="Times New Roman" w:cs="Times New Roman"/>
-          <w:sz w:val="24"/>
-          <w:szCs w:val="24"/>
-        </w:rPr>
-        <w:t xml:space="preserve">El modelo de negocio que emplea es freemium: la descarga y el uso básico para el dueño son gratuitos, mientras que las clínicas pagan por el software de gestión e integración de registros. Al igual que PetDesk, la infraestructura de sincronización automática está diseñada para el mercado de </w:t>
-      </w:r>
-      <w:r>
-        <w:rPr>
-          <w:rFonts w:ascii="Times New Roman" w:eastAsia="Times New Roman" w:hAnsi="Times New Roman" w:cs="Times New Roman"/>
-          <w:sz w:val="24"/>
-          <w:szCs w:val="24"/>
-        </w:rPr>
-        <w:t>EE. UU</w:t>
-      </w:r>
-      <w:r>
-        <w:rPr>
-          <w:rFonts w:ascii="Times New Roman" w:eastAsia="Times New Roman" w:hAnsi="Times New Roman" w:cs="Times New Roman"/>
-          <w:sz w:val="24"/>
-          <w:szCs w:val="24"/>
-        </w:rPr>
-        <w:t xml:space="preserve"> y Canadá. Aunque es posible descargar la aplicación en España, no es posible conectar con clínicas españolas para recibir registros automáticamente.</w:t>
-      </w:r>
-    </w:p>
-    <w:p>
-      <w:pPr>
-        <w:pBdr>
-          <w:top w:val="nil"/>
-          <w:left w:val="nil"/>
-          <w:bottom w:val="nil"/>
-          <w:right w:val="nil"/>
-          <w:between w:val="nil"/>
-        </w:pBdr>
-        <w:jc w:val="both"/>
-        <w:rPr>
-          <w:rFonts w:ascii="Times New Roman" w:eastAsia="Times New Roman" w:hAnsi="Times New Roman" w:cs="Times New Roman"/>
-          <w:sz w:val="24"/>
-          <w:szCs w:val="24"/>
-        </w:rPr>
-      </w:pPr>
-    </w:p>
-    <w:p>
-      <w:pPr>
-        <w:pBdr>
-          <w:top w:val="nil"/>
-          <w:left w:val="nil"/>
-          <w:bottom w:val="nil"/>
-          <w:right w:val="nil"/>
-          <w:between w:val="nil"/>
-        </w:pBdr>
-        <w:jc w:val="both"/>
-        <w:rPr>
-          <w:rFonts w:ascii="Times New Roman" w:eastAsia="Times New Roman" w:hAnsi="Times New Roman" w:cs="Times New Roman"/>
-          <w:sz w:val="24"/>
-          <w:szCs w:val="24"/>
-        </w:rPr>
-      </w:pPr>
-      <w:r>
-        <w:rPr>
-          <w:rFonts w:ascii="Times New Roman" w:eastAsia="Times New Roman" w:hAnsi="Times New Roman" w:cs="Times New Roman"/>
-          <w:sz w:val="24"/>
-          <w:szCs w:val="24"/>
-        </w:rPr>
-        <w:t>Entre los módulos con los que cuenta la aplicación se distinguen los siguientes:</w:t>
+        <w:t xml:space="preserve">VitusVet es una aplicación </w:t>
+      </w:r>
+      <w:r>
+        <w:rPr>
+          <w:rFonts w:ascii="Times New Roman" w:eastAsia="Times New Roman" w:hAnsi="Times New Roman" w:cs="Times New Roman"/>
+          <w:sz w:val="24"/>
+          <w:szCs w:val="24"/>
+        </w:rPr>
+        <w:t xml:space="preserve">orientada a la </w:t>
+      </w:r>
+      <w:r>
+        <w:rPr>
+          <w:rFonts w:ascii="Times New Roman" w:eastAsia="Times New Roman" w:hAnsi="Times New Roman" w:cs="Times New Roman"/>
+          <w:sz w:val="24"/>
+          <w:szCs w:val="24"/>
+        </w:rPr>
+        <w:t xml:space="preserve">gestión </w:t>
+      </w:r>
+      <w:r>
+        <w:rPr>
+          <w:rFonts w:ascii="Times New Roman" w:eastAsia="Times New Roman" w:hAnsi="Times New Roman" w:cs="Times New Roman"/>
+          <w:sz w:val="24"/>
+          <w:szCs w:val="24"/>
+        </w:rPr>
+        <w:t xml:space="preserve">del historial clínico digital de las mascotas y a la comunicación entre propietarios y profesionales veterinarios. Su objetivo principal es centralizar el historial médico y facilitar la coordinación entre los distintos cuidadores y proveedores de salud animal. La aplicación es multiespecie y admite el registro de perros, gatos, conejos, aves, caballos y otras especies. </w:t>
+      </w:r>
+      <w:r>
+        <w:rPr>
+          <w:rFonts w:ascii="Times New Roman" w:eastAsia="Times New Roman" w:hAnsi="Times New Roman" w:cs="Times New Roman"/>
+          <w:sz w:val="24"/>
+          <w:szCs w:val="24"/>
+        </w:rPr>
+        <w:t>Está disponible en iOS y Android,</w:t>
+      </w:r>
+      <w:r>
+        <w:rPr>
+          <w:rFonts w:ascii="Times New Roman" w:eastAsia="Times New Roman" w:hAnsi="Times New Roman" w:cs="Times New Roman"/>
+          <w:sz w:val="24"/>
+          <w:szCs w:val="24"/>
+        </w:rPr>
+        <w:t xml:space="preserve"> y cuenta</w:t>
+      </w:r>
+      <w:r>
+        <w:rPr>
+          <w:rFonts w:ascii="Times New Roman" w:eastAsia="Times New Roman" w:hAnsi="Times New Roman" w:cs="Times New Roman"/>
+          <w:sz w:val="24"/>
+          <w:szCs w:val="24"/>
+        </w:rPr>
+        <w:t xml:space="preserve"> además </w:t>
+      </w:r>
+      <w:r>
+        <w:rPr>
+          <w:rFonts w:ascii="Times New Roman" w:eastAsia="Times New Roman" w:hAnsi="Times New Roman" w:cs="Times New Roman"/>
+          <w:sz w:val="24"/>
+          <w:szCs w:val="24"/>
+        </w:rPr>
+        <w:t>con</w:t>
+      </w:r>
+      <w:r>
+        <w:rPr>
+          <w:rFonts w:ascii="Times New Roman" w:eastAsia="Times New Roman" w:hAnsi="Times New Roman" w:cs="Times New Roman"/>
+          <w:sz w:val="24"/>
+          <w:szCs w:val="24"/>
+        </w:rPr>
+        <w:t xml:space="preserve"> un portal web para usuarios y clínicas.</w:t>
+      </w:r>
+    </w:p>
+    <w:p>
+      <w:pPr>
+        <w:pBdr>
+          <w:top w:val="nil"/>
+          <w:left w:val="nil"/>
+          <w:bottom w:val="nil"/>
+          <w:right w:val="nil"/>
+          <w:between w:val="nil"/>
+        </w:pBdr>
+        <w:jc w:val="both"/>
+        <w:rPr>
+          <w:rFonts w:ascii="Times New Roman" w:eastAsia="Times New Roman" w:hAnsi="Times New Roman" w:cs="Times New Roman"/>
+          <w:sz w:val="24"/>
+          <w:szCs w:val="24"/>
+        </w:rPr>
+      </w:pPr>
+    </w:p>
+    <w:p>
+      <w:pPr>
+        <w:pBdr>
+          <w:top w:val="nil"/>
+          <w:left w:val="nil"/>
+          <w:bottom w:val="nil"/>
+          <w:right w:val="nil"/>
+          <w:between w:val="nil"/>
+        </w:pBdr>
+        <w:jc w:val="both"/>
+        <w:rPr>
+          <w:rFonts w:ascii="Times New Roman" w:eastAsia="Times New Roman" w:hAnsi="Times New Roman" w:cs="Times New Roman"/>
+          <w:sz w:val="24"/>
+          <w:szCs w:val="24"/>
+        </w:rPr>
+      </w:pPr>
+      <w:r>
+        <w:rPr>
+          <w:rFonts w:ascii="Times New Roman" w:eastAsia="Times New Roman" w:hAnsi="Times New Roman" w:cs="Times New Roman"/>
+          <w:sz w:val="24"/>
+          <w:szCs w:val="24"/>
+        </w:rPr>
+        <w:t>Su</w:t>
+      </w:r>
+      <w:r>
+        <w:rPr>
+          <w:rFonts w:ascii="Times New Roman" w:eastAsia="Times New Roman" w:hAnsi="Times New Roman" w:cs="Times New Roman"/>
+          <w:sz w:val="24"/>
+          <w:szCs w:val="24"/>
+        </w:rPr>
+        <w:t xml:space="preserve"> modelo de negocio </w:t>
+      </w:r>
+      <w:r>
+        <w:rPr>
+          <w:rFonts w:ascii="Times New Roman" w:eastAsia="Times New Roman" w:hAnsi="Times New Roman" w:cs="Times New Roman"/>
+          <w:sz w:val="24"/>
+          <w:szCs w:val="24"/>
+        </w:rPr>
+        <w:t xml:space="preserve">es </w:t>
+      </w:r>
+      <w:r>
+        <w:rPr>
+          <w:rFonts w:ascii="Times New Roman" w:eastAsia="Times New Roman" w:hAnsi="Times New Roman" w:cs="Times New Roman"/>
+          <w:sz w:val="24"/>
+          <w:szCs w:val="24"/>
+        </w:rPr>
+        <w:t>freemium: la descarga y el uso básico son gratuitos</w:t>
+      </w:r>
+      <w:r>
+        <w:rPr>
+          <w:rFonts w:ascii="Times New Roman" w:eastAsia="Times New Roman" w:hAnsi="Times New Roman" w:cs="Times New Roman"/>
+          <w:sz w:val="24"/>
+          <w:szCs w:val="24"/>
+        </w:rPr>
+        <w:t xml:space="preserve"> para el propietario</w:t>
+      </w:r>
+      <w:r>
+        <w:rPr>
+          <w:rFonts w:ascii="Times New Roman" w:eastAsia="Times New Roman" w:hAnsi="Times New Roman" w:cs="Times New Roman"/>
+          <w:sz w:val="24"/>
+          <w:szCs w:val="24"/>
+        </w:rPr>
+        <w:t>, mientras que las clínicas</w:t>
+      </w:r>
+      <w:r>
+        <w:rPr>
+          <w:rFonts w:ascii="Times New Roman" w:eastAsia="Times New Roman" w:hAnsi="Times New Roman" w:cs="Times New Roman"/>
+          <w:sz w:val="24"/>
+          <w:szCs w:val="24"/>
+        </w:rPr>
+        <w:t xml:space="preserve"> veterinarias abonan una suscripción</w:t>
+      </w:r>
+      <w:r>
+        <w:rPr>
+          <w:rFonts w:ascii="Times New Roman" w:eastAsia="Times New Roman" w:hAnsi="Times New Roman" w:cs="Times New Roman"/>
+          <w:sz w:val="24"/>
+          <w:szCs w:val="24"/>
+        </w:rPr>
+        <w:t xml:space="preserve"> por el software de gestión e integración de registros. </w:t>
+      </w:r>
+      <w:r>
+        <w:rPr>
+          <w:rFonts w:ascii="Times New Roman" w:eastAsia="Times New Roman" w:hAnsi="Times New Roman" w:cs="Times New Roman"/>
+          <w:sz w:val="24"/>
+          <w:szCs w:val="24"/>
+        </w:rPr>
+        <w:t>Cabe destacar que, al igual que PetDesk, la infraestructura de sincronización automática de registros clínicos está diseñada principalmente para el mercado estadounidense y canadiense, lo que limita su utilidad en el contexto español, donde no es posible conectar con clínicas locales para recibir registros de forma automática.</w:t>
+      </w:r>
+    </w:p>
+    <w:p>
+      <w:pPr>
+        <w:pBdr>
+          <w:top w:val="nil"/>
+          <w:left w:val="nil"/>
+          <w:bottom w:val="nil"/>
+          <w:right w:val="nil"/>
+          <w:between w:val="nil"/>
+        </w:pBdr>
+        <w:jc w:val="both"/>
+        <w:rPr>
+          <w:rFonts w:ascii="Times New Roman" w:eastAsia="Times New Roman" w:hAnsi="Times New Roman" w:cs="Times New Roman"/>
+          <w:sz w:val="24"/>
+          <w:szCs w:val="24"/>
+        </w:rPr>
+      </w:pPr>
+    </w:p>
+    <w:p>
+      <w:pPr>
+        <w:pBdr>
+          <w:top w:val="nil"/>
+          <w:left w:val="nil"/>
+          <w:bottom w:val="nil"/>
+          <w:right w:val="nil"/>
+          <w:between w:val="nil"/>
+        </w:pBdr>
+        <w:jc w:val="both"/>
+        <w:rPr>
+          <w:rFonts w:ascii="Times New Roman" w:eastAsia="Times New Roman" w:hAnsi="Times New Roman" w:cs="Times New Roman"/>
+          <w:sz w:val="24"/>
+          <w:szCs w:val="24"/>
+        </w:rPr>
+      </w:pPr>
+      <w:r>
+        <w:rPr>
+          <w:rFonts w:ascii="Times New Roman" w:eastAsia="Times New Roman" w:hAnsi="Times New Roman" w:cs="Times New Roman"/>
+          <w:sz w:val="24"/>
+          <w:szCs w:val="24"/>
+        </w:rPr>
+        <w:t xml:space="preserve">Entre los módulos </w:t>
+      </w:r>
+      <w:r>
+        <w:rPr>
+          <w:rFonts w:ascii="Times New Roman" w:eastAsia="Times New Roman" w:hAnsi="Times New Roman" w:cs="Times New Roman"/>
+          <w:sz w:val="24"/>
+          <w:szCs w:val="24"/>
+        </w:rPr>
+        <w:t>que ofrece</w:t>
+      </w:r>
+      <w:r>
+        <w:rPr>
+          <w:rFonts w:ascii="Times New Roman" w:eastAsia="Times New Roman" w:hAnsi="Times New Roman" w:cs="Times New Roman"/>
+          <w:sz w:val="24"/>
+          <w:szCs w:val="24"/>
+        </w:rPr>
+        <w:t xml:space="preserve"> la aplicación </w:t>
+      </w:r>
+      <w:r>
+        <w:rPr>
+          <w:rFonts w:ascii="Times New Roman" w:eastAsia="Times New Roman" w:hAnsi="Times New Roman" w:cs="Times New Roman"/>
+          <w:sz w:val="24"/>
+          <w:szCs w:val="24"/>
+        </w:rPr>
+        <w:t>destacan</w:t>
+      </w:r>
+      <w:r>
+        <w:rPr>
+          <w:rFonts w:ascii="Times New Roman" w:eastAsia="Times New Roman" w:hAnsi="Times New Roman" w:cs="Times New Roman"/>
+          <w:sz w:val="24"/>
+          <w:szCs w:val="24"/>
+        </w:rPr>
+        <w:t xml:space="preserve"> los siguientes:</w:t>
       </w:r>
     </w:p>
     <w:p>
@@ -5353,7 +5591,31 @@
           <w:szCs w:val="24"/>
         </w:rPr>
         <w:lastRenderedPageBreak/>
-        <w:t>Historial médico: es el punto más fuerte de la herramienta. Si la clínica es socia, el historial se vuelca solo. Si no, permite que el usuario suba fotos de los documentos para digitalizarlos.</w:t>
+        <w:t>Historial médico</w:t>
+      </w:r>
+      <w:r>
+        <w:rPr>
+          <w:rFonts w:ascii="Times New Roman" w:eastAsia="Times New Roman" w:hAnsi="Times New Roman" w:cs="Times New Roman"/>
+          <w:sz w:val="24"/>
+          <w:szCs w:val="24"/>
+        </w:rPr>
+        <w:t xml:space="preserve"> digital</w:t>
+      </w:r>
+      <w:r>
+        <w:rPr>
+          <w:rFonts w:ascii="Times New Roman" w:eastAsia="Times New Roman" w:hAnsi="Times New Roman" w:cs="Times New Roman"/>
+          <w:sz w:val="24"/>
+          <w:szCs w:val="24"/>
+        </w:rPr>
+        <w:t xml:space="preserve">: </w:t>
+      </w:r>
+      <w:r>
+        <w:rPr>
+          <w:rFonts w:ascii="Times New Roman" w:eastAsia="Times New Roman" w:hAnsi="Times New Roman" w:cs="Times New Roman"/>
+          <w:sz w:val="24"/>
+          <w:szCs w:val="24"/>
+        </w:rPr>
+        <w:t>sincronización automática con la clínica veterinaria si esta está integrada en la plataforma, o carga manual de documentos escaneados en caso contrario. Permite acceder al historial en menos de 10 horas tras una visita y consultar resultados de laboratorio en un plazo de 5 días.</w:t>
       </w:r>
     </w:p>
     <w:p>
@@ -5383,7 +5645,7 @@
           <w:sz w:val="24"/>
           <w:szCs w:val="24"/>
         </w:rPr>
-        <w:t>Vacunas</w:t>
+        <w:t>Gestión de citas: solicitud y confirmación de citas veterinarias con recordatorios digitales automáticos.</w:t>
       </w:r>
     </w:p>
     <w:p>
@@ -5413,7 +5675,7 @@
           <w:sz w:val="24"/>
           <w:szCs w:val="24"/>
         </w:rPr>
-        <w:t>Registro de medicación: permite configurar recordatorios con nombre del fármaco, dosis y horario.</w:t>
+        <w:t>Solicitud de recetas: petición de renovaciones de medicamentos directamente a través de la aplicación.</w:t>
       </w:r>
     </w:p>
     <w:p>
@@ -5443,7 +5705,7 @@
           <w:sz w:val="24"/>
           <w:szCs w:val="24"/>
         </w:rPr>
-        <w:t>Seguros de mascotas</w:t>
+        <w:t>Registro de medicación: configuración de recordatorios con nombre del fármaco, dosis y horario de administración.</w:t>
       </w:r>
     </w:p>
     <w:p>
@@ -5473,7 +5735,7 @@
           <w:sz w:val="24"/>
           <w:szCs w:val="24"/>
         </w:rPr>
-        <w:t>Microchip</w:t>
+        <w:t>Vacunación y control sanitario: registro de vacunas administradas y alertas de próximas dosis.</w:t>
       </w:r>
     </w:p>
     <w:p>
@@ -5503,57 +5765,414 @@
           <w:sz w:val="24"/>
           <w:szCs w:val="24"/>
         </w:rPr>
-        <w:t>Peso</w:t>
-      </w:r>
-    </w:p>
-    <w:p>
-      <w:pPr>
-        <w:pBdr>
-          <w:top w:val="nil"/>
-          <w:left w:val="nil"/>
-          <w:bottom w:val="nil"/>
-          <w:right w:val="nil"/>
-          <w:between w:val="nil"/>
-        </w:pBdr>
-        <w:jc w:val="both"/>
-        <w:rPr>
-          <w:rFonts w:ascii="Times New Roman" w:eastAsia="Times New Roman" w:hAnsi="Times New Roman" w:cs="Times New Roman"/>
-          <w:sz w:val="24"/>
-          <w:szCs w:val="24"/>
-        </w:rPr>
-      </w:pPr>
-    </w:p>
-    <w:p>
-      <w:pPr>
-        <w:pBdr>
-          <w:top w:val="nil"/>
-          <w:left w:val="nil"/>
-          <w:bottom w:val="nil"/>
-          <w:right w:val="nil"/>
-          <w:between w:val="nil"/>
-        </w:pBdr>
-        <w:jc w:val="both"/>
-        <w:rPr>
-          <w:rFonts w:ascii="Times New Roman" w:eastAsia="Times New Roman" w:hAnsi="Times New Roman" w:cs="Times New Roman"/>
-          <w:sz w:val="24"/>
-          <w:szCs w:val="24"/>
-        </w:rPr>
-      </w:pPr>
-      <w:r>
-        <w:rPr>
-          <w:rFonts w:ascii="Times New Roman" w:eastAsia="Times New Roman" w:hAnsi="Times New Roman" w:cs="Times New Roman"/>
-          <w:sz w:val="24"/>
-          <w:szCs w:val="24"/>
-        </w:rPr>
-        <w:t>Por otra parte, VitusVet está diseñado específicamente para “conectar a la familia”. Es posible invitar a otros usuarios (familiares, paseadores o cuidadores) para que tengan acceso al perfil de la mascota.</w:t>
-      </w:r>
-      <w:r>
-        <w:rPr>
-          <w:rFonts w:ascii="Times New Roman" w:eastAsia="Times New Roman" w:hAnsi="Times New Roman" w:cs="Times New Roman"/>
-          <w:sz w:val="24"/>
-          <w:szCs w:val="24"/>
-        </w:rPr>
-        <w:t xml:space="preserve"> El sistema permite compartir la información con diferentes niveles al igual que es posible compartir los registros con un cuidador temporal (acceso limitado o por tiempo) o con un co-propietario. Asimismo, cuenta con un sistema de confirmación de acciones compartidas en la que, al establecer un recordatorio de medicación, la aplicación permite establecerlo como “Realizado”. Esto es visible para todos los que comparten el perfil del animal. Uno de los mayores valores de la herramienta es la notificación en tiempo real. Si un miembro de la familia confirma que ya ha dado la medicación o ha asistido a una cita, el resto de cuidadores recibe una notificación para evitar que se duplique la dosis o acción.</w:t>
+        <w:t>Datos identificativos: almacenamiento de número de microchip, etiqueta antirrábica y datos del seguro médico de la mascota.</w:t>
+      </w:r>
+    </w:p>
+    <w:p>
+      <w:pPr>
+        <w:pStyle w:val="Prrafodelista"/>
+        <w:numPr>
+          <w:ilvl w:val="0"/>
+          <w:numId w:val="1"/>
+        </w:numPr>
+        <w:pBdr>
+          <w:top w:val="nil"/>
+          <w:left w:val="nil"/>
+          <w:bottom w:val="nil"/>
+          <w:right w:val="nil"/>
+          <w:between w:val="nil"/>
+        </w:pBdr>
+        <w:jc w:val="both"/>
+        <w:rPr>
+          <w:rFonts w:ascii="Times New Roman" w:eastAsia="Times New Roman" w:hAnsi="Times New Roman" w:cs="Times New Roman"/>
+          <w:sz w:val="24"/>
+          <w:szCs w:val="24"/>
+        </w:rPr>
+      </w:pPr>
+      <w:r>
+        <w:rPr>
+          <w:rFonts w:ascii="Times New Roman" w:eastAsia="Times New Roman" w:hAnsi="Times New Roman" w:cs="Times New Roman"/>
+          <w:sz w:val="24"/>
+          <w:szCs w:val="24"/>
+        </w:rPr>
+        <w:t>Control de peso: seguimiento de la evolución del peso del animal.</w:t>
+      </w:r>
+    </w:p>
+    <w:p>
+      <w:pPr>
+        <w:pStyle w:val="Prrafodelista"/>
+        <w:numPr>
+          <w:ilvl w:val="0"/>
+          <w:numId w:val="1"/>
+        </w:numPr>
+        <w:pBdr>
+          <w:top w:val="nil"/>
+          <w:left w:val="nil"/>
+          <w:bottom w:val="nil"/>
+          <w:right w:val="nil"/>
+          <w:between w:val="nil"/>
+        </w:pBdr>
+        <w:jc w:val="both"/>
+        <w:rPr>
+          <w:rFonts w:ascii="Times New Roman" w:eastAsia="Times New Roman" w:hAnsi="Times New Roman" w:cs="Times New Roman"/>
+          <w:sz w:val="24"/>
+          <w:szCs w:val="24"/>
+        </w:rPr>
+      </w:pPr>
+      <w:r>
+        <w:rPr>
+          <w:rFonts w:ascii="Times New Roman" w:eastAsia="Times New Roman" w:hAnsi="Times New Roman" w:cs="Times New Roman"/>
+          <w:sz w:val="24"/>
+          <w:szCs w:val="24"/>
+        </w:rPr>
+        <w:t>Notificaciones multicanal: el sistema permite recibir alertas mediante notificaciones push, correo electrónico y SMS, lo que lo diferencia de las herramientas anteriormente analizadas.</w:t>
+      </w:r>
+    </w:p>
+    <w:p>
+      <w:pPr>
+        <w:pBdr>
+          <w:top w:val="nil"/>
+          <w:left w:val="nil"/>
+          <w:bottom w:val="nil"/>
+          <w:right w:val="nil"/>
+          <w:between w:val="nil"/>
+        </w:pBdr>
+        <w:jc w:val="both"/>
+        <w:rPr>
+          <w:rFonts w:ascii="Times New Roman" w:eastAsia="Times New Roman" w:hAnsi="Times New Roman" w:cs="Times New Roman"/>
+          <w:sz w:val="24"/>
+          <w:szCs w:val="24"/>
+        </w:rPr>
+      </w:pPr>
+    </w:p>
+    <w:p>
+      <w:pPr>
+        <w:pBdr>
+          <w:top w:val="nil"/>
+          <w:left w:val="nil"/>
+          <w:bottom w:val="nil"/>
+          <w:right w:val="nil"/>
+          <w:between w:val="nil"/>
+        </w:pBdr>
+        <w:jc w:val="both"/>
+        <w:rPr>
+          <w:rFonts w:ascii="Times New Roman" w:eastAsia="Times New Roman" w:hAnsi="Times New Roman" w:cs="Times New Roman"/>
+          <w:sz w:val="24"/>
+          <w:szCs w:val="24"/>
+        </w:rPr>
+      </w:pPr>
+      <w:r>
+        <w:rPr>
+          <w:rFonts w:ascii="Times New Roman" w:eastAsia="Times New Roman" w:hAnsi="Times New Roman" w:cs="Times New Roman"/>
+          <w:sz w:val="24"/>
+          <w:szCs w:val="24"/>
+        </w:rPr>
+        <w:t xml:space="preserve">Por otra parte, VitusVet </w:t>
+      </w:r>
+      <w:r>
+        <w:rPr>
+          <w:rFonts w:ascii="Times New Roman" w:eastAsia="Times New Roman" w:hAnsi="Times New Roman" w:cs="Times New Roman"/>
+          <w:sz w:val="24"/>
+          <w:szCs w:val="24"/>
+        </w:rPr>
+        <w:t xml:space="preserve">implementa un sistema de invitación por correo electrónico que permite compartir el acceso al perfil de la mascota </w:t>
+      </w:r>
+      <w:r>
+        <w:rPr>
+          <w:rFonts w:ascii="Times New Roman" w:eastAsia="Times New Roman" w:hAnsi="Times New Roman" w:cs="Times New Roman"/>
+          <w:sz w:val="24"/>
+          <w:szCs w:val="24"/>
+        </w:rPr>
+        <w:t>con otros usuarios. Al enviar la invitación, el propietario puede asignar el tipo de relación con el invitado entre varias opciones predefinidas. Adicionalmente, el sistema permite configurar de forma independiente si el invitado puede ver las mascotas del propietario y si el propietario puede ver las del invitado, lo que proporciona un control de permisos bidireccional. Los registros compartidos pueden distribuirse también con veterinarios, compañías de seguros y residencias caninas, lo que refleja un enfoque orientado tanto al entorno doméstico como al profesional.</w:t>
+      </w:r>
+    </w:p>
+    <w:p>
+      <w:pPr>
+        <w:pBdr>
+          <w:top w:val="nil"/>
+          <w:left w:val="nil"/>
+          <w:bottom w:val="nil"/>
+          <w:right w:val="nil"/>
+          <w:between w:val="nil"/>
+        </w:pBdr>
+        <w:jc w:val="both"/>
+        <w:rPr>
+          <w:rFonts w:ascii="Times New Roman" w:eastAsia="Times New Roman" w:hAnsi="Times New Roman" w:cs="Times New Roman"/>
+          <w:sz w:val="24"/>
+          <w:szCs w:val="24"/>
+        </w:rPr>
+      </w:pPr>
+    </w:p>
+    <w:p>
+      <w:pPr>
+        <w:pBdr>
+          <w:top w:val="nil"/>
+          <w:left w:val="nil"/>
+          <w:bottom w:val="nil"/>
+          <w:right w:val="nil"/>
+          <w:between w:val="nil"/>
+        </w:pBdr>
+        <w:jc w:val="both"/>
+        <w:rPr>
+          <w:rFonts w:ascii="Times New Roman" w:eastAsia="Times New Roman" w:hAnsi="Times New Roman" w:cs="Times New Roman"/>
+          <w:sz w:val="24"/>
+          <w:szCs w:val="24"/>
+        </w:rPr>
+      </w:pPr>
+      <w:r>
+        <w:rPr>
+          <w:rFonts w:ascii="Times New Roman" w:eastAsia="Times New Roman" w:hAnsi="Times New Roman" w:cs="Times New Roman"/>
+          <w:sz w:val="24"/>
+          <w:szCs w:val="24"/>
+        </w:rPr>
+        <w:t>En cuanto a sus limitaciones, el principal foco de VitusVet es la gestión del historial clínico y la comunicación con profesionales veterinarios, no la coordinación del cuidado diario en el hogar. La aplicación no dispone de módulos específicos para el registro de comidas o paseos, ni de un sistema de confirmación de acciones compartidas que notifique al resto de cuidadores cuando uno de ellos registra una toma de medicación. Asimismo, su utilidad queda considerablemente reducida en España debido a la ausencia de clínicas veterinarias integradas en la plataforma, lo que impide aprovechar su funcionalidad principal de sincronización automática de registros médicos</w:t>
+      </w:r>
+      <w:r>
+        <w:rPr>
+          <w:rFonts w:ascii="Times New Roman" w:eastAsia="Times New Roman" w:hAnsi="Times New Roman" w:cs="Times New Roman"/>
+          <w:sz w:val="24"/>
+          <w:szCs w:val="24"/>
+        </w:rPr>
+        <w:t>.</w:t>
+      </w:r>
+    </w:p>
+    <w:p>
+      <w:pPr>
+        <w:pBdr>
+          <w:top w:val="nil"/>
+          <w:left w:val="nil"/>
+          <w:bottom w:val="nil"/>
+          <w:right w:val="nil"/>
+          <w:between w:val="nil"/>
+        </w:pBdr>
+        <w:jc w:val="both"/>
+        <w:rPr>
+          <w:rFonts w:ascii="Times New Roman" w:eastAsia="Times New Roman" w:hAnsi="Times New Roman" w:cs="Times New Roman"/>
+          <w:sz w:val="24"/>
+          <w:szCs w:val="24"/>
+        </w:rPr>
+      </w:pPr>
+    </w:p>
+    <w:p>
+      <w:pPr>
+        <w:keepNext/>
+        <w:pBdr>
+          <w:top w:val="nil"/>
+          <w:left w:val="nil"/>
+          <w:bottom w:val="nil"/>
+          <w:right w:val="nil"/>
+          <w:between w:val="nil"/>
+        </w:pBdr>
+        <w:jc w:val="center"/>
+      </w:pPr>
+      <w:r>
+        <w:rPr>
+          <w:rFonts w:ascii="Times New Roman" w:eastAsia="Times New Roman" w:hAnsi="Times New Roman" w:cs="Times New Roman"/>
+          <w:noProof/>
+          <w:sz w:val="24"/>
+          <w:szCs w:val="24"/>
+        </w:rPr>
+        <w:lastRenderedPageBreak/>
+        <w:drawing>
+          <wp:inline distT="0" distB="0" distL="0" distR="0" wp14:anchorId="30312EBE" wp14:editId="0BDBDED3">
+            <wp:extent cx="1308465" cy="2909455"/>
+            <wp:effectExtent l="0" t="0" r="6350" b="5715"/>
+            <wp:docPr id="713594125" name="Imagen 1"/>
+            <wp:cNvGraphicFramePr>
+              <a:graphicFrameLocks xmlns:a="http://schemas.openxmlformats.org/drawingml/2006/main" noChangeAspect="1"/>
+            </wp:cNvGraphicFramePr>
+            <a:graphic xmlns:a="http://schemas.openxmlformats.org/drawingml/2006/main">
+              <a:graphicData uri="http://schemas.openxmlformats.org/drawingml/2006/picture">
+                <pic:pic xmlns:pic="http://schemas.openxmlformats.org/drawingml/2006/picture">
+                  <pic:nvPicPr>
+                    <pic:cNvPr id="713594125" name="Imagen 713594125"/>
+                    <pic:cNvPicPr/>
+                  </pic:nvPicPr>
+                  <pic:blipFill>
+                    <a:blip r:embed="rId12" cstate="print">
+                      <a:extLst>
+                        <a:ext uri="{28A0092B-C50C-407E-A947-70E740481C1C}">
+                          <a14:useLocalDpi xmlns:a14="http://schemas.microsoft.com/office/drawing/2010/main" val="0"/>
+                        </a:ext>
+                      </a:extLst>
+                    </a:blip>
+                    <a:stretch>
+                      <a:fillRect/>
+                    </a:stretch>
+                  </pic:blipFill>
+                  <pic:spPr>
+                    <a:xfrm>
+                      <a:off x="0" y="0"/>
+                      <a:ext cx="1318282" cy="2931283"/>
+                    </a:xfrm>
+                    <a:prstGeom prst="rect">
+                      <a:avLst/>
+                    </a:prstGeom>
+                  </pic:spPr>
+                </pic:pic>
+              </a:graphicData>
+            </a:graphic>
+          </wp:inline>
+        </w:drawing>
+      </w:r>
+      <w:r>
+        <w:t xml:space="preserve">                                </w:t>
+      </w:r>
+      <w:r>
+        <w:rPr>
+          <w:noProof/>
+        </w:rPr>
+        <w:drawing>
+          <wp:inline distT="0" distB="0" distL="0" distR="0" wp14:anchorId="0EDADDF6" wp14:editId="63BAAF17">
+            <wp:extent cx="1310813" cy="2914674"/>
+            <wp:effectExtent l="0" t="0" r="3810" b="0"/>
+            <wp:docPr id="1469129897" name="Imagen 2"/>
+            <wp:cNvGraphicFramePr>
+              <a:graphicFrameLocks xmlns:a="http://schemas.openxmlformats.org/drawingml/2006/main" noChangeAspect="1"/>
+            </wp:cNvGraphicFramePr>
+            <a:graphic xmlns:a="http://schemas.openxmlformats.org/drawingml/2006/main">
+              <a:graphicData uri="http://schemas.openxmlformats.org/drawingml/2006/picture">
+                <pic:pic xmlns:pic="http://schemas.openxmlformats.org/drawingml/2006/picture">
+                  <pic:nvPicPr>
+                    <pic:cNvPr id="1469129897" name="Imagen 1469129897"/>
+                    <pic:cNvPicPr/>
+                  </pic:nvPicPr>
+                  <pic:blipFill>
+                    <a:blip r:embed="rId13" cstate="print">
+                      <a:extLst>
+                        <a:ext uri="{28A0092B-C50C-407E-A947-70E740481C1C}">
+                          <a14:useLocalDpi xmlns:a14="http://schemas.microsoft.com/office/drawing/2010/main" val="0"/>
+                        </a:ext>
+                      </a:extLst>
+                    </a:blip>
+                    <a:stretch>
+                      <a:fillRect/>
+                    </a:stretch>
+                  </pic:blipFill>
+                  <pic:spPr>
+                    <a:xfrm>
+                      <a:off x="0" y="0"/>
+                      <a:ext cx="1315951" cy="2926098"/>
+                    </a:xfrm>
+                    <a:prstGeom prst="rect">
+                      <a:avLst/>
+                    </a:prstGeom>
+                  </pic:spPr>
+                </pic:pic>
+              </a:graphicData>
+            </a:graphic>
+          </wp:inline>
+        </w:drawing>
+      </w:r>
+    </w:p>
+    <w:p>
+      <w:pPr>
+        <w:pStyle w:val="Descripcin"/>
+        <w:jc w:val="both"/>
+        <w:rPr>
+          <w:rFonts w:ascii="Times New Roman" w:hAnsi="Times New Roman" w:cs="Times New Roman"/>
+        </w:rPr>
+      </w:pPr>
+      <w:r>
+        <w:t xml:space="preserve">                   </w:t>
+      </w:r>
+      <w:r>
+        <w:rPr>
+          <w:rFonts w:ascii="Times New Roman" w:hAnsi="Times New Roman" w:cs="Times New Roman"/>
+        </w:rPr>
+        <w:t xml:space="preserve">Figura </w:t>
+      </w:r>
+      <w:r>
+        <w:rPr>
+          <w:rFonts w:ascii="Times New Roman" w:hAnsi="Times New Roman" w:cs="Times New Roman"/>
+        </w:rPr>
+        <w:fldChar w:fldCharType="begin"/>
+      </w:r>
+      <w:r>
+        <w:rPr>
+          <w:rFonts w:ascii="Times New Roman" w:hAnsi="Times New Roman" w:cs="Times New Roman"/>
+        </w:rPr>
+        <w:instrText xml:space="preserve"> SEQ Ilustración \* ARABIC </w:instrText>
+      </w:r>
+      <w:r>
+        <w:rPr>
+          <w:rFonts w:ascii="Times New Roman" w:hAnsi="Times New Roman" w:cs="Times New Roman"/>
+        </w:rPr>
+        <w:fldChar w:fldCharType="separate"/>
+      </w:r>
+      <w:r>
+        <w:rPr>
+          <w:rFonts w:ascii="Times New Roman" w:hAnsi="Times New Roman" w:cs="Times New Roman"/>
+          <w:noProof/>
+        </w:rPr>
+        <w:t>8</w:t>
+      </w:r>
+      <w:r>
+        <w:rPr>
+          <w:rFonts w:ascii="Times New Roman" w:hAnsi="Times New Roman" w:cs="Times New Roman"/>
+        </w:rPr>
+        <w:fldChar w:fldCharType="end"/>
+      </w:r>
+      <w:r>
+        <w:rPr>
+          <w:rFonts w:ascii="Times New Roman" w:hAnsi="Times New Roman" w:cs="Times New Roman"/>
+        </w:rPr>
+        <w:t xml:space="preserve">. Pantalla principal de VitusVet         </w:t>
+      </w:r>
+      <w:r>
+        <w:rPr>
+          <w:rFonts w:ascii="Times New Roman" w:hAnsi="Times New Roman" w:cs="Times New Roman"/>
+        </w:rPr>
+        <w:t xml:space="preserve">    </w:t>
+      </w:r>
+      <w:r>
+        <w:rPr>
+          <w:rFonts w:ascii="Times New Roman" w:hAnsi="Times New Roman" w:cs="Times New Roman"/>
+        </w:rPr>
+        <w:t>Figura</w:t>
+      </w:r>
+      <w:r>
+        <w:rPr>
+          <w:rFonts w:ascii="Times New Roman" w:hAnsi="Times New Roman" w:cs="Times New Roman"/>
+        </w:rPr>
+        <w:t xml:space="preserve"> </w:t>
+      </w:r>
+      <w:r>
+        <w:rPr>
+          <w:rFonts w:ascii="Times New Roman" w:hAnsi="Times New Roman" w:cs="Times New Roman"/>
+        </w:rPr>
+        <w:fldChar w:fldCharType="begin"/>
+      </w:r>
+      <w:r>
+        <w:rPr>
+          <w:rFonts w:ascii="Times New Roman" w:hAnsi="Times New Roman" w:cs="Times New Roman"/>
+        </w:rPr>
+        <w:instrText xml:space="preserve"> SEQ Ilustración \* ARABIC </w:instrText>
+      </w:r>
+      <w:r>
+        <w:rPr>
+          <w:rFonts w:ascii="Times New Roman" w:hAnsi="Times New Roman" w:cs="Times New Roman"/>
+        </w:rPr>
+        <w:fldChar w:fldCharType="separate"/>
+      </w:r>
+      <w:r>
+        <w:rPr>
+          <w:rFonts w:ascii="Times New Roman" w:hAnsi="Times New Roman" w:cs="Times New Roman"/>
+          <w:noProof/>
+        </w:rPr>
+        <w:t>9</w:t>
+      </w:r>
+      <w:r>
+        <w:rPr>
+          <w:rFonts w:ascii="Times New Roman" w:hAnsi="Times New Roman" w:cs="Times New Roman"/>
+        </w:rPr>
+        <w:fldChar w:fldCharType="end"/>
+      </w:r>
+      <w:r>
+        <w:rPr>
+          <w:rFonts w:ascii="Times New Roman" w:hAnsi="Times New Roman" w:cs="Times New Roman"/>
+        </w:rPr>
+        <w:t>. Sistema de invitación con roles diferenciados</w:t>
       </w:r>
     </w:p>
     <w:p>
@@ -5612,7 +6231,23 @@
           <w:sz w:val="28"/>
           <w:szCs w:val="28"/>
         </w:rPr>
-        <w:t>2.2.4.- Resumen</w:t>
+        <w:t>2.2.</w:t>
+      </w:r>
+      <w:r>
+        <w:rPr>
+          <w:b/>
+          <w:sz w:val="28"/>
+          <w:szCs w:val="28"/>
+        </w:rPr>
+        <w:t>6</w:t>
+      </w:r>
+      <w:r>
+        <w:rPr>
+          <w:b/>
+          <w:sz w:val="28"/>
+          <w:szCs w:val="28"/>
+        </w:rPr>
+        <w:t>.- Resumen</w:t>
       </w:r>
     </w:p>
     <w:p>
@@ -5754,7 +6389,25 @@
           <w:sz w:val="24"/>
           <w:szCs w:val="24"/>
         </w:rPr>
-        <w:t>También se puede incluir al final del capítulo 2 un apartado de valoración, en el que el alumno juzgue los pros y contras de la información expuesta en los apartados anteriores con la intención de dejar constancia de la necesidad de abordar este trabajo, es decir, de hacer algo nuevo que cubra un hueco o carencia que el resto de herramientas estudiadas no cubría satisfactoriamente.</w:t>
+        <w:t xml:space="preserve">También se puede incluir al final del capítulo 2 un apartado de valoración, en el que el alumno juzgue los pros y contras de la información expuesta en los apartados anteriores con la intención de dejar constancia de la necesidad de abordar este trabajo, es decir, de hacer algo nuevo que cubra un hueco o carencia que el resto de </w:t>
+      </w:r>
+      <w:proofErr w:type="gramStart"/>
+      <w:r>
+        <w:rPr>
+          <w:rFonts w:ascii="Times New Roman" w:eastAsia="Times New Roman" w:hAnsi="Times New Roman" w:cs="Times New Roman"/>
+          <w:sz w:val="24"/>
+          <w:szCs w:val="24"/>
+        </w:rPr>
+        <w:t>herramientas</w:t>
+      </w:r>
+      <w:proofErr w:type="gramEnd"/>
+      <w:r>
+        <w:rPr>
+          <w:rFonts w:ascii="Times New Roman" w:eastAsia="Times New Roman" w:hAnsi="Times New Roman" w:cs="Times New Roman"/>
+          <w:sz w:val="24"/>
+          <w:szCs w:val="24"/>
+        </w:rPr>
+        <w:t xml:space="preserve"> estudiadas no cubría satisfactoriamente.</w:t>
       </w:r>
     </w:p>
     <w:p>

--- a/docs/Capítulo 2 - Antecedentes.docx
+++ b/docs/Capítulo 2 - Antecedentes.docx
@@ -3866,7 +3866,6 @@
         </w:rPr>
         <w:t xml:space="preserve">2.2.4.- </w:t>
       </w:r>
-      <w:proofErr w:type="spellStart"/>
       <w:r>
         <w:rPr>
           <w:b/>
@@ -3899,58 +3898,47 @@
         </w:rPr>
         <w:t>Plus</w:t>
       </w:r>
-      <w:proofErr w:type="spellEnd"/>
-    </w:p>
-    <w:p>
-      <w:pPr>
-        <w:pBdr>
-          <w:top w:val="nil"/>
-          <w:left w:val="nil"/>
-          <w:bottom w:val="nil"/>
-          <w:right w:val="nil"/>
-          <w:between w:val="nil"/>
-        </w:pBdr>
-        <w:jc w:val="both"/>
-        <w:rPr>
-          <w:rFonts w:ascii="Times New Roman" w:eastAsia="Times New Roman" w:hAnsi="Times New Roman" w:cs="Times New Roman"/>
-          <w:sz w:val="24"/>
-          <w:szCs w:val="24"/>
-        </w:rPr>
-      </w:pPr>
-    </w:p>
-    <w:p>
-      <w:pPr>
-        <w:pBdr>
-          <w:top w:val="nil"/>
-          <w:left w:val="nil"/>
-          <w:bottom w:val="nil"/>
-          <w:right w:val="nil"/>
-          <w:between w:val="nil"/>
-        </w:pBdr>
-        <w:jc w:val="both"/>
-        <w:rPr>
-          <w:rFonts w:ascii="Times New Roman" w:eastAsia="Times New Roman" w:hAnsi="Times New Roman" w:cs="Times New Roman"/>
-          <w:sz w:val="24"/>
-          <w:szCs w:val="24"/>
-        </w:rPr>
-      </w:pPr>
-      <w:proofErr w:type="spellStart"/>
-      <w:r>
-        <w:rPr>
-          <w:rFonts w:ascii="Times New Roman" w:eastAsia="Times New Roman" w:hAnsi="Times New Roman" w:cs="Times New Roman"/>
-          <w:sz w:val="24"/>
-          <w:szCs w:val="24"/>
-        </w:rPr>
-        <w:t>PetnotePlus</w:t>
-      </w:r>
-      <w:proofErr w:type="spellEnd"/>
-      <w:r>
-        <w:rPr>
-          <w:rFonts w:ascii="Times New Roman" w:eastAsia="Times New Roman" w:hAnsi="Times New Roman" w:cs="Times New Roman"/>
-          <w:sz w:val="24"/>
-          <w:szCs w:val="24"/>
-        </w:rPr>
-        <w:t xml:space="preserve"> es una </w:t>
+    </w:p>
+    <w:p>
+      <w:pPr>
+        <w:pBdr>
+          <w:top w:val="nil"/>
+          <w:left w:val="nil"/>
+          <w:bottom w:val="nil"/>
+          <w:right w:val="nil"/>
+          <w:between w:val="nil"/>
+        </w:pBdr>
+        <w:jc w:val="both"/>
+        <w:rPr>
+          <w:rFonts w:ascii="Times New Roman" w:eastAsia="Times New Roman" w:hAnsi="Times New Roman" w:cs="Times New Roman"/>
+          <w:sz w:val="24"/>
+          <w:szCs w:val="24"/>
+        </w:rPr>
+      </w:pPr>
+    </w:p>
+    <w:p>
+      <w:pPr>
+        <w:pBdr>
+          <w:top w:val="nil"/>
+          <w:left w:val="nil"/>
+          <w:bottom w:val="nil"/>
+          <w:right w:val="nil"/>
+          <w:between w:val="nil"/>
+        </w:pBdr>
+        <w:jc w:val="both"/>
+        <w:rPr>
+          <w:rFonts w:ascii="Times New Roman" w:eastAsia="Times New Roman" w:hAnsi="Times New Roman" w:cs="Times New Roman"/>
+          <w:sz w:val="24"/>
+          <w:szCs w:val="24"/>
+        </w:rPr>
+      </w:pPr>
+      <w:r>
+        <w:rPr>
+          <w:rFonts w:ascii="Times New Roman" w:eastAsia="Times New Roman" w:hAnsi="Times New Roman" w:cs="Times New Roman"/>
+          <w:sz w:val="24"/>
+          <w:szCs w:val="24"/>
+        </w:rPr>
+        <w:t xml:space="preserve">PetnotePlus es una </w:t>
       </w:r>
       <w:r>
         <w:rPr>
@@ -4054,25 +4042,7 @@
           <w:sz w:val="24"/>
           <w:szCs w:val="24"/>
         </w:rPr>
-        <w:t xml:space="preserve">puedan anotar las acciones realizadas y consultar las pendientes, contribuyendo así a evitar olvidos y duplicidades. A diferencia de las herramientas analizadas anteriormente, </w:t>
-      </w:r>
-      <w:proofErr w:type="spellStart"/>
-      <w:r>
-        <w:rPr>
-          <w:rFonts w:ascii="Times New Roman" w:eastAsia="Times New Roman" w:hAnsi="Times New Roman" w:cs="Times New Roman"/>
-          <w:sz w:val="24"/>
-          <w:szCs w:val="24"/>
-        </w:rPr>
-        <w:t>PetnotePlus</w:t>
-      </w:r>
-      <w:proofErr w:type="spellEnd"/>
-      <w:r>
-        <w:rPr>
-          <w:rFonts w:ascii="Times New Roman" w:eastAsia="Times New Roman" w:hAnsi="Times New Roman" w:cs="Times New Roman"/>
-          <w:sz w:val="24"/>
-          <w:szCs w:val="24"/>
-        </w:rPr>
-        <w:t xml:space="preserve"> es multiespecie y admite el registro de mamíferos, aves y reptiles. </w:t>
+        <w:t xml:space="preserve">puedan anotar las acciones realizadas y consultar las pendientes, contribuyendo así a evitar olvidos y duplicidades. A diferencia de las herramientas analizadas anteriormente, PetnotePlus es multiespecie y admite el registro de mamíferos, aves y reptiles. </w:t>
       </w:r>
       <w:r>
         <w:rPr>
@@ -4787,83 +4757,55 @@
         </w:rPr>
         <w:t xml:space="preserve">Por otra parte, </w:t>
       </w:r>
-      <w:proofErr w:type="spellStart"/>
-      <w:r>
-        <w:rPr>
-          <w:rFonts w:ascii="Times New Roman" w:eastAsia="Times New Roman" w:hAnsi="Times New Roman" w:cs="Times New Roman"/>
-          <w:sz w:val="24"/>
-          <w:szCs w:val="24"/>
-        </w:rPr>
-        <w:t>PetnotePlus</w:t>
-      </w:r>
-      <w:proofErr w:type="spellEnd"/>
-      <w:r>
-        <w:rPr>
-          <w:rFonts w:ascii="Times New Roman" w:eastAsia="Times New Roman" w:hAnsi="Times New Roman" w:cs="Times New Roman"/>
-          <w:sz w:val="24"/>
-          <w:szCs w:val="24"/>
-        </w:rPr>
-        <w:t xml:space="preserve"> implementa un modelo basado en grupos: el propietario crea el perfil de la mascota y genera un código de invitación que los demás cuidadores pueden introducir desde sus propias cuentas para unirse al hogar. Una vez integrados, todos los miembros pueden consultar y registrar información sobre las mascotas compartidas. El sistema diferencia entre el rol de propietario, con permisos de gestión del grupo, y el rol de miembro, con permisos de lectura y escritura. Cuando un usuario registra una acción, la aplicación puede enviar una notificación push al resto de miembros del grupo, siendo esta opción configurable por cada usuario.</w:t>
-      </w:r>
-    </w:p>
-    <w:p>
-      <w:pPr>
-        <w:pBdr>
-          <w:top w:val="nil"/>
-          <w:left w:val="nil"/>
-          <w:bottom w:val="nil"/>
-          <w:right w:val="nil"/>
-          <w:between w:val="nil"/>
-        </w:pBdr>
-        <w:jc w:val="both"/>
-        <w:rPr>
-          <w:rFonts w:ascii="Times New Roman" w:eastAsia="Times New Roman" w:hAnsi="Times New Roman" w:cs="Times New Roman"/>
-          <w:sz w:val="24"/>
-          <w:szCs w:val="24"/>
-        </w:rPr>
-      </w:pPr>
-    </w:p>
-    <w:p>
-      <w:pPr>
-        <w:pBdr>
-          <w:top w:val="nil"/>
-          <w:left w:val="nil"/>
-          <w:bottom w:val="nil"/>
-          <w:right w:val="nil"/>
-          <w:between w:val="nil"/>
-        </w:pBdr>
-        <w:jc w:val="both"/>
-        <w:rPr>
-          <w:rFonts w:ascii="Times New Roman" w:eastAsia="Times New Roman" w:hAnsi="Times New Roman" w:cs="Times New Roman"/>
-          <w:sz w:val="24"/>
-          <w:szCs w:val="24"/>
-        </w:rPr>
-      </w:pPr>
-      <w:r>
-        <w:rPr>
-          <w:rFonts w:ascii="Times New Roman" w:eastAsia="Times New Roman" w:hAnsi="Times New Roman" w:cs="Times New Roman"/>
-          <w:sz w:val="24"/>
-          <w:szCs w:val="24"/>
-        </w:rPr>
-        <w:t xml:space="preserve">En cuanto a sus limitaciones, aunque </w:t>
-      </w:r>
-      <w:proofErr w:type="spellStart"/>
-      <w:r>
-        <w:rPr>
-          <w:rFonts w:ascii="Times New Roman" w:eastAsia="Times New Roman" w:hAnsi="Times New Roman" w:cs="Times New Roman"/>
-          <w:sz w:val="24"/>
-          <w:szCs w:val="24"/>
-        </w:rPr>
-        <w:t>PetnotePlus</w:t>
-      </w:r>
-      <w:proofErr w:type="spellEnd"/>
-      <w:r>
-        <w:rPr>
-          <w:rFonts w:ascii="Times New Roman" w:eastAsia="Times New Roman" w:hAnsi="Times New Roman" w:cs="Times New Roman"/>
-          <w:sz w:val="24"/>
-          <w:szCs w:val="24"/>
-        </w:rPr>
-        <w:t xml:space="preserve"> es la herramienta analizada que más se aproxima al enfoque de coordinación multiusuario que plantea el presente proyecto, presenta carencias relevantes en este ámbito. El sistema de confirmación de mediación se basa en una simple marca de verificación sin mecanismos de bloqueo que impidan que dos cuidadores registren simultáneamente la misma acción. Si bien la sincronización en tiempo real permite que los registros sean visibles de forma inmediata para todos los miembros, la ausencia de un control de concurrencia explícito podría dar lugar a entradas duplicadas en situaciones de acceso simultáneo. </w:t>
+      <w:r>
+        <w:rPr>
+          <w:rFonts w:ascii="Times New Roman" w:eastAsia="Times New Roman" w:hAnsi="Times New Roman" w:cs="Times New Roman"/>
+          <w:sz w:val="24"/>
+          <w:szCs w:val="24"/>
+        </w:rPr>
+        <w:t>PetnotePlus implementa un modelo basado en grupos: el propietario crea el perfil de la mascota y genera un código de invitación que los demás cuidadores pueden introducir desde sus propias cuentas para unirse al hogar. Una vez integrados, todos los miembros pueden consultar y registrar información sobre las mascotas compartidas. El sistema diferencia entre el rol de propietario, con permisos de gestión del grupo, y el rol de miembro, con permisos de lectura y escritura. Cuando un usuario registra una acción, la aplicación puede enviar una notificación push al resto de miembros del grupo, siendo esta opción configurable por cada usuario.</w:t>
+      </w:r>
+    </w:p>
+    <w:p>
+      <w:pPr>
+        <w:pBdr>
+          <w:top w:val="nil"/>
+          <w:left w:val="nil"/>
+          <w:bottom w:val="nil"/>
+          <w:right w:val="nil"/>
+          <w:between w:val="nil"/>
+        </w:pBdr>
+        <w:jc w:val="both"/>
+        <w:rPr>
+          <w:rFonts w:ascii="Times New Roman" w:eastAsia="Times New Roman" w:hAnsi="Times New Roman" w:cs="Times New Roman"/>
+          <w:sz w:val="24"/>
+          <w:szCs w:val="24"/>
+        </w:rPr>
+      </w:pPr>
+    </w:p>
+    <w:p>
+      <w:pPr>
+        <w:pBdr>
+          <w:top w:val="nil"/>
+          <w:left w:val="nil"/>
+          <w:bottom w:val="nil"/>
+          <w:right w:val="nil"/>
+          <w:between w:val="nil"/>
+        </w:pBdr>
+        <w:jc w:val="both"/>
+        <w:rPr>
+          <w:rFonts w:ascii="Times New Roman" w:eastAsia="Times New Roman" w:hAnsi="Times New Roman" w:cs="Times New Roman"/>
+          <w:sz w:val="24"/>
+          <w:szCs w:val="24"/>
+        </w:rPr>
+      </w:pPr>
+      <w:r>
+        <w:rPr>
+          <w:rFonts w:ascii="Times New Roman" w:eastAsia="Times New Roman" w:hAnsi="Times New Roman" w:cs="Times New Roman"/>
+          <w:sz w:val="24"/>
+          <w:szCs w:val="24"/>
+        </w:rPr>
+        <w:t xml:space="preserve">En cuanto a sus limitaciones, aunque PetnotePlus es la herramienta analizada que más se aproxima al enfoque de coordinación multiusuario que plantea el presente proyecto, presenta carencias relevantes en este ámbito. El sistema de confirmación de mediación se basa en una simple marca de verificación sin mecanismos de bloqueo que impidan que dos cuidadores registren simultáneamente la misma acción. Si bien la sincronización en tiempo real permite que los registros sean visibles de forma inmediata para todos los miembros, la ausencia de un control de concurrencia explícito podría dar lugar a entradas duplicadas en situaciones de acceso simultáneo. </w:t>
       </w:r>
     </w:p>
     <w:p>
@@ -6289,7 +6231,1844 @@
           <w:sz w:val="24"/>
           <w:szCs w:val="24"/>
         </w:rPr>
-        <w:t>Adicionalmente, al final de este apartado de estudio de diversas herramientas, se pueda incorporar una breve reseña, a modo de resumen, que deje constancia de las características de cada una de las herramientas vistas para, de un vistazo, poder ver las ventajas e inconvenientes de cada una de ellas, qué necesidades cubren y cuáles no. Estaría muy bien incluir aquí un cuadro/tabla resumen que permita hacer una revisión comparativa rápida de las herramientas estudiadas.</w:t>
+        <w:t xml:space="preserve">A </w:t>
+      </w:r>
+      <w:proofErr w:type="gramStart"/>
+      <w:r>
+        <w:rPr>
+          <w:rFonts w:ascii="Times New Roman" w:eastAsia="Times New Roman" w:hAnsi="Times New Roman" w:cs="Times New Roman"/>
+          <w:sz w:val="24"/>
+          <w:szCs w:val="24"/>
+        </w:rPr>
+        <w:t>continuación</w:t>
+      </w:r>
+      <w:proofErr w:type="gramEnd"/>
+      <w:r>
+        <w:rPr>
+          <w:rFonts w:ascii="Times New Roman" w:eastAsia="Times New Roman" w:hAnsi="Times New Roman" w:cs="Times New Roman"/>
+          <w:sz w:val="24"/>
+          <w:szCs w:val="24"/>
+        </w:rPr>
+        <w:t xml:space="preserve"> se presenta una tabla resumen que recoge las principales características de las cinco herramientas analizadas, con el objetivo de facilitar una comparación rápida entre ellas e identificar las necesidades que cubren y las que quedan sin resolver.</w:t>
+      </w:r>
+    </w:p>
+    <w:p>
+      <w:pPr>
+        <w:pBdr>
+          <w:top w:val="nil"/>
+          <w:left w:val="nil"/>
+          <w:bottom w:val="nil"/>
+          <w:right w:val="nil"/>
+          <w:between w:val="nil"/>
+        </w:pBdr>
+        <w:jc w:val="both"/>
+        <w:rPr>
+          <w:rFonts w:ascii="Times New Roman" w:eastAsia="Times New Roman" w:hAnsi="Times New Roman" w:cs="Times New Roman"/>
+          <w:sz w:val="24"/>
+          <w:szCs w:val="24"/>
+        </w:rPr>
+      </w:pPr>
+    </w:p>
+    <w:tbl>
+      <w:tblPr>
+        <w:tblStyle w:val="Tablaconcuadrcula"/>
+        <w:tblW w:w="0" w:type="auto"/>
+        <w:tblLook w:val="04A0" w:firstRow="1" w:lastRow="0" w:firstColumn="1" w:lastColumn="0" w:noHBand="0" w:noVBand="1"/>
+      </w:tblPr>
+      <w:tblGrid>
+        <w:gridCol w:w="1550"/>
+        <w:gridCol w:w="1459"/>
+        <w:gridCol w:w="1664"/>
+        <w:gridCol w:w="1418"/>
+        <w:gridCol w:w="1417"/>
+        <w:gridCol w:w="1270"/>
+      </w:tblGrid>
+      <w:tr>
+        <w:tc>
+          <w:tcPr>
+            <w:tcW w:w="1550" w:type="dxa"/>
+          </w:tcPr>
+          <w:p>
+            <w:pPr>
+              <w:jc w:val="both"/>
+              <w:rPr>
+                <w:rFonts w:ascii="Times New Roman" w:eastAsia="Times New Roman" w:hAnsi="Times New Roman" w:cs="Times New Roman"/>
+                <w:sz w:val="24"/>
+                <w:szCs w:val="24"/>
+              </w:rPr>
+            </w:pPr>
+            <w:r>
+              <w:rPr>
+                <w:rFonts w:ascii="Times New Roman" w:eastAsia="Times New Roman" w:hAnsi="Times New Roman" w:cs="Times New Roman"/>
+                <w:sz w:val="24"/>
+                <w:szCs w:val="24"/>
+              </w:rPr>
+              <w:t>Característica</w:t>
+            </w:r>
+          </w:p>
+        </w:tc>
+        <w:tc>
+          <w:tcPr>
+            <w:tcW w:w="1459" w:type="dxa"/>
+          </w:tcPr>
+          <w:p>
+            <w:pPr>
+              <w:jc w:val="both"/>
+              <w:rPr>
+                <w:rFonts w:ascii="Times New Roman" w:eastAsia="Times New Roman" w:hAnsi="Times New Roman" w:cs="Times New Roman"/>
+                <w:sz w:val="24"/>
+                <w:szCs w:val="24"/>
+              </w:rPr>
+            </w:pPr>
+            <w:r>
+              <w:rPr>
+                <w:rFonts w:ascii="Times New Roman" w:eastAsia="Times New Roman" w:hAnsi="Times New Roman" w:cs="Times New Roman"/>
+                <w:sz w:val="24"/>
+                <w:szCs w:val="24"/>
+              </w:rPr>
+              <w:t>PetDesk</w:t>
+            </w:r>
+          </w:p>
+        </w:tc>
+        <w:tc>
+          <w:tcPr>
+            <w:tcW w:w="1664" w:type="dxa"/>
+          </w:tcPr>
+          <w:p>
+            <w:pPr>
+              <w:jc w:val="both"/>
+              <w:rPr>
+                <w:rFonts w:ascii="Times New Roman" w:eastAsia="Times New Roman" w:hAnsi="Times New Roman" w:cs="Times New Roman"/>
+                <w:sz w:val="24"/>
+                <w:szCs w:val="24"/>
+              </w:rPr>
+            </w:pPr>
+            <w:r>
+              <w:rPr>
+                <w:rFonts w:ascii="Times New Roman" w:eastAsia="Times New Roman" w:hAnsi="Times New Roman" w:cs="Times New Roman"/>
+                <w:sz w:val="24"/>
+                <w:szCs w:val="24"/>
+              </w:rPr>
+              <w:t>11Pets</w:t>
+            </w:r>
+          </w:p>
+        </w:tc>
+        <w:tc>
+          <w:tcPr>
+            <w:tcW w:w="1418" w:type="dxa"/>
+          </w:tcPr>
+          <w:p>
+            <w:pPr>
+              <w:jc w:val="both"/>
+              <w:rPr>
+                <w:rFonts w:ascii="Times New Roman" w:eastAsia="Times New Roman" w:hAnsi="Times New Roman" w:cs="Times New Roman"/>
+                <w:sz w:val="24"/>
+                <w:szCs w:val="24"/>
+              </w:rPr>
+            </w:pPr>
+            <w:r>
+              <w:rPr>
+                <w:rFonts w:ascii="Times New Roman" w:eastAsia="Times New Roman" w:hAnsi="Times New Roman" w:cs="Times New Roman"/>
+                <w:sz w:val="24"/>
+                <w:szCs w:val="24"/>
+              </w:rPr>
+              <w:t>Dogo</w:t>
+            </w:r>
+          </w:p>
+        </w:tc>
+        <w:tc>
+          <w:tcPr>
+            <w:tcW w:w="1417" w:type="dxa"/>
+          </w:tcPr>
+          <w:p>
+            <w:pPr>
+              <w:jc w:val="both"/>
+              <w:rPr>
+                <w:rFonts w:ascii="Times New Roman" w:eastAsia="Times New Roman" w:hAnsi="Times New Roman" w:cs="Times New Roman"/>
+                <w:sz w:val="24"/>
+                <w:szCs w:val="24"/>
+              </w:rPr>
+            </w:pPr>
+            <w:r>
+              <w:rPr>
+                <w:rFonts w:ascii="Times New Roman" w:eastAsia="Times New Roman" w:hAnsi="Times New Roman" w:cs="Times New Roman"/>
+                <w:sz w:val="24"/>
+                <w:szCs w:val="24"/>
+              </w:rPr>
+              <w:t>PetnotePlus</w:t>
+            </w:r>
+          </w:p>
+        </w:tc>
+        <w:tc>
+          <w:tcPr>
+            <w:tcW w:w="1270" w:type="dxa"/>
+          </w:tcPr>
+          <w:p>
+            <w:pPr>
+              <w:jc w:val="both"/>
+              <w:rPr>
+                <w:rFonts w:ascii="Times New Roman" w:eastAsia="Times New Roman" w:hAnsi="Times New Roman" w:cs="Times New Roman"/>
+                <w:sz w:val="24"/>
+                <w:szCs w:val="24"/>
+              </w:rPr>
+            </w:pPr>
+            <w:r>
+              <w:rPr>
+                <w:rFonts w:ascii="Times New Roman" w:eastAsia="Times New Roman" w:hAnsi="Times New Roman" w:cs="Times New Roman"/>
+                <w:sz w:val="24"/>
+                <w:szCs w:val="24"/>
+              </w:rPr>
+              <w:t>VitusVet</w:t>
+            </w:r>
+          </w:p>
+        </w:tc>
+      </w:tr>
+      <w:tr>
+        <w:tc>
+          <w:tcPr>
+            <w:tcW w:w="1550" w:type="dxa"/>
+          </w:tcPr>
+          <w:p>
+            <w:pPr>
+              <w:jc w:val="both"/>
+              <w:rPr>
+                <w:rFonts w:ascii="Times New Roman" w:eastAsia="Times New Roman" w:hAnsi="Times New Roman" w:cs="Times New Roman"/>
+                <w:sz w:val="24"/>
+                <w:szCs w:val="24"/>
+              </w:rPr>
+            </w:pPr>
+            <w:r>
+              <w:rPr>
+                <w:rFonts w:ascii="Times New Roman" w:eastAsia="Times New Roman" w:hAnsi="Times New Roman" w:cs="Times New Roman"/>
+                <w:sz w:val="24"/>
+                <w:szCs w:val="24"/>
+              </w:rPr>
+              <w:t>Plataforma</w:t>
+            </w:r>
+          </w:p>
+        </w:tc>
+        <w:tc>
+          <w:tcPr>
+            <w:tcW w:w="1459" w:type="dxa"/>
+          </w:tcPr>
+          <w:p>
+            <w:pPr>
+              <w:jc w:val="both"/>
+              <w:rPr>
+                <w:rFonts w:ascii="Times New Roman" w:eastAsia="Times New Roman" w:hAnsi="Times New Roman" w:cs="Times New Roman"/>
+                <w:sz w:val="24"/>
+                <w:szCs w:val="24"/>
+              </w:rPr>
+            </w:pPr>
+            <w:r>
+              <w:rPr>
+                <w:rFonts w:ascii="Times New Roman" w:eastAsia="Times New Roman" w:hAnsi="Times New Roman" w:cs="Times New Roman"/>
+                <w:sz w:val="24"/>
+                <w:szCs w:val="24"/>
+              </w:rPr>
+              <w:t>iOS / Android</w:t>
+            </w:r>
+          </w:p>
+        </w:tc>
+        <w:tc>
+          <w:tcPr>
+            <w:tcW w:w="1664" w:type="dxa"/>
+          </w:tcPr>
+          <w:p>
+            <w:pPr>
+              <w:jc w:val="both"/>
+              <w:rPr>
+                <w:rFonts w:ascii="Times New Roman" w:eastAsia="Times New Roman" w:hAnsi="Times New Roman" w:cs="Times New Roman"/>
+                <w:sz w:val="24"/>
+                <w:szCs w:val="24"/>
+              </w:rPr>
+            </w:pPr>
+            <w:r>
+              <w:rPr>
+                <w:rFonts w:ascii="Times New Roman" w:eastAsia="Times New Roman" w:hAnsi="Times New Roman" w:cs="Times New Roman"/>
+                <w:sz w:val="24"/>
+                <w:szCs w:val="24"/>
+              </w:rPr>
+              <w:t>iOS / Android / Web</w:t>
+            </w:r>
+          </w:p>
+        </w:tc>
+        <w:tc>
+          <w:tcPr>
+            <w:tcW w:w="1418" w:type="dxa"/>
+          </w:tcPr>
+          <w:p>
+            <w:pPr>
+              <w:jc w:val="both"/>
+              <w:rPr>
+                <w:rFonts w:ascii="Times New Roman" w:eastAsia="Times New Roman" w:hAnsi="Times New Roman" w:cs="Times New Roman"/>
+                <w:sz w:val="24"/>
+                <w:szCs w:val="24"/>
+              </w:rPr>
+            </w:pPr>
+            <w:r>
+              <w:rPr>
+                <w:rFonts w:ascii="Times New Roman" w:eastAsia="Times New Roman" w:hAnsi="Times New Roman" w:cs="Times New Roman"/>
+                <w:sz w:val="24"/>
+                <w:szCs w:val="24"/>
+              </w:rPr>
+              <w:t>iOS / Android</w:t>
+            </w:r>
+          </w:p>
+        </w:tc>
+        <w:tc>
+          <w:tcPr>
+            <w:tcW w:w="1417" w:type="dxa"/>
+          </w:tcPr>
+          <w:p>
+            <w:pPr>
+              <w:jc w:val="both"/>
+              <w:rPr>
+                <w:rFonts w:ascii="Times New Roman" w:eastAsia="Times New Roman" w:hAnsi="Times New Roman" w:cs="Times New Roman"/>
+                <w:sz w:val="24"/>
+                <w:szCs w:val="24"/>
+              </w:rPr>
+            </w:pPr>
+            <w:r>
+              <w:rPr>
+                <w:rFonts w:ascii="Times New Roman" w:eastAsia="Times New Roman" w:hAnsi="Times New Roman" w:cs="Times New Roman"/>
+                <w:sz w:val="24"/>
+                <w:szCs w:val="24"/>
+              </w:rPr>
+              <w:t>iOS / Android</w:t>
+            </w:r>
+          </w:p>
+        </w:tc>
+        <w:tc>
+          <w:tcPr>
+            <w:tcW w:w="1270" w:type="dxa"/>
+          </w:tcPr>
+          <w:p>
+            <w:pPr>
+              <w:jc w:val="both"/>
+              <w:rPr>
+                <w:rFonts w:ascii="Times New Roman" w:eastAsia="Times New Roman" w:hAnsi="Times New Roman" w:cs="Times New Roman"/>
+                <w:sz w:val="24"/>
+                <w:szCs w:val="24"/>
+              </w:rPr>
+            </w:pPr>
+            <w:r>
+              <w:rPr>
+                <w:rFonts w:ascii="Times New Roman" w:eastAsia="Times New Roman" w:hAnsi="Times New Roman" w:cs="Times New Roman"/>
+                <w:sz w:val="24"/>
+                <w:szCs w:val="24"/>
+              </w:rPr>
+              <w:t>iOS</w:t>
+            </w:r>
+            <w:r>
+              <w:rPr>
+                <w:rFonts w:ascii="Times New Roman" w:eastAsia="Times New Roman" w:hAnsi="Times New Roman" w:cs="Times New Roman"/>
+                <w:sz w:val="24"/>
+                <w:szCs w:val="24"/>
+              </w:rPr>
+              <w:t xml:space="preserve"> </w:t>
+            </w:r>
+            <w:r>
+              <w:rPr>
+                <w:rFonts w:ascii="Times New Roman" w:eastAsia="Times New Roman" w:hAnsi="Times New Roman" w:cs="Times New Roman"/>
+                <w:sz w:val="24"/>
+                <w:szCs w:val="24"/>
+              </w:rPr>
+              <w:t>/</w:t>
+            </w:r>
+            <w:r>
+              <w:rPr>
+                <w:rFonts w:ascii="Times New Roman" w:eastAsia="Times New Roman" w:hAnsi="Times New Roman" w:cs="Times New Roman"/>
+                <w:sz w:val="24"/>
+                <w:szCs w:val="24"/>
+              </w:rPr>
+              <w:t xml:space="preserve"> </w:t>
+            </w:r>
+            <w:r>
+              <w:rPr>
+                <w:rFonts w:ascii="Times New Roman" w:eastAsia="Times New Roman" w:hAnsi="Times New Roman" w:cs="Times New Roman"/>
+                <w:sz w:val="24"/>
+                <w:szCs w:val="24"/>
+              </w:rPr>
+              <w:t>Android</w:t>
+            </w:r>
+            <w:r>
+              <w:rPr>
+                <w:rFonts w:ascii="Times New Roman" w:eastAsia="Times New Roman" w:hAnsi="Times New Roman" w:cs="Times New Roman"/>
+                <w:sz w:val="24"/>
+                <w:szCs w:val="24"/>
+              </w:rPr>
+              <w:t xml:space="preserve"> </w:t>
+            </w:r>
+            <w:r>
+              <w:rPr>
+                <w:rFonts w:ascii="Times New Roman" w:eastAsia="Times New Roman" w:hAnsi="Times New Roman" w:cs="Times New Roman"/>
+                <w:sz w:val="24"/>
+                <w:szCs w:val="24"/>
+              </w:rPr>
+              <w:t>/</w:t>
+            </w:r>
+            <w:r>
+              <w:rPr>
+                <w:rFonts w:ascii="Times New Roman" w:eastAsia="Times New Roman" w:hAnsi="Times New Roman" w:cs="Times New Roman"/>
+                <w:sz w:val="24"/>
+                <w:szCs w:val="24"/>
+              </w:rPr>
+              <w:t xml:space="preserve"> </w:t>
+            </w:r>
+            <w:r>
+              <w:rPr>
+                <w:rFonts w:ascii="Times New Roman" w:eastAsia="Times New Roman" w:hAnsi="Times New Roman" w:cs="Times New Roman"/>
+                <w:sz w:val="24"/>
+                <w:szCs w:val="24"/>
+              </w:rPr>
+              <w:t>Web</w:t>
+            </w:r>
+          </w:p>
+        </w:tc>
+      </w:tr>
+      <w:tr>
+        <w:tc>
+          <w:tcPr>
+            <w:tcW w:w="1550" w:type="dxa"/>
+          </w:tcPr>
+          <w:p>
+            <w:pPr>
+              <w:jc w:val="both"/>
+              <w:rPr>
+                <w:rFonts w:ascii="Times New Roman" w:eastAsia="Times New Roman" w:hAnsi="Times New Roman" w:cs="Times New Roman"/>
+                <w:sz w:val="24"/>
+                <w:szCs w:val="24"/>
+              </w:rPr>
+            </w:pPr>
+            <w:r>
+              <w:rPr>
+                <w:rFonts w:ascii="Times New Roman" w:eastAsia="Times New Roman" w:hAnsi="Times New Roman" w:cs="Times New Roman"/>
+                <w:sz w:val="24"/>
+                <w:szCs w:val="24"/>
+              </w:rPr>
+              <w:t>PWA</w:t>
+            </w:r>
+          </w:p>
+        </w:tc>
+        <w:tc>
+          <w:tcPr>
+            <w:tcW w:w="1459" w:type="dxa"/>
+          </w:tcPr>
+          <w:p>
+            <w:pPr>
+              <w:jc w:val="both"/>
+              <w:rPr>
+                <w:rFonts w:ascii="Times New Roman" w:eastAsia="Times New Roman" w:hAnsi="Times New Roman" w:cs="Times New Roman"/>
+                <w:sz w:val="24"/>
+                <w:szCs w:val="24"/>
+              </w:rPr>
+            </w:pPr>
+            <w:r>
+              <w:rPr>
+                <w:rFonts w:ascii="Times New Roman" w:eastAsia="Times New Roman" w:hAnsi="Times New Roman" w:cs="Times New Roman"/>
+                <w:sz w:val="24"/>
+                <w:szCs w:val="24"/>
+              </w:rPr>
+              <w:t>No</w:t>
+            </w:r>
+          </w:p>
+        </w:tc>
+        <w:tc>
+          <w:tcPr>
+            <w:tcW w:w="1664" w:type="dxa"/>
+          </w:tcPr>
+          <w:p>
+            <w:pPr>
+              <w:jc w:val="both"/>
+              <w:rPr>
+                <w:rFonts w:ascii="Times New Roman" w:eastAsia="Times New Roman" w:hAnsi="Times New Roman" w:cs="Times New Roman"/>
+                <w:sz w:val="24"/>
+                <w:szCs w:val="24"/>
+              </w:rPr>
+            </w:pPr>
+            <w:r>
+              <w:rPr>
+                <w:rFonts w:ascii="Times New Roman" w:eastAsia="Times New Roman" w:hAnsi="Times New Roman" w:cs="Times New Roman"/>
+                <w:sz w:val="24"/>
+                <w:szCs w:val="24"/>
+              </w:rPr>
+              <w:t>No</w:t>
+            </w:r>
+          </w:p>
+        </w:tc>
+        <w:tc>
+          <w:tcPr>
+            <w:tcW w:w="1418" w:type="dxa"/>
+          </w:tcPr>
+          <w:p>
+            <w:pPr>
+              <w:jc w:val="both"/>
+              <w:rPr>
+                <w:rFonts w:ascii="Times New Roman" w:eastAsia="Times New Roman" w:hAnsi="Times New Roman" w:cs="Times New Roman"/>
+                <w:sz w:val="24"/>
+                <w:szCs w:val="24"/>
+              </w:rPr>
+            </w:pPr>
+            <w:r>
+              <w:rPr>
+                <w:rFonts w:ascii="Times New Roman" w:eastAsia="Times New Roman" w:hAnsi="Times New Roman" w:cs="Times New Roman"/>
+                <w:sz w:val="24"/>
+                <w:szCs w:val="24"/>
+              </w:rPr>
+              <w:t>No</w:t>
+            </w:r>
+          </w:p>
+        </w:tc>
+        <w:tc>
+          <w:tcPr>
+            <w:tcW w:w="1417" w:type="dxa"/>
+          </w:tcPr>
+          <w:p>
+            <w:pPr>
+              <w:jc w:val="both"/>
+              <w:rPr>
+                <w:rFonts w:ascii="Times New Roman" w:eastAsia="Times New Roman" w:hAnsi="Times New Roman" w:cs="Times New Roman"/>
+                <w:sz w:val="24"/>
+                <w:szCs w:val="24"/>
+              </w:rPr>
+            </w:pPr>
+            <w:r>
+              <w:rPr>
+                <w:rFonts w:ascii="Times New Roman" w:eastAsia="Times New Roman" w:hAnsi="Times New Roman" w:cs="Times New Roman"/>
+                <w:sz w:val="24"/>
+                <w:szCs w:val="24"/>
+              </w:rPr>
+              <w:t>No</w:t>
+            </w:r>
+          </w:p>
+        </w:tc>
+        <w:tc>
+          <w:tcPr>
+            <w:tcW w:w="1270" w:type="dxa"/>
+          </w:tcPr>
+          <w:p>
+            <w:pPr>
+              <w:jc w:val="both"/>
+              <w:rPr>
+                <w:rFonts w:ascii="Times New Roman" w:eastAsia="Times New Roman" w:hAnsi="Times New Roman" w:cs="Times New Roman"/>
+                <w:sz w:val="24"/>
+                <w:szCs w:val="24"/>
+              </w:rPr>
+            </w:pPr>
+            <w:r>
+              <w:rPr>
+                <w:rFonts w:ascii="Times New Roman" w:eastAsia="Times New Roman" w:hAnsi="Times New Roman" w:cs="Times New Roman"/>
+                <w:sz w:val="24"/>
+                <w:szCs w:val="24"/>
+              </w:rPr>
+              <w:t>No</w:t>
+            </w:r>
+          </w:p>
+        </w:tc>
+      </w:tr>
+      <w:tr>
+        <w:tc>
+          <w:tcPr>
+            <w:tcW w:w="1550" w:type="dxa"/>
+          </w:tcPr>
+          <w:p>
+            <w:pPr>
+              <w:jc w:val="both"/>
+              <w:rPr>
+                <w:rFonts w:ascii="Times New Roman" w:eastAsia="Times New Roman" w:hAnsi="Times New Roman" w:cs="Times New Roman"/>
+                <w:sz w:val="24"/>
+                <w:szCs w:val="24"/>
+              </w:rPr>
+            </w:pPr>
+            <w:r>
+              <w:rPr>
+                <w:rFonts w:ascii="Times New Roman" w:eastAsia="Times New Roman" w:hAnsi="Times New Roman" w:cs="Times New Roman"/>
+                <w:sz w:val="24"/>
+                <w:szCs w:val="24"/>
+              </w:rPr>
+              <w:t>Disponible en España</w:t>
+            </w:r>
+          </w:p>
+        </w:tc>
+        <w:tc>
+          <w:tcPr>
+            <w:tcW w:w="1459" w:type="dxa"/>
+          </w:tcPr>
+          <w:p>
+            <w:pPr>
+              <w:jc w:val="both"/>
+              <w:rPr>
+                <w:rFonts w:ascii="Times New Roman" w:eastAsia="Times New Roman" w:hAnsi="Times New Roman" w:cs="Times New Roman"/>
+                <w:sz w:val="24"/>
+                <w:szCs w:val="24"/>
+              </w:rPr>
+            </w:pPr>
+            <w:r>
+              <w:rPr>
+                <w:rFonts w:ascii="Times New Roman" w:eastAsia="Times New Roman" w:hAnsi="Times New Roman" w:cs="Times New Roman"/>
+                <w:sz w:val="24"/>
+                <w:szCs w:val="24"/>
+              </w:rPr>
+              <w:t>No</w:t>
+            </w:r>
+          </w:p>
+        </w:tc>
+        <w:tc>
+          <w:tcPr>
+            <w:tcW w:w="1664" w:type="dxa"/>
+          </w:tcPr>
+          <w:p>
+            <w:pPr>
+              <w:jc w:val="both"/>
+              <w:rPr>
+                <w:rFonts w:ascii="Times New Roman" w:eastAsia="Times New Roman" w:hAnsi="Times New Roman" w:cs="Times New Roman"/>
+                <w:sz w:val="24"/>
+                <w:szCs w:val="24"/>
+              </w:rPr>
+            </w:pPr>
+            <w:r>
+              <w:rPr>
+                <w:rFonts w:ascii="Times New Roman" w:eastAsia="Times New Roman" w:hAnsi="Times New Roman" w:cs="Times New Roman"/>
+                <w:sz w:val="24"/>
+                <w:szCs w:val="24"/>
+              </w:rPr>
+              <w:t>Sí</w:t>
+            </w:r>
+          </w:p>
+        </w:tc>
+        <w:tc>
+          <w:tcPr>
+            <w:tcW w:w="1418" w:type="dxa"/>
+          </w:tcPr>
+          <w:p>
+            <w:pPr>
+              <w:jc w:val="both"/>
+              <w:rPr>
+                <w:rFonts w:ascii="Times New Roman" w:eastAsia="Times New Roman" w:hAnsi="Times New Roman" w:cs="Times New Roman"/>
+                <w:sz w:val="24"/>
+                <w:szCs w:val="24"/>
+              </w:rPr>
+            </w:pPr>
+            <w:r>
+              <w:rPr>
+                <w:rFonts w:ascii="Times New Roman" w:eastAsia="Times New Roman" w:hAnsi="Times New Roman" w:cs="Times New Roman"/>
+                <w:sz w:val="24"/>
+                <w:szCs w:val="24"/>
+              </w:rPr>
+              <w:t>Sí</w:t>
+            </w:r>
+          </w:p>
+        </w:tc>
+        <w:tc>
+          <w:tcPr>
+            <w:tcW w:w="1417" w:type="dxa"/>
+          </w:tcPr>
+          <w:p>
+            <w:pPr>
+              <w:jc w:val="both"/>
+              <w:rPr>
+                <w:rFonts w:ascii="Times New Roman" w:eastAsia="Times New Roman" w:hAnsi="Times New Roman" w:cs="Times New Roman"/>
+                <w:sz w:val="24"/>
+                <w:szCs w:val="24"/>
+              </w:rPr>
+            </w:pPr>
+            <w:r>
+              <w:rPr>
+                <w:rFonts w:ascii="Times New Roman" w:eastAsia="Times New Roman" w:hAnsi="Times New Roman" w:cs="Times New Roman"/>
+                <w:sz w:val="24"/>
+                <w:szCs w:val="24"/>
+              </w:rPr>
+              <w:t>Sí</w:t>
+            </w:r>
+          </w:p>
+        </w:tc>
+        <w:tc>
+          <w:tcPr>
+            <w:tcW w:w="1270" w:type="dxa"/>
+          </w:tcPr>
+          <w:p>
+            <w:pPr>
+              <w:jc w:val="both"/>
+              <w:rPr>
+                <w:rFonts w:ascii="Times New Roman" w:eastAsia="Times New Roman" w:hAnsi="Times New Roman" w:cs="Times New Roman"/>
+                <w:sz w:val="24"/>
+                <w:szCs w:val="24"/>
+              </w:rPr>
+            </w:pPr>
+            <w:r>
+              <w:rPr>
+                <w:rFonts w:ascii="Times New Roman" w:eastAsia="Times New Roman" w:hAnsi="Times New Roman" w:cs="Times New Roman"/>
+                <w:sz w:val="24"/>
+                <w:szCs w:val="24"/>
+              </w:rPr>
+              <w:t>Sí (limitada)</w:t>
+            </w:r>
+          </w:p>
+        </w:tc>
+      </w:tr>
+      <w:tr>
+        <w:tc>
+          <w:tcPr>
+            <w:tcW w:w="1550" w:type="dxa"/>
+          </w:tcPr>
+          <w:p>
+            <w:pPr>
+              <w:jc w:val="both"/>
+              <w:rPr>
+                <w:rFonts w:ascii="Times New Roman" w:eastAsia="Times New Roman" w:hAnsi="Times New Roman" w:cs="Times New Roman"/>
+                <w:sz w:val="24"/>
+                <w:szCs w:val="24"/>
+              </w:rPr>
+            </w:pPr>
+            <w:r>
+              <w:rPr>
+                <w:rFonts w:ascii="Times New Roman" w:eastAsia="Times New Roman" w:hAnsi="Times New Roman" w:cs="Times New Roman"/>
+                <w:sz w:val="24"/>
+                <w:szCs w:val="24"/>
+              </w:rPr>
+              <w:t>Modelo de precio</w:t>
+            </w:r>
+          </w:p>
+        </w:tc>
+        <w:tc>
+          <w:tcPr>
+            <w:tcW w:w="1459" w:type="dxa"/>
+          </w:tcPr>
+          <w:p>
+            <w:pPr>
+              <w:jc w:val="both"/>
+              <w:rPr>
+                <w:rFonts w:ascii="Times New Roman" w:eastAsia="Times New Roman" w:hAnsi="Times New Roman" w:cs="Times New Roman"/>
+                <w:sz w:val="24"/>
+                <w:szCs w:val="24"/>
+              </w:rPr>
+            </w:pPr>
+            <w:r>
+              <w:rPr>
+                <w:rFonts w:ascii="Times New Roman" w:eastAsia="Times New Roman" w:hAnsi="Times New Roman" w:cs="Times New Roman"/>
+                <w:sz w:val="24"/>
+                <w:szCs w:val="24"/>
+              </w:rPr>
+              <w:t>Freemium (B2B)</w:t>
+            </w:r>
+          </w:p>
+        </w:tc>
+        <w:tc>
+          <w:tcPr>
+            <w:tcW w:w="1664" w:type="dxa"/>
+          </w:tcPr>
+          <w:p>
+            <w:pPr>
+              <w:jc w:val="both"/>
+              <w:rPr>
+                <w:rFonts w:ascii="Times New Roman" w:eastAsia="Times New Roman" w:hAnsi="Times New Roman" w:cs="Times New Roman"/>
+                <w:sz w:val="24"/>
+                <w:szCs w:val="24"/>
+              </w:rPr>
+            </w:pPr>
+            <w:r>
+              <w:rPr>
+                <w:rFonts w:ascii="Times New Roman" w:eastAsia="Times New Roman" w:hAnsi="Times New Roman" w:cs="Times New Roman"/>
+                <w:sz w:val="24"/>
+                <w:szCs w:val="24"/>
+              </w:rPr>
+              <w:t>Freemium</w:t>
+            </w:r>
+          </w:p>
+        </w:tc>
+        <w:tc>
+          <w:tcPr>
+            <w:tcW w:w="1418" w:type="dxa"/>
+          </w:tcPr>
+          <w:p>
+            <w:pPr>
+              <w:jc w:val="both"/>
+              <w:rPr>
+                <w:rFonts w:ascii="Times New Roman" w:eastAsia="Times New Roman" w:hAnsi="Times New Roman" w:cs="Times New Roman"/>
+                <w:sz w:val="24"/>
+                <w:szCs w:val="24"/>
+              </w:rPr>
+            </w:pPr>
+            <w:r>
+              <w:rPr>
+                <w:rFonts w:ascii="Times New Roman" w:eastAsia="Times New Roman" w:hAnsi="Times New Roman" w:cs="Times New Roman"/>
+                <w:sz w:val="24"/>
+                <w:szCs w:val="24"/>
+              </w:rPr>
+              <w:t>Freemium</w:t>
+            </w:r>
+          </w:p>
+        </w:tc>
+        <w:tc>
+          <w:tcPr>
+            <w:tcW w:w="1417" w:type="dxa"/>
+          </w:tcPr>
+          <w:p>
+            <w:pPr>
+              <w:jc w:val="both"/>
+              <w:rPr>
+                <w:rFonts w:ascii="Times New Roman" w:eastAsia="Times New Roman" w:hAnsi="Times New Roman" w:cs="Times New Roman"/>
+                <w:sz w:val="24"/>
+                <w:szCs w:val="24"/>
+              </w:rPr>
+            </w:pPr>
+            <w:r>
+              <w:rPr>
+                <w:rFonts w:ascii="Times New Roman" w:eastAsia="Times New Roman" w:hAnsi="Times New Roman" w:cs="Times New Roman"/>
+                <w:sz w:val="24"/>
+                <w:szCs w:val="24"/>
+              </w:rPr>
+              <w:t>Freemium + anuncios</w:t>
+            </w:r>
+          </w:p>
+        </w:tc>
+        <w:tc>
+          <w:tcPr>
+            <w:tcW w:w="1270" w:type="dxa"/>
+          </w:tcPr>
+          <w:p>
+            <w:pPr>
+              <w:jc w:val="both"/>
+              <w:rPr>
+                <w:rFonts w:ascii="Times New Roman" w:eastAsia="Times New Roman" w:hAnsi="Times New Roman" w:cs="Times New Roman"/>
+                <w:sz w:val="24"/>
+                <w:szCs w:val="24"/>
+              </w:rPr>
+            </w:pPr>
+            <w:r>
+              <w:rPr>
+                <w:rFonts w:ascii="Times New Roman" w:eastAsia="Times New Roman" w:hAnsi="Times New Roman" w:cs="Times New Roman"/>
+                <w:sz w:val="24"/>
+                <w:szCs w:val="24"/>
+              </w:rPr>
+              <w:t>Freemium (B2B)</w:t>
+            </w:r>
+          </w:p>
+        </w:tc>
+      </w:tr>
+      <w:tr>
+        <w:tc>
+          <w:tcPr>
+            <w:tcW w:w="1550" w:type="dxa"/>
+          </w:tcPr>
+          <w:p>
+            <w:pPr>
+              <w:jc w:val="both"/>
+              <w:rPr>
+                <w:rFonts w:ascii="Times New Roman" w:eastAsia="Times New Roman" w:hAnsi="Times New Roman" w:cs="Times New Roman"/>
+                <w:sz w:val="24"/>
+                <w:szCs w:val="24"/>
+              </w:rPr>
+            </w:pPr>
+            <w:r>
+              <w:rPr>
+                <w:rFonts w:ascii="Times New Roman" w:eastAsia="Times New Roman" w:hAnsi="Times New Roman" w:cs="Times New Roman"/>
+                <w:sz w:val="24"/>
+                <w:szCs w:val="24"/>
+              </w:rPr>
+              <w:t>Multiespecie</w:t>
+            </w:r>
+          </w:p>
+        </w:tc>
+        <w:tc>
+          <w:tcPr>
+            <w:tcW w:w="1459" w:type="dxa"/>
+          </w:tcPr>
+          <w:p>
+            <w:pPr>
+              <w:jc w:val="both"/>
+              <w:rPr>
+                <w:rFonts w:ascii="Times New Roman" w:eastAsia="Times New Roman" w:hAnsi="Times New Roman" w:cs="Times New Roman"/>
+                <w:sz w:val="24"/>
+                <w:szCs w:val="24"/>
+              </w:rPr>
+            </w:pPr>
+            <w:r>
+              <w:rPr>
+                <w:rFonts w:ascii="Times New Roman" w:eastAsia="Times New Roman" w:hAnsi="Times New Roman" w:cs="Times New Roman"/>
+                <w:sz w:val="24"/>
+                <w:szCs w:val="24"/>
+              </w:rPr>
+              <w:t>Sí</w:t>
+            </w:r>
+          </w:p>
+        </w:tc>
+        <w:tc>
+          <w:tcPr>
+            <w:tcW w:w="1664" w:type="dxa"/>
+          </w:tcPr>
+          <w:p>
+            <w:pPr>
+              <w:jc w:val="both"/>
+              <w:rPr>
+                <w:rFonts w:ascii="Times New Roman" w:eastAsia="Times New Roman" w:hAnsi="Times New Roman" w:cs="Times New Roman"/>
+                <w:sz w:val="24"/>
+                <w:szCs w:val="24"/>
+              </w:rPr>
+            </w:pPr>
+            <w:r>
+              <w:rPr>
+                <w:rFonts w:ascii="Times New Roman" w:eastAsia="Times New Roman" w:hAnsi="Times New Roman" w:cs="Times New Roman"/>
+                <w:sz w:val="24"/>
+                <w:szCs w:val="24"/>
+              </w:rPr>
+              <w:t>Sí</w:t>
+            </w:r>
+          </w:p>
+        </w:tc>
+        <w:tc>
+          <w:tcPr>
+            <w:tcW w:w="1418" w:type="dxa"/>
+          </w:tcPr>
+          <w:p>
+            <w:pPr>
+              <w:jc w:val="both"/>
+              <w:rPr>
+                <w:rFonts w:ascii="Times New Roman" w:eastAsia="Times New Roman" w:hAnsi="Times New Roman" w:cs="Times New Roman"/>
+                <w:sz w:val="24"/>
+                <w:szCs w:val="24"/>
+              </w:rPr>
+            </w:pPr>
+            <w:r>
+              <w:rPr>
+                <w:rFonts w:ascii="Times New Roman" w:eastAsia="Times New Roman" w:hAnsi="Times New Roman" w:cs="Times New Roman"/>
+                <w:sz w:val="24"/>
+                <w:szCs w:val="24"/>
+              </w:rPr>
+              <w:t>No (solo perros)</w:t>
+            </w:r>
+          </w:p>
+        </w:tc>
+        <w:tc>
+          <w:tcPr>
+            <w:tcW w:w="1417" w:type="dxa"/>
+          </w:tcPr>
+          <w:p>
+            <w:pPr>
+              <w:jc w:val="both"/>
+              <w:rPr>
+                <w:rFonts w:ascii="Times New Roman" w:eastAsia="Times New Roman" w:hAnsi="Times New Roman" w:cs="Times New Roman"/>
+                <w:sz w:val="24"/>
+                <w:szCs w:val="24"/>
+              </w:rPr>
+            </w:pPr>
+            <w:r>
+              <w:rPr>
+                <w:rFonts w:ascii="Times New Roman" w:eastAsia="Times New Roman" w:hAnsi="Times New Roman" w:cs="Times New Roman"/>
+                <w:sz w:val="24"/>
+                <w:szCs w:val="24"/>
+              </w:rPr>
+              <w:t>Sí</w:t>
+            </w:r>
+          </w:p>
+        </w:tc>
+        <w:tc>
+          <w:tcPr>
+            <w:tcW w:w="1270" w:type="dxa"/>
+          </w:tcPr>
+          <w:p>
+            <w:pPr>
+              <w:jc w:val="both"/>
+              <w:rPr>
+                <w:rFonts w:ascii="Times New Roman" w:eastAsia="Times New Roman" w:hAnsi="Times New Roman" w:cs="Times New Roman"/>
+                <w:sz w:val="24"/>
+                <w:szCs w:val="24"/>
+              </w:rPr>
+            </w:pPr>
+            <w:r>
+              <w:rPr>
+                <w:rFonts w:ascii="Times New Roman" w:eastAsia="Times New Roman" w:hAnsi="Times New Roman" w:cs="Times New Roman"/>
+                <w:sz w:val="24"/>
+                <w:szCs w:val="24"/>
+              </w:rPr>
+              <w:t>Sí</w:t>
+            </w:r>
+          </w:p>
+        </w:tc>
+      </w:tr>
+      <w:tr>
+        <w:tc>
+          <w:tcPr>
+            <w:tcW w:w="1550" w:type="dxa"/>
+          </w:tcPr>
+          <w:p>
+            <w:pPr>
+              <w:jc w:val="both"/>
+              <w:rPr>
+                <w:rFonts w:ascii="Times New Roman" w:eastAsia="Times New Roman" w:hAnsi="Times New Roman" w:cs="Times New Roman"/>
+                <w:sz w:val="24"/>
+                <w:szCs w:val="24"/>
+              </w:rPr>
+            </w:pPr>
+            <w:r>
+              <w:rPr>
+                <w:rFonts w:ascii="Times New Roman" w:eastAsia="Times New Roman" w:hAnsi="Times New Roman" w:cs="Times New Roman"/>
+                <w:sz w:val="24"/>
+                <w:szCs w:val="24"/>
+              </w:rPr>
+              <w:t>Módulo de medicación</w:t>
+            </w:r>
+          </w:p>
+        </w:tc>
+        <w:tc>
+          <w:tcPr>
+            <w:tcW w:w="1459" w:type="dxa"/>
+          </w:tcPr>
+          <w:p>
+            <w:pPr>
+              <w:jc w:val="both"/>
+              <w:rPr>
+                <w:rFonts w:ascii="Times New Roman" w:eastAsia="Times New Roman" w:hAnsi="Times New Roman" w:cs="Times New Roman"/>
+                <w:sz w:val="24"/>
+                <w:szCs w:val="24"/>
+              </w:rPr>
+            </w:pPr>
+            <w:r>
+              <w:rPr>
+                <w:rFonts w:ascii="Times New Roman" w:eastAsia="Times New Roman" w:hAnsi="Times New Roman" w:cs="Times New Roman"/>
+                <w:sz w:val="24"/>
+                <w:szCs w:val="24"/>
+              </w:rPr>
+              <w:t>Sí (básico)</w:t>
+            </w:r>
+          </w:p>
+        </w:tc>
+        <w:tc>
+          <w:tcPr>
+            <w:tcW w:w="1664" w:type="dxa"/>
+          </w:tcPr>
+          <w:p>
+            <w:pPr>
+              <w:jc w:val="both"/>
+              <w:rPr>
+                <w:rFonts w:ascii="Times New Roman" w:eastAsia="Times New Roman" w:hAnsi="Times New Roman" w:cs="Times New Roman"/>
+                <w:sz w:val="24"/>
+                <w:szCs w:val="24"/>
+              </w:rPr>
+            </w:pPr>
+            <w:r>
+              <w:rPr>
+                <w:rFonts w:ascii="Times New Roman" w:eastAsia="Times New Roman" w:hAnsi="Times New Roman" w:cs="Times New Roman"/>
+                <w:sz w:val="24"/>
+                <w:szCs w:val="24"/>
+              </w:rPr>
+              <w:t>Sí</w:t>
+            </w:r>
+          </w:p>
+        </w:tc>
+        <w:tc>
+          <w:tcPr>
+            <w:tcW w:w="1418" w:type="dxa"/>
+          </w:tcPr>
+          <w:p>
+            <w:pPr>
+              <w:jc w:val="both"/>
+              <w:rPr>
+                <w:rFonts w:ascii="Times New Roman" w:eastAsia="Times New Roman" w:hAnsi="Times New Roman" w:cs="Times New Roman"/>
+                <w:sz w:val="24"/>
+                <w:szCs w:val="24"/>
+              </w:rPr>
+            </w:pPr>
+            <w:r>
+              <w:rPr>
+                <w:rFonts w:ascii="Times New Roman" w:eastAsia="Times New Roman" w:hAnsi="Times New Roman" w:cs="Times New Roman"/>
+                <w:sz w:val="24"/>
+                <w:szCs w:val="24"/>
+              </w:rPr>
+              <w:t>Sí (básico)</w:t>
+            </w:r>
+          </w:p>
+        </w:tc>
+        <w:tc>
+          <w:tcPr>
+            <w:tcW w:w="1417" w:type="dxa"/>
+          </w:tcPr>
+          <w:p>
+            <w:pPr>
+              <w:jc w:val="both"/>
+              <w:rPr>
+                <w:rFonts w:ascii="Times New Roman" w:eastAsia="Times New Roman" w:hAnsi="Times New Roman" w:cs="Times New Roman"/>
+                <w:sz w:val="24"/>
+                <w:szCs w:val="24"/>
+              </w:rPr>
+            </w:pPr>
+            <w:r>
+              <w:rPr>
+                <w:rFonts w:ascii="Times New Roman" w:eastAsia="Times New Roman" w:hAnsi="Times New Roman" w:cs="Times New Roman"/>
+                <w:sz w:val="24"/>
+                <w:szCs w:val="24"/>
+              </w:rPr>
+              <w:t>Sí</w:t>
+            </w:r>
+          </w:p>
+        </w:tc>
+        <w:tc>
+          <w:tcPr>
+            <w:tcW w:w="1270" w:type="dxa"/>
+          </w:tcPr>
+          <w:p>
+            <w:pPr>
+              <w:jc w:val="both"/>
+              <w:rPr>
+                <w:rFonts w:ascii="Times New Roman" w:eastAsia="Times New Roman" w:hAnsi="Times New Roman" w:cs="Times New Roman"/>
+                <w:sz w:val="24"/>
+                <w:szCs w:val="24"/>
+              </w:rPr>
+            </w:pPr>
+            <w:r>
+              <w:rPr>
+                <w:rFonts w:ascii="Times New Roman" w:eastAsia="Times New Roman" w:hAnsi="Times New Roman" w:cs="Times New Roman"/>
+                <w:sz w:val="24"/>
+                <w:szCs w:val="24"/>
+              </w:rPr>
+              <w:t>Sí (básico)</w:t>
+            </w:r>
+          </w:p>
+        </w:tc>
+      </w:tr>
+      <w:tr>
+        <w:tc>
+          <w:tcPr>
+            <w:tcW w:w="1550" w:type="dxa"/>
+          </w:tcPr>
+          <w:p>
+            <w:pPr>
+              <w:jc w:val="both"/>
+              <w:rPr>
+                <w:rFonts w:ascii="Times New Roman" w:eastAsia="Times New Roman" w:hAnsi="Times New Roman" w:cs="Times New Roman"/>
+                <w:sz w:val="24"/>
+                <w:szCs w:val="24"/>
+              </w:rPr>
+            </w:pPr>
+            <w:r>
+              <w:rPr>
+                <w:rFonts w:ascii="Times New Roman" w:eastAsia="Times New Roman" w:hAnsi="Times New Roman" w:cs="Times New Roman"/>
+                <w:sz w:val="24"/>
+                <w:szCs w:val="24"/>
+              </w:rPr>
+              <w:t>Módulo de comidas</w:t>
+            </w:r>
+          </w:p>
+        </w:tc>
+        <w:tc>
+          <w:tcPr>
+            <w:tcW w:w="1459" w:type="dxa"/>
+          </w:tcPr>
+          <w:p>
+            <w:pPr>
+              <w:jc w:val="both"/>
+              <w:rPr>
+                <w:rFonts w:ascii="Times New Roman" w:eastAsia="Times New Roman" w:hAnsi="Times New Roman" w:cs="Times New Roman"/>
+                <w:sz w:val="24"/>
+                <w:szCs w:val="24"/>
+              </w:rPr>
+            </w:pPr>
+            <w:r>
+              <w:rPr>
+                <w:rFonts w:ascii="Times New Roman" w:eastAsia="Times New Roman" w:hAnsi="Times New Roman" w:cs="Times New Roman"/>
+                <w:sz w:val="24"/>
+                <w:szCs w:val="24"/>
+              </w:rPr>
+              <w:t>No</w:t>
+            </w:r>
+          </w:p>
+        </w:tc>
+        <w:tc>
+          <w:tcPr>
+            <w:tcW w:w="1664" w:type="dxa"/>
+          </w:tcPr>
+          <w:p>
+            <w:pPr>
+              <w:jc w:val="both"/>
+              <w:rPr>
+                <w:rFonts w:ascii="Times New Roman" w:eastAsia="Times New Roman" w:hAnsi="Times New Roman" w:cs="Times New Roman"/>
+                <w:sz w:val="24"/>
+                <w:szCs w:val="24"/>
+              </w:rPr>
+            </w:pPr>
+            <w:r>
+              <w:rPr>
+                <w:rFonts w:ascii="Times New Roman" w:eastAsia="Times New Roman" w:hAnsi="Times New Roman" w:cs="Times New Roman"/>
+                <w:sz w:val="24"/>
+                <w:szCs w:val="24"/>
+              </w:rPr>
+              <w:t>Sí</w:t>
+            </w:r>
+          </w:p>
+        </w:tc>
+        <w:tc>
+          <w:tcPr>
+            <w:tcW w:w="1418" w:type="dxa"/>
+          </w:tcPr>
+          <w:p>
+            <w:pPr>
+              <w:jc w:val="both"/>
+              <w:rPr>
+                <w:rFonts w:ascii="Times New Roman" w:eastAsia="Times New Roman" w:hAnsi="Times New Roman" w:cs="Times New Roman"/>
+                <w:sz w:val="24"/>
+                <w:szCs w:val="24"/>
+              </w:rPr>
+            </w:pPr>
+            <w:r>
+              <w:rPr>
+                <w:rFonts w:ascii="Times New Roman" w:eastAsia="Times New Roman" w:hAnsi="Times New Roman" w:cs="Times New Roman"/>
+                <w:sz w:val="24"/>
+                <w:szCs w:val="24"/>
+              </w:rPr>
+              <w:t>Sí (básico)</w:t>
+            </w:r>
+          </w:p>
+        </w:tc>
+        <w:tc>
+          <w:tcPr>
+            <w:tcW w:w="1417" w:type="dxa"/>
+          </w:tcPr>
+          <w:p>
+            <w:pPr>
+              <w:jc w:val="both"/>
+              <w:rPr>
+                <w:rFonts w:ascii="Times New Roman" w:eastAsia="Times New Roman" w:hAnsi="Times New Roman" w:cs="Times New Roman"/>
+                <w:sz w:val="24"/>
+                <w:szCs w:val="24"/>
+              </w:rPr>
+            </w:pPr>
+            <w:r>
+              <w:rPr>
+                <w:rFonts w:ascii="Times New Roman" w:eastAsia="Times New Roman" w:hAnsi="Times New Roman" w:cs="Times New Roman"/>
+                <w:sz w:val="24"/>
+                <w:szCs w:val="24"/>
+              </w:rPr>
+              <w:t>Sí</w:t>
+            </w:r>
+          </w:p>
+        </w:tc>
+        <w:tc>
+          <w:tcPr>
+            <w:tcW w:w="1270" w:type="dxa"/>
+          </w:tcPr>
+          <w:p>
+            <w:pPr>
+              <w:jc w:val="both"/>
+              <w:rPr>
+                <w:rFonts w:ascii="Times New Roman" w:eastAsia="Times New Roman" w:hAnsi="Times New Roman" w:cs="Times New Roman"/>
+                <w:sz w:val="24"/>
+                <w:szCs w:val="24"/>
+              </w:rPr>
+            </w:pPr>
+            <w:r>
+              <w:rPr>
+                <w:rFonts w:ascii="Times New Roman" w:eastAsia="Times New Roman" w:hAnsi="Times New Roman" w:cs="Times New Roman"/>
+                <w:sz w:val="24"/>
+                <w:szCs w:val="24"/>
+              </w:rPr>
+              <w:t>No</w:t>
+            </w:r>
+          </w:p>
+        </w:tc>
+      </w:tr>
+      <w:tr>
+        <w:tc>
+          <w:tcPr>
+            <w:tcW w:w="1550" w:type="dxa"/>
+          </w:tcPr>
+          <w:p>
+            <w:pPr>
+              <w:jc w:val="both"/>
+              <w:rPr>
+                <w:rFonts w:ascii="Times New Roman" w:eastAsia="Times New Roman" w:hAnsi="Times New Roman" w:cs="Times New Roman"/>
+                <w:sz w:val="24"/>
+                <w:szCs w:val="24"/>
+              </w:rPr>
+            </w:pPr>
+            <w:r>
+              <w:rPr>
+                <w:rFonts w:ascii="Times New Roman" w:eastAsia="Times New Roman" w:hAnsi="Times New Roman" w:cs="Times New Roman"/>
+                <w:sz w:val="24"/>
+                <w:szCs w:val="24"/>
+              </w:rPr>
+              <w:t>Módulo de paseos</w:t>
+            </w:r>
+          </w:p>
+        </w:tc>
+        <w:tc>
+          <w:tcPr>
+            <w:tcW w:w="1459" w:type="dxa"/>
+          </w:tcPr>
+          <w:p>
+            <w:pPr>
+              <w:jc w:val="both"/>
+              <w:rPr>
+                <w:rFonts w:ascii="Times New Roman" w:eastAsia="Times New Roman" w:hAnsi="Times New Roman" w:cs="Times New Roman"/>
+                <w:sz w:val="24"/>
+                <w:szCs w:val="24"/>
+              </w:rPr>
+            </w:pPr>
+            <w:r>
+              <w:rPr>
+                <w:rFonts w:ascii="Times New Roman" w:eastAsia="Times New Roman" w:hAnsi="Times New Roman" w:cs="Times New Roman"/>
+                <w:sz w:val="24"/>
+                <w:szCs w:val="24"/>
+              </w:rPr>
+              <w:t>No</w:t>
+            </w:r>
+          </w:p>
+        </w:tc>
+        <w:tc>
+          <w:tcPr>
+            <w:tcW w:w="1664" w:type="dxa"/>
+          </w:tcPr>
+          <w:p>
+            <w:pPr>
+              <w:jc w:val="both"/>
+              <w:rPr>
+                <w:rFonts w:ascii="Times New Roman" w:eastAsia="Times New Roman" w:hAnsi="Times New Roman" w:cs="Times New Roman"/>
+                <w:sz w:val="24"/>
+                <w:szCs w:val="24"/>
+              </w:rPr>
+            </w:pPr>
+            <w:r>
+              <w:rPr>
+                <w:rFonts w:ascii="Times New Roman" w:eastAsia="Times New Roman" w:hAnsi="Times New Roman" w:cs="Times New Roman"/>
+                <w:sz w:val="24"/>
+                <w:szCs w:val="24"/>
+              </w:rPr>
+              <w:t>No</w:t>
+            </w:r>
+          </w:p>
+        </w:tc>
+        <w:tc>
+          <w:tcPr>
+            <w:tcW w:w="1418" w:type="dxa"/>
+          </w:tcPr>
+          <w:p>
+            <w:pPr>
+              <w:jc w:val="both"/>
+              <w:rPr>
+                <w:rFonts w:ascii="Times New Roman" w:eastAsia="Times New Roman" w:hAnsi="Times New Roman" w:cs="Times New Roman"/>
+                <w:sz w:val="24"/>
+                <w:szCs w:val="24"/>
+              </w:rPr>
+            </w:pPr>
+            <w:r>
+              <w:rPr>
+                <w:rFonts w:ascii="Times New Roman" w:eastAsia="Times New Roman" w:hAnsi="Times New Roman" w:cs="Times New Roman"/>
+                <w:sz w:val="24"/>
+                <w:szCs w:val="24"/>
+              </w:rPr>
+              <w:t>Sí</w:t>
+            </w:r>
+          </w:p>
+        </w:tc>
+        <w:tc>
+          <w:tcPr>
+            <w:tcW w:w="1417" w:type="dxa"/>
+          </w:tcPr>
+          <w:p>
+            <w:pPr>
+              <w:jc w:val="both"/>
+              <w:rPr>
+                <w:rFonts w:ascii="Times New Roman" w:eastAsia="Times New Roman" w:hAnsi="Times New Roman" w:cs="Times New Roman"/>
+                <w:sz w:val="24"/>
+                <w:szCs w:val="24"/>
+              </w:rPr>
+            </w:pPr>
+            <w:r>
+              <w:rPr>
+                <w:rFonts w:ascii="Times New Roman" w:eastAsia="Times New Roman" w:hAnsi="Times New Roman" w:cs="Times New Roman"/>
+                <w:sz w:val="24"/>
+                <w:szCs w:val="24"/>
+              </w:rPr>
+              <w:t>Sí</w:t>
+            </w:r>
+          </w:p>
+        </w:tc>
+        <w:tc>
+          <w:tcPr>
+            <w:tcW w:w="1270" w:type="dxa"/>
+          </w:tcPr>
+          <w:p>
+            <w:pPr>
+              <w:jc w:val="both"/>
+              <w:rPr>
+                <w:rFonts w:ascii="Times New Roman" w:eastAsia="Times New Roman" w:hAnsi="Times New Roman" w:cs="Times New Roman"/>
+                <w:sz w:val="24"/>
+                <w:szCs w:val="24"/>
+              </w:rPr>
+            </w:pPr>
+            <w:r>
+              <w:rPr>
+                <w:rFonts w:ascii="Times New Roman" w:eastAsia="Times New Roman" w:hAnsi="Times New Roman" w:cs="Times New Roman"/>
+                <w:sz w:val="24"/>
+                <w:szCs w:val="24"/>
+              </w:rPr>
+              <w:t>No</w:t>
+            </w:r>
+          </w:p>
+        </w:tc>
+      </w:tr>
+      <w:tr>
+        <w:tc>
+          <w:tcPr>
+            <w:tcW w:w="1550" w:type="dxa"/>
+          </w:tcPr>
+          <w:p>
+            <w:pPr>
+              <w:jc w:val="both"/>
+              <w:rPr>
+                <w:rFonts w:ascii="Times New Roman" w:eastAsia="Times New Roman" w:hAnsi="Times New Roman" w:cs="Times New Roman"/>
+                <w:sz w:val="24"/>
+                <w:szCs w:val="24"/>
+              </w:rPr>
+            </w:pPr>
+            <w:r>
+              <w:rPr>
+                <w:rFonts w:ascii="Times New Roman" w:eastAsia="Times New Roman" w:hAnsi="Times New Roman" w:cs="Times New Roman"/>
+                <w:sz w:val="24"/>
+                <w:szCs w:val="24"/>
+              </w:rPr>
+              <w:t>Multiusuario</w:t>
+            </w:r>
+          </w:p>
+        </w:tc>
+        <w:tc>
+          <w:tcPr>
+            <w:tcW w:w="1459" w:type="dxa"/>
+          </w:tcPr>
+          <w:p>
+            <w:pPr>
+              <w:jc w:val="both"/>
+              <w:rPr>
+                <w:rFonts w:ascii="Times New Roman" w:eastAsia="Times New Roman" w:hAnsi="Times New Roman" w:cs="Times New Roman"/>
+                <w:sz w:val="24"/>
+                <w:szCs w:val="24"/>
+              </w:rPr>
+            </w:pPr>
+            <w:r>
+              <w:rPr>
+                <w:rFonts w:ascii="Times New Roman" w:eastAsia="Times New Roman" w:hAnsi="Times New Roman" w:cs="Times New Roman"/>
+                <w:sz w:val="24"/>
+                <w:szCs w:val="24"/>
+              </w:rPr>
+              <w:t>Sí (limitado)</w:t>
+            </w:r>
+          </w:p>
+        </w:tc>
+        <w:tc>
+          <w:tcPr>
+            <w:tcW w:w="1664" w:type="dxa"/>
+          </w:tcPr>
+          <w:p>
+            <w:pPr>
+              <w:jc w:val="both"/>
+              <w:rPr>
+                <w:rFonts w:ascii="Times New Roman" w:eastAsia="Times New Roman" w:hAnsi="Times New Roman" w:cs="Times New Roman"/>
+                <w:sz w:val="24"/>
+                <w:szCs w:val="24"/>
+              </w:rPr>
+            </w:pPr>
+            <w:r>
+              <w:rPr>
+                <w:rFonts w:ascii="Times New Roman" w:eastAsia="Times New Roman" w:hAnsi="Times New Roman" w:cs="Times New Roman"/>
+                <w:sz w:val="24"/>
+                <w:szCs w:val="24"/>
+              </w:rPr>
+              <w:t>Sí (misma cuenta)</w:t>
+            </w:r>
+          </w:p>
+        </w:tc>
+        <w:tc>
+          <w:tcPr>
+            <w:tcW w:w="1418" w:type="dxa"/>
+          </w:tcPr>
+          <w:p>
+            <w:pPr>
+              <w:jc w:val="both"/>
+              <w:rPr>
+                <w:rFonts w:ascii="Times New Roman" w:eastAsia="Times New Roman" w:hAnsi="Times New Roman" w:cs="Times New Roman"/>
+                <w:sz w:val="24"/>
+                <w:szCs w:val="24"/>
+              </w:rPr>
+            </w:pPr>
+            <w:r>
+              <w:rPr>
+                <w:rFonts w:ascii="Times New Roman" w:eastAsia="Times New Roman" w:hAnsi="Times New Roman" w:cs="Times New Roman"/>
+                <w:sz w:val="24"/>
+                <w:szCs w:val="24"/>
+              </w:rPr>
+              <w:t>Sí (de pago)</w:t>
+            </w:r>
+          </w:p>
+        </w:tc>
+        <w:tc>
+          <w:tcPr>
+            <w:tcW w:w="1417" w:type="dxa"/>
+          </w:tcPr>
+          <w:p>
+            <w:pPr>
+              <w:jc w:val="both"/>
+              <w:rPr>
+                <w:rFonts w:ascii="Times New Roman" w:eastAsia="Times New Roman" w:hAnsi="Times New Roman" w:cs="Times New Roman"/>
+                <w:sz w:val="24"/>
+                <w:szCs w:val="24"/>
+              </w:rPr>
+            </w:pPr>
+            <w:r>
+              <w:rPr>
+                <w:rFonts w:ascii="Times New Roman" w:eastAsia="Times New Roman" w:hAnsi="Times New Roman" w:cs="Times New Roman"/>
+                <w:sz w:val="24"/>
+                <w:szCs w:val="24"/>
+              </w:rPr>
+              <w:t>Sí</w:t>
+            </w:r>
+          </w:p>
+        </w:tc>
+        <w:tc>
+          <w:tcPr>
+            <w:tcW w:w="1270" w:type="dxa"/>
+          </w:tcPr>
+          <w:p>
+            <w:pPr>
+              <w:jc w:val="both"/>
+              <w:rPr>
+                <w:rFonts w:ascii="Times New Roman" w:eastAsia="Times New Roman" w:hAnsi="Times New Roman" w:cs="Times New Roman"/>
+                <w:sz w:val="24"/>
+                <w:szCs w:val="24"/>
+              </w:rPr>
+            </w:pPr>
+            <w:r>
+              <w:rPr>
+                <w:rFonts w:ascii="Times New Roman" w:eastAsia="Times New Roman" w:hAnsi="Times New Roman" w:cs="Times New Roman"/>
+                <w:sz w:val="24"/>
+                <w:szCs w:val="24"/>
+              </w:rPr>
+              <w:t>Sí</w:t>
+            </w:r>
+          </w:p>
+        </w:tc>
+      </w:tr>
+      <w:tr>
+        <w:tc>
+          <w:tcPr>
+            <w:tcW w:w="1550" w:type="dxa"/>
+          </w:tcPr>
+          <w:p>
+            <w:pPr>
+              <w:jc w:val="both"/>
+              <w:rPr>
+                <w:rFonts w:ascii="Times New Roman" w:eastAsia="Times New Roman" w:hAnsi="Times New Roman" w:cs="Times New Roman"/>
+                <w:sz w:val="24"/>
+                <w:szCs w:val="24"/>
+              </w:rPr>
+            </w:pPr>
+            <w:r>
+              <w:rPr>
+                <w:rFonts w:ascii="Times New Roman" w:eastAsia="Times New Roman" w:hAnsi="Times New Roman" w:cs="Times New Roman"/>
+                <w:sz w:val="24"/>
+                <w:szCs w:val="24"/>
+              </w:rPr>
+              <w:t>Confirmación de acciones compartidas</w:t>
+            </w:r>
+          </w:p>
+        </w:tc>
+        <w:tc>
+          <w:tcPr>
+            <w:tcW w:w="1459" w:type="dxa"/>
+          </w:tcPr>
+          <w:p>
+            <w:pPr>
+              <w:jc w:val="both"/>
+              <w:rPr>
+                <w:rFonts w:ascii="Times New Roman" w:eastAsia="Times New Roman" w:hAnsi="Times New Roman" w:cs="Times New Roman"/>
+                <w:sz w:val="24"/>
+                <w:szCs w:val="24"/>
+              </w:rPr>
+            </w:pPr>
+            <w:r>
+              <w:rPr>
+                <w:rFonts w:ascii="Times New Roman" w:eastAsia="Times New Roman" w:hAnsi="Times New Roman" w:cs="Times New Roman"/>
+                <w:sz w:val="24"/>
+                <w:szCs w:val="24"/>
+              </w:rPr>
+              <w:t>No</w:t>
+            </w:r>
+          </w:p>
+        </w:tc>
+        <w:tc>
+          <w:tcPr>
+            <w:tcW w:w="1664" w:type="dxa"/>
+          </w:tcPr>
+          <w:p>
+            <w:pPr>
+              <w:jc w:val="both"/>
+              <w:rPr>
+                <w:rFonts w:ascii="Times New Roman" w:eastAsia="Times New Roman" w:hAnsi="Times New Roman" w:cs="Times New Roman"/>
+                <w:sz w:val="24"/>
+                <w:szCs w:val="24"/>
+              </w:rPr>
+            </w:pPr>
+            <w:r>
+              <w:rPr>
+                <w:rFonts w:ascii="Times New Roman" w:eastAsia="Times New Roman" w:hAnsi="Times New Roman" w:cs="Times New Roman"/>
+                <w:sz w:val="24"/>
+                <w:szCs w:val="24"/>
+              </w:rPr>
+              <w:t>No</w:t>
+            </w:r>
+          </w:p>
+        </w:tc>
+        <w:tc>
+          <w:tcPr>
+            <w:tcW w:w="1418" w:type="dxa"/>
+          </w:tcPr>
+          <w:p>
+            <w:pPr>
+              <w:jc w:val="both"/>
+              <w:rPr>
+                <w:rFonts w:ascii="Times New Roman" w:eastAsia="Times New Roman" w:hAnsi="Times New Roman" w:cs="Times New Roman"/>
+                <w:sz w:val="24"/>
+                <w:szCs w:val="24"/>
+              </w:rPr>
+            </w:pPr>
+            <w:r>
+              <w:rPr>
+                <w:rFonts w:ascii="Times New Roman" w:eastAsia="Times New Roman" w:hAnsi="Times New Roman" w:cs="Times New Roman"/>
+                <w:sz w:val="24"/>
+                <w:szCs w:val="24"/>
+              </w:rPr>
+              <w:t>No</w:t>
+            </w:r>
+          </w:p>
+        </w:tc>
+        <w:tc>
+          <w:tcPr>
+            <w:tcW w:w="1417" w:type="dxa"/>
+          </w:tcPr>
+          <w:p>
+            <w:pPr>
+              <w:jc w:val="both"/>
+              <w:rPr>
+                <w:rFonts w:ascii="Times New Roman" w:eastAsia="Times New Roman" w:hAnsi="Times New Roman" w:cs="Times New Roman"/>
+                <w:sz w:val="24"/>
+                <w:szCs w:val="24"/>
+              </w:rPr>
+            </w:pPr>
+            <w:r>
+              <w:rPr>
+                <w:rFonts w:ascii="Times New Roman" w:eastAsia="Times New Roman" w:hAnsi="Times New Roman" w:cs="Times New Roman"/>
+                <w:sz w:val="24"/>
+                <w:szCs w:val="24"/>
+              </w:rPr>
+              <w:t>Parcial</w:t>
+            </w:r>
+          </w:p>
+        </w:tc>
+        <w:tc>
+          <w:tcPr>
+            <w:tcW w:w="1270" w:type="dxa"/>
+          </w:tcPr>
+          <w:p>
+            <w:pPr>
+              <w:jc w:val="both"/>
+              <w:rPr>
+                <w:rFonts w:ascii="Times New Roman" w:eastAsia="Times New Roman" w:hAnsi="Times New Roman" w:cs="Times New Roman"/>
+                <w:sz w:val="24"/>
+                <w:szCs w:val="24"/>
+              </w:rPr>
+            </w:pPr>
+            <w:r>
+              <w:rPr>
+                <w:rFonts w:ascii="Times New Roman" w:eastAsia="Times New Roman" w:hAnsi="Times New Roman" w:cs="Times New Roman"/>
+                <w:sz w:val="24"/>
+                <w:szCs w:val="24"/>
+              </w:rPr>
+              <w:t>No</w:t>
+            </w:r>
+          </w:p>
+        </w:tc>
+      </w:tr>
+      <w:tr>
+        <w:tc>
+          <w:tcPr>
+            <w:tcW w:w="1550" w:type="dxa"/>
+          </w:tcPr>
+          <w:p>
+            <w:pPr>
+              <w:jc w:val="both"/>
+              <w:rPr>
+                <w:rFonts w:ascii="Times New Roman" w:eastAsia="Times New Roman" w:hAnsi="Times New Roman" w:cs="Times New Roman"/>
+                <w:sz w:val="24"/>
+                <w:szCs w:val="24"/>
+              </w:rPr>
+            </w:pPr>
+            <w:r>
+              <w:rPr>
+                <w:rFonts w:ascii="Times New Roman" w:eastAsia="Times New Roman" w:hAnsi="Times New Roman" w:cs="Times New Roman"/>
+                <w:sz w:val="24"/>
+                <w:szCs w:val="24"/>
+              </w:rPr>
+              <w:lastRenderedPageBreak/>
+              <w:t>Control de concurrencia</w:t>
+            </w:r>
+          </w:p>
+        </w:tc>
+        <w:tc>
+          <w:tcPr>
+            <w:tcW w:w="1459" w:type="dxa"/>
+          </w:tcPr>
+          <w:p>
+            <w:pPr>
+              <w:jc w:val="both"/>
+              <w:rPr>
+                <w:rFonts w:ascii="Times New Roman" w:eastAsia="Times New Roman" w:hAnsi="Times New Roman" w:cs="Times New Roman"/>
+                <w:sz w:val="24"/>
+                <w:szCs w:val="24"/>
+              </w:rPr>
+            </w:pPr>
+            <w:r>
+              <w:rPr>
+                <w:rFonts w:ascii="Times New Roman" w:eastAsia="Times New Roman" w:hAnsi="Times New Roman" w:cs="Times New Roman"/>
+                <w:sz w:val="24"/>
+                <w:szCs w:val="24"/>
+              </w:rPr>
+              <w:t>No</w:t>
+            </w:r>
+          </w:p>
+        </w:tc>
+        <w:tc>
+          <w:tcPr>
+            <w:tcW w:w="1664" w:type="dxa"/>
+          </w:tcPr>
+          <w:p>
+            <w:pPr>
+              <w:jc w:val="both"/>
+              <w:rPr>
+                <w:rFonts w:ascii="Times New Roman" w:eastAsia="Times New Roman" w:hAnsi="Times New Roman" w:cs="Times New Roman"/>
+                <w:sz w:val="24"/>
+                <w:szCs w:val="24"/>
+              </w:rPr>
+            </w:pPr>
+            <w:r>
+              <w:rPr>
+                <w:rFonts w:ascii="Times New Roman" w:eastAsia="Times New Roman" w:hAnsi="Times New Roman" w:cs="Times New Roman"/>
+                <w:sz w:val="24"/>
+                <w:szCs w:val="24"/>
+              </w:rPr>
+              <w:t>No</w:t>
+            </w:r>
+          </w:p>
+        </w:tc>
+        <w:tc>
+          <w:tcPr>
+            <w:tcW w:w="1418" w:type="dxa"/>
+          </w:tcPr>
+          <w:p>
+            <w:pPr>
+              <w:jc w:val="both"/>
+              <w:rPr>
+                <w:rFonts w:ascii="Times New Roman" w:eastAsia="Times New Roman" w:hAnsi="Times New Roman" w:cs="Times New Roman"/>
+                <w:sz w:val="24"/>
+                <w:szCs w:val="24"/>
+              </w:rPr>
+            </w:pPr>
+            <w:r>
+              <w:rPr>
+                <w:rFonts w:ascii="Times New Roman" w:eastAsia="Times New Roman" w:hAnsi="Times New Roman" w:cs="Times New Roman"/>
+                <w:sz w:val="24"/>
+                <w:szCs w:val="24"/>
+              </w:rPr>
+              <w:t>No</w:t>
+            </w:r>
+          </w:p>
+        </w:tc>
+        <w:tc>
+          <w:tcPr>
+            <w:tcW w:w="1417" w:type="dxa"/>
+          </w:tcPr>
+          <w:p>
+            <w:pPr>
+              <w:jc w:val="both"/>
+              <w:rPr>
+                <w:rFonts w:ascii="Times New Roman" w:eastAsia="Times New Roman" w:hAnsi="Times New Roman" w:cs="Times New Roman"/>
+                <w:sz w:val="24"/>
+                <w:szCs w:val="24"/>
+              </w:rPr>
+            </w:pPr>
+            <w:r>
+              <w:rPr>
+                <w:rFonts w:ascii="Times New Roman" w:eastAsia="Times New Roman" w:hAnsi="Times New Roman" w:cs="Times New Roman"/>
+                <w:sz w:val="24"/>
+                <w:szCs w:val="24"/>
+              </w:rPr>
+              <w:t>No</w:t>
+            </w:r>
+          </w:p>
+        </w:tc>
+        <w:tc>
+          <w:tcPr>
+            <w:tcW w:w="1270" w:type="dxa"/>
+          </w:tcPr>
+          <w:p>
+            <w:pPr>
+              <w:jc w:val="both"/>
+              <w:rPr>
+                <w:rFonts w:ascii="Times New Roman" w:eastAsia="Times New Roman" w:hAnsi="Times New Roman" w:cs="Times New Roman"/>
+                <w:sz w:val="24"/>
+                <w:szCs w:val="24"/>
+              </w:rPr>
+            </w:pPr>
+            <w:r>
+              <w:rPr>
+                <w:rFonts w:ascii="Times New Roman" w:eastAsia="Times New Roman" w:hAnsi="Times New Roman" w:cs="Times New Roman"/>
+                <w:sz w:val="24"/>
+                <w:szCs w:val="24"/>
+              </w:rPr>
+              <w:t>No</w:t>
+            </w:r>
+          </w:p>
+        </w:tc>
+      </w:tr>
+    </w:tbl>
+    <w:p>
+      <w:pPr>
+        <w:pBdr>
+          <w:top w:val="nil"/>
+          <w:left w:val="nil"/>
+          <w:bottom w:val="nil"/>
+          <w:right w:val="nil"/>
+          <w:between w:val="nil"/>
+        </w:pBdr>
+        <w:jc w:val="both"/>
+        <w:rPr>
+          <w:rFonts w:ascii="Times New Roman" w:eastAsia="Times New Roman" w:hAnsi="Times New Roman" w:cs="Times New Roman"/>
+          <w:sz w:val="24"/>
+          <w:szCs w:val="24"/>
+        </w:rPr>
+      </w:pPr>
+    </w:p>
+    <w:p>
+      <w:pPr>
+        <w:pBdr>
+          <w:top w:val="nil"/>
+          <w:left w:val="nil"/>
+          <w:bottom w:val="nil"/>
+          <w:right w:val="nil"/>
+          <w:between w:val="nil"/>
+        </w:pBdr>
+        <w:jc w:val="both"/>
+        <w:rPr>
+          <w:rFonts w:ascii="Times New Roman" w:eastAsia="Times New Roman" w:hAnsi="Times New Roman" w:cs="Times New Roman"/>
+          <w:sz w:val="24"/>
+          <w:szCs w:val="24"/>
+        </w:rPr>
+      </w:pPr>
+      <w:r>
+        <w:rPr>
+          <w:rFonts w:ascii="Times New Roman" w:eastAsia="Times New Roman" w:hAnsi="Times New Roman" w:cs="Times New Roman"/>
+          <w:sz w:val="24"/>
+          <w:szCs w:val="24"/>
+        </w:rPr>
+        <w:t>De la comparativa se extrae que ninguna de las herramientas analizadas ofrece una solución completa a la problemática identificada. PetDesk y VitusVet presentan un enfoque principalmente clínico y dependiente de la integración con clínicas veterinarias, lo que limita su utilidad en el contexto doméstico español. Dogo se centra exclusivamente en el adiestramiento canino y no cubre la gestión del cuidado diario de forma integral. 11Pets ofrece una solución más completa en cuanto a módulos de cuidado, pero su sistema multiusuarios se basa en el uso compartido de una única cuenta, sin diferenciación de roles ni confirmación de acciones entre cuidadores. PetnotePlus es la herramienta más próxima al enfoque del presente proyecto, ya que incorpora módulos de medicación, comidas y paseos con acceso multiusuario y notificaciones entre cuidadores. Sin embargo, ninguna de las aplicaciones analizadas implementa un mecanismo de control de concurrencia que impida la confirmación simultánea de una misma acción por parte de varios cuidadores, ni está disponible como aplicación web progresiva sin necesidad de instalación. Estas carencias justifican el desarrollo de la herramienta propuesta en el presente trabajo</w:t>
       </w:r>
     </w:p>
     <w:p>
@@ -7180,6 +8959,25 @@
       <w:szCs w:val="18"/>
     </w:rPr>
   </w:style>
+  <w:style w:type="table" w:styleId="Tablaconcuadrcula">
+    <w:name w:val="Table Grid"/>
+    <w:basedOn w:val="Tablanormal"/>
+    <w:uiPriority w:val="39"/>
+    <w:rsid w:val="0002033D"/>
+    <w:pPr>
+      <w:spacing w:line="240" w:lineRule="auto"/>
+    </w:pPr>
+    <w:tblPr>
+      <w:tblBorders>
+        <w:top w:val="single" w:sz="4" w:space="0" w:color="auto"/>
+        <w:left w:val="single" w:sz="4" w:space="0" w:color="auto"/>
+        <w:bottom w:val="single" w:sz="4" w:space="0" w:color="auto"/>
+        <w:right w:val="single" w:sz="4" w:space="0" w:color="auto"/>
+        <w:insideH w:val="single" w:sz="4" w:space="0" w:color="auto"/>
+        <w:insideV w:val="single" w:sz="4" w:space="0" w:color="auto"/>
+      </w:tblBorders>
+    </w:tblPr>
+  </w:style>
 </w:styles>
 </file>
 

--- a/docs/Capítulo 2 - Antecedentes.docx
+++ b/docs/Capítulo 2 - Antecedentes.docx
@@ -3295,7 +3295,25 @@
           <w:sz w:val="24"/>
           <w:szCs w:val="24"/>
         </w:rPr>
-        <w:t>Calendario de Potty Training (Control de esfínteres): Un registro visual donde marcas si el perro hizo sus necesidades fuera, dentro o si hubo un "accidente", ideal para cachorros.</w:t>
+        <w:t xml:space="preserve">Calendario de </w:t>
+      </w:r>
+      <w:proofErr w:type="spellStart"/>
+      <w:r>
+        <w:rPr>
+          <w:rFonts w:ascii="Times New Roman" w:eastAsia="Times New Roman" w:hAnsi="Times New Roman" w:cs="Times New Roman"/>
+          <w:sz w:val="24"/>
+          <w:szCs w:val="24"/>
+        </w:rPr>
+        <w:t>Potty</w:t>
+      </w:r>
+      <w:proofErr w:type="spellEnd"/>
+      <w:r>
+        <w:rPr>
+          <w:rFonts w:ascii="Times New Roman" w:eastAsia="Times New Roman" w:hAnsi="Times New Roman" w:cs="Times New Roman"/>
+          <w:sz w:val="24"/>
+          <w:szCs w:val="24"/>
+        </w:rPr>
+        <w:t xml:space="preserve"> Training (Control de esfínteres): Un registro visual donde marcas si el perro hizo sus necesidades fuera, dentro o si hubo un "accidente", ideal para cachorros.</w:t>
       </w:r>
     </w:p>
     <w:p>
@@ -4178,7 +4196,25 @@
           <w:sz w:val="24"/>
           <w:szCs w:val="24"/>
         </w:rPr>
-        <w:t xml:space="preserve"> modulos que </w:t>
+        <w:t xml:space="preserve"> </w:t>
+      </w:r>
+      <w:proofErr w:type="spellStart"/>
+      <w:r>
+        <w:rPr>
+          <w:rFonts w:ascii="Times New Roman" w:eastAsia="Times New Roman" w:hAnsi="Times New Roman" w:cs="Times New Roman"/>
+          <w:sz w:val="24"/>
+          <w:szCs w:val="24"/>
+        </w:rPr>
+        <w:t>modulos</w:t>
+      </w:r>
+      <w:proofErr w:type="spellEnd"/>
+      <w:r>
+        <w:rPr>
+          <w:rFonts w:ascii="Times New Roman" w:eastAsia="Times New Roman" w:hAnsi="Times New Roman" w:cs="Times New Roman"/>
+          <w:sz w:val="24"/>
+          <w:szCs w:val="24"/>
+        </w:rPr>
+        <w:t xml:space="preserve"> que </w:t>
       </w:r>
       <w:r>
         <w:rPr>
@@ -5553,7 +5589,43 @@
           <w:sz w:val="24"/>
           <w:szCs w:val="24"/>
         </w:rPr>
-        <w:t xml:space="preserve"> El sistema permite compartir la información con diferentes niveles al igual que es posible compartir los registros con un cuidador temporal (acceso limitado o por tiempo) o con un co-propietario. Asimismo, cuenta con un sistema de confirmación de acciones compartidas en la que, al establecer un recordatorio de medicación, la aplicación permite establecerlo como “Realizado”. Esto es visible para todos los que comparten el perfil del animal. Uno de los mayores valores de la herramienta es la notificación en tiempo real. Si un miembro de la familia confirma que ya ha dado la medicación o ha asistido a una cita, el resto de cuidadores recibe una notificación para evitar que se duplique la dosis o acción.</w:t>
+        <w:t xml:space="preserve"> El sistema permite compartir la información con diferentes niveles al igual que es posible compartir los registros con un cuidador temporal (acceso limitado o por tiempo) o con un </w:t>
+      </w:r>
+      <w:proofErr w:type="spellStart"/>
+      <w:r>
+        <w:rPr>
+          <w:rFonts w:ascii="Times New Roman" w:eastAsia="Times New Roman" w:hAnsi="Times New Roman" w:cs="Times New Roman"/>
+          <w:sz w:val="24"/>
+          <w:szCs w:val="24"/>
+        </w:rPr>
+        <w:t>co-propietario</w:t>
+      </w:r>
+      <w:proofErr w:type="spellEnd"/>
+      <w:r>
+        <w:rPr>
+          <w:rFonts w:ascii="Times New Roman" w:eastAsia="Times New Roman" w:hAnsi="Times New Roman" w:cs="Times New Roman"/>
+          <w:sz w:val="24"/>
+          <w:szCs w:val="24"/>
+        </w:rPr>
+        <w:t xml:space="preserve">. Asimismo, cuenta con un sistema de confirmación de acciones compartidas en la que, al establecer un recordatorio de medicación, la aplicación permite establecerlo como “Realizado”. Esto es visible para todos los que comparten el perfil del animal. Uno de los mayores valores de la herramienta es la notificación en tiempo real. Si un miembro de la familia confirma que ya ha dado la medicación o ha asistido a una cita, el resto de </w:t>
+      </w:r>
+      <w:proofErr w:type="gramStart"/>
+      <w:r>
+        <w:rPr>
+          <w:rFonts w:ascii="Times New Roman" w:eastAsia="Times New Roman" w:hAnsi="Times New Roman" w:cs="Times New Roman"/>
+          <w:sz w:val="24"/>
+          <w:szCs w:val="24"/>
+        </w:rPr>
+        <w:t>cuidadores</w:t>
+      </w:r>
+      <w:proofErr w:type="gramEnd"/>
+      <w:r>
+        <w:rPr>
+          <w:rFonts w:ascii="Times New Roman" w:eastAsia="Times New Roman" w:hAnsi="Times New Roman" w:cs="Times New Roman"/>
+          <w:sz w:val="24"/>
+          <w:szCs w:val="24"/>
+        </w:rPr>
+        <w:t xml:space="preserve"> recibe una notificación para evitar que se duplique la dosis o acción.</w:t>
       </w:r>
     </w:p>
     <w:p>
@@ -5654,25 +5726,1213 @@
           <w:sz w:val="24"/>
           <w:szCs w:val="24"/>
         </w:rPr>
-        <w:t>Adicionalmente, al final de este apartado de estudio de diversas herramientas, se pueda incorporar una breve reseña, a modo de resumen, que deje constancia de las características de cada una de las herramientas vistas para, de un vistazo, poder ver las ventajas e inconvenientes de cada una de ellas, qué necesidades cubren y cuáles no. Estaría muy bien incluir aquí un cuadro/tabla resumen que permita hacer una revisión comparativa rápida de las herramientas estudiadas.</w:t>
-      </w:r>
-    </w:p>
-    <w:p>
-      <w:pPr>
-        <w:pBdr>
-          <w:top w:val="nil"/>
-          <w:left w:val="nil"/>
-          <w:bottom w:val="nil"/>
-          <w:right w:val="nil"/>
-          <w:between w:val="nil"/>
-        </w:pBdr>
-        <w:jc w:val="both"/>
-        <w:rPr>
-          <w:rFonts w:ascii="Times New Roman" w:eastAsia="Times New Roman" w:hAnsi="Times New Roman" w:cs="Times New Roman"/>
-          <w:sz w:val="24"/>
-          <w:szCs w:val="24"/>
-        </w:rPr>
-      </w:pPr>
+        <w:t xml:space="preserve">A </w:t>
+      </w:r>
+      <w:proofErr w:type="gramStart"/>
+      <w:r>
+        <w:rPr>
+          <w:rFonts w:ascii="Times New Roman" w:eastAsia="Times New Roman" w:hAnsi="Times New Roman" w:cs="Times New Roman"/>
+          <w:sz w:val="24"/>
+          <w:szCs w:val="24"/>
+        </w:rPr>
+        <w:t>continuación</w:t>
+      </w:r>
+      <w:proofErr w:type="gramEnd"/>
+      <w:r>
+        <w:rPr>
+          <w:rFonts w:ascii="Times New Roman" w:eastAsia="Times New Roman" w:hAnsi="Times New Roman" w:cs="Times New Roman"/>
+          <w:sz w:val="24"/>
+          <w:szCs w:val="24"/>
+        </w:rPr>
+        <w:t xml:space="preserve"> se presenta una tabla resumen que recoge las principales características de las cinco herramientas analizadas, con el objetivo de facilitar una comparación rápida entre ellas e identificar las necesidades que cubren y las que quedan sin resolver.</w:t>
+      </w:r>
+    </w:p>
+    <w:p>
+      <w:pPr>
+        <w:pBdr>
+          <w:top w:val="nil"/>
+          <w:left w:val="nil"/>
+          <w:bottom w:val="nil"/>
+          <w:right w:val="nil"/>
+          <w:between w:val="nil"/>
+        </w:pBdr>
+        <w:jc w:val="both"/>
+        <w:rPr>
+          <w:rFonts w:ascii="Times New Roman" w:eastAsia="Times New Roman" w:hAnsi="Times New Roman" w:cs="Times New Roman"/>
+          <w:sz w:val="24"/>
+          <w:szCs w:val="24"/>
+        </w:rPr>
+      </w:pPr>
+    </w:p>
+    <w:tbl>
+      <w:tblPr>
+        <w:tblStyle w:val="Tablaconcuadrcula"/>
+        <w:tblW w:w="0" w:type="auto"/>
+        <w:tblLook w:val="04A0" w:firstRow="1" w:lastRow="0" w:firstColumn="1" w:lastColumn="0" w:noHBand="0" w:noVBand="1"/>
+      </w:tblPr>
+      <w:tblGrid>
+        <w:gridCol w:w="1463"/>
+        <w:gridCol w:w="1463"/>
+        <w:gridCol w:w="1463"/>
+        <w:gridCol w:w="1463"/>
+        <w:gridCol w:w="1463"/>
+        <w:gridCol w:w="1463"/>
+      </w:tblGrid>
+      <w:tr>
+        <w:tc>
+          <w:tcPr>
+            <w:tcW w:w="1463" w:type="dxa"/>
+          </w:tcPr>
+          <w:p>
+            <w:pPr>
+              <w:jc w:val="both"/>
+              <w:rPr>
+                <w:rFonts w:ascii="Times New Roman" w:eastAsia="Times New Roman" w:hAnsi="Times New Roman" w:cs="Times New Roman"/>
+                <w:sz w:val="24"/>
+                <w:szCs w:val="24"/>
+              </w:rPr>
+            </w:pPr>
+          </w:p>
+        </w:tc>
+        <w:tc>
+          <w:tcPr>
+            <w:tcW w:w="1463" w:type="dxa"/>
+          </w:tcPr>
+          <w:p>
+            <w:pPr>
+              <w:jc w:val="both"/>
+              <w:rPr>
+                <w:rFonts w:ascii="Times New Roman" w:eastAsia="Times New Roman" w:hAnsi="Times New Roman" w:cs="Times New Roman"/>
+                <w:sz w:val="24"/>
+                <w:szCs w:val="24"/>
+              </w:rPr>
+            </w:pPr>
+          </w:p>
+        </w:tc>
+        <w:tc>
+          <w:tcPr>
+            <w:tcW w:w="1463" w:type="dxa"/>
+          </w:tcPr>
+          <w:p>
+            <w:pPr>
+              <w:jc w:val="both"/>
+              <w:rPr>
+                <w:rFonts w:ascii="Times New Roman" w:eastAsia="Times New Roman" w:hAnsi="Times New Roman" w:cs="Times New Roman"/>
+                <w:sz w:val="24"/>
+                <w:szCs w:val="24"/>
+              </w:rPr>
+            </w:pPr>
+          </w:p>
+        </w:tc>
+        <w:tc>
+          <w:tcPr>
+            <w:tcW w:w="1463" w:type="dxa"/>
+          </w:tcPr>
+          <w:p>
+            <w:pPr>
+              <w:jc w:val="both"/>
+              <w:rPr>
+                <w:rFonts w:ascii="Times New Roman" w:eastAsia="Times New Roman" w:hAnsi="Times New Roman" w:cs="Times New Roman"/>
+                <w:sz w:val="24"/>
+                <w:szCs w:val="24"/>
+              </w:rPr>
+            </w:pPr>
+          </w:p>
+        </w:tc>
+        <w:tc>
+          <w:tcPr>
+            <w:tcW w:w="1463" w:type="dxa"/>
+          </w:tcPr>
+          <w:p>
+            <w:pPr>
+              <w:jc w:val="both"/>
+              <w:rPr>
+                <w:rFonts w:ascii="Times New Roman" w:eastAsia="Times New Roman" w:hAnsi="Times New Roman" w:cs="Times New Roman"/>
+                <w:sz w:val="24"/>
+                <w:szCs w:val="24"/>
+              </w:rPr>
+            </w:pPr>
+          </w:p>
+        </w:tc>
+        <w:tc>
+          <w:tcPr>
+            <w:tcW w:w="1463" w:type="dxa"/>
+          </w:tcPr>
+          <w:p>
+            <w:pPr>
+              <w:jc w:val="both"/>
+              <w:rPr>
+                <w:rFonts w:ascii="Times New Roman" w:eastAsia="Times New Roman" w:hAnsi="Times New Roman" w:cs="Times New Roman"/>
+                <w:sz w:val="24"/>
+                <w:szCs w:val="24"/>
+              </w:rPr>
+            </w:pPr>
+          </w:p>
+        </w:tc>
+      </w:tr>
+      <w:tr>
+        <w:tc>
+          <w:tcPr>
+            <w:tcW w:w="1463" w:type="dxa"/>
+          </w:tcPr>
+          <w:p>
+            <w:pPr>
+              <w:jc w:val="both"/>
+              <w:rPr>
+                <w:rFonts w:ascii="Times New Roman" w:eastAsia="Times New Roman" w:hAnsi="Times New Roman" w:cs="Times New Roman"/>
+                <w:sz w:val="24"/>
+                <w:szCs w:val="24"/>
+              </w:rPr>
+            </w:pPr>
+          </w:p>
+        </w:tc>
+        <w:tc>
+          <w:tcPr>
+            <w:tcW w:w="1463" w:type="dxa"/>
+          </w:tcPr>
+          <w:p>
+            <w:pPr>
+              <w:jc w:val="both"/>
+              <w:rPr>
+                <w:rFonts w:ascii="Times New Roman" w:eastAsia="Times New Roman" w:hAnsi="Times New Roman" w:cs="Times New Roman"/>
+                <w:sz w:val="24"/>
+                <w:szCs w:val="24"/>
+              </w:rPr>
+            </w:pPr>
+          </w:p>
+        </w:tc>
+        <w:tc>
+          <w:tcPr>
+            <w:tcW w:w="1463" w:type="dxa"/>
+          </w:tcPr>
+          <w:p>
+            <w:pPr>
+              <w:jc w:val="both"/>
+              <w:rPr>
+                <w:rFonts w:ascii="Times New Roman" w:eastAsia="Times New Roman" w:hAnsi="Times New Roman" w:cs="Times New Roman"/>
+                <w:sz w:val="24"/>
+                <w:szCs w:val="24"/>
+              </w:rPr>
+            </w:pPr>
+          </w:p>
+        </w:tc>
+        <w:tc>
+          <w:tcPr>
+            <w:tcW w:w="1463" w:type="dxa"/>
+          </w:tcPr>
+          <w:p>
+            <w:pPr>
+              <w:jc w:val="both"/>
+              <w:rPr>
+                <w:rFonts w:ascii="Times New Roman" w:eastAsia="Times New Roman" w:hAnsi="Times New Roman" w:cs="Times New Roman"/>
+                <w:sz w:val="24"/>
+                <w:szCs w:val="24"/>
+              </w:rPr>
+            </w:pPr>
+          </w:p>
+        </w:tc>
+        <w:tc>
+          <w:tcPr>
+            <w:tcW w:w="1463" w:type="dxa"/>
+          </w:tcPr>
+          <w:p>
+            <w:pPr>
+              <w:jc w:val="both"/>
+              <w:rPr>
+                <w:rFonts w:ascii="Times New Roman" w:eastAsia="Times New Roman" w:hAnsi="Times New Roman" w:cs="Times New Roman"/>
+                <w:sz w:val="24"/>
+                <w:szCs w:val="24"/>
+              </w:rPr>
+            </w:pPr>
+          </w:p>
+        </w:tc>
+        <w:tc>
+          <w:tcPr>
+            <w:tcW w:w="1463" w:type="dxa"/>
+          </w:tcPr>
+          <w:p>
+            <w:pPr>
+              <w:jc w:val="both"/>
+              <w:rPr>
+                <w:rFonts w:ascii="Times New Roman" w:eastAsia="Times New Roman" w:hAnsi="Times New Roman" w:cs="Times New Roman"/>
+                <w:sz w:val="24"/>
+                <w:szCs w:val="24"/>
+              </w:rPr>
+            </w:pPr>
+          </w:p>
+        </w:tc>
+      </w:tr>
+      <w:tr>
+        <w:tc>
+          <w:tcPr>
+            <w:tcW w:w="1463" w:type="dxa"/>
+          </w:tcPr>
+          <w:p>
+            <w:pPr>
+              <w:jc w:val="both"/>
+              <w:rPr>
+                <w:rFonts w:ascii="Times New Roman" w:eastAsia="Times New Roman" w:hAnsi="Times New Roman" w:cs="Times New Roman"/>
+                <w:sz w:val="24"/>
+                <w:szCs w:val="24"/>
+              </w:rPr>
+            </w:pPr>
+          </w:p>
+        </w:tc>
+        <w:tc>
+          <w:tcPr>
+            <w:tcW w:w="1463" w:type="dxa"/>
+          </w:tcPr>
+          <w:p>
+            <w:pPr>
+              <w:jc w:val="both"/>
+              <w:rPr>
+                <w:rFonts w:ascii="Times New Roman" w:eastAsia="Times New Roman" w:hAnsi="Times New Roman" w:cs="Times New Roman"/>
+                <w:sz w:val="24"/>
+                <w:szCs w:val="24"/>
+              </w:rPr>
+            </w:pPr>
+          </w:p>
+        </w:tc>
+        <w:tc>
+          <w:tcPr>
+            <w:tcW w:w="1463" w:type="dxa"/>
+          </w:tcPr>
+          <w:p>
+            <w:pPr>
+              <w:jc w:val="both"/>
+              <w:rPr>
+                <w:rFonts w:ascii="Times New Roman" w:eastAsia="Times New Roman" w:hAnsi="Times New Roman" w:cs="Times New Roman"/>
+                <w:sz w:val="24"/>
+                <w:szCs w:val="24"/>
+              </w:rPr>
+            </w:pPr>
+          </w:p>
+        </w:tc>
+        <w:tc>
+          <w:tcPr>
+            <w:tcW w:w="1463" w:type="dxa"/>
+          </w:tcPr>
+          <w:p>
+            <w:pPr>
+              <w:jc w:val="both"/>
+              <w:rPr>
+                <w:rFonts w:ascii="Times New Roman" w:eastAsia="Times New Roman" w:hAnsi="Times New Roman" w:cs="Times New Roman"/>
+                <w:sz w:val="24"/>
+                <w:szCs w:val="24"/>
+              </w:rPr>
+            </w:pPr>
+          </w:p>
+        </w:tc>
+        <w:tc>
+          <w:tcPr>
+            <w:tcW w:w="1463" w:type="dxa"/>
+          </w:tcPr>
+          <w:p>
+            <w:pPr>
+              <w:jc w:val="both"/>
+              <w:rPr>
+                <w:rFonts w:ascii="Times New Roman" w:eastAsia="Times New Roman" w:hAnsi="Times New Roman" w:cs="Times New Roman"/>
+                <w:sz w:val="24"/>
+                <w:szCs w:val="24"/>
+              </w:rPr>
+            </w:pPr>
+          </w:p>
+        </w:tc>
+        <w:tc>
+          <w:tcPr>
+            <w:tcW w:w="1463" w:type="dxa"/>
+          </w:tcPr>
+          <w:p>
+            <w:pPr>
+              <w:jc w:val="both"/>
+              <w:rPr>
+                <w:rFonts w:ascii="Times New Roman" w:eastAsia="Times New Roman" w:hAnsi="Times New Roman" w:cs="Times New Roman"/>
+                <w:sz w:val="24"/>
+                <w:szCs w:val="24"/>
+              </w:rPr>
+            </w:pPr>
+          </w:p>
+        </w:tc>
+      </w:tr>
+      <w:tr>
+        <w:tc>
+          <w:tcPr>
+            <w:tcW w:w="1463" w:type="dxa"/>
+          </w:tcPr>
+          <w:p>
+            <w:pPr>
+              <w:jc w:val="both"/>
+              <w:rPr>
+                <w:rFonts w:ascii="Times New Roman" w:eastAsia="Times New Roman" w:hAnsi="Times New Roman" w:cs="Times New Roman"/>
+                <w:sz w:val="24"/>
+                <w:szCs w:val="24"/>
+              </w:rPr>
+            </w:pPr>
+          </w:p>
+        </w:tc>
+        <w:tc>
+          <w:tcPr>
+            <w:tcW w:w="1463" w:type="dxa"/>
+          </w:tcPr>
+          <w:p>
+            <w:pPr>
+              <w:jc w:val="both"/>
+              <w:rPr>
+                <w:rFonts w:ascii="Times New Roman" w:eastAsia="Times New Roman" w:hAnsi="Times New Roman" w:cs="Times New Roman"/>
+                <w:sz w:val="24"/>
+                <w:szCs w:val="24"/>
+              </w:rPr>
+            </w:pPr>
+          </w:p>
+        </w:tc>
+        <w:tc>
+          <w:tcPr>
+            <w:tcW w:w="1463" w:type="dxa"/>
+          </w:tcPr>
+          <w:p>
+            <w:pPr>
+              <w:jc w:val="both"/>
+              <w:rPr>
+                <w:rFonts w:ascii="Times New Roman" w:eastAsia="Times New Roman" w:hAnsi="Times New Roman" w:cs="Times New Roman"/>
+                <w:sz w:val="24"/>
+                <w:szCs w:val="24"/>
+              </w:rPr>
+            </w:pPr>
+          </w:p>
+        </w:tc>
+        <w:tc>
+          <w:tcPr>
+            <w:tcW w:w="1463" w:type="dxa"/>
+          </w:tcPr>
+          <w:p>
+            <w:pPr>
+              <w:jc w:val="both"/>
+              <w:rPr>
+                <w:rFonts w:ascii="Times New Roman" w:eastAsia="Times New Roman" w:hAnsi="Times New Roman" w:cs="Times New Roman"/>
+                <w:sz w:val="24"/>
+                <w:szCs w:val="24"/>
+              </w:rPr>
+            </w:pPr>
+          </w:p>
+        </w:tc>
+        <w:tc>
+          <w:tcPr>
+            <w:tcW w:w="1463" w:type="dxa"/>
+          </w:tcPr>
+          <w:p>
+            <w:pPr>
+              <w:jc w:val="both"/>
+              <w:rPr>
+                <w:rFonts w:ascii="Times New Roman" w:eastAsia="Times New Roman" w:hAnsi="Times New Roman" w:cs="Times New Roman"/>
+                <w:sz w:val="24"/>
+                <w:szCs w:val="24"/>
+              </w:rPr>
+            </w:pPr>
+          </w:p>
+        </w:tc>
+        <w:tc>
+          <w:tcPr>
+            <w:tcW w:w="1463" w:type="dxa"/>
+          </w:tcPr>
+          <w:p>
+            <w:pPr>
+              <w:jc w:val="both"/>
+              <w:rPr>
+                <w:rFonts w:ascii="Times New Roman" w:eastAsia="Times New Roman" w:hAnsi="Times New Roman" w:cs="Times New Roman"/>
+                <w:sz w:val="24"/>
+                <w:szCs w:val="24"/>
+              </w:rPr>
+            </w:pPr>
+          </w:p>
+        </w:tc>
+      </w:tr>
+      <w:tr>
+        <w:tc>
+          <w:tcPr>
+            <w:tcW w:w="1463" w:type="dxa"/>
+          </w:tcPr>
+          <w:p>
+            <w:pPr>
+              <w:jc w:val="both"/>
+              <w:rPr>
+                <w:rFonts w:ascii="Times New Roman" w:eastAsia="Times New Roman" w:hAnsi="Times New Roman" w:cs="Times New Roman"/>
+                <w:sz w:val="24"/>
+                <w:szCs w:val="24"/>
+              </w:rPr>
+            </w:pPr>
+          </w:p>
+        </w:tc>
+        <w:tc>
+          <w:tcPr>
+            <w:tcW w:w="1463" w:type="dxa"/>
+          </w:tcPr>
+          <w:p>
+            <w:pPr>
+              <w:jc w:val="both"/>
+              <w:rPr>
+                <w:rFonts w:ascii="Times New Roman" w:eastAsia="Times New Roman" w:hAnsi="Times New Roman" w:cs="Times New Roman"/>
+                <w:sz w:val="24"/>
+                <w:szCs w:val="24"/>
+              </w:rPr>
+            </w:pPr>
+          </w:p>
+        </w:tc>
+        <w:tc>
+          <w:tcPr>
+            <w:tcW w:w="1463" w:type="dxa"/>
+          </w:tcPr>
+          <w:p>
+            <w:pPr>
+              <w:jc w:val="both"/>
+              <w:rPr>
+                <w:rFonts w:ascii="Times New Roman" w:eastAsia="Times New Roman" w:hAnsi="Times New Roman" w:cs="Times New Roman"/>
+                <w:sz w:val="24"/>
+                <w:szCs w:val="24"/>
+              </w:rPr>
+            </w:pPr>
+          </w:p>
+        </w:tc>
+        <w:tc>
+          <w:tcPr>
+            <w:tcW w:w="1463" w:type="dxa"/>
+          </w:tcPr>
+          <w:p>
+            <w:pPr>
+              <w:jc w:val="both"/>
+              <w:rPr>
+                <w:rFonts w:ascii="Times New Roman" w:eastAsia="Times New Roman" w:hAnsi="Times New Roman" w:cs="Times New Roman"/>
+                <w:sz w:val="24"/>
+                <w:szCs w:val="24"/>
+              </w:rPr>
+            </w:pPr>
+          </w:p>
+        </w:tc>
+        <w:tc>
+          <w:tcPr>
+            <w:tcW w:w="1463" w:type="dxa"/>
+          </w:tcPr>
+          <w:p>
+            <w:pPr>
+              <w:jc w:val="both"/>
+              <w:rPr>
+                <w:rFonts w:ascii="Times New Roman" w:eastAsia="Times New Roman" w:hAnsi="Times New Roman" w:cs="Times New Roman"/>
+                <w:sz w:val="24"/>
+                <w:szCs w:val="24"/>
+              </w:rPr>
+            </w:pPr>
+          </w:p>
+        </w:tc>
+        <w:tc>
+          <w:tcPr>
+            <w:tcW w:w="1463" w:type="dxa"/>
+          </w:tcPr>
+          <w:p>
+            <w:pPr>
+              <w:jc w:val="both"/>
+              <w:rPr>
+                <w:rFonts w:ascii="Times New Roman" w:eastAsia="Times New Roman" w:hAnsi="Times New Roman" w:cs="Times New Roman"/>
+                <w:sz w:val="24"/>
+                <w:szCs w:val="24"/>
+              </w:rPr>
+            </w:pPr>
+          </w:p>
+        </w:tc>
+      </w:tr>
+      <w:tr>
+        <w:tc>
+          <w:tcPr>
+            <w:tcW w:w="1463" w:type="dxa"/>
+          </w:tcPr>
+          <w:p>
+            <w:pPr>
+              <w:jc w:val="both"/>
+              <w:rPr>
+                <w:rFonts w:ascii="Times New Roman" w:eastAsia="Times New Roman" w:hAnsi="Times New Roman" w:cs="Times New Roman"/>
+                <w:sz w:val="24"/>
+                <w:szCs w:val="24"/>
+              </w:rPr>
+            </w:pPr>
+          </w:p>
+        </w:tc>
+        <w:tc>
+          <w:tcPr>
+            <w:tcW w:w="1463" w:type="dxa"/>
+          </w:tcPr>
+          <w:p>
+            <w:pPr>
+              <w:jc w:val="both"/>
+              <w:rPr>
+                <w:rFonts w:ascii="Times New Roman" w:eastAsia="Times New Roman" w:hAnsi="Times New Roman" w:cs="Times New Roman"/>
+                <w:sz w:val="24"/>
+                <w:szCs w:val="24"/>
+              </w:rPr>
+            </w:pPr>
+          </w:p>
+        </w:tc>
+        <w:tc>
+          <w:tcPr>
+            <w:tcW w:w="1463" w:type="dxa"/>
+          </w:tcPr>
+          <w:p>
+            <w:pPr>
+              <w:jc w:val="both"/>
+              <w:rPr>
+                <w:rFonts w:ascii="Times New Roman" w:eastAsia="Times New Roman" w:hAnsi="Times New Roman" w:cs="Times New Roman"/>
+                <w:sz w:val="24"/>
+                <w:szCs w:val="24"/>
+              </w:rPr>
+            </w:pPr>
+          </w:p>
+        </w:tc>
+        <w:tc>
+          <w:tcPr>
+            <w:tcW w:w="1463" w:type="dxa"/>
+          </w:tcPr>
+          <w:p>
+            <w:pPr>
+              <w:jc w:val="both"/>
+              <w:rPr>
+                <w:rFonts w:ascii="Times New Roman" w:eastAsia="Times New Roman" w:hAnsi="Times New Roman" w:cs="Times New Roman"/>
+                <w:sz w:val="24"/>
+                <w:szCs w:val="24"/>
+              </w:rPr>
+            </w:pPr>
+          </w:p>
+        </w:tc>
+        <w:tc>
+          <w:tcPr>
+            <w:tcW w:w="1463" w:type="dxa"/>
+          </w:tcPr>
+          <w:p>
+            <w:pPr>
+              <w:jc w:val="both"/>
+              <w:rPr>
+                <w:rFonts w:ascii="Times New Roman" w:eastAsia="Times New Roman" w:hAnsi="Times New Roman" w:cs="Times New Roman"/>
+                <w:sz w:val="24"/>
+                <w:szCs w:val="24"/>
+              </w:rPr>
+            </w:pPr>
+          </w:p>
+        </w:tc>
+        <w:tc>
+          <w:tcPr>
+            <w:tcW w:w="1463" w:type="dxa"/>
+          </w:tcPr>
+          <w:p>
+            <w:pPr>
+              <w:jc w:val="both"/>
+              <w:rPr>
+                <w:rFonts w:ascii="Times New Roman" w:eastAsia="Times New Roman" w:hAnsi="Times New Roman" w:cs="Times New Roman"/>
+                <w:sz w:val="24"/>
+                <w:szCs w:val="24"/>
+              </w:rPr>
+            </w:pPr>
+          </w:p>
+        </w:tc>
+      </w:tr>
+      <w:tr>
+        <w:tc>
+          <w:tcPr>
+            <w:tcW w:w="1463" w:type="dxa"/>
+          </w:tcPr>
+          <w:p>
+            <w:pPr>
+              <w:jc w:val="both"/>
+              <w:rPr>
+                <w:rFonts w:ascii="Times New Roman" w:eastAsia="Times New Roman" w:hAnsi="Times New Roman" w:cs="Times New Roman"/>
+                <w:sz w:val="24"/>
+                <w:szCs w:val="24"/>
+              </w:rPr>
+            </w:pPr>
+          </w:p>
+        </w:tc>
+        <w:tc>
+          <w:tcPr>
+            <w:tcW w:w="1463" w:type="dxa"/>
+          </w:tcPr>
+          <w:p>
+            <w:pPr>
+              <w:jc w:val="both"/>
+              <w:rPr>
+                <w:rFonts w:ascii="Times New Roman" w:eastAsia="Times New Roman" w:hAnsi="Times New Roman" w:cs="Times New Roman"/>
+                <w:sz w:val="24"/>
+                <w:szCs w:val="24"/>
+              </w:rPr>
+            </w:pPr>
+          </w:p>
+        </w:tc>
+        <w:tc>
+          <w:tcPr>
+            <w:tcW w:w="1463" w:type="dxa"/>
+          </w:tcPr>
+          <w:p>
+            <w:pPr>
+              <w:jc w:val="both"/>
+              <w:rPr>
+                <w:rFonts w:ascii="Times New Roman" w:eastAsia="Times New Roman" w:hAnsi="Times New Roman" w:cs="Times New Roman"/>
+                <w:sz w:val="24"/>
+                <w:szCs w:val="24"/>
+              </w:rPr>
+            </w:pPr>
+          </w:p>
+        </w:tc>
+        <w:tc>
+          <w:tcPr>
+            <w:tcW w:w="1463" w:type="dxa"/>
+          </w:tcPr>
+          <w:p>
+            <w:pPr>
+              <w:jc w:val="both"/>
+              <w:rPr>
+                <w:rFonts w:ascii="Times New Roman" w:eastAsia="Times New Roman" w:hAnsi="Times New Roman" w:cs="Times New Roman"/>
+                <w:sz w:val="24"/>
+                <w:szCs w:val="24"/>
+              </w:rPr>
+            </w:pPr>
+          </w:p>
+        </w:tc>
+        <w:tc>
+          <w:tcPr>
+            <w:tcW w:w="1463" w:type="dxa"/>
+          </w:tcPr>
+          <w:p>
+            <w:pPr>
+              <w:jc w:val="both"/>
+              <w:rPr>
+                <w:rFonts w:ascii="Times New Roman" w:eastAsia="Times New Roman" w:hAnsi="Times New Roman" w:cs="Times New Roman"/>
+                <w:sz w:val="24"/>
+                <w:szCs w:val="24"/>
+              </w:rPr>
+            </w:pPr>
+          </w:p>
+        </w:tc>
+        <w:tc>
+          <w:tcPr>
+            <w:tcW w:w="1463" w:type="dxa"/>
+          </w:tcPr>
+          <w:p>
+            <w:pPr>
+              <w:jc w:val="both"/>
+              <w:rPr>
+                <w:rFonts w:ascii="Times New Roman" w:eastAsia="Times New Roman" w:hAnsi="Times New Roman" w:cs="Times New Roman"/>
+                <w:sz w:val="24"/>
+                <w:szCs w:val="24"/>
+              </w:rPr>
+            </w:pPr>
+          </w:p>
+        </w:tc>
+      </w:tr>
+      <w:tr>
+        <w:tc>
+          <w:tcPr>
+            <w:tcW w:w="1463" w:type="dxa"/>
+          </w:tcPr>
+          <w:p>
+            <w:pPr>
+              <w:jc w:val="both"/>
+              <w:rPr>
+                <w:rFonts w:ascii="Times New Roman" w:eastAsia="Times New Roman" w:hAnsi="Times New Roman" w:cs="Times New Roman"/>
+                <w:sz w:val="24"/>
+                <w:szCs w:val="24"/>
+              </w:rPr>
+            </w:pPr>
+          </w:p>
+        </w:tc>
+        <w:tc>
+          <w:tcPr>
+            <w:tcW w:w="1463" w:type="dxa"/>
+          </w:tcPr>
+          <w:p>
+            <w:pPr>
+              <w:jc w:val="both"/>
+              <w:rPr>
+                <w:rFonts w:ascii="Times New Roman" w:eastAsia="Times New Roman" w:hAnsi="Times New Roman" w:cs="Times New Roman"/>
+                <w:sz w:val="24"/>
+                <w:szCs w:val="24"/>
+              </w:rPr>
+            </w:pPr>
+          </w:p>
+        </w:tc>
+        <w:tc>
+          <w:tcPr>
+            <w:tcW w:w="1463" w:type="dxa"/>
+          </w:tcPr>
+          <w:p>
+            <w:pPr>
+              <w:jc w:val="both"/>
+              <w:rPr>
+                <w:rFonts w:ascii="Times New Roman" w:eastAsia="Times New Roman" w:hAnsi="Times New Roman" w:cs="Times New Roman"/>
+                <w:sz w:val="24"/>
+                <w:szCs w:val="24"/>
+              </w:rPr>
+            </w:pPr>
+          </w:p>
+        </w:tc>
+        <w:tc>
+          <w:tcPr>
+            <w:tcW w:w="1463" w:type="dxa"/>
+          </w:tcPr>
+          <w:p>
+            <w:pPr>
+              <w:jc w:val="both"/>
+              <w:rPr>
+                <w:rFonts w:ascii="Times New Roman" w:eastAsia="Times New Roman" w:hAnsi="Times New Roman" w:cs="Times New Roman"/>
+                <w:sz w:val="24"/>
+                <w:szCs w:val="24"/>
+              </w:rPr>
+            </w:pPr>
+          </w:p>
+        </w:tc>
+        <w:tc>
+          <w:tcPr>
+            <w:tcW w:w="1463" w:type="dxa"/>
+          </w:tcPr>
+          <w:p>
+            <w:pPr>
+              <w:jc w:val="both"/>
+              <w:rPr>
+                <w:rFonts w:ascii="Times New Roman" w:eastAsia="Times New Roman" w:hAnsi="Times New Roman" w:cs="Times New Roman"/>
+                <w:sz w:val="24"/>
+                <w:szCs w:val="24"/>
+              </w:rPr>
+            </w:pPr>
+          </w:p>
+        </w:tc>
+        <w:tc>
+          <w:tcPr>
+            <w:tcW w:w="1463" w:type="dxa"/>
+          </w:tcPr>
+          <w:p>
+            <w:pPr>
+              <w:jc w:val="both"/>
+              <w:rPr>
+                <w:rFonts w:ascii="Times New Roman" w:eastAsia="Times New Roman" w:hAnsi="Times New Roman" w:cs="Times New Roman"/>
+                <w:sz w:val="24"/>
+                <w:szCs w:val="24"/>
+              </w:rPr>
+            </w:pPr>
+          </w:p>
+        </w:tc>
+      </w:tr>
+      <w:tr>
+        <w:tc>
+          <w:tcPr>
+            <w:tcW w:w="1463" w:type="dxa"/>
+          </w:tcPr>
+          <w:p>
+            <w:pPr>
+              <w:jc w:val="both"/>
+              <w:rPr>
+                <w:rFonts w:ascii="Times New Roman" w:eastAsia="Times New Roman" w:hAnsi="Times New Roman" w:cs="Times New Roman"/>
+                <w:sz w:val="24"/>
+                <w:szCs w:val="24"/>
+              </w:rPr>
+            </w:pPr>
+          </w:p>
+        </w:tc>
+        <w:tc>
+          <w:tcPr>
+            <w:tcW w:w="1463" w:type="dxa"/>
+          </w:tcPr>
+          <w:p>
+            <w:pPr>
+              <w:jc w:val="both"/>
+              <w:rPr>
+                <w:rFonts w:ascii="Times New Roman" w:eastAsia="Times New Roman" w:hAnsi="Times New Roman" w:cs="Times New Roman"/>
+                <w:sz w:val="24"/>
+                <w:szCs w:val="24"/>
+              </w:rPr>
+            </w:pPr>
+          </w:p>
+        </w:tc>
+        <w:tc>
+          <w:tcPr>
+            <w:tcW w:w="1463" w:type="dxa"/>
+          </w:tcPr>
+          <w:p>
+            <w:pPr>
+              <w:jc w:val="both"/>
+              <w:rPr>
+                <w:rFonts w:ascii="Times New Roman" w:eastAsia="Times New Roman" w:hAnsi="Times New Roman" w:cs="Times New Roman"/>
+                <w:sz w:val="24"/>
+                <w:szCs w:val="24"/>
+              </w:rPr>
+            </w:pPr>
+          </w:p>
+        </w:tc>
+        <w:tc>
+          <w:tcPr>
+            <w:tcW w:w="1463" w:type="dxa"/>
+          </w:tcPr>
+          <w:p>
+            <w:pPr>
+              <w:jc w:val="both"/>
+              <w:rPr>
+                <w:rFonts w:ascii="Times New Roman" w:eastAsia="Times New Roman" w:hAnsi="Times New Roman" w:cs="Times New Roman"/>
+                <w:sz w:val="24"/>
+                <w:szCs w:val="24"/>
+              </w:rPr>
+            </w:pPr>
+          </w:p>
+        </w:tc>
+        <w:tc>
+          <w:tcPr>
+            <w:tcW w:w="1463" w:type="dxa"/>
+          </w:tcPr>
+          <w:p>
+            <w:pPr>
+              <w:jc w:val="both"/>
+              <w:rPr>
+                <w:rFonts w:ascii="Times New Roman" w:eastAsia="Times New Roman" w:hAnsi="Times New Roman" w:cs="Times New Roman"/>
+                <w:sz w:val="24"/>
+                <w:szCs w:val="24"/>
+              </w:rPr>
+            </w:pPr>
+          </w:p>
+        </w:tc>
+        <w:tc>
+          <w:tcPr>
+            <w:tcW w:w="1463" w:type="dxa"/>
+          </w:tcPr>
+          <w:p>
+            <w:pPr>
+              <w:jc w:val="both"/>
+              <w:rPr>
+                <w:rFonts w:ascii="Times New Roman" w:eastAsia="Times New Roman" w:hAnsi="Times New Roman" w:cs="Times New Roman"/>
+                <w:sz w:val="24"/>
+                <w:szCs w:val="24"/>
+              </w:rPr>
+            </w:pPr>
+          </w:p>
+        </w:tc>
+      </w:tr>
+      <w:tr>
+        <w:tc>
+          <w:tcPr>
+            <w:tcW w:w="1463" w:type="dxa"/>
+          </w:tcPr>
+          <w:p>
+            <w:pPr>
+              <w:jc w:val="both"/>
+              <w:rPr>
+                <w:rFonts w:ascii="Times New Roman" w:eastAsia="Times New Roman" w:hAnsi="Times New Roman" w:cs="Times New Roman"/>
+                <w:sz w:val="24"/>
+                <w:szCs w:val="24"/>
+              </w:rPr>
+            </w:pPr>
+          </w:p>
+        </w:tc>
+        <w:tc>
+          <w:tcPr>
+            <w:tcW w:w="1463" w:type="dxa"/>
+          </w:tcPr>
+          <w:p>
+            <w:pPr>
+              <w:jc w:val="both"/>
+              <w:rPr>
+                <w:rFonts w:ascii="Times New Roman" w:eastAsia="Times New Roman" w:hAnsi="Times New Roman" w:cs="Times New Roman"/>
+                <w:sz w:val="24"/>
+                <w:szCs w:val="24"/>
+              </w:rPr>
+            </w:pPr>
+          </w:p>
+        </w:tc>
+        <w:tc>
+          <w:tcPr>
+            <w:tcW w:w="1463" w:type="dxa"/>
+          </w:tcPr>
+          <w:p>
+            <w:pPr>
+              <w:jc w:val="both"/>
+              <w:rPr>
+                <w:rFonts w:ascii="Times New Roman" w:eastAsia="Times New Roman" w:hAnsi="Times New Roman" w:cs="Times New Roman"/>
+                <w:sz w:val="24"/>
+                <w:szCs w:val="24"/>
+              </w:rPr>
+            </w:pPr>
+          </w:p>
+        </w:tc>
+        <w:tc>
+          <w:tcPr>
+            <w:tcW w:w="1463" w:type="dxa"/>
+          </w:tcPr>
+          <w:p>
+            <w:pPr>
+              <w:jc w:val="both"/>
+              <w:rPr>
+                <w:rFonts w:ascii="Times New Roman" w:eastAsia="Times New Roman" w:hAnsi="Times New Roman" w:cs="Times New Roman"/>
+                <w:sz w:val="24"/>
+                <w:szCs w:val="24"/>
+              </w:rPr>
+            </w:pPr>
+          </w:p>
+        </w:tc>
+        <w:tc>
+          <w:tcPr>
+            <w:tcW w:w="1463" w:type="dxa"/>
+          </w:tcPr>
+          <w:p>
+            <w:pPr>
+              <w:jc w:val="both"/>
+              <w:rPr>
+                <w:rFonts w:ascii="Times New Roman" w:eastAsia="Times New Roman" w:hAnsi="Times New Roman" w:cs="Times New Roman"/>
+                <w:sz w:val="24"/>
+                <w:szCs w:val="24"/>
+              </w:rPr>
+            </w:pPr>
+          </w:p>
+        </w:tc>
+        <w:tc>
+          <w:tcPr>
+            <w:tcW w:w="1463" w:type="dxa"/>
+          </w:tcPr>
+          <w:p>
+            <w:pPr>
+              <w:jc w:val="both"/>
+              <w:rPr>
+                <w:rFonts w:ascii="Times New Roman" w:eastAsia="Times New Roman" w:hAnsi="Times New Roman" w:cs="Times New Roman"/>
+                <w:sz w:val="24"/>
+                <w:szCs w:val="24"/>
+              </w:rPr>
+            </w:pPr>
+          </w:p>
+        </w:tc>
+      </w:tr>
+      <w:tr>
+        <w:tc>
+          <w:tcPr>
+            <w:tcW w:w="1463" w:type="dxa"/>
+          </w:tcPr>
+          <w:p>
+            <w:pPr>
+              <w:jc w:val="both"/>
+              <w:rPr>
+                <w:rFonts w:ascii="Times New Roman" w:eastAsia="Times New Roman" w:hAnsi="Times New Roman" w:cs="Times New Roman"/>
+                <w:sz w:val="24"/>
+                <w:szCs w:val="24"/>
+              </w:rPr>
+            </w:pPr>
+          </w:p>
+        </w:tc>
+        <w:tc>
+          <w:tcPr>
+            <w:tcW w:w="1463" w:type="dxa"/>
+          </w:tcPr>
+          <w:p>
+            <w:pPr>
+              <w:jc w:val="both"/>
+              <w:rPr>
+                <w:rFonts w:ascii="Times New Roman" w:eastAsia="Times New Roman" w:hAnsi="Times New Roman" w:cs="Times New Roman"/>
+                <w:sz w:val="24"/>
+                <w:szCs w:val="24"/>
+              </w:rPr>
+            </w:pPr>
+          </w:p>
+        </w:tc>
+        <w:tc>
+          <w:tcPr>
+            <w:tcW w:w="1463" w:type="dxa"/>
+          </w:tcPr>
+          <w:p>
+            <w:pPr>
+              <w:jc w:val="both"/>
+              <w:rPr>
+                <w:rFonts w:ascii="Times New Roman" w:eastAsia="Times New Roman" w:hAnsi="Times New Roman" w:cs="Times New Roman"/>
+                <w:sz w:val="24"/>
+                <w:szCs w:val="24"/>
+              </w:rPr>
+            </w:pPr>
+          </w:p>
+        </w:tc>
+        <w:tc>
+          <w:tcPr>
+            <w:tcW w:w="1463" w:type="dxa"/>
+          </w:tcPr>
+          <w:p>
+            <w:pPr>
+              <w:jc w:val="both"/>
+              <w:rPr>
+                <w:rFonts w:ascii="Times New Roman" w:eastAsia="Times New Roman" w:hAnsi="Times New Roman" w:cs="Times New Roman"/>
+                <w:sz w:val="24"/>
+                <w:szCs w:val="24"/>
+              </w:rPr>
+            </w:pPr>
+          </w:p>
+        </w:tc>
+        <w:tc>
+          <w:tcPr>
+            <w:tcW w:w="1463" w:type="dxa"/>
+          </w:tcPr>
+          <w:p>
+            <w:pPr>
+              <w:jc w:val="both"/>
+              <w:rPr>
+                <w:rFonts w:ascii="Times New Roman" w:eastAsia="Times New Roman" w:hAnsi="Times New Roman" w:cs="Times New Roman"/>
+                <w:sz w:val="24"/>
+                <w:szCs w:val="24"/>
+              </w:rPr>
+            </w:pPr>
+          </w:p>
+        </w:tc>
+        <w:tc>
+          <w:tcPr>
+            <w:tcW w:w="1463" w:type="dxa"/>
+          </w:tcPr>
+          <w:p>
+            <w:pPr>
+              <w:jc w:val="both"/>
+              <w:rPr>
+                <w:rFonts w:ascii="Times New Roman" w:eastAsia="Times New Roman" w:hAnsi="Times New Roman" w:cs="Times New Roman"/>
+                <w:sz w:val="24"/>
+                <w:szCs w:val="24"/>
+              </w:rPr>
+            </w:pPr>
+          </w:p>
+        </w:tc>
+      </w:tr>
+      <w:tr>
+        <w:tc>
+          <w:tcPr>
+            <w:tcW w:w="1463" w:type="dxa"/>
+          </w:tcPr>
+          <w:p>
+            <w:pPr>
+              <w:jc w:val="both"/>
+              <w:rPr>
+                <w:rFonts w:ascii="Times New Roman" w:eastAsia="Times New Roman" w:hAnsi="Times New Roman" w:cs="Times New Roman"/>
+                <w:sz w:val="24"/>
+                <w:szCs w:val="24"/>
+              </w:rPr>
+            </w:pPr>
+          </w:p>
+        </w:tc>
+        <w:tc>
+          <w:tcPr>
+            <w:tcW w:w="1463" w:type="dxa"/>
+          </w:tcPr>
+          <w:p>
+            <w:pPr>
+              <w:jc w:val="both"/>
+              <w:rPr>
+                <w:rFonts w:ascii="Times New Roman" w:eastAsia="Times New Roman" w:hAnsi="Times New Roman" w:cs="Times New Roman"/>
+                <w:sz w:val="24"/>
+                <w:szCs w:val="24"/>
+              </w:rPr>
+            </w:pPr>
+          </w:p>
+        </w:tc>
+        <w:tc>
+          <w:tcPr>
+            <w:tcW w:w="1463" w:type="dxa"/>
+          </w:tcPr>
+          <w:p>
+            <w:pPr>
+              <w:jc w:val="both"/>
+              <w:rPr>
+                <w:rFonts w:ascii="Times New Roman" w:eastAsia="Times New Roman" w:hAnsi="Times New Roman" w:cs="Times New Roman"/>
+                <w:sz w:val="24"/>
+                <w:szCs w:val="24"/>
+              </w:rPr>
+            </w:pPr>
+          </w:p>
+        </w:tc>
+        <w:tc>
+          <w:tcPr>
+            <w:tcW w:w="1463" w:type="dxa"/>
+          </w:tcPr>
+          <w:p>
+            <w:pPr>
+              <w:jc w:val="both"/>
+              <w:rPr>
+                <w:rFonts w:ascii="Times New Roman" w:eastAsia="Times New Roman" w:hAnsi="Times New Roman" w:cs="Times New Roman"/>
+                <w:sz w:val="24"/>
+                <w:szCs w:val="24"/>
+              </w:rPr>
+            </w:pPr>
+          </w:p>
+        </w:tc>
+        <w:tc>
+          <w:tcPr>
+            <w:tcW w:w="1463" w:type="dxa"/>
+          </w:tcPr>
+          <w:p>
+            <w:pPr>
+              <w:jc w:val="both"/>
+              <w:rPr>
+                <w:rFonts w:ascii="Times New Roman" w:eastAsia="Times New Roman" w:hAnsi="Times New Roman" w:cs="Times New Roman"/>
+                <w:sz w:val="24"/>
+                <w:szCs w:val="24"/>
+              </w:rPr>
+            </w:pPr>
+          </w:p>
+        </w:tc>
+        <w:tc>
+          <w:tcPr>
+            <w:tcW w:w="1463" w:type="dxa"/>
+          </w:tcPr>
+          <w:p>
+            <w:pPr>
+              <w:jc w:val="both"/>
+              <w:rPr>
+                <w:rFonts w:ascii="Times New Roman" w:eastAsia="Times New Roman" w:hAnsi="Times New Roman" w:cs="Times New Roman"/>
+                <w:sz w:val="24"/>
+                <w:szCs w:val="24"/>
+              </w:rPr>
+            </w:pPr>
+          </w:p>
+        </w:tc>
+      </w:tr>
+    </w:tbl>
+    <w:p>
+      <w:pPr>
+        <w:pBdr>
+          <w:top w:val="nil"/>
+          <w:left w:val="nil"/>
+          <w:bottom w:val="nil"/>
+          <w:right w:val="nil"/>
+          <w:between w:val="nil"/>
+        </w:pBdr>
+        <w:jc w:val="both"/>
+        <w:rPr>
+          <w:rFonts w:ascii="Times New Roman" w:eastAsia="Times New Roman" w:hAnsi="Times New Roman" w:cs="Times New Roman"/>
+          <w:sz w:val="24"/>
+          <w:szCs w:val="24"/>
+        </w:rPr>
+      </w:pPr>
+    </w:p>
+    <w:p>
+      <w:pPr>
+        <w:pBdr>
+          <w:top w:val="nil"/>
+          <w:left w:val="nil"/>
+          <w:bottom w:val="nil"/>
+          <w:right w:val="nil"/>
+          <w:between w:val="nil"/>
+        </w:pBdr>
+        <w:jc w:val="both"/>
+        <w:rPr>
+          <w:rFonts w:ascii="Times New Roman" w:eastAsia="Times New Roman" w:hAnsi="Times New Roman" w:cs="Times New Roman"/>
+          <w:sz w:val="24"/>
+          <w:szCs w:val="24"/>
+        </w:rPr>
+      </w:pPr>
+      <w:r>
+        <w:rPr>
+          <w:rFonts w:ascii="Times New Roman" w:eastAsia="Times New Roman" w:hAnsi="Times New Roman" w:cs="Times New Roman"/>
+          <w:sz w:val="24"/>
+          <w:szCs w:val="24"/>
+        </w:rPr>
+        <w:t xml:space="preserve">De la comparativa se extrae que ninguna de las herramientas analizadas ofrece una solución completa a la problemática identificada. PetDesk y VitusVet presentan un enfoque principalmente clínico y dependiente de la integración con clínicas veterinarias, lo que limita </w:t>
+      </w:r>
+      <w:r>
+        <w:rPr>
+          <w:rFonts w:ascii="Times New Roman" w:eastAsia="Times New Roman" w:hAnsi="Times New Roman" w:cs="Times New Roman"/>
+          <w:sz w:val="24"/>
+          <w:szCs w:val="24"/>
+        </w:rPr>
+        <w:lastRenderedPageBreak/>
+        <w:t>su utilidad en el contexto doméstico español. Dogo se centra exclusivamente en el adiestramiento canino y no cubre la gestión del cuidado diario de forma integral. 11Pets ofrece una solución más completa en cuanto a módulos de cuidado, pero su sistema multiusuario se basa en el uso compartido de una única cuenta, sin diferenciación de roles ni confirmación de acciones entre cuidadores. PetnotePlus es la herramienta más próxima al enfoque del presente proyecto, ya que incorpora módulos de medicación, comidas y paseos con acceso multiusuario y notificaciones entre cuidadores. Sin embargo, ninguna de las aplicaciones analizadas implementa un mecanismo de control de concurrencia que impida la confirmación simultánea de una misma acción por parte de varios cuidadores, ni está disponible como aplicación web progresiva sin necesidad de instalación. Estas carencias justifican el desarrollo de la herramienta propuesta en el presente trabajo.</w:t>
+      </w:r>
     </w:p>
     <w:p>
       <w:pPr>
@@ -5754,7 +7014,25 @@
           <w:sz w:val="24"/>
           <w:szCs w:val="24"/>
         </w:rPr>
-        <w:t>También se puede incluir al final del capítulo 2 un apartado de valoración, en el que el alumno juzgue los pros y contras de la información expuesta en los apartados anteriores con la intención de dejar constancia de la necesidad de abordar este trabajo, es decir, de hacer algo nuevo que cubra un hueco o carencia que el resto de herramientas estudiadas no cubría satisfactoriamente.</w:t>
+        <w:t xml:space="preserve">También se puede incluir al final del capítulo 2 un apartado de valoración, en el que el alumno juzgue los pros y contras de la información expuesta en los apartados anteriores con la intención de dejar constancia de la necesidad de abordar este trabajo, es decir, de hacer algo nuevo que cubra un hueco o carencia que el resto de </w:t>
+      </w:r>
+      <w:proofErr w:type="gramStart"/>
+      <w:r>
+        <w:rPr>
+          <w:rFonts w:ascii="Times New Roman" w:eastAsia="Times New Roman" w:hAnsi="Times New Roman" w:cs="Times New Roman"/>
+          <w:sz w:val="24"/>
+          <w:szCs w:val="24"/>
+        </w:rPr>
+        <w:t>herramientas</w:t>
+      </w:r>
+      <w:proofErr w:type="gramEnd"/>
+      <w:r>
+        <w:rPr>
+          <w:rFonts w:ascii="Times New Roman" w:eastAsia="Times New Roman" w:hAnsi="Times New Roman" w:cs="Times New Roman"/>
+          <w:sz w:val="24"/>
+          <w:szCs w:val="24"/>
+        </w:rPr>
+        <w:t xml:space="preserve"> estudiadas no cubría satisfactoriamente.</w:t>
       </w:r>
     </w:p>
     <w:p>
@@ -6527,6 +7805,25 @@
       <w:szCs w:val="18"/>
     </w:rPr>
   </w:style>
+  <w:style w:type="table" w:styleId="Tablaconcuadrcula">
+    <w:name w:val="Table Grid"/>
+    <w:basedOn w:val="Tablanormal"/>
+    <w:uiPriority w:val="39"/>
+    <w:rsid w:val="00200FD1"/>
+    <w:pPr>
+      <w:spacing w:line="240" w:lineRule="auto"/>
+    </w:pPr>
+    <w:tblPr>
+      <w:tblBorders>
+        <w:top w:val="single" w:sz="4" w:space="0" w:color="auto"/>
+        <w:left w:val="single" w:sz="4" w:space="0" w:color="auto"/>
+        <w:bottom w:val="single" w:sz="4" w:space="0" w:color="auto"/>
+        <w:right w:val="single" w:sz="4" w:space="0" w:color="auto"/>
+        <w:insideH w:val="single" w:sz="4" w:space="0" w:color="auto"/>
+        <w:insideV w:val="single" w:sz="4" w:space="0" w:color="auto"/>
+      </w:tblBorders>
+    </w:tblPr>
+  </w:style>
 </w:styles>
 </file>
 

--- a/docs/Capítulo 2 - Antecedentes.docx
+++ b/docs/Capítulo 2 - Antecedentes.docx
@@ -3295,25 +3295,7 @@
           <w:sz w:val="24"/>
           <w:szCs w:val="24"/>
         </w:rPr>
-        <w:t xml:space="preserve">Calendario de </w:t>
-      </w:r>
-      <w:proofErr w:type="spellStart"/>
-      <w:r>
-        <w:rPr>
-          <w:rFonts w:ascii="Times New Roman" w:eastAsia="Times New Roman" w:hAnsi="Times New Roman" w:cs="Times New Roman"/>
-          <w:sz w:val="24"/>
-          <w:szCs w:val="24"/>
-        </w:rPr>
-        <w:t>Potty</w:t>
-      </w:r>
-      <w:proofErr w:type="spellEnd"/>
-      <w:r>
-        <w:rPr>
-          <w:rFonts w:ascii="Times New Roman" w:eastAsia="Times New Roman" w:hAnsi="Times New Roman" w:cs="Times New Roman"/>
-          <w:sz w:val="24"/>
-          <w:szCs w:val="24"/>
-        </w:rPr>
-        <w:t xml:space="preserve"> Training (Control de esfínteres): Un registro visual donde marcas si el perro hizo sus necesidades fuera, dentro o si hubo un "accidente", ideal para cachorros.</w:t>
+        <w:t>Calendario de Potty Training (Control de esfínteres): Un registro visual donde marcas si el perro hizo sus necesidades fuera, dentro o si hubo un "accidente", ideal para cachorros.</w:t>
       </w:r>
     </w:p>
     <w:p>
@@ -4196,25 +4178,7 @@
           <w:sz w:val="24"/>
           <w:szCs w:val="24"/>
         </w:rPr>
-        <w:t xml:space="preserve"> </w:t>
-      </w:r>
-      <w:proofErr w:type="spellStart"/>
-      <w:r>
-        <w:rPr>
-          <w:rFonts w:ascii="Times New Roman" w:eastAsia="Times New Roman" w:hAnsi="Times New Roman" w:cs="Times New Roman"/>
-          <w:sz w:val="24"/>
-          <w:szCs w:val="24"/>
-        </w:rPr>
-        <w:t>modulos</w:t>
-      </w:r>
-      <w:proofErr w:type="spellEnd"/>
-      <w:r>
-        <w:rPr>
-          <w:rFonts w:ascii="Times New Roman" w:eastAsia="Times New Roman" w:hAnsi="Times New Roman" w:cs="Times New Roman"/>
-          <w:sz w:val="24"/>
-          <w:szCs w:val="24"/>
-        </w:rPr>
-        <w:t xml:space="preserve"> que </w:t>
+        <w:t xml:space="preserve"> modulos que </w:t>
       </w:r>
       <w:r>
         <w:rPr>
@@ -5591,41 +5555,21 @@
         </w:rPr>
         <w:t xml:space="preserve"> El sistema permite compartir la información con diferentes niveles al igual que es posible compartir los registros con un cuidador temporal (acceso limitado o por tiempo) o con un </w:t>
       </w:r>
-      <w:proofErr w:type="spellStart"/>
-      <w:r>
-        <w:rPr>
-          <w:rFonts w:ascii="Times New Roman" w:eastAsia="Times New Roman" w:hAnsi="Times New Roman" w:cs="Times New Roman"/>
-          <w:sz w:val="24"/>
-          <w:szCs w:val="24"/>
-        </w:rPr>
-        <w:t>co-propietario</w:t>
-      </w:r>
-      <w:proofErr w:type="spellEnd"/>
-      <w:r>
-        <w:rPr>
-          <w:rFonts w:ascii="Times New Roman" w:eastAsia="Times New Roman" w:hAnsi="Times New Roman" w:cs="Times New Roman"/>
-          <w:sz w:val="24"/>
-          <w:szCs w:val="24"/>
-        </w:rPr>
-        <w:t xml:space="preserve">. Asimismo, cuenta con un sistema de confirmación de acciones compartidas en la que, al establecer un recordatorio de medicación, la aplicación permite establecerlo como “Realizado”. Esto es visible para todos los que comparten el perfil del animal. Uno de los mayores valores de la herramienta es la notificación en tiempo real. Si un miembro de la familia confirma que ya ha dado la medicación o ha asistido a una cita, el resto de </w:t>
-      </w:r>
-      <w:proofErr w:type="gramStart"/>
-      <w:r>
-        <w:rPr>
-          <w:rFonts w:ascii="Times New Roman" w:eastAsia="Times New Roman" w:hAnsi="Times New Roman" w:cs="Times New Roman"/>
-          <w:sz w:val="24"/>
-          <w:szCs w:val="24"/>
-        </w:rPr>
-        <w:t>cuidadores</w:t>
-      </w:r>
-      <w:proofErr w:type="gramEnd"/>
-      <w:r>
-        <w:rPr>
-          <w:rFonts w:ascii="Times New Roman" w:eastAsia="Times New Roman" w:hAnsi="Times New Roman" w:cs="Times New Roman"/>
-          <w:sz w:val="24"/>
-          <w:szCs w:val="24"/>
-        </w:rPr>
-        <w:t xml:space="preserve"> recibe una notificación para evitar que se duplique la dosis o acción.</w:t>
+      <w:r>
+        <w:rPr>
+          <w:rFonts w:ascii="Times New Roman" w:eastAsia="Times New Roman" w:hAnsi="Times New Roman" w:cs="Times New Roman"/>
+          <w:sz w:val="24"/>
+          <w:szCs w:val="24"/>
+        </w:rPr>
+        <w:t>copropietario</w:t>
+      </w:r>
+      <w:r>
+        <w:rPr>
+          <w:rFonts w:ascii="Times New Roman" w:eastAsia="Times New Roman" w:hAnsi="Times New Roman" w:cs="Times New Roman"/>
+          <w:sz w:val="24"/>
+          <w:szCs w:val="24"/>
+        </w:rPr>
+        <w:t>. Asimismo, cuenta con un sistema de confirmación de acciones compartidas en la que, al establecer un recordatorio de medicación, la aplicación permite establecerlo como “Realizado”. Esto es visible para todos los que comparten el perfil del animal. Uno de los mayores valores de la herramienta es la notificación en tiempo real. Si un miembro de la familia confirma que ya ha dado la medicación o ha asistido a una cita, el resto de cuidadores recibe una notificación para evitar que se duplique la dosis o acción.</w:t>
       </w:r>
     </w:p>
     <w:p>
@@ -5684,7 +5628,23 @@
           <w:sz w:val="28"/>
           <w:szCs w:val="28"/>
         </w:rPr>
-        <w:t>2.2.4.- Resumen</w:t>
+        <w:t>2.2.</w:t>
+      </w:r>
+      <w:r>
+        <w:rPr>
+          <w:b/>
+          <w:sz w:val="28"/>
+          <w:szCs w:val="28"/>
+        </w:rPr>
+        <w:t>6</w:t>
+      </w:r>
+      <w:r>
+        <w:rPr>
+          <w:b/>
+          <w:sz w:val="28"/>
+          <w:szCs w:val="28"/>
+        </w:rPr>
+        <w:t>.- Resumen</w:t>
       </w:r>
     </w:p>
     <w:p>
@@ -5728,23 +5688,29 @@
         </w:rPr>
         <w:t xml:space="preserve">A </w:t>
       </w:r>
-      <w:proofErr w:type="gramStart"/>
-      <w:r>
-        <w:rPr>
-          <w:rFonts w:ascii="Times New Roman" w:eastAsia="Times New Roman" w:hAnsi="Times New Roman" w:cs="Times New Roman"/>
-          <w:sz w:val="24"/>
-          <w:szCs w:val="24"/>
-        </w:rPr>
-        <w:t>continuación</w:t>
-      </w:r>
-      <w:proofErr w:type="gramEnd"/>
-      <w:r>
-        <w:rPr>
-          <w:rFonts w:ascii="Times New Roman" w:eastAsia="Times New Roman" w:hAnsi="Times New Roman" w:cs="Times New Roman"/>
-          <w:sz w:val="24"/>
-          <w:szCs w:val="24"/>
-        </w:rPr>
-        <w:t xml:space="preserve"> se presenta una tabla resumen que recoge las principales características de las cinco herramientas analizadas, con el objetivo de facilitar una comparación rápida entre ellas e identificar las necesidades que cubren y las que quedan sin resolver.</w:t>
+      <w:r>
+        <w:rPr>
+          <w:rFonts w:ascii="Times New Roman" w:eastAsia="Times New Roman" w:hAnsi="Times New Roman" w:cs="Times New Roman"/>
+          <w:sz w:val="24"/>
+          <w:szCs w:val="24"/>
+        </w:rPr>
+        <w:t>continuación,</w:t>
+      </w:r>
+      <w:r>
+        <w:rPr>
+          <w:rFonts w:ascii="Times New Roman" w:eastAsia="Times New Roman" w:hAnsi="Times New Roman" w:cs="Times New Roman"/>
+          <w:sz w:val="24"/>
+          <w:szCs w:val="24"/>
+        </w:rPr>
+        <w:t xml:space="preserve"> se presenta una tabla resumen que recoge las principales características de las cinco herramientas analizadas, </w:t>
+      </w:r>
+      <w:r>
+        <w:rPr>
+          <w:rFonts w:ascii="Times New Roman" w:eastAsia="Times New Roman" w:hAnsi="Times New Roman" w:cs="Times New Roman"/>
+          <w:sz w:val="24"/>
+          <w:szCs w:val="24"/>
+        </w:rPr>
+        <w:t>con el fin de facilitar una comparativa rápida de sus funcionalidades, ventajas e inconvenientes en relación con las necesidades identificadas en el apartado 2.1.</w:t>
       </w:r>
     </w:p>
     <w:p>
@@ -5771,17 +5737,17 @@
         <w:tblLook w:val="04A0" w:firstRow="1" w:lastRow="0" w:firstColumn="1" w:lastColumn="0" w:noHBand="0" w:noVBand="1"/>
       </w:tblPr>
       <w:tblGrid>
-        <w:gridCol w:w="1463"/>
-        <w:gridCol w:w="1463"/>
-        <w:gridCol w:w="1463"/>
-        <w:gridCol w:w="1463"/>
-        <w:gridCol w:w="1463"/>
-        <w:gridCol w:w="1463"/>
+        <w:gridCol w:w="1550"/>
+        <w:gridCol w:w="1446"/>
+        <w:gridCol w:w="1439"/>
+        <w:gridCol w:w="1436"/>
+        <w:gridCol w:w="1459"/>
+        <w:gridCol w:w="1448"/>
       </w:tblGrid>
       <w:tr>
         <w:tc>
           <w:tcPr>
-            <w:tcW w:w="1463" w:type="dxa"/>
+            <w:tcW w:w="1550" w:type="dxa"/>
           </w:tcPr>
           <w:p>
             <w:pPr>
@@ -5792,11 +5758,19 @@
                 <w:szCs w:val="24"/>
               </w:rPr>
             </w:pPr>
+            <w:r>
+              <w:rPr>
+                <w:rFonts w:ascii="Times New Roman" w:eastAsia="Times New Roman" w:hAnsi="Times New Roman" w:cs="Times New Roman"/>
+                <w:sz w:val="24"/>
+                <w:szCs w:val="24"/>
+              </w:rPr>
+              <w:t>Característica</w:t>
+            </w:r>
           </w:p>
         </w:tc>
         <w:tc>
           <w:tcPr>
-            <w:tcW w:w="1463" w:type="dxa"/>
+            <w:tcW w:w="1446" w:type="dxa"/>
           </w:tcPr>
           <w:p>
             <w:pPr>
@@ -5807,11 +5781,19 @@
                 <w:szCs w:val="24"/>
               </w:rPr>
             </w:pPr>
+            <w:r>
+              <w:rPr>
+                <w:rFonts w:ascii="Times New Roman" w:eastAsia="Times New Roman" w:hAnsi="Times New Roman" w:cs="Times New Roman"/>
+                <w:sz w:val="24"/>
+                <w:szCs w:val="24"/>
+              </w:rPr>
+              <w:t>PetDesk</w:t>
+            </w:r>
           </w:p>
         </w:tc>
         <w:tc>
           <w:tcPr>
-            <w:tcW w:w="1463" w:type="dxa"/>
+            <w:tcW w:w="1439" w:type="dxa"/>
           </w:tcPr>
           <w:p>
             <w:pPr>
@@ -5822,11 +5804,19 @@
                 <w:szCs w:val="24"/>
               </w:rPr>
             </w:pPr>
+            <w:r>
+              <w:rPr>
+                <w:rFonts w:ascii="Times New Roman" w:eastAsia="Times New Roman" w:hAnsi="Times New Roman" w:cs="Times New Roman"/>
+                <w:sz w:val="24"/>
+                <w:szCs w:val="24"/>
+              </w:rPr>
+              <w:t>11pets</w:t>
+            </w:r>
           </w:p>
         </w:tc>
         <w:tc>
           <w:tcPr>
-            <w:tcW w:w="1463" w:type="dxa"/>
+            <w:tcW w:w="1436" w:type="dxa"/>
           </w:tcPr>
           <w:p>
             <w:pPr>
@@ -5837,11 +5827,19 @@
                 <w:szCs w:val="24"/>
               </w:rPr>
             </w:pPr>
+            <w:r>
+              <w:rPr>
+                <w:rFonts w:ascii="Times New Roman" w:eastAsia="Times New Roman" w:hAnsi="Times New Roman" w:cs="Times New Roman"/>
+                <w:sz w:val="24"/>
+                <w:szCs w:val="24"/>
+              </w:rPr>
+              <w:t>Dogo</w:t>
+            </w:r>
           </w:p>
         </w:tc>
         <w:tc>
           <w:tcPr>
-            <w:tcW w:w="1463" w:type="dxa"/>
+            <w:tcW w:w="1459" w:type="dxa"/>
           </w:tcPr>
           <w:p>
             <w:pPr>
@@ -5852,11 +5850,19 @@
                 <w:szCs w:val="24"/>
               </w:rPr>
             </w:pPr>
+            <w:r>
+              <w:rPr>
+                <w:rFonts w:ascii="Times New Roman" w:eastAsia="Times New Roman" w:hAnsi="Times New Roman" w:cs="Times New Roman"/>
+                <w:sz w:val="24"/>
+                <w:szCs w:val="24"/>
+              </w:rPr>
+              <w:t>PetnotePlus</w:t>
+            </w:r>
           </w:p>
         </w:tc>
         <w:tc>
           <w:tcPr>
-            <w:tcW w:w="1463" w:type="dxa"/>
+            <w:tcW w:w="1448" w:type="dxa"/>
           </w:tcPr>
           <w:p>
             <w:pPr>
@@ -5867,13 +5873,21 @@
                 <w:szCs w:val="24"/>
               </w:rPr>
             </w:pPr>
+            <w:r>
+              <w:rPr>
+                <w:rFonts w:ascii="Times New Roman" w:eastAsia="Times New Roman" w:hAnsi="Times New Roman" w:cs="Times New Roman"/>
+                <w:sz w:val="24"/>
+                <w:szCs w:val="24"/>
+              </w:rPr>
+              <w:t>VitusVet</w:t>
+            </w:r>
           </w:p>
         </w:tc>
       </w:tr>
       <w:tr>
         <w:tc>
           <w:tcPr>
-            <w:tcW w:w="1463" w:type="dxa"/>
+            <w:tcW w:w="1550" w:type="dxa"/>
           </w:tcPr>
           <w:p>
             <w:pPr>
@@ -5884,11 +5898,19 @@
                 <w:szCs w:val="24"/>
               </w:rPr>
             </w:pPr>
+            <w:r>
+              <w:rPr>
+                <w:rFonts w:ascii="Times New Roman" w:eastAsia="Times New Roman" w:hAnsi="Times New Roman" w:cs="Times New Roman"/>
+                <w:sz w:val="24"/>
+                <w:szCs w:val="24"/>
+              </w:rPr>
+              <w:t>Plataforma</w:t>
+            </w:r>
           </w:p>
         </w:tc>
         <w:tc>
           <w:tcPr>
-            <w:tcW w:w="1463" w:type="dxa"/>
+            <w:tcW w:w="1446" w:type="dxa"/>
           </w:tcPr>
           <w:p>
             <w:pPr>
@@ -5899,11 +5921,19 @@
                 <w:szCs w:val="24"/>
               </w:rPr>
             </w:pPr>
+            <w:r>
+              <w:rPr>
+                <w:rFonts w:ascii="Times New Roman" w:eastAsia="Times New Roman" w:hAnsi="Times New Roman" w:cs="Times New Roman"/>
+                <w:sz w:val="24"/>
+                <w:szCs w:val="24"/>
+              </w:rPr>
+              <w:t>iOS / Android</w:t>
+            </w:r>
           </w:p>
         </w:tc>
         <w:tc>
           <w:tcPr>
-            <w:tcW w:w="1463" w:type="dxa"/>
+            <w:tcW w:w="1439" w:type="dxa"/>
           </w:tcPr>
           <w:p>
             <w:pPr>
@@ -5914,11 +5944,19 @@
                 <w:szCs w:val="24"/>
               </w:rPr>
             </w:pPr>
+            <w:r>
+              <w:rPr>
+                <w:rFonts w:ascii="Times New Roman" w:eastAsia="Times New Roman" w:hAnsi="Times New Roman" w:cs="Times New Roman"/>
+                <w:sz w:val="24"/>
+                <w:szCs w:val="24"/>
+              </w:rPr>
+              <w:t>iOS / Android / Web</w:t>
+            </w:r>
           </w:p>
         </w:tc>
         <w:tc>
           <w:tcPr>
-            <w:tcW w:w="1463" w:type="dxa"/>
+            <w:tcW w:w="1436" w:type="dxa"/>
           </w:tcPr>
           <w:p>
             <w:pPr>
@@ -5929,11 +5967,19 @@
                 <w:szCs w:val="24"/>
               </w:rPr>
             </w:pPr>
+            <w:r>
+              <w:rPr>
+                <w:rFonts w:ascii="Times New Roman" w:eastAsia="Times New Roman" w:hAnsi="Times New Roman" w:cs="Times New Roman"/>
+                <w:sz w:val="24"/>
+                <w:szCs w:val="24"/>
+              </w:rPr>
+              <w:t>iOS / Android</w:t>
+            </w:r>
           </w:p>
         </w:tc>
         <w:tc>
           <w:tcPr>
-            <w:tcW w:w="1463" w:type="dxa"/>
+            <w:tcW w:w="1459" w:type="dxa"/>
           </w:tcPr>
           <w:p>
             <w:pPr>
@@ -5944,11 +5990,19 @@
                 <w:szCs w:val="24"/>
               </w:rPr>
             </w:pPr>
+            <w:r>
+              <w:rPr>
+                <w:rFonts w:ascii="Times New Roman" w:eastAsia="Times New Roman" w:hAnsi="Times New Roman" w:cs="Times New Roman"/>
+                <w:sz w:val="24"/>
+                <w:szCs w:val="24"/>
+              </w:rPr>
+              <w:t>iOS / Android</w:t>
+            </w:r>
           </w:p>
         </w:tc>
         <w:tc>
           <w:tcPr>
-            <w:tcW w:w="1463" w:type="dxa"/>
+            <w:tcW w:w="1448" w:type="dxa"/>
           </w:tcPr>
           <w:p>
             <w:pPr>
@@ -5959,13 +6013,21 @@
                 <w:szCs w:val="24"/>
               </w:rPr>
             </w:pPr>
+            <w:r>
+              <w:rPr>
+                <w:rFonts w:ascii="Times New Roman" w:eastAsia="Times New Roman" w:hAnsi="Times New Roman" w:cs="Times New Roman"/>
+                <w:sz w:val="24"/>
+                <w:szCs w:val="24"/>
+              </w:rPr>
+              <w:t>iOS / Android</w:t>
+            </w:r>
           </w:p>
         </w:tc>
       </w:tr>
       <w:tr>
         <w:tc>
           <w:tcPr>
-            <w:tcW w:w="1463" w:type="dxa"/>
+            <w:tcW w:w="1550" w:type="dxa"/>
           </w:tcPr>
           <w:p>
             <w:pPr>
@@ -5976,11 +6038,19 @@
                 <w:szCs w:val="24"/>
               </w:rPr>
             </w:pPr>
+            <w:r>
+              <w:rPr>
+                <w:rFonts w:ascii="Times New Roman" w:eastAsia="Times New Roman" w:hAnsi="Times New Roman" w:cs="Times New Roman"/>
+                <w:sz w:val="24"/>
+                <w:szCs w:val="24"/>
+              </w:rPr>
+              <w:t>Disponible en España</w:t>
+            </w:r>
           </w:p>
         </w:tc>
         <w:tc>
           <w:tcPr>
-            <w:tcW w:w="1463" w:type="dxa"/>
+            <w:tcW w:w="1446" w:type="dxa"/>
           </w:tcPr>
           <w:p>
             <w:pPr>
@@ -5991,11 +6061,19 @@
                 <w:szCs w:val="24"/>
               </w:rPr>
             </w:pPr>
+            <w:r>
+              <w:rPr>
+                <w:rFonts w:ascii="Times New Roman" w:eastAsia="Times New Roman" w:hAnsi="Times New Roman" w:cs="Times New Roman"/>
+                <w:sz w:val="24"/>
+                <w:szCs w:val="24"/>
+              </w:rPr>
+              <w:t>No disponible</w:t>
+            </w:r>
           </w:p>
         </w:tc>
         <w:tc>
           <w:tcPr>
-            <w:tcW w:w="1463" w:type="dxa"/>
+            <w:tcW w:w="1439" w:type="dxa"/>
           </w:tcPr>
           <w:p>
             <w:pPr>
@@ -6006,11 +6084,19 @@
                 <w:szCs w:val="24"/>
               </w:rPr>
             </w:pPr>
+            <w:r>
+              <w:rPr>
+                <w:rFonts w:ascii="Times New Roman" w:eastAsia="Times New Roman" w:hAnsi="Times New Roman" w:cs="Times New Roman"/>
+                <w:sz w:val="24"/>
+                <w:szCs w:val="24"/>
+              </w:rPr>
+              <w:t>Disponible</w:t>
+            </w:r>
           </w:p>
         </w:tc>
         <w:tc>
           <w:tcPr>
-            <w:tcW w:w="1463" w:type="dxa"/>
+            <w:tcW w:w="1436" w:type="dxa"/>
           </w:tcPr>
           <w:p>
             <w:pPr>
@@ -6021,11 +6107,19 @@
                 <w:szCs w:val="24"/>
               </w:rPr>
             </w:pPr>
+            <w:r>
+              <w:rPr>
+                <w:rFonts w:ascii="Times New Roman" w:eastAsia="Times New Roman" w:hAnsi="Times New Roman" w:cs="Times New Roman"/>
+                <w:sz w:val="24"/>
+                <w:szCs w:val="24"/>
+              </w:rPr>
+              <w:t>Disponible</w:t>
+            </w:r>
           </w:p>
         </w:tc>
         <w:tc>
           <w:tcPr>
-            <w:tcW w:w="1463" w:type="dxa"/>
+            <w:tcW w:w="1459" w:type="dxa"/>
           </w:tcPr>
           <w:p>
             <w:pPr>
@@ -6036,11 +6130,19 @@
                 <w:szCs w:val="24"/>
               </w:rPr>
             </w:pPr>
+            <w:r>
+              <w:rPr>
+                <w:rFonts w:ascii="Times New Roman" w:eastAsia="Times New Roman" w:hAnsi="Times New Roman" w:cs="Times New Roman"/>
+                <w:sz w:val="24"/>
+                <w:szCs w:val="24"/>
+              </w:rPr>
+              <w:t>Disponible</w:t>
+            </w:r>
           </w:p>
         </w:tc>
         <w:tc>
           <w:tcPr>
-            <w:tcW w:w="1463" w:type="dxa"/>
+            <w:tcW w:w="1448" w:type="dxa"/>
           </w:tcPr>
           <w:p>
             <w:pPr>
@@ -6051,13 +6153,21 @@
                 <w:szCs w:val="24"/>
               </w:rPr>
             </w:pPr>
+            <w:r>
+              <w:rPr>
+                <w:rFonts w:ascii="Times New Roman" w:eastAsia="Times New Roman" w:hAnsi="Times New Roman" w:cs="Times New Roman"/>
+                <w:sz w:val="24"/>
+                <w:szCs w:val="24"/>
+              </w:rPr>
+              <w:t>Disponible</w:t>
+            </w:r>
           </w:p>
         </w:tc>
       </w:tr>
       <w:tr>
         <w:tc>
           <w:tcPr>
-            <w:tcW w:w="1463" w:type="dxa"/>
+            <w:tcW w:w="1550" w:type="dxa"/>
           </w:tcPr>
           <w:p>
             <w:pPr>
@@ -6068,11 +6178,19 @@
                 <w:szCs w:val="24"/>
               </w:rPr>
             </w:pPr>
+            <w:r>
+              <w:rPr>
+                <w:rFonts w:ascii="Times New Roman" w:eastAsia="Times New Roman" w:hAnsi="Times New Roman" w:cs="Times New Roman"/>
+                <w:sz w:val="24"/>
+                <w:szCs w:val="24"/>
+              </w:rPr>
+              <w:t>Modelo de negocio</w:t>
+            </w:r>
           </w:p>
         </w:tc>
         <w:tc>
           <w:tcPr>
-            <w:tcW w:w="1463" w:type="dxa"/>
+            <w:tcW w:w="1446" w:type="dxa"/>
           </w:tcPr>
           <w:p>
             <w:pPr>
@@ -6083,11 +6201,19 @@
                 <w:szCs w:val="24"/>
               </w:rPr>
             </w:pPr>
+            <w:r>
+              <w:rPr>
+                <w:rFonts w:ascii="Times New Roman" w:eastAsia="Times New Roman" w:hAnsi="Times New Roman" w:cs="Times New Roman"/>
+                <w:sz w:val="24"/>
+                <w:szCs w:val="24"/>
+              </w:rPr>
+              <w:t>Gratuita (B2B)</w:t>
+            </w:r>
           </w:p>
         </w:tc>
         <w:tc>
           <w:tcPr>
-            <w:tcW w:w="1463" w:type="dxa"/>
+            <w:tcW w:w="1439" w:type="dxa"/>
           </w:tcPr>
           <w:p>
             <w:pPr>
@@ -6098,11 +6224,19 @@
                 <w:szCs w:val="24"/>
               </w:rPr>
             </w:pPr>
+            <w:r>
+              <w:rPr>
+                <w:rFonts w:ascii="Times New Roman" w:eastAsia="Times New Roman" w:hAnsi="Times New Roman" w:cs="Times New Roman"/>
+                <w:sz w:val="24"/>
+                <w:szCs w:val="24"/>
+              </w:rPr>
+              <w:t>Freemium</w:t>
+            </w:r>
           </w:p>
         </w:tc>
         <w:tc>
           <w:tcPr>
-            <w:tcW w:w="1463" w:type="dxa"/>
+            <w:tcW w:w="1436" w:type="dxa"/>
           </w:tcPr>
           <w:p>
             <w:pPr>
@@ -6113,11 +6247,19 @@
                 <w:szCs w:val="24"/>
               </w:rPr>
             </w:pPr>
+            <w:r>
+              <w:rPr>
+                <w:rFonts w:ascii="Times New Roman" w:eastAsia="Times New Roman" w:hAnsi="Times New Roman" w:cs="Times New Roman"/>
+                <w:sz w:val="24"/>
+                <w:szCs w:val="24"/>
+              </w:rPr>
+              <w:t>Freemium</w:t>
+            </w:r>
           </w:p>
         </w:tc>
         <w:tc>
           <w:tcPr>
-            <w:tcW w:w="1463" w:type="dxa"/>
+            <w:tcW w:w="1459" w:type="dxa"/>
           </w:tcPr>
           <w:p>
             <w:pPr>
@@ -6128,11 +6270,19 @@
                 <w:szCs w:val="24"/>
               </w:rPr>
             </w:pPr>
+            <w:r>
+              <w:rPr>
+                <w:rFonts w:ascii="Times New Roman" w:eastAsia="Times New Roman" w:hAnsi="Times New Roman" w:cs="Times New Roman"/>
+                <w:sz w:val="24"/>
+                <w:szCs w:val="24"/>
+              </w:rPr>
+              <w:t>Freemium</w:t>
+            </w:r>
           </w:p>
         </w:tc>
         <w:tc>
           <w:tcPr>
-            <w:tcW w:w="1463" w:type="dxa"/>
+            <w:tcW w:w="1448" w:type="dxa"/>
           </w:tcPr>
           <w:p>
             <w:pPr>
@@ -6143,13 +6293,21 @@
                 <w:szCs w:val="24"/>
               </w:rPr>
             </w:pPr>
+            <w:r>
+              <w:rPr>
+                <w:rFonts w:ascii="Times New Roman" w:eastAsia="Times New Roman" w:hAnsi="Times New Roman" w:cs="Times New Roman"/>
+                <w:sz w:val="24"/>
+                <w:szCs w:val="24"/>
+              </w:rPr>
+              <w:t>Freemium</w:t>
+            </w:r>
           </w:p>
         </w:tc>
       </w:tr>
       <w:tr>
         <w:tc>
           <w:tcPr>
-            <w:tcW w:w="1463" w:type="dxa"/>
+            <w:tcW w:w="1550" w:type="dxa"/>
           </w:tcPr>
           <w:p>
             <w:pPr>
@@ -6160,11 +6318,19 @@
                 <w:szCs w:val="24"/>
               </w:rPr>
             </w:pPr>
+            <w:r>
+              <w:rPr>
+                <w:rFonts w:ascii="Times New Roman" w:eastAsia="Times New Roman" w:hAnsi="Times New Roman" w:cs="Times New Roman"/>
+                <w:sz w:val="24"/>
+                <w:szCs w:val="24"/>
+              </w:rPr>
+              <w:t>Multiespecie</w:t>
+            </w:r>
           </w:p>
         </w:tc>
         <w:tc>
           <w:tcPr>
-            <w:tcW w:w="1463" w:type="dxa"/>
+            <w:tcW w:w="1446" w:type="dxa"/>
           </w:tcPr>
           <w:p>
             <w:pPr>
@@ -6175,11 +6341,19 @@
                 <w:szCs w:val="24"/>
               </w:rPr>
             </w:pPr>
+            <w:r>
+              <w:rPr>
+                <w:rFonts w:ascii="Times New Roman" w:eastAsia="Times New Roman" w:hAnsi="Times New Roman" w:cs="Times New Roman"/>
+                <w:sz w:val="24"/>
+                <w:szCs w:val="24"/>
+              </w:rPr>
+              <w:t>Disponible</w:t>
+            </w:r>
           </w:p>
         </w:tc>
         <w:tc>
           <w:tcPr>
-            <w:tcW w:w="1463" w:type="dxa"/>
+            <w:tcW w:w="1439" w:type="dxa"/>
           </w:tcPr>
           <w:p>
             <w:pPr>
@@ -6190,11 +6364,19 @@
                 <w:szCs w:val="24"/>
               </w:rPr>
             </w:pPr>
+            <w:r>
+              <w:rPr>
+                <w:rFonts w:ascii="Times New Roman" w:eastAsia="Times New Roman" w:hAnsi="Times New Roman" w:cs="Times New Roman"/>
+                <w:sz w:val="24"/>
+                <w:szCs w:val="24"/>
+              </w:rPr>
+              <w:t>Disponible</w:t>
+            </w:r>
           </w:p>
         </w:tc>
         <w:tc>
           <w:tcPr>
-            <w:tcW w:w="1463" w:type="dxa"/>
+            <w:tcW w:w="1436" w:type="dxa"/>
           </w:tcPr>
           <w:p>
             <w:pPr>
@@ -6205,11 +6387,19 @@
                 <w:szCs w:val="24"/>
               </w:rPr>
             </w:pPr>
+            <w:r>
+              <w:rPr>
+                <w:rFonts w:ascii="Times New Roman" w:eastAsia="Times New Roman" w:hAnsi="Times New Roman" w:cs="Times New Roman"/>
+                <w:sz w:val="24"/>
+                <w:szCs w:val="24"/>
+              </w:rPr>
+              <w:t>No disponible</w:t>
+            </w:r>
           </w:p>
         </w:tc>
         <w:tc>
           <w:tcPr>
-            <w:tcW w:w="1463" w:type="dxa"/>
+            <w:tcW w:w="1459" w:type="dxa"/>
           </w:tcPr>
           <w:p>
             <w:pPr>
@@ -6220,11 +6410,19 @@
                 <w:szCs w:val="24"/>
               </w:rPr>
             </w:pPr>
+            <w:r>
+              <w:rPr>
+                <w:rFonts w:ascii="Times New Roman" w:eastAsia="Times New Roman" w:hAnsi="Times New Roman" w:cs="Times New Roman"/>
+                <w:sz w:val="24"/>
+                <w:szCs w:val="24"/>
+              </w:rPr>
+              <w:t>Disponible</w:t>
+            </w:r>
           </w:p>
         </w:tc>
         <w:tc>
           <w:tcPr>
-            <w:tcW w:w="1463" w:type="dxa"/>
+            <w:tcW w:w="1448" w:type="dxa"/>
           </w:tcPr>
           <w:p>
             <w:pPr>
@@ -6235,13 +6433,21 @@
                 <w:szCs w:val="24"/>
               </w:rPr>
             </w:pPr>
+            <w:r>
+              <w:rPr>
+                <w:rFonts w:ascii="Times New Roman" w:eastAsia="Times New Roman" w:hAnsi="Times New Roman" w:cs="Times New Roman"/>
+                <w:sz w:val="24"/>
+                <w:szCs w:val="24"/>
+              </w:rPr>
+              <w:t>Disponible</w:t>
+            </w:r>
           </w:p>
         </w:tc>
       </w:tr>
       <w:tr>
         <w:tc>
           <w:tcPr>
-            <w:tcW w:w="1463" w:type="dxa"/>
+            <w:tcW w:w="1550" w:type="dxa"/>
           </w:tcPr>
           <w:p>
             <w:pPr>
@@ -6252,11 +6458,19 @@
                 <w:szCs w:val="24"/>
               </w:rPr>
             </w:pPr>
+            <w:r>
+              <w:rPr>
+                <w:rFonts w:ascii="Times New Roman" w:eastAsia="Times New Roman" w:hAnsi="Times New Roman" w:cs="Times New Roman"/>
+                <w:sz w:val="24"/>
+                <w:szCs w:val="24"/>
+              </w:rPr>
+              <w:t>Módulo de medicación</w:t>
+            </w:r>
           </w:p>
         </w:tc>
         <w:tc>
           <w:tcPr>
-            <w:tcW w:w="1463" w:type="dxa"/>
+            <w:tcW w:w="1446" w:type="dxa"/>
           </w:tcPr>
           <w:p>
             <w:pPr>
@@ -6267,11 +6481,19 @@
                 <w:szCs w:val="24"/>
               </w:rPr>
             </w:pPr>
+            <w:r>
+              <w:rPr>
+                <w:rFonts w:ascii="Times New Roman" w:eastAsia="Times New Roman" w:hAnsi="Times New Roman" w:cs="Times New Roman"/>
+                <w:sz w:val="24"/>
+                <w:szCs w:val="24"/>
+              </w:rPr>
+              <w:t>Disponible</w:t>
+            </w:r>
           </w:p>
         </w:tc>
         <w:tc>
           <w:tcPr>
-            <w:tcW w:w="1463" w:type="dxa"/>
+            <w:tcW w:w="1439" w:type="dxa"/>
           </w:tcPr>
           <w:p>
             <w:pPr>
@@ -6282,11 +6504,19 @@
                 <w:szCs w:val="24"/>
               </w:rPr>
             </w:pPr>
+            <w:r>
+              <w:rPr>
+                <w:rFonts w:ascii="Times New Roman" w:eastAsia="Times New Roman" w:hAnsi="Times New Roman" w:cs="Times New Roman"/>
+                <w:sz w:val="24"/>
+                <w:szCs w:val="24"/>
+              </w:rPr>
+              <w:t>Disponible</w:t>
+            </w:r>
           </w:p>
         </w:tc>
         <w:tc>
           <w:tcPr>
-            <w:tcW w:w="1463" w:type="dxa"/>
+            <w:tcW w:w="1436" w:type="dxa"/>
           </w:tcPr>
           <w:p>
             <w:pPr>
@@ -6297,11 +6527,19 @@
                 <w:szCs w:val="24"/>
               </w:rPr>
             </w:pPr>
+            <w:r>
+              <w:rPr>
+                <w:rFonts w:ascii="Times New Roman" w:eastAsia="Times New Roman" w:hAnsi="Times New Roman" w:cs="Times New Roman"/>
+                <w:sz w:val="24"/>
+                <w:szCs w:val="24"/>
+              </w:rPr>
+              <w:t>Disponible</w:t>
+            </w:r>
           </w:p>
         </w:tc>
         <w:tc>
           <w:tcPr>
-            <w:tcW w:w="1463" w:type="dxa"/>
+            <w:tcW w:w="1459" w:type="dxa"/>
           </w:tcPr>
           <w:p>
             <w:pPr>
@@ -6312,11 +6550,19 @@
                 <w:szCs w:val="24"/>
               </w:rPr>
             </w:pPr>
+            <w:r>
+              <w:rPr>
+                <w:rFonts w:ascii="Times New Roman" w:eastAsia="Times New Roman" w:hAnsi="Times New Roman" w:cs="Times New Roman"/>
+                <w:sz w:val="24"/>
+                <w:szCs w:val="24"/>
+              </w:rPr>
+              <w:t>Disponible</w:t>
+            </w:r>
           </w:p>
         </w:tc>
         <w:tc>
           <w:tcPr>
-            <w:tcW w:w="1463" w:type="dxa"/>
+            <w:tcW w:w="1448" w:type="dxa"/>
           </w:tcPr>
           <w:p>
             <w:pPr>
@@ -6327,13 +6573,21 @@
                 <w:szCs w:val="24"/>
               </w:rPr>
             </w:pPr>
+            <w:r>
+              <w:rPr>
+                <w:rFonts w:ascii="Times New Roman" w:eastAsia="Times New Roman" w:hAnsi="Times New Roman" w:cs="Times New Roman"/>
+                <w:sz w:val="24"/>
+                <w:szCs w:val="24"/>
+              </w:rPr>
+              <w:t>Disponible</w:t>
+            </w:r>
           </w:p>
         </w:tc>
       </w:tr>
       <w:tr>
         <w:tc>
           <w:tcPr>
-            <w:tcW w:w="1463" w:type="dxa"/>
+            <w:tcW w:w="1550" w:type="dxa"/>
           </w:tcPr>
           <w:p>
             <w:pPr>
@@ -6344,11 +6598,19 @@
                 <w:szCs w:val="24"/>
               </w:rPr>
             </w:pPr>
+            <w:r>
+              <w:rPr>
+                <w:rFonts w:ascii="Times New Roman" w:eastAsia="Times New Roman" w:hAnsi="Times New Roman" w:cs="Times New Roman"/>
+                <w:sz w:val="24"/>
+                <w:szCs w:val="24"/>
+              </w:rPr>
+              <w:t>Módulo de comidas</w:t>
+            </w:r>
           </w:p>
         </w:tc>
         <w:tc>
           <w:tcPr>
-            <w:tcW w:w="1463" w:type="dxa"/>
+            <w:tcW w:w="1446" w:type="dxa"/>
           </w:tcPr>
           <w:p>
             <w:pPr>
@@ -6359,11 +6621,19 @@
                 <w:szCs w:val="24"/>
               </w:rPr>
             </w:pPr>
+            <w:r>
+              <w:rPr>
+                <w:rFonts w:ascii="Times New Roman" w:eastAsia="Times New Roman" w:hAnsi="Times New Roman" w:cs="Times New Roman"/>
+                <w:sz w:val="24"/>
+                <w:szCs w:val="24"/>
+              </w:rPr>
+              <w:t>No disponible</w:t>
+            </w:r>
           </w:p>
         </w:tc>
         <w:tc>
           <w:tcPr>
-            <w:tcW w:w="1463" w:type="dxa"/>
+            <w:tcW w:w="1439" w:type="dxa"/>
           </w:tcPr>
           <w:p>
             <w:pPr>
@@ -6374,11 +6644,19 @@
                 <w:szCs w:val="24"/>
               </w:rPr>
             </w:pPr>
+            <w:r>
+              <w:rPr>
+                <w:rFonts w:ascii="Times New Roman" w:eastAsia="Times New Roman" w:hAnsi="Times New Roman" w:cs="Times New Roman"/>
+                <w:sz w:val="24"/>
+                <w:szCs w:val="24"/>
+              </w:rPr>
+              <w:t>Disponible</w:t>
+            </w:r>
           </w:p>
         </w:tc>
         <w:tc>
           <w:tcPr>
-            <w:tcW w:w="1463" w:type="dxa"/>
+            <w:tcW w:w="1436" w:type="dxa"/>
           </w:tcPr>
           <w:p>
             <w:pPr>
@@ -6389,11 +6667,19 @@
                 <w:szCs w:val="24"/>
               </w:rPr>
             </w:pPr>
+            <w:r>
+              <w:rPr>
+                <w:rFonts w:ascii="Times New Roman" w:eastAsia="Times New Roman" w:hAnsi="Times New Roman" w:cs="Times New Roman"/>
+                <w:sz w:val="24"/>
+                <w:szCs w:val="24"/>
+              </w:rPr>
+              <w:t>No disponible</w:t>
+            </w:r>
           </w:p>
         </w:tc>
         <w:tc>
           <w:tcPr>
-            <w:tcW w:w="1463" w:type="dxa"/>
+            <w:tcW w:w="1459" w:type="dxa"/>
           </w:tcPr>
           <w:p>
             <w:pPr>
@@ -6404,11 +6690,19 @@
                 <w:szCs w:val="24"/>
               </w:rPr>
             </w:pPr>
+            <w:r>
+              <w:rPr>
+                <w:rFonts w:ascii="Times New Roman" w:eastAsia="Times New Roman" w:hAnsi="Times New Roman" w:cs="Times New Roman"/>
+                <w:sz w:val="24"/>
+                <w:szCs w:val="24"/>
+              </w:rPr>
+              <w:t xml:space="preserve">Disponible </w:t>
+            </w:r>
           </w:p>
         </w:tc>
         <w:tc>
           <w:tcPr>
-            <w:tcW w:w="1463" w:type="dxa"/>
+            <w:tcW w:w="1448" w:type="dxa"/>
           </w:tcPr>
           <w:p>
             <w:pPr>
@@ -6419,13 +6713,21 @@
                 <w:szCs w:val="24"/>
               </w:rPr>
             </w:pPr>
+            <w:r>
+              <w:rPr>
+                <w:rFonts w:ascii="Times New Roman" w:eastAsia="Times New Roman" w:hAnsi="Times New Roman" w:cs="Times New Roman"/>
+                <w:sz w:val="24"/>
+                <w:szCs w:val="24"/>
+              </w:rPr>
+              <w:t>No disponible</w:t>
+            </w:r>
           </w:p>
         </w:tc>
       </w:tr>
       <w:tr>
         <w:tc>
           <w:tcPr>
-            <w:tcW w:w="1463" w:type="dxa"/>
+            <w:tcW w:w="1550" w:type="dxa"/>
           </w:tcPr>
           <w:p>
             <w:pPr>
@@ -6436,11 +6738,19 @@
                 <w:szCs w:val="24"/>
               </w:rPr>
             </w:pPr>
+            <w:r>
+              <w:rPr>
+                <w:rFonts w:ascii="Times New Roman" w:eastAsia="Times New Roman" w:hAnsi="Times New Roman" w:cs="Times New Roman"/>
+                <w:sz w:val="24"/>
+                <w:szCs w:val="24"/>
+              </w:rPr>
+              <w:t>Módulo de paseos</w:t>
+            </w:r>
           </w:p>
         </w:tc>
         <w:tc>
           <w:tcPr>
-            <w:tcW w:w="1463" w:type="dxa"/>
+            <w:tcW w:w="1446" w:type="dxa"/>
           </w:tcPr>
           <w:p>
             <w:pPr>
@@ -6451,11 +6761,19 @@
                 <w:szCs w:val="24"/>
               </w:rPr>
             </w:pPr>
+            <w:r>
+              <w:rPr>
+                <w:rFonts w:ascii="Times New Roman" w:eastAsia="Times New Roman" w:hAnsi="Times New Roman" w:cs="Times New Roman"/>
+                <w:sz w:val="24"/>
+                <w:szCs w:val="24"/>
+              </w:rPr>
+              <w:t>No disponible</w:t>
+            </w:r>
           </w:p>
         </w:tc>
         <w:tc>
           <w:tcPr>
-            <w:tcW w:w="1463" w:type="dxa"/>
+            <w:tcW w:w="1439" w:type="dxa"/>
           </w:tcPr>
           <w:p>
             <w:pPr>
@@ -6466,11 +6784,19 @@
                 <w:szCs w:val="24"/>
               </w:rPr>
             </w:pPr>
+            <w:r>
+              <w:rPr>
+                <w:rFonts w:ascii="Times New Roman" w:eastAsia="Times New Roman" w:hAnsi="Times New Roman" w:cs="Times New Roman"/>
+                <w:sz w:val="24"/>
+                <w:szCs w:val="24"/>
+              </w:rPr>
+              <w:t>Disponible</w:t>
+            </w:r>
           </w:p>
         </w:tc>
         <w:tc>
           <w:tcPr>
-            <w:tcW w:w="1463" w:type="dxa"/>
+            <w:tcW w:w="1436" w:type="dxa"/>
           </w:tcPr>
           <w:p>
             <w:pPr>
@@ -6481,11 +6807,19 @@
                 <w:szCs w:val="24"/>
               </w:rPr>
             </w:pPr>
+            <w:r>
+              <w:rPr>
+                <w:rFonts w:ascii="Times New Roman" w:eastAsia="Times New Roman" w:hAnsi="Times New Roman" w:cs="Times New Roman"/>
+                <w:sz w:val="24"/>
+                <w:szCs w:val="24"/>
+              </w:rPr>
+              <w:t>Disponible</w:t>
+            </w:r>
           </w:p>
         </w:tc>
         <w:tc>
           <w:tcPr>
-            <w:tcW w:w="1463" w:type="dxa"/>
+            <w:tcW w:w="1459" w:type="dxa"/>
           </w:tcPr>
           <w:p>
             <w:pPr>
@@ -6496,11 +6830,19 @@
                 <w:szCs w:val="24"/>
               </w:rPr>
             </w:pPr>
+            <w:r>
+              <w:rPr>
+                <w:rFonts w:ascii="Times New Roman" w:eastAsia="Times New Roman" w:hAnsi="Times New Roman" w:cs="Times New Roman"/>
+                <w:sz w:val="24"/>
+                <w:szCs w:val="24"/>
+              </w:rPr>
+              <w:t>Disponible</w:t>
+            </w:r>
           </w:p>
         </w:tc>
         <w:tc>
           <w:tcPr>
-            <w:tcW w:w="1463" w:type="dxa"/>
+            <w:tcW w:w="1448" w:type="dxa"/>
           </w:tcPr>
           <w:p>
             <w:pPr>
@@ -6511,13 +6853,21 @@
                 <w:szCs w:val="24"/>
               </w:rPr>
             </w:pPr>
+            <w:r>
+              <w:rPr>
+                <w:rFonts w:ascii="Times New Roman" w:eastAsia="Times New Roman" w:hAnsi="Times New Roman" w:cs="Times New Roman"/>
+                <w:sz w:val="24"/>
+                <w:szCs w:val="24"/>
+              </w:rPr>
+              <w:t>No disponible</w:t>
+            </w:r>
           </w:p>
         </w:tc>
       </w:tr>
       <w:tr>
         <w:tc>
           <w:tcPr>
-            <w:tcW w:w="1463" w:type="dxa"/>
+            <w:tcW w:w="1550" w:type="dxa"/>
           </w:tcPr>
           <w:p>
             <w:pPr>
@@ -6528,11 +6878,20 @@
                 <w:szCs w:val="24"/>
               </w:rPr>
             </w:pPr>
+            <w:r>
+              <w:rPr>
+                <w:rFonts w:ascii="Times New Roman" w:eastAsia="Times New Roman" w:hAnsi="Times New Roman" w:cs="Times New Roman"/>
+                <w:sz w:val="24"/>
+                <w:szCs w:val="24"/>
+              </w:rPr>
+              <w:lastRenderedPageBreak/>
+              <w:t>Acceso multiusuario</w:t>
+            </w:r>
           </w:p>
         </w:tc>
         <w:tc>
           <w:tcPr>
-            <w:tcW w:w="1463" w:type="dxa"/>
+            <w:tcW w:w="1446" w:type="dxa"/>
           </w:tcPr>
           <w:p>
             <w:pPr>
@@ -6543,11 +6902,19 @@
                 <w:szCs w:val="24"/>
               </w:rPr>
             </w:pPr>
+            <w:r>
+              <w:rPr>
+                <w:rFonts w:ascii="Times New Roman" w:eastAsia="Times New Roman" w:hAnsi="Times New Roman" w:cs="Times New Roman"/>
+                <w:sz w:val="24"/>
+                <w:szCs w:val="24"/>
+              </w:rPr>
+              <w:t>Parcial o con limitaciones</w:t>
+            </w:r>
           </w:p>
         </w:tc>
         <w:tc>
           <w:tcPr>
-            <w:tcW w:w="1463" w:type="dxa"/>
+            <w:tcW w:w="1439" w:type="dxa"/>
           </w:tcPr>
           <w:p>
             <w:pPr>
@@ -6558,11 +6925,19 @@
                 <w:szCs w:val="24"/>
               </w:rPr>
             </w:pPr>
+            <w:r>
+              <w:rPr>
+                <w:rFonts w:ascii="Times New Roman" w:eastAsia="Times New Roman" w:hAnsi="Times New Roman" w:cs="Times New Roman"/>
+                <w:sz w:val="24"/>
+                <w:szCs w:val="24"/>
+              </w:rPr>
+              <w:t>Parcial o con limitaciones</w:t>
+            </w:r>
           </w:p>
         </w:tc>
         <w:tc>
           <w:tcPr>
-            <w:tcW w:w="1463" w:type="dxa"/>
+            <w:tcW w:w="1436" w:type="dxa"/>
           </w:tcPr>
           <w:p>
             <w:pPr>
@@ -6573,11 +6948,19 @@
                 <w:szCs w:val="24"/>
               </w:rPr>
             </w:pPr>
+            <w:r>
+              <w:rPr>
+                <w:rFonts w:ascii="Times New Roman" w:eastAsia="Times New Roman" w:hAnsi="Times New Roman" w:cs="Times New Roman"/>
+                <w:sz w:val="24"/>
+                <w:szCs w:val="24"/>
+              </w:rPr>
+              <w:t>Parcial o con limitaciones</w:t>
+            </w:r>
           </w:p>
         </w:tc>
         <w:tc>
           <w:tcPr>
-            <w:tcW w:w="1463" w:type="dxa"/>
+            <w:tcW w:w="1459" w:type="dxa"/>
           </w:tcPr>
           <w:p>
             <w:pPr>
@@ -6588,11 +6971,19 @@
                 <w:szCs w:val="24"/>
               </w:rPr>
             </w:pPr>
+            <w:r>
+              <w:rPr>
+                <w:rFonts w:ascii="Times New Roman" w:eastAsia="Times New Roman" w:hAnsi="Times New Roman" w:cs="Times New Roman"/>
+                <w:sz w:val="24"/>
+                <w:szCs w:val="24"/>
+              </w:rPr>
+              <w:t>Disponible</w:t>
+            </w:r>
           </w:p>
         </w:tc>
         <w:tc>
           <w:tcPr>
-            <w:tcW w:w="1463" w:type="dxa"/>
+            <w:tcW w:w="1448" w:type="dxa"/>
           </w:tcPr>
           <w:p>
             <w:pPr>
@@ -6603,13 +6994,21 @@
                 <w:szCs w:val="24"/>
               </w:rPr>
             </w:pPr>
+            <w:r>
+              <w:rPr>
+                <w:rFonts w:ascii="Times New Roman" w:eastAsia="Times New Roman" w:hAnsi="Times New Roman" w:cs="Times New Roman"/>
+                <w:sz w:val="24"/>
+                <w:szCs w:val="24"/>
+              </w:rPr>
+              <w:t>Disponible</w:t>
+            </w:r>
           </w:p>
         </w:tc>
       </w:tr>
       <w:tr>
         <w:tc>
           <w:tcPr>
-            <w:tcW w:w="1463" w:type="dxa"/>
+            <w:tcW w:w="1550" w:type="dxa"/>
           </w:tcPr>
           <w:p>
             <w:pPr>
@@ -6620,11 +7019,19 @@
                 <w:szCs w:val="24"/>
               </w:rPr>
             </w:pPr>
+            <w:r>
+              <w:rPr>
+                <w:rFonts w:ascii="Times New Roman" w:eastAsia="Times New Roman" w:hAnsi="Times New Roman" w:cs="Times New Roman"/>
+                <w:sz w:val="24"/>
+                <w:szCs w:val="24"/>
+              </w:rPr>
+              <w:t>Roles diferenciados</w:t>
+            </w:r>
           </w:p>
         </w:tc>
         <w:tc>
           <w:tcPr>
-            <w:tcW w:w="1463" w:type="dxa"/>
+            <w:tcW w:w="1446" w:type="dxa"/>
           </w:tcPr>
           <w:p>
             <w:pPr>
@@ -6635,11 +7042,19 @@
                 <w:szCs w:val="24"/>
               </w:rPr>
             </w:pPr>
+            <w:r>
+              <w:rPr>
+                <w:rFonts w:ascii="Times New Roman" w:eastAsia="Times New Roman" w:hAnsi="Times New Roman" w:cs="Times New Roman"/>
+                <w:sz w:val="24"/>
+                <w:szCs w:val="24"/>
+              </w:rPr>
+              <w:t>No disponible</w:t>
+            </w:r>
           </w:p>
         </w:tc>
         <w:tc>
           <w:tcPr>
-            <w:tcW w:w="1463" w:type="dxa"/>
+            <w:tcW w:w="1439" w:type="dxa"/>
           </w:tcPr>
           <w:p>
             <w:pPr>
@@ -6650,11 +7065,19 @@
                 <w:szCs w:val="24"/>
               </w:rPr>
             </w:pPr>
+            <w:r>
+              <w:rPr>
+                <w:rFonts w:ascii="Times New Roman" w:eastAsia="Times New Roman" w:hAnsi="Times New Roman" w:cs="Times New Roman"/>
+                <w:sz w:val="24"/>
+                <w:szCs w:val="24"/>
+              </w:rPr>
+              <w:t>No disponible</w:t>
+            </w:r>
           </w:p>
         </w:tc>
         <w:tc>
           <w:tcPr>
-            <w:tcW w:w="1463" w:type="dxa"/>
+            <w:tcW w:w="1436" w:type="dxa"/>
           </w:tcPr>
           <w:p>
             <w:pPr>
@@ -6665,11 +7088,19 @@
                 <w:szCs w:val="24"/>
               </w:rPr>
             </w:pPr>
+            <w:r>
+              <w:rPr>
+                <w:rFonts w:ascii="Times New Roman" w:eastAsia="Times New Roman" w:hAnsi="Times New Roman" w:cs="Times New Roman"/>
+                <w:sz w:val="24"/>
+                <w:szCs w:val="24"/>
+              </w:rPr>
+              <w:t>No disponible</w:t>
+            </w:r>
           </w:p>
         </w:tc>
         <w:tc>
           <w:tcPr>
-            <w:tcW w:w="1463" w:type="dxa"/>
+            <w:tcW w:w="1459" w:type="dxa"/>
           </w:tcPr>
           <w:p>
             <w:pPr>
@@ -6680,11 +7111,19 @@
                 <w:szCs w:val="24"/>
               </w:rPr>
             </w:pPr>
+            <w:r>
+              <w:rPr>
+                <w:rFonts w:ascii="Times New Roman" w:eastAsia="Times New Roman" w:hAnsi="Times New Roman" w:cs="Times New Roman"/>
+                <w:sz w:val="24"/>
+                <w:szCs w:val="24"/>
+              </w:rPr>
+              <w:t>Parcial o con limitaciones</w:t>
+            </w:r>
           </w:p>
         </w:tc>
         <w:tc>
           <w:tcPr>
-            <w:tcW w:w="1463" w:type="dxa"/>
+            <w:tcW w:w="1448" w:type="dxa"/>
           </w:tcPr>
           <w:p>
             <w:pPr>
@@ -6695,13 +7134,21 @@
                 <w:szCs w:val="24"/>
               </w:rPr>
             </w:pPr>
+            <w:r>
+              <w:rPr>
+                <w:rFonts w:ascii="Times New Roman" w:eastAsia="Times New Roman" w:hAnsi="Times New Roman" w:cs="Times New Roman"/>
+                <w:sz w:val="24"/>
+                <w:szCs w:val="24"/>
+              </w:rPr>
+              <w:t>Disponible</w:t>
+            </w:r>
           </w:p>
         </w:tc>
       </w:tr>
       <w:tr>
         <w:tc>
           <w:tcPr>
-            <w:tcW w:w="1463" w:type="dxa"/>
+            <w:tcW w:w="1550" w:type="dxa"/>
           </w:tcPr>
           <w:p>
             <w:pPr>
@@ -6712,11 +7159,19 @@
                 <w:szCs w:val="24"/>
               </w:rPr>
             </w:pPr>
+            <w:r>
+              <w:rPr>
+                <w:rFonts w:ascii="Times New Roman" w:eastAsia="Times New Roman" w:hAnsi="Times New Roman" w:cs="Times New Roman"/>
+                <w:sz w:val="24"/>
+                <w:szCs w:val="24"/>
+              </w:rPr>
+              <w:t>Confirmación de acciones compartidas</w:t>
+            </w:r>
           </w:p>
         </w:tc>
         <w:tc>
           <w:tcPr>
-            <w:tcW w:w="1463" w:type="dxa"/>
+            <w:tcW w:w="1446" w:type="dxa"/>
           </w:tcPr>
           <w:p>
             <w:pPr>
@@ -6727,11 +7182,19 @@
                 <w:szCs w:val="24"/>
               </w:rPr>
             </w:pPr>
+            <w:r>
+              <w:rPr>
+                <w:rFonts w:ascii="Times New Roman" w:eastAsia="Times New Roman" w:hAnsi="Times New Roman" w:cs="Times New Roman"/>
+                <w:sz w:val="24"/>
+                <w:szCs w:val="24"/>
+              </w:rPr>
+              <w:t>No disponible</w:t>
+            </w:r>
           </w:p>
         </w:tc>
         <w:tc>
           <w:tcPr>
-            <w:tcW w:w="1463" w:type="dxa"/>
+            <w:tcW w:w="1439" w:type="dxa"/>
           </w:tcPr>
           <w:p>
             <w:pPr>
@@ -6742,11 +7205,19 @@
                 <w:szCs w:val="24"/>
               </w:rPr>
             </w:pPr>
+            <w:r>
+              <w:rPr>
+                <w:rFonts w:ascii="Times New Roman" w:eastAsia="Times New Roman" w:hAnsi="Times New Roman" w:cs="Times New Roman"/>
+                <w:sz w:val="24"/>
+                <w:szCs w:val="24"/>
+              </w:rPr>
+              <w:t>No disponible</w:t>
+            </w:r>
           </w:p>
         </w:tc>
         <w:tc>
           <w:tcPr>
-            <w:tcW w:w="1463" w:type="dxa"/>
+            <w:tcW w:w="1436" w:type="dxa"/>
           </w:tcPr>
           <w:p>
             <w:pPr>
@@ -6757,11 +7228,19 @@
                 <w:szCs w:val="24"/>
               </w:rPr>
             </w:pPr>
+            <w:r>
+              <w:rPr>
+                <w:rFonts w:ascii="Times New Roman" w:eastAsia="Times New Roman" w:hAnsi="Times New Roman" w:cs="Times New Roman"/>
+                <w:sz w:val="24"/>
+                <w:szCs w:val="24"/>
+              </w:rPr>
+              <w:t>No disponible</w:t>
+            </w:r>
           </w:p>
         </w:tc>
         <w:tc>
           <w:tcPr>
-            <w:tcW w:w="1463" w:type="dxa"/>
+            <w:tcW w:w="1459" w:type="dxa"/>
           </w:tcPr>
           <w:p>
             <w:pPr>
@@ -6772,11 +7251,19 @@
                 <w:szCs w:val="24"/>
               </w:rPr>
             </w:pPr>
+            <w:r>
+              <w:rPr>
+                <w:rFonts w:ascii="Times New Roman" w:eastAsia="Times New Roman" w:hAnsi="Times New Roman" w:cs="Times New Roman"/>
+                <w:sz w:val="24"/>
+                <w:szCs w:val="24"/>
+              </w:rPr>
+              <w:t>Parcial o con limitaciones</w:t>
+            </w:r>
           </w:p>
         </w:tc>
         <w:tc>
           <w:tcPr>
-            <w:tcW w:w="1463" w:type="dxa"/>
+            <w:tcW w:w="1448" w:type="dxa"/>
           </w:tcPr>
           <w:p>
             <w:pPr>
@@ -6787,13 +7274,21 @@
                 <w:szCs w:val="24"/>
               </w:rPr>
             </w:pPr>
+            <w:r>
+              <w:rPr>
+                <w:rFonts w:ascii="Times New Roman" w:eastAsia="Times New Roman" w:hAnsi="Times New Roman" w:cs="Times New Roman"/>
+                <w:sz w:val="24"/>
+                <w:szCs w:val="24"/>
+              </w:rPr>
+              <w:t>No disponible</w:t>
+            </w:r>
           </w:p>
         </w:tc>
       </w:tr>
       <w:tr>
         <w:tc>
           <w:tcPr>
-            <w:tcW w:w="1463" w:type="dxa"/>
+            <w:tcW w:w="1550" w:type="dxa"/>
           </w:tcPr>
           <w:p>
             <w:pPr>
@@ -6804,11 +7299,19 @@
                 <w:szCs w:val="24"/>
               </w:rPr>
             </w:pPr>
+            <w:r>
+              <w:rPr>
+                <w:rFonts w:ascii="Times New Roman" w:eastAsia="Times New Roman" w:hAnsi="Times New Roman" w:cs="Times New Roman"/>
+                <w:sz w:val="24"/>
+                <w:szCs w:val="24"/>
+              </w:rPr>
+              <w:t>Notificación al resto de cuidadores</w:t>
+            </w:r>
           </w:p>
         </w:tc>
         <w:tc>
           <w:tcPr>
-            <w:tcW w:w="1463" w:type="dxa"/>
+            <w:tcW w:w="1446" w:type="dxa"/>
           </w:tcPr>
           <w:p>
             <w:pPr>
@@ -6819,11 +7322,19 @@
                 <w:szCs w:val="24"/>
               </w:rPr>
             </w:pPr>
+            <w:r>
+              <w:rPr>
+                <w:rFonts w:ascii="Times New Roman" w:eastAsia="Times New Roman" w:hAnsi="Times New Roman" w:cs="Times New Roman"/>
+                <w:sz w:val="24"/>
+                <w:szCs w:val="24"/>
+              </w:rPr>
+              <w:t>No disponible</w:t>
+            </w:r>
           </w:p>
         </w:tc>
         <w:tc>
           <w:tcPr>
-            <w:tcW w:w="1463" w:type="dxa"/>
+            <w:tcW w:w="1439" w:type="dxa"/>
           </w:tcPr>
           <w:p>
             <w:pPr>
@@ -6834,11 +7345,19 @@
                 <w:szCs w:val="24"/>
               </w:rPr>
             </w:pPr>
+            <w:r>
+              <w:rPr>
+                <w:rFonts w:ascii="Times New Roman" w:eastAsia="Times New Roman" w:hAnsi="Times New Roman" w:cs="Times New Roman"/>
+                <w:sz w:val="24"/>
+                <w:szCs w:val="24"/>
+              </w:rPr>
+              <w:t>No disponible</w:t>
+            </w:r>
           </w:p>
         </w:tc>
         <w:tc>
           <w:tcPr>
-            <w:tcW w:w="1463" w:type="dxa"/>
+            <w:tcW w:w="1436" w:type="dxa"/>
           </w:tcPr>
           <w:p>
             <w:pPr>
@@ -6849,11 +7368,19 @@
                 <w:szCs w:val="24"/>
               </w:rPr>
             </w:pPr>
+            <w:r>
+              <w:rPr>
+                <w:rFonts w:ascii="Times New Roman" w:eastAsia="Times New Roman" w:hAnsi="Times New Roman" w:cs="Times New Roman"/>
+                <w:sz w:val="24"/>
+                <w:szCs w:val="24"/>
+              </w:rPr>
+              <w:t>Parcial o con limitaciones</w:t>
+            </w:r>
           </w:p>
         </w:tc>
         <w:tc>
           <w:tcPr>
-            <w:tcW w:w="1463" w:type="dxa"/>
+            <w:tcW w:w="1459" w:type="dxa"/>
           </w:tcPr>
           <w:p>
             <w:pPr>
@@ -6864,11 +7391,19 @@
                 <w:szCs w:val="24"/>
               </w:rPr>
             </w:pPr>
+            <w:r>
+              <w:rPr>
+                <w:rFonts w:ascii="Times New Roman" w:eastAsia="Times New Roman" w:hAnsi="Times New Roman" w:cs="Times New Roman"/>
+                <w:sz w:val="24"/>
+                <w:szCs w:val="24"/>
+              </w:rPr>
+              <w:t>Disponible</w:t>
+            </w:r>
           </w:p>
         </w:tc>
         <w:tc>
           <w:tcPr>
-            <w:tcW w:w="1463" w:type="dxa"/>
+            <w:tcW w:w="1448" w:type="dxa"/>
           </w:tcPr>
           <w:p>
             <w:pPr>
@@ -6879,6 +7414,154 @@
                 <w:szCs w:val="24"/>
               </w:rPr>
             </w:pPr>
+            <w:r>
+              <w:rPr>
+                <w:rFonts w:ascii="Times New Roman" w:eastAsia="Times New Roman" w:hAnsi="Times New Roman" w:cs="Times New Roman"/>
+                <w:sz w:val="24"/>
+                <w:szCs w:val="24"/>
+              </w:rPr>
+              <w:t>No disponible</w:t>
+            </w:r>
+          </w:p>
+        </w:tc>
+      </w:tr>
+      <w:tr>
+        <w:tc>
+          <w:tcPr>
+            <w:tcW w:w="1550" w:type="dxa"/>
+          </w:tcPr>
+          <w:p>
+            <w:pPr>
+              <w:jc w:val="both"/>
+              <w:rPr>
+                <w:rFonts w:ascii="Times New Roman" w:eastAsia="Times New Roman" w:hAnsi="Times New Roman" w:cs="Times New Roman"/>
+                <w:sz w:val="24"/>
+                <w:szCs w:val="24"/>
+              </w:rPr>
+            </w:pPr>
+            <w:r>
+              <w:rPr>
+                <w:rFonts w:ascii="Times New Roman" w:eastAsia="Times New Roman" w:hAnsi="Times New Roman" w:cs="Times New Roman"/>
+                <w:sz w:val="24"/>
+                <w:szCs w:val="24"/>
+              </w:rPr>
+              <w:t>Control de concurrencia</w:t>
+            </w:r>
+          </w:p>
+        </w:tc>
+        <w:tc>
+          <w:tcPr>
+            <w:tcW w:w="1446" w:type="dxa"/>
+          </w:tcPr>
+          <w:p>
+            <w:pPr>
+              <w:jc w:val="both"/>
+              <w:rPr>
+                <w:rFonts w:ascii="Times New Roman" w:eastAsia="Times New Roman" w:hAnsi="Times New Roman" w:cs="Times New Roman"/>
+                <w:sz w:val="24"/>
+                <w:szCs w:val="24"/>
+              </w:rPr>
+            </w:pPr>
+            <w:r>
+              <w:rPr>
+                <w:rFonts w:ascii="Times New Roman" w:eastAsia="Times New Roman" w:hAnsi="Times New Roman" w:cs="Times New Roman"/>
+                <w:sz w:val="24"/>
+                <w:szCs w:val="24"/>
+              </w:rPr>
+              <w:t>No disponible</w:t>
+            </w:r>
+          </w:p>
+        </w:tc>
+        <w:tc>
+          <w:tcPr>
+            <w:tcW w:w="1439" w:type="dxa"/>
+          </w:tcPr>
+          <w:p>
+            <w:pPr>
+              <w:jc w:val="both"/>
+              <w:rPr>
+                <w:rFonts w:ascii="Times New Roman" w:eastAsia="Times New Roman" w:hAnsi="Times New Roman" w:cs="Times New Roman"/>
+                <w:sz w:val="24"/>
+                <w:szCs w:val="24"/>
+              </w:rPr>
+            </w:pPr>
+            <w:r>
+              <w:rPr>
+                <w:rFonts w:ascii="Times New Roman" w:eastAsia="Times New Roman" w:hAnsi="Times New Roman" w:cs="Times New Roman"/>
+                <w:sz w:val="24"/>
+                <w:szCs w:val="24"/>
+              </w:rPr>
+              <w:t>No disponible</w:t>
+            </w:r>
+          </w:p>
+        </w:tc>
+        <w:tc>
+          <w:tcPr>
+            <w:tcW w:w="1436" w:type="dxa"/>
+          </w:tcPr>
+          <w:p>
+            <w:pPr>
+              <w:jc w:val="both"/>
+              <w:rPr>
+                <w:rFonts w:ascii="Times New Roman" w:eastAsia="Times New Roman" w:hAnsi="Times New Roman" w:cs="Times New Roman"/>
+                <w:sz w:val="24"/>
+                <w:szCs w:val="24"/>
+              </w:rPr>
+            </w:pPr>
+            <w:r>
+              <w:rPr>
+                <w:rFonts w:ascii="Times New Roman" w:eastAsia="Times New Roman" w:hAnsi="Times New Roman" w:cs="Times New Roman"/>
+                <w:sz w:val="24"/>
+                <w:szCs w:val="24"/>
+              </w:rPr>
+              <w:t>No disponible</w:t>
+            </w:r>
+          </w:p>
+        </w:tc>
+        <w:tc>
+          <w:tcPr>
+            <w:tcW w:w="1459" w:type="dxa"/>
+          </w:tcPr>
+          <w:p>
+            <w:pPr>
+              <w:jc w:val="both"/>
+              <w:rPr>
+                <w:rFonts w:ascii="Times New Roman" w:eastAsia="Times New Roman" w:hAnsi="Times New Roman" w:cs="Times New Roman"/>
+                <w:sz w:val="24"/>
+                <w:szCs w:val="24"/>
+              </w:rPr>
+            </w:pPr>
+            <w:r>
+              <w:rPr>
+                <w:rFonts w:ascii="Times New Roman" w:eastAsia="Times New Roman" w:hAnsi="Times New Roman" w:cs="Times New Roman"/>
+                <w:sz w:val="24"/>
+                <w:szCs w:val="24"/>
+              </w:rPr>
+              <w:t>No disponible</w:t>
+            </w:r>
+          </w:p>
+        </w:tc>
+        <w:tc>
+          <w:tcPr>
+            <w:tcW w:w="1448" w:type="dxa"/>
+          </w:tcPr>
+          <w:p>
+            <w:pPr>
+              <w:jc w:val="both"/>
+              <w:rPr>
+                <w:rFonts w:ascii="Times New Roman" w:eastAsia="Times New Roman" w:hAnsi="Times New Roman" w:cs="Times New Roman"/>
+                <w:sz w:val="24"/>
+                <w:szCs w:val="24"/>
+              </w:rPr>
+            </w:pPr>
+            <w:r>
+              <w:rPr>
+                <w:rFonts w:ascii="Times New Roman" w:eastAsia="Times New Roman" w:hAnsi="Times New Roman" w:cs="Times New Roman"/>
+                <w:sz w:val="24"/>
+                <w:szCs w:val="24"/>
+              </w:rPr>
+              <w:t>No disponible</w:t>
+            </w:r>
           </w:p>
         </w:tc>
       </w:tr>
@@ -6922,17 +7605,25 @@
           <w:sz w:val="24"/>
           <w:szCs w:val="24"/>
         </w:rPr>
-        <w:t xml:space="preserve">De la comparativa se extrae que ninguna de las herramientas analizadas ofrece una solución completa a la problemática identificada. PetDesk y VitusVet presentan un enfoque principalmente clínico y dependiente de la integración con clínicas veterinarias, lo que limita </w:t>
-      </w:r>
-      <w:r>
-        <w:rPr>
-          <w:rFonts w:ascii="Times New Roman" w:eastAsia="Times New Roman" w:hAnsi="Times New Roman" w:cs="Times New Roman"/>
-          <w:sz w:val="24"/>
-          <w:szCs w:val="24"/>
-        </w:rPr>
-        <w:lastRenderedPageBreak/>
-        <w:t>su utilidad en el contexto doméstico español. Dogo se centra exclusivamente en el adiestramiento canino y no cubre la gestión del cuidado diario de forma integral. 11Pets ofrece una solución más completa en cuanto a módulos de cuidado, pero su sistema multiusuario se basa en el uso compartido de una única cuenta, sin diferenciación de roles ni confirmación de acciones entre cuidadores. PetnotePlus es la herramienta más próxima al enfoque del presente proyecto, ya que incorpora módulos de medicación, comidas y paseos con acceso multiusuario y notificaciones entre cuidadores. Sin embargo, ninguna de las aplicaciones analizadas implementa un mecanismo de control de concurrencia que impida la confirmación simultánea de una misma acción por parte de varios cuidadores, ni está disponible como aplicación web progresiva sin necesidad de instalación. Estas carencias justifican el desarrollo de la herramienta propuesta en el presente trabajo.</w:t>
-      </w:r>
+        <w:t>De la comparativa se extrae que ninguna de las herramientas analizadas ofrece una solución completa a la problemática identificada. PetDesk y VitusVet presentan un enfoque principalmente clínico y dependiente de la integración con clínicas veterinarias, lo que limita su utilidad en el contexto doméstico español. Dogo se centra exclusivamente en el adiestramiento canino y no cubre la gestión del cuidado diario de forma integral. 11Pets ofrece una solución más completa en cuanto a módulos de cuidado, pero su sistema multiusuario se basa en el uso compartido de una única cuenta, sin diferenciación de roles ni confirmación de acciones entre cuidadores. PetnotePlus es la herramienta más próxima al enfoque del presente proyecto, ya que incorpora módulos de medicación, comidas y paseos con acceso multiusuario y notificaciones entre cuidadores. Sin embargo, ninguna de las aplicaciones analizadas implementa un mecanismo de control de concurrencia que impida la confirmación simultánea de una misma acción por parte de varios cuidadores, ni está disponible como aplicación web progresiva sin necesidad de instalación. Estas carencias justifican el desarrollo de la herramienta propuesta en el presente trabajo.</w:t>
+      </w:r>
+    </w:p>
+    <w:p>
+      <w:pPr>
+        <w:pBdr>
+          <w:top w:val="nil"/>
+          <w:left w:val="nil"/>
+          <w:bottom w:val="nil"/>
+          <w:right w:val="nil"/>
+          <w:between w:val="nil"/>
+        </w:pBdr>
+        <w:jc w:val="both"/>
+        <w:rPr>
+          <w:rFonts w:ascii="Times New Roman" w:eastAsia="Times New Roman" w:hAnsi="Times New Roman" w:cs="Times New Roman"/>
+          <w:sz w:val="24"/>
+          <w:szCs w:val="24"/>
+        </w:rPr>
+      </w:pPr>
     </w:p>
     <w:p>
       <w:pPr>
@@ -7014,25 +7705,142 @@
           <w:sz w:val="24"/>
           <w:szCs w:val="24"/>
         </w:rPr>
-        <w:t xml:space="preserve">También se puede incluir al final del capítulo 2 un apartado de valoración, en el que el alumno juzgue los pros y contras de la información expuesta en los apartados anteriores con la intención de dejar constancia de la necesidad de abordar este trabajo, es decir, de hacer algo nuevo que cubra un hueco o carencia que el resto de </w:t>
-      </w:r>
-      <w:proofErr w:type="gramStart"/>
-      <w:r>
-        <w:rPr>
-          <w:rFonts w:ascii="Times New Roman" w:eastAsia="Times New Roman" w:hAnsi="Times New Roman" w:cs="Times New Roman"/>
-          <w:sz w:val="24"/>
-          <w:szCs w:val="24"/>
-        </w:rPr>
-        <w:t>herramientas</w:t>
-      </w:r>
-      <w:proofErr w:type="gramEnd"/>
-      <w:r>
-        <w:rPr>
-          <w:rFonts w:ascii="Times New Roman" w:eastAsia="Times New Roman" w:hAnsi="Times New Roman" w:cs="Times New Roman"/>
-          <w:sz w:val="24"/>
-          <w:szCs w:val="24"/>
-        </w:rPr>
-        <w:t xml:space="preserve"> estudiadas no cubría satisfactoriamente.</w:t>
+        <w:t>Tras el análisis realizado, puede observarse que la gran mayoría de herramientas disponibles en el mercado están orientadas bien a la gestión del historial clínico y a la comunicación con profesionales veterinarios (PetDesk, VitusVet), bien al adiestramiento y el comportamiento animal (Dogo). Solo una pequeña parte de las soluciones estudiadas, concretamente 11Pets y PetnotePlus, aborda la gestión del cuidado animal de forma más integral. Esto refleja que existe un nicho poco cubierto: la coordinación del cuidado cotidiano entre varios cuidadores en el hogar.</w:t>
+      </w:r>
+    </w:p>
+    <w:p>
+      <w:pPr>
+        <w:pBdr>
+          <w:top w:val="nil"/>
+          <w:left w:val="nil"/>
+          <w:bottom w:val="nil"/>
+          <w:right w:val="nil"/>
+          <w:between w:val="nil"/>
+        </w:pBdr>
+        <w:jc w:val="both"/>
+        <w:rPr>
+          <w:rFonts w:ascii="Times New Roman" w:eastAsia="Times New Roman" w:hAnsi="Times New Roman" w:cs="Times New Roman"/>
+          <w:sz w:val="24"/>
+          <w:szCs w:val="24"/>
+        </w:rPr>
+      </w:pPr>
+    </w:p>
+    <w:p>
+      <w:pPr>
+        <w:pBdr>
+          <w:top w:val="nil"/>
+          <w:left w:val="nil"/>
+          <w:bottom w:val="nil"/>
+          <w:right w:val="nil"/>
+          <w:between w:val="nil"/>
+        </w:pBdr>
+        <w:jc w:val="both"/>
+        <w:rPr>
+          <w:rFonts w:ascii="Times New Roman" w:eastAsia="Times New Roman" w:hAnsi="Times New Roman" w:cs="Times New Roman"/>
+          <w:sz w:val="24"/>
+          <w:szCs w:val="24"/>
+        </w:rPr>
+      </w:pPr>
+      <w:r>
+        <w:rPr>
+          <w:rFonts w:ascii="Times New Roman" w:eastAsia="Times New Roman" w:hAnsi="Times New Roman" w:cs="Times New Roman"/>
+          <w:sz w:val="24"/>
+          <w:szCs w:val="24"/>
+        </w:rPr>
+        <w:t xml:space="preserve">Ninguna de las herramientas analizadas implementa un sistema real de control de concurrencia que impida confirmar la misma acción simultáneamente desde varios dispositivos. Los sistemas multiusuario de la mayoría se basan en compartir una única cuenta o en una sincronización básica, sin diferenciación real de roles ni trazabilidad de quién realizó cada acción. Asimismo, varias herramientas presentan limitaciones funcionales </w:t>
+      </w:r>
+      <w:r>
+        <w:rPr>
+          <w:rFonts w:ascii="Times New Roman" w:eastAsia="Times New Roman" w:hAnsi="Times New Roman" w:cs="Times New Roman"/>
+          <w:sz w:val="24"/>
+          <w:szCs w:val="24"/>
+        </w:rPr>
+        <w:lastRenderedPageBreak/>
+        <w:t>relevantes en su versión gratuita, como la restricción a un número máximo de mascotas o de elementos de seguimiento, lo que puede suponer una barrera de acceso para muchos usuarios. Por otra parte, todas las herramientas analizadas son aplicaciones nativas que requieren instalación desde una tienda de aplicaciones, con el consiguiente consumo de almacenamiento en el dispositivo y la dependencia de las políticas de distribución de cada plataforma.</w:t>
+      </w:r>
+    </w:p>
+    <w:p>
+      <w:pPr>
+        <w:pBdr>
+          <w:top w:val="nil"/>
+          <w:left w:val="nil"/>
+          <w:bottom w:val="nil"/>
+          <w:right w:val="nil"/>
+          <w:between w:val="nil"/>
+        </w:pBdr>
+        <w:jc w:val="both"/>
+        <w:rPr>
+          <w:rFonts w:ascii="Times New Roman" w:eastAsia="Times New Roman" w:hAnsi="Times New Roman" w:cs="Times New Roman"/>
+          <w:sz w:val="24"/>
+          <w:szCs w:val="24"/>
+        </w:rPr>
+      </w:pPr>
+    </w:p>
+    <w:p>
+      <w:pPr>
+        <w:pBdr>
+          <w:top w:val="nil"/>
+          <w:left w:val="nil"/>
+          <w:bottom w:val="nil"/>
+          <w:right w:val="nil"/>
+          <w:between w:val="nil"/>
+        </w:pBdr>
+        <w:jc w:val="both"/>
+        <w:rPr>
+          <w:rFonts w:ascii="Times New Roman" w:eastAsia="Times New Roman" w:hAnsi="Times New Roman" w:cs="Times New Roman"/>
+          <w:sz w:val="24"/>
+          <w:szCs w:val="24"/>
+        </w:rPr>
+      </w:pPr>
+      <w:r>
+        <w:rPr>
+          <w:rFonts w:ascii="Times New Roman" w:eastAsia="Times New Roman" w:hAnsi="Times New Roman" w:cs="Times New Roman"/>
+          <w:sz w:val="24"/>
+          <w:szCs w:val="24"/>
+        </w:rPr>
+        <w:t>En el caso de PetnotePlus, que es la herramienta más completa de las analizadas, aunque permite el acceso multiusuario con sincronización en tiempo real, no dispone de un mecanismo de bloqueo que impida que dos cuidadores confirmen la misma acción de forma simultánea, lo que puede dar lugar a registros duplicados. Además, la versión gratuita limita el seguimiento a 8 elementos por mascota e incluye publicidad, lo que puede resultar insuficiente o intrusivo para un uso doméstico completo.</w:t>
+      </w:r>
+    </w:p>
+    <w:p>
+      <w:pPr>
+        <w:pBdr>
+          <w:top w:val="nil"/>
+          <w:left w:val="nil"/>
+          <w:bottom w:val="nil"/>
+          <w:right w:val="nil"/>
+          <w:between w:val="nil"/>
+        </w:pBdr>
+        <w:jc w:val="both"/>
+        <w:rPr>
+          <w:rFonts w:ascii="Times New Roman" w:eastAsia="Times New Roman" w:hAnsi="Times New Roman" w:cs="Times New Roman"/>
+          <w:sz w:val="24"/>
+          <w:szCs w:val="24"/>
+        </w:rPr>
+      </w:pPr>
+    </w:p>
+    <w:p>
+      <w:pPr>
+        <w:pBdr>
+          <w:top w:val="nil"/>
+          <w:left w:val="nil"/>
+          <w:bottom w:val="nil"/>
+          <w:right w:val="nil"/>
+          <w:between w:val="nil"/>
+        </w:pBdr>
+        <w:jc w:val="both"/>
+        <w:rPr>
+          <w:rFonts w:ascii="Times New Roman" w:eastAsia="Times New Roman" w:hAnsi="Times New Roman" w:cs="Times New Roman"/>
+          <w:sz w:val="24"/>
+          <w:szCs w:val="24"/>
+        </w:rPr>
+      </w:pPr>
+      <w:r>
+        <w:rPr>
+          <w:rFonts w:ascii="Times New Roman" w:eastAsia="Times New Roman" w:hAnsi="Times New Roman" w:cs="Times New Roman"/>
+          <w:sz w:val="24"/>
+          <w:szCs w:val="24"/>
+        </w:rPr>
+        <w:t>La aplicación propuesta en este trabajo tiene como objetivo cubrir el vacío identificado: una herramienta específicamente diseñada para la coordinación del cuidado de mascotas entre varios cuidadores en un mismo hogar. A diferencia de las soluciones analizadas, incorpora un sistema de control de concurrencia que garantiza que una misma acción no pueda ser confirmada por dos usuarios de forma simultánea. El sistema multiusuario está basado en roles diferenciados con cuentas independientes, trazabilidad de acciones y notificaciones en tiempo real. Adicionalmente, al desarrollarse como una aplicación web progresiva (PWA) con diseño responsive, elimina la necesidad de instalación y es accesible desde cualquier dispositivo con navegador, incluyendo móviles, tabletas y ordenadores. En los capítulos siguientes se describe el proceso de diseño e implementación de dicha solución.</w:t>
       </w:r>
     </w:p>
     <w:p>

--- a/docs/Capítulo 2 - Antecedentes.docx
+++ b/docs/Capítulo 2 - Antecedentes.docx
@@ -3295,7 +3295,25 @@
           <w:sz w:val="24"/>
           <w:szCs w:val="24"/>
         </w:rPr>
-        <w:t>Calendario de Potty Training (Control de esfínteres): Un registro visual donde marcas si el perro hizo sus necesidades fuera, dentro o si hubo un "accidente", ideal para cachorros.</w:t>
+        <w:t xml:space="preserve">Calendario de </w:t>
+      </w:r>
+      <w:proofErr w:type="spellStart"/>
+      <w:r>
+        <w:rPr>
+          <w:rFonts w:ascii="Times New Roman" w:eastAsia="Times New Roman" w:hAnsi="Times New Roman" w:cs="Times New Roman"/>
+          <w:sz w:val="24"/>
+          <w:szCs w:val="24"/>
+        </w:rPr>
+        <w:t>Potty</w:t>
+      </w:r>
+      <w:proofErr w:type="spellEnd"/>
+      <w:r>
+        <w:rPr>
+          <w:rFonts w:ascii="Times New Roman" w:eastAsia="Times New Roman" w:hAnsi="Times New Roman" w:cs="Times New Roman"/>
+          <w:sz w:val="24"/>
+          <w:szCs w:val="24"/>
+        </w:rPr>
+        <w:t xml:space="preserve"> Training (Control de esfínteres): Un registro visual donde marcas si el perro hizo sus necesidades fuera, dentro o si hubo un "accidente", ideal para cachorros.</w:t>
       </w:r>
     </w:p>
     <w:p>
@@ -4178,7 +4196,23 @@
           <w:sz w:val="24"/>
           <w:szCs w:val="24"/>
         </w:rPr>
-        <w:t xml:space="preserve"> modulos que </w:t>
+        <w:t xml:space="preserve"> </w:t>
+      </w:r>
+      <w:r>
+        <w:rPr>
+          <w:rFonts w:ascii="Times New Roman" w:eastAsia="Times New Roman" w:hAnsi="Times New Roman" w:cs="Times New Roman"/>
+          <w:sz w:val="24"/>
+          <w:szCs w:val="24"/>
+        </w:rPr>
+        <w:t>módulos</w:t>
+      </w:r>
+      <w:r>
+        <w:rPr>
+          <w:rFonts w:ascii="Times New Roman" w:eastAsia="Times New Roman" w:hAnsi="Times New Roman" w:cs="Times New Roman"/>
+          <w:sz w:val="24"/>
+          <w:szCs w:val="24"/>
+        </w:rPr>
+        <w:t xml:space="preserve"> que </w:t>
       </w:r>
       <w:r>
         <w:rPr>
@@ -5569,7 +5603,25 @@
           <w:sz w:val="24"/>
           <w:szCs w:val="24"/>
         </w:rPr>
-        <w:t>. Asimismo, cuenta con un sistema de confirmación de acciones compartidas en la que, al establecer un recordatorio de medicación, la aplicación permite establecerlo como “Realizado”. Esto es visible para todos los que comparten el perfil del animal. Uno de los mayores valores de la herramienta es la notificación en tiempo real. Si un miembro de la familia confirma que ya ha dado la medicación o ha asistido a una cita, el resto de cuidadores recibe una notificación para evitar que se duplique la dosis o acción.</w:t>
+        <w:t xml:space="preserve">. Asimismo, cuenta con un sistema de confirmación de acciones compartidas en la que, al establecer un recordatorio de medicación, la aplicación permite establecerlo como “Realizado”. Esto es visible para todos los que comparten el perfil del animal. Uno de los mayores valores de la herramienta es la notificación en tiempo real. Si un miembro de la familia confirma que ya ha dado la medicación o ha asistido a una cita, el resto de </w:t>
+      </w:r>
+      <w:proofErr w:type="gramStart"/>
+      <w:r>
+        <w:rPr>
+          <w:rFonts w:ascii="Times New Roman" w:eastAsia="Times New Roman" w:hAnsi="Times New Roman" w:cs="Times New Roman"/>
+          <w:sz w:val="24"/>
+          <w:szCs w:val="24"/>
+        </w:rPr>
+        <w:t>cuidadores</w:t>
+      </w:r>
+      <w:proofErr w:type="gramEnd"/>
+      <w:r>
+        <w:rPr>
+          <w:rFonts w:ascii="Times New Roman" w:eastAsia="Times New Roman" w:hAnsi="Times New Roman" w:cs="Times New Roman"/>
+          <w:sz w:val="24"/>
+          <w:szCs w:val="24"/>
+        </w:rPr>
+        <w:t xml:space="preserve"> recibe una notificación para evitar que se duplique la dosis o acción.</w:t>
       </w:r>
     </w:p>
     <w:p>
